--- a/fuentes/08140000_CF01_CFA.docx
+++ b/fuentes/08140000_CF01_CFA.docx
@@ -1,6 +1,6 @@
 
 <file path=word/document.xml><?xml version="1.0" encoding="utf-8"?>
-<w:document xmlns:wpc="http://schemas.microsoft.com/office/word/2010/wordprocessingCanvas" xmlns:cx="http://schemas.microsoft.com/office/drawing/2014/chartex" xmlns:cx1="http://schemas.microsoft.com/office/drawing/2015/9/8/chartex" xmlns:cx2="http://schemas.microsoft.com/office/drawing/2015/10/21/chartex" xmlns:cx3="http://schemas.microsoft.com/office/drawing/2016/5/9/chartex" xmlns:cx4="http://schemas.microsoft.com/office/drawing/2016/5/10/chartex" xmlns:cx5="http://schemas.microsoft.com/office/drawing/2016/5/11/chartex" xmlns:cx6="http://schemas.microsoft.com/office/drawing/2016/5/12/chartex" xmlns:cx7="http://schemas.microsoft.com/office/drawing/2016/5/13/chartex" xmlns:cx8="http://schemas.microsoft.com/office/drawing/2016/5/14/chartex" xmlns:mc="http://schemas.openxmlformats.org/markup-compatibility/2006" xmlns:aink="http://schemas.microsoft.com/office/drawing/2016/ink" xmlns:am3d="http://schemas.microsoft.com/office/drawing/2017/model3d" xmlns:o="urn:schemas-microsoft-com:office:office" xmlns:r="http://schemas.openxmlformats.org/officeDocument/2006/relationships" xmlns:m="http://schemas.openxmlformats.org/officeDocument/2006/math" xmlns:v="urn:schemas-microsoft-com:vml" xmlns:wp14="http://schemas.microsoft.com/office/word/2010/wordprocessingDrawing" xmlns:wp="http://schemas.openxmlformats.org/drawingml/2006/wordprocessingDrawing" xmlns:w10="urn:schemas-microsoft-com:office:word" xmlns:w="http://schemas.openxmlformats.org/wordprocessingml/2006/main" xmlns:w14="http://schemas.microsoft.com/office/word/2010/wordml" xmlns:w15="http://schemas.microsoft.com/office/word/2012/wordml" xmlns:w16cex="http://schemas.microsoft.com/office/word/2018/wordml/cex" xmlns:w16cid="http://schemas.microsoft.com/office/word/2016/wordml/cid" xmlns:w16="http://schemas.microsoft.com/office/word/2018/wordml" xmlns:w16sdtdh="http://schemas.microsoft.com/office/word/2020/wordml/sdtdatahash" xmlns:w16se="http://schemas.microsoft.com/office/word/2015/wordml/symex" xmlns:wpg="http://schemas.microsoft.com/office/word/2010/wordprocessingGroup" xmlns:wpi="http://schemas.microsoft.com/office/word/2010/wordprocessingInk" xmlns:wne="http://schemas.microsoft.com/office/word/2006/wordml" xmlns:wps="http://schemas.microsoft.com/office/word/2010/wordprocessingShape" mc:Ignorable="w14 w15 w16se w16cid w16 w16cex w16sdtdh wp14">
+<w:document xmlns:wpc="http://schemas.microsoft.com/office/word/2010/wordprocessingCanvas" xmlns:cx="http://schemas.microsoft.com/office/drawing/2014/chartex" xmlns:cx1="http://schemas.microsoft.com/office/drawing/2015/9/8/chartex" xmlns:cx2="http://schemas.microsoft.com/office/drawing/2015/10/21/chartex" xmlns:cx3="http://schemas.microsoft.com/office/drawing/2016/5/9/chartex" xmlns:cx4="http://schemas.microsoft.com/office/drawing/2016/5/10/chartex" xmlns:cx5="http://schemas.microsoft.com/office/drawing/2016/5/11/chartex" xmlns:cx6="http://schemas.microsoft.com/office/drawing/2016/5/12/chartex" xmlns:cx7="http://schemas.microsoft.com/office/drawing/2016/5/13/chartex" xmlns:cx8="http://schemas.microsoft.com/office/drawing/2016/5/14/chartex" xmlns:mc="http://schemas.openxmlformats.org/markup-compatibility/2006" xmlns:aink="http://schemas.microsoft.com/office/drawing/2016/ink" xmlns:am3d="http://schemas.microsoft.com/office/drawing/2017/model3d" xmlns:o="urn:schemas-microsoft-com:office:office" xmlns:oel="http://schemas.microsoft.com/office/2019/extlst" xmlns:r="http://schemas.openxmlformats.org/officeDocument/2006/relationships" xmlns:m="http://schemas.openxmlformats.org/officeDocument/2006/math" xmlns:v="urn:schemas-microsoft-com:vml" xmlns:wp14="http://schemas.microsoft.com/office/word/2010/wordprocessingDrawing" xmlns:wp="http://schemas.openxmlformats.org/drawingml/2006/wordprocessingDrawing" xmlns:w10="urn:schemas-microsoft-com:office:word" xmlns:w="http://schemas.openxmlformats.org/wordprocessingml/2006/main" xmlns:w14="http://schemas.microsoft.com/office/word/2010/wordml" xmlns:w15="http://schemas.microsoft.com/office/word/2012/wordml" xmlns:w16cex="http://schemas.microsoft.com/office/word/2018/wordml/cex" xmlns:w16cid="http://schemas.microsoft.com/office/word/2016/wordml/cid" xmlns:w16="http://schemas.microsoft.com/office/word/2018/wordml" xmlns:w16du="http://schemas.microsoft.com/office/word/2023/wordml/word16du" xmlns:w16sdtdh="http://schemas.microsoft.com/office/word/2020/wordml/sdtdatahash" xmlns:w16sdtfl="http://schemas.microsoft.com/office/word/2024/wordml/sdtformatlock" xmlns:w16se="http://schemas.microsoft.com/office/word/2015/wordml/symex" xmlns:wpg="http://schemas.microsoft.com/office/word/2010/wordprocessingGroup" xmlns:wpi="http://schemas.microsoft.com/office/word/2010/wordprocessingInk" xmlns:wne="http://schemas.microsoft.com/office/word/2006/wordml" xmlns:wps="http://schemas.microsoft.com/office/word/2010/wordprocessingShape" mc:Ignorable="w14 w15 w16se w16cid w16 w16cex w16sdtdh w16sdtfl w16du wp14">
   <w:body>
     <w:p>
       <w:pPr>
@@ -205,7 +205,7 @@
               </wp:anchor>
             </w:drawing>
           </mc:Choice>
-          <mc:Fallback xmlns:oel="http://schemas.microsoft.com/office/2019/extlst" xmlns:w16du="http://schemas.microsoft.com/office/word/2023/wordml/word16du" xmlns:w16sdtfl="http://schemas.microsoft.com/office/word/2024/wordml/sdtformatlock" xmlns:w16cei="http://schemas.microsoft.com/office/word/2026/wordml/cei">
+          <mc:Fallback xmlns:w16cei="http://schemas.microsoft.com/office/word/2026/wordml/cei">
             <w:pict>
               <v:rect w14:anchorId="4C256C62" id="Rectángulo 3" o:spid="_x0000_s1026" alt="&quot;&quot;" style="position:absolute;margin-left:-55.95pt;margin-top:26.4pt;width:613.85pt;height:164.25pt;z-index:-251655168;visibility:visible;mso-wrap-style:square;mso-height-percent:0;mso-wrap-distance-left:9pt;mso-wrap-distance-top:0;mso-wrap-distance-right:9pt;mso-wrap-distance-bottom:0;mso-position-horizontal:absolute;mso-position-horizontal-relative:text;mso-position-vertical:absolute;mso-position-vertical-relative:text;mso-height-percent:0;mso-height-relative:margin;v-text-anchor:middle" o:gfxdata="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" fillcolor="#00314d" stroked="f" strokeweight="1pt"/>
             </w:pict>
@@ -318,7 +318,7 @@
                 <v:stroke joinstyle="miter"/>
                 <v:path gradientshapeok="t" o:connecttype="rect"/>
               </v:shapetype>
-              <v:shape id="Cuadro de texto 2" o:spid="_x0000_s1026" type="#_x0000_t202" alt="&quot;&quot;" style="position:absolute;left:0;text-align:left;margin-left:-25.2pt;margin-top:35.55pt;width:549pt;height:102.95pt;z-index:251663360;visibility:visible;mso-wrap-style:square;mso-width-percent:0;mso-height-percent:0;mso-wrap-distance-left:9pt;mso-wrap-distance-top:3.6pt;mso-wrap-distance-right:9pt;mso-wrap-distance-bottom:3.6pt;mso-position-horizontal:absolute;mso-position-horizontal-relative:margin;mso-position-vertical:absolute;mso-position-vertical-relative:text;mso-width-percent:0;mso-height-percent:0;mso-width-relative:margin;mso-height-relative:margin;v-text-anchor:top" o:gfxdata="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" filled="f" stroked="f">
+              <v:shape id="Cuadro de texto 2" o:spid="_x0000_s1026" type="#_x0000_t202" alt="&quot;&quot;" style="position:absolute;left:0;text-align:left;margin-left:-25.2pt;margin-top:35.55pt;width:549pt;height:102.95pt;z-index:251663360;visibility:visible;mso-wrap-style:square;mso-width-percent:0;mso-height-percent:0;mso-wrap-distance-left:9pt;mso-wrap-distance-top:3.6pt;mso-wrap-distance-right:9pt;mso-wrap-distance-bottom:3.6pt;mso-position-horizontal:absolute;mso-position-horizontal-relative:margin;mso-position-vertical:absolute;mso-position-vertical-relative:text;mso-width-percent:0;mso-height-percent:0;mso-width-relative:margin;mso-height-relative:margin;v-text-anchor:top" o:gfxdata="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" filled="f" stroked="f">
                 <v:textbox>
                   <w:txbxContent>
                     <w:p>
@@ -527,7 +527,6 @@
           <w:docPartUnique/>
         </w:docPartObj>
       </w:sdtPr>
-      <w:sdtEndPr/>
       <w:sdtContent>
         <w:p>
           <w:pPr>
@@ -549,10 +548,9 @@
             <w:rPr>
               <w:rFonts w:eastAsiaTheme="minorEastAsia"/>
               <w:noProof/>
-              <w:kern w:val="0"/>
-              <w:sz w:val="22"/>
+              <w:sz w:val="24"/>
+              <w:szCs w:val="24"/>
               <w:lang w:eastAsia="es-CO"/>
-              <w14:ligatures w14:val="none"/>
             </w:rPr>
           </w:pPr>
           <w:r>
@@ -564,7 +562,7 @@
           <w:r>
             <w:fldChar w:fldCharType="separate"/>
           </w:r>
-          <w:hyperlink w:anchor="_Toc240098656" w:history="1">
+          <w:hyperlink w:anchor="_Toc241672797" w:history="1">
             <w:r>
               <w:rPr>
                 <w:rStyle w:val="Hipervnculo"/>
@@ -591,7 +589,7 @@
                 <w:noProof/>
                 <w:webHidden/>
               </w:rPr>
-              <w:instrText xml:space="preserve"> PAGEREF _Toc240098656 \h </w:instrText>
+              <w:instrText xml:space="preserve"> PAGEREF _Toc241672797 \h </w:instrText>
             </w:r>
             <w:r>
               <w:rPr>
@@ -631,13 +629,12 @@
             <w:rPr>
               <w:rFonts w:eastAsiaTheme="minorEastAsia"/>
               <w:noProof/>
-              <w:kern w:val="0"/>
-              <w:sz w:val="22"/>
+              <w:sz w:val="24"/>
+              <w:szCs w:val="24"/>
               <w:lang w:eastAsia="es-CO"/>
-              <w14:ligatures w14:val="none"/>
             </w:rPr>
           </w:pPr>
-          <w:hyperlink w:anchor="_Toc240098657" w:history="1">
+          <w:hyperlink w:anchor="_Toc241672798" w:history="1">
             <w:r>
               <w:rPr>
                 <w:rStyle w:val="Hipervnculo"/>
@@ -664,7 +661,7 @@
                 <w:noProof/>
                 <w:webHidden/>
               </w:rPr>
-              <w:instrText xml:space="preserve"> PAGEREF _Toc240098657 \h </w:instrText>
+              <w:instrText xml:space="preserve"> PAGEREF _Toc241672798 \h </w:instrText>
             </w:r>
             <w:r>
               <w:rPr>
@@ -704,19 +701,18 @@
             <w:rPr>
               <w:rFonts w:eastAsiaTheme="minorEastAsia"/>
               <w:noProof/>
-              <w:kern w:val="0"/>
-              <w:sz w:val="22"/>
+              <w:sz w:val="24"/>
+              <w:szCs w:val="24"/>
               <w:lang w:eastAsia="es-CO"/>
-              <w14:ligatures w14:val="none"/>
             </w:rPr>
           </w:pPr>
-          <w:hyperlink w:anchor="_Toc240098658" w:history="1">
+          <w:hyperlink w:anchor="_Toc241672799" w:history="1">
             <w:r>
               <w:rPr>
                 <w:rStyle w:val="Hipervnculo"/>
                 <w:noProof/>
               </w:rPr>
-              <w:t>1.1. Concepto, nodos y flujos logísticos</w:t>
+              <w:t>1.1. Concepto, nodos, y flujos logísticos</w:t>
             </w:r>
             <w:r>
               <w:rPr>
@@ -737,7 +733,7 @@
                 <w:noProof/>
                 <w:webHidden/>
               </w:rPr>
-              <w:instrText xml:space="preserve"> PAGEREF _Toc240098658 \h </w:instrText>
+              <w:instrText xml:space="preserve"> PAGEREF _Toc241672799 \h </w:instrText>
             </w:r>
             <w:r>
               <w:rPr>
@@ -777,13 +773,12 @@
             <w:rPr>
               <w:rFonts w:eastAsiaTheme="minorEastAsia"/>
               <w:noProof/>
-              <w:kern w:val="0"/>
-              <w:sz w:val="22"/>
+              <w:sz w:val="24"/>
+              <w:szCs w:val="24"/>
               <w:lang w:eastAsia="es-CO"/>
-              <w14:ligatures w14:val="none"/>
             </w:rPr>
           </w:pPr>
-          <w:hyperlink w:anchor="_Toc240098659" w:history="1">
+          <w:hyperlink w:anchor="_Toc241672800" w:history="1">
             <w:r>
               <w:rPr>
                 <w:rStyle w:val="Hipervnculo"/>
@@ -798,13 +793,7 @@
                 <w:spacing w:val="20"/>
                 <w:lang w:val="en-US"/>
               </w:rPr>
-              <w:t xml:space="preserve"> </w:t>
-            </w:r>
-            <w:r>
-              <w:rPr>
-                <w:rStyle w:val="Extranjerismo"/>
-              </w:rPr>
-              <w:t>Supply Chain Management</w:t>
+              <w:t xml:space="preserve"> Supply Chain Management</w:t>
             </w:r>
             <w:r>
               <w:rPr>
@@ -832,7 +821,7 @@
                 <w:noProof/>
                 <w:webHidden/>
               </w:rPr>
-              <w:instrText xml:space="preserve"> PAGEREF _Toc240098659 \h </w:instrText>
+              <w:instrText xml:space="preserve"> PAGEREF _Toc241672800 \h </w:instrText>
             </w:r>
             <w:r>
               <w:rPr>
@@ -872,13 +861,12 @@
             <w:rPr>
               <w:rFonts w:eastAsiaTheme="minorEastAsia"/>
               <w:noProof/>
-              <w:kern w:val="0"/>
-              <w:sz w:val="22"/>
+              <w:sz w:val="24"/>
+              <w:szCs w:val="24"/>
               <w:lang w:eastAsia="es-CO"/>
-              <w14:ligatures w14:val="none"/>
             </w:rPr>
           </w:pPr>
-          <w:hyperlink w:anchor="_Toc240098660" w:history="1">
+          <w:hyperlink w:anchor="_Toc241672801" w:history="1">
             <w:r>
               <w:rPr>
                 <w:rStyle w:val="Hipervnculo"/>
@@ -905,7 +893,7 @@
                 <w:noProof/>
                 <w:webHidden/>
               </w:rPr>
-              <w:instrText xml:space="preserve"> PAGEREF _Toc240098660 \h </w:instrText>
+              <w:instrText xml:space="preserve"> PAGEREF _Toc241672801 \h </w:instrText>
             </w:r>
             <w:r>
               <w:rPr>
@@ -925,7 +913,7 @@
                 <w:noProof/>
                 <w:webHidden/>
               </w:rPr>
-              <w:t>15</w:t>
+              <w:t>17</w:t>
             </w:r>
             <w:r>
               <w:rPr>
@@ -945,13 +933,12 @@
             <w:rPr>
               <w:rFonts w:eastAsiaTheme="minorEastAsia"/>
               <w:noProof/>
-              <w:kern w:val="0"/>
-              <w:sz w:val="22"/>
+              <w:sz w:val="24"/>
+              <w:szCs w:val="24"/>
               <w:lang w:eastAsia="es-CO"/>
-              <w14:ligatures w14:val="none"/>
             </w:rPr>
           </w:pPr>
-          <w:hyperlink w:anchor="_Toc240098661" w:history="1">
+          <w:hyperlink w:anchor="_Toc241672802" w:history="1">
             <w:r>
               <w:rPr>
                 <w:rStyle w:val="Hipervnculo"/>
@@ -978,7 +965,7 @@
                 <w:noProof/>
                 <w:webHidden/>
               </w:rPr>
-              <w:instrText xml:space="preserve"> PAGEREF _Toc240098661 \h </w:instrText>
+              <w:instrText xml:space="preserve"> PAGEREF _Toc241672802 \h </w:instrText>
             </w:r>
             <w:r>
               <w:rPr>
@@ -998,7 +985,7 @@
                 <w:noProof/>
                 <w:webHidden/>
               </w:rPr>
-              <w:t>15</w:t>
+              <w:t>17</w:t>
             </w:r>
             <w:r>
               <w:rPr>
@@ -1018,13 +1005,12 @@
             <w:rPr>
               <w:rFonts w:eastAsiaTheme="minorEastAsia"/>
               <w:noProof/>
-              <w:kern w:val="0"/>
-              <w:sz w:val="22"/>
+              <w:sz w:val="24"/>
+              <w:szCs w:val="24"/>
               <w:lang w:eastAsia="es-CO"/>
-              <w14:ligatures w14:val="none"/>
             </w:rPr>
           </w:pPr>
-          <w:hyperlink w:anchor="_Toc240098662" w:history="1">
+          <w:hyperlink w:anchor="_Toc241672803" w:history="1">
             <w:r>
               <w:rPr>
                 <w:rStyle w:val="Hipervnculo"/>
@@ -1051,7 +1037,7 @@
                 <w:noProof/>
                 <w:webHidden/>
               </w:rPr>
-              <w:instrText xml:space="preserve"> PAGEREF _Toc240098662 \h </w:instrText>
+              <w:instrText xml:space="preserve"> PAGEREF _Toc241672803 \h </w:instrText>
             </w:r>
             <w:r>
               <w:rPr>
@@ -1071,7 +1057,7 @@
                 <w:noProof/>
                 <w:webHidden/>
               </w:rPr>
-              <w:t>23</w:t>
+              <w:t>24</w:t>
             </w:r>
             <w:r>
               <w:rPr>
@@ -1091,13 +1077,12 @@
             <w:rPr>
               <w:rFonts w:eastAsiaTheme="minorEastAsia"/>
               <w:noProof/>
-              <w:kern w:val="0"/>
-              <w:sz w:val="22"/>
+              <w:sz w:val="24"/>
+              <w:szCs w:val="24"/>
               <w:lang w:eastAsia="es-CO"/>
-              <w14:ligatures w14:val="none"/>
             </w:rPr>
           </w:pPr>
-          <w:hyperlink w:anchor="_Toc240098663" w:history="1">
+          <w:hyperlink w:anchor="_Toc241672804" w:history="1">
             <w:r>
               <w:rPr>
                 <w:rStyle w:val="Hipervnculo"/>
@@ -1124,7 +1109,7 @@
                 <w:noProof/>
                 <w:webHidden/>
               </w:rPr>
-              <w:instrText xml:space="preserve"> PAGEREF _Toc240098663 \h </w:instrText>
+              <w:instrText xml:space="preserve"> PAGEREF _Toc241672804 \h </w:instrText>
             </w:r>
             <w:r>
               <w:rPr>
@@ -1144,7 +1129,7 @@
                 <w:noProof/>
                 <w:webHidden/>
               </w:rPr>
-              <w:t>28</w:t>
+              <w:t>29</w:t>
             </w:r>
             <w:r>
               <w:rPr>
@@ -1164,13 +1149,12 @@
             <w:rPr>
               <w:rFonts w:eastAsiaTheme="minorEastAsia"/>
               <w:noProof/>
-              <w:kern w:val="0"/>
-              <w:sz w:val="22"/>
+              <w:sz w:val="24"/>
+              <w:szCs w:val="24"/>
               <w:lang w:eastAsia="es-CO"/>
-              <w14:ligatures w14:val="none"/>
             </w:rPr>
           </w:pPr>
-          <w:hyperlink w:anchor="_Toc240098664" w:history="1">
+          <w:hyperlink w:anchor="_Toc241672805" w:history="1">
             <w:r>
               <w:rPr>
                 <w:rStyle w:val="Hipervnculo"/>
@@ -1197,7 +1181,7 @@
                 <w:noProof/>
                 <w:webHidden/>
               </w:rPr>
-              <w:instrText xml:space="preserve"> PAGEREF _Toc240098664 \h </w:instrText>
+              <w:instrText xml:space="preserve"> PAGEREF _Toc241672805 \h </w:instrText>
             </w:r>
             <w:r>
               <w:rPr>
@@ -1217,7 +1201,7 @@
                 <w:noProof/>
                 <w:webHidden/>
               </w:rPr>
-              <w:t>28</w:t>
+              <w:t>29</w:t>
             </w:r>
             <w:r>
               <w:rPr>
@@ -1237,13 +1221,12 @@
             <w:rPr>
               <w:rFonts w:eastAsiaTheme="minorEastAsia"/>
               <w:noProof/>
-              <w:kern w:val="0"/>
-              <w:sz w:val="22"/>
+              <w:sz w:val="24"/>
+              <w:szCs w:val="24"/>
               <w:lang w:eastAsia="es-CO"/>
-              <w14:ligatures w14:val="none"/>
             </w:rPr>
           </w:pPr>
-          <w:hyperlink w:anchor="_Toc240098665" w:history="1">
+          <w:hyperlink w:anchor="_Toc241672806" w:history="1">
             <w:r>
               <w:rPr>
                 <w:rStyle w:val="Hipervnculo"/>
@@ -1286,7 +1269,7 @@
                 <w:noProof/>
                 <w:webHidden/>
               </w:rPr>
-              <w:instrText xml:space="preserve"> PAGEREF _Toc240098665 \h </w:instrText>
+              <w:instrText xml:space="preserve"> PAGEREF _Toc241672806 \h </w:instrText>
             </w:r>
             <w:r>
               <w:rPr>
@@ -1306,7 +1289,7 @@
                 <w:noProof/>
                 <w:webHidden/>
               </w:rPr>
-              <w:t>32</w:t>
+              <w:t>33</w:t>
             </w:r>
             <w:r>
               <w:rPr>
@@ -1326,13 +1309,12 @@
             <w:rPr>
               <w:rFonts w:eastAsiaTheme="minorEastAsia"/>
               <w:noProof/>
-              <w:kern w:val="0"/>
-              <w:sz w:val="22"/>
+              <w:sz w:val="24"/>
+              <w:szCs w:val="24"/>
               <w:lang w:eastAsia="es-CO"/>
-              <w14:ligatures w14:val="none"/>
             </w:rPr>
           </w:pPr>
-          <w:hyperlink w:anchor="_Toc240098666" w:history="1">
+          <w:hyperlink w:anchor="_Toc241672807" w:history="1">
             <w:r>
               <w:rPr>
                 <w:rStyle w:val="Hipervnculo"/>
@@ -1359,7 +1341,7 @@
                 <w:noProof/>
                 <w:webHidden/>
               </w:rPr>
-              <w:instrText xml:space="preserve"> PAGEREF _Toc240098666 \h </w:instrText>
+              <w:instrText xml:space="preserve"> PAGEREF _Toc241672807 \h </w:instrText>
             </w:r>
             <w:r>
               <w:rPr>
@@ -1379,7 +1361,7 @@
                 <w:noProof/>
                 <w:webHidden/>
               </w:rPr>
-              <w:t>36</w:t>
+              <w:t>37</w:t>
             </w:r>
             <w:r>
               <w:rPr>
@@ -1399,13 +1381,12 @@
             <w:rPr>
               <w:rFonts w:eastAsiaTheme="minorEastAsia"/>
               <w:noProof/>
-              <w:kern w:val="0"/>
-              <w:sz w:val="22"/>
+              <w:sz w:val="24"/>
+              <w:szCs w:val="24"/>
               <w:lang w:eastAsia="es-CO"/>
-              <w14:ligatures w14:val="none"/>
             </w:rPr>
           </w:pPr>
-          <w:hyperlink w:anchor="_Toc240098667" w:history="1">
+          <w:hyperlink w:anchor="_Toc241672808" w:history="1">
             <w:r>
               <w:rPr>
                 <w:rStyle w:val="Hipervnculo"/>
@@ -1432,7 +1413,7 @@
                 <w:noProof/>
                 <w:webHidden/>
               </w:rPr>
-              <w:instrText xml:space="preserve"> PAGEREF _Toc240098667 \h </w:instrText>
+              <w:instrText xml:space="preserve"> PAGEREF _Toc241672808 \h </w:instrText>
             </w:r>
             <w:r>
               <w:rPr>
@@ -1452,7 +1433,7 @@
                 <w:noProof/>
                 <w:webHidden/>
               </w:rPr>
-              <w:t>36</w:t>
+              <w:t>37</w:t>
             </w:r>
             <w:r>
               <w:rPr>
@@ -1472,25 +1453,18 @@
             <w:rPr>
               <w:rFonts w:eastAsiaTheme="minorEastAsia"/>
               <w:noProof/>
-              <w:kern w:val="0"/>
-              <w:sz w:val="22"/>
+              <w:sz w:val="24"/>
+              <w:szCs w:val="24"/>
               <w:lang w:eastAsia="es-CO"/>
-              <w14:ligatures w14:val="none"/>
             </w:rPr>
           </w:pPr>
-          <w:hyperlink w:anchor="_Toc240098668" w:history="1">
+          <w:hyperlink w:anchor="_Toc241672809" w:history="1">
             <w:r>
               <w:rPr>
                 <w:rStyle w:val="Hipervnculo"/>
                 <w:noProof/>
               </w:rPr>
               <w:t xml:space="preserve">4.2. Distribución, DRP, </w:t>
-            </w:r>
-            <w:r>
-              <w:rPr>
-                <w:rStyle w:val="Extranjerismo"/>
-              </w:rPr>
-              <w:t>marketing</w:t>
             </w:r>
             <w:r>
               <w:rPr>
@@ -1499,7 +1473,7 @@
                 <w:spacing w:val="20"/>
                 <w:lang w:val="en-US"/>
               </w:rPr>
-              <w:t xml:space="preserve"> </w:t>
+              <w:t xml:space="preserve">marketing </w:t>
             </w:r>
             <w:r>
               <w:rPr>
@@ -1527,7 +1501,7 @@
                 <w:noProof/>
                 <w:webHidden/>
               </w:rPr>
-              <w:instrText xml:space="preserve"> PAGEREF _Toc240098668 \h </w:instrText>
+              <w:instrText xml:space="preserve"> PAGEREF _Toc241672809 \h </w:instrText>
             </w:r>
             <w:r>
               <w:rPr>
@@ -1547,7 +1521,7 @@
                 <w:noProof/>
                 <w:webHidden/>
               </w:rPr>
-              <w:t>40</w:t>
+              <w:t>41</w:t>
             </w:r>
             <w:r>
               <w:rPr>
@@ -1567,13 +1541,12 @@
             <w:rPr>
               <w:rFonts w:eastAsiaTheme="minorEastAsia"/>
               <w:noProof/>
-              <w:kern w:val="0"/>
-              <w:sz w:val="22"/>
+              <w:sz w:val="24"/>
+              <w:szCs w:val="24"/>
               <w:lang w:eastAsia="es-CO"/>
-              <w14:ligatures w14:val="none"/>
             </w:rPr>
           </w:pPr>
-          <w:hyperlink w:anchor="_Toc240098669" w:history="1">
+          <w:hyperlink w:anchor="_Toc241672810" w:history="1">
             <w:r>
               <w:rPr>
                 <w:rStyle w:val="Hipervnculo"/>
@@ -1600,7 +1573,7 @@
                 <w:noProof/>
                 <w:webHidden/>
               </w:rPr>
-              <w:instrText xml:space="preserve"> PAGEREF _Toc240098669 \h </w:instrText>
+              <w:instrText xml:space="preserve"> PAGEREF _Toc241672810 \h </w:instrText>
             </w:r>
             <w:r>
               <w:rPr>
@@ -1620,7 +1593,7 @@
                 <w:noProof/>
                 <w:webHidden/>
               </w:rPr>
-              <w:t>46</w:t>
+              <w:t>47</w:t>
             </w:r>
             <w:r>
               <w:rPr>
@@ -1640,13 +1613,12 @@
             <w:rPr>
               <w:rFonts w:eastAsiaTheme="minorEastAsia"/>
               <w:noProof/>
-              <w:kern w:val="0"/>
-              <w:sz w:val="22"/>
+              <w:sz w:val="24"/>
+              <w:szCs w:val="24"/>
               <w:lang w:eastAsia="es-CO"/>
-              <w14:ligatures w14:val="none"/>
             </w:rPr>
           </w:pPr>
-          <w:hyperlink w:anchor="_Toc240098670" w:history="1">
+          <w:hyperlink w:anchor="_Toc241672811" w:history="1">
             <w:r>
               <w:rPr>
                 <w:rStyle w:val="Hipervnculo"/>
@@ -1673,7 +1645,7 @@
                 <w:noProof/>
                 <w:webHidden/>
               </w:rPr>
-              <w:instrText xml:space="preserve"> PAGEREF _Toc240098670 \h </w:instrText>
+              <w:instrText xml:space="preserve"> PAGEREF _Toc241672811 \h </w:instrText>
             </w:r>
             <w:r>
               <w:rPr>
@@ -1693,7 +1665,7 @@
                 <w:noProof/>
                 <w:webHidden/>
               </w:rPr>
-              <w:t>46</w:t>
+              <w:t>47</w:t>
             </w:r>
             <w:r>
               <w:rPr>
@@ -1713,13 +1685,12 @@
             <w:rPr>
               <w:rFonts w:eastAsiaTheme="minorEastAsia"/>
               <w:noProof/>
-              <w:kern w:val="0"/>
-              <w:sz w:val="22"/>
+              <w:sz w:val="24"/>
+              <w:szCs w:val="24"/>
               <w:lang w:eastAsia="es-CO"/>
-              <w14:ligatures w14:val="none"/>
             </w:rPr>
           </w:pPr>
-          <w:hyperlink w:anchor="_Toc240098671" w:history="1">
+          <w:hyperlink w:anchor="_Toc241672812" w:history="1">
             <w:r>
               <w:rPr>
                 <w:rStyle w:val="Hipervnculo"/>
@@ -1746,7 +1717,7 @@
                 <w:noProof/>
                 <w:webHidden/>
               </w:rPr>
-              <w:instrText xml:space="preserve"> PAGEREF _Toc240098671 \h </w:instrText>
+              <w:instrText xml:space="preserve"> PAGEREF _Toc241672812 \h </w:instrText>
             </w:r>
             <w:r>
               <w:rPr>
@@ -1766,7 +1737,7 @@
                 <w:noProof/>
                 <w:webHidden/>
               </w:rPr>
-              <w:t>49</w:t>
+              <w:t>50</w:t>
             </w:r>
             <w:r>
               <w:rPr>
@@ -1786,13 +1757,12 @@
             <w:rPr>
               <w:rFonts w:eastAsiaTheme="minorEastAsia"/>
               <w:noProof/>
-              <w:kern w:val="0"/>
-              <w:sz w:val="22"/>
+              <w:sz w:val="24"/>
+              <w:szCs w:val="24"/>
               <w:lang w:eastAsia="es-CO"/>
-              <w14:ligatures w14:val="none"/>
             </w:rPr>
           </w:pPr>
-          <w:hyperlink w:anchor="_Toc240098672" w:history="1">
+          <w:hyperlink w:anchor="_Toc241672813" w:history="1">
             <w:r>
               <w:rPr>
                 <w:rStyle w:val="Hipervnculo"/>
@@ -1819,7 +1789,7 @@
                 <w:noProof/>
                 <w:webHidden/>
               </w:rPr>
-              <w:instrText xml:space="preserve"> PAGEREF _Toc240098672 \h </w:instrText>
+              <w:instrText xml:space="preserve"> PAGEREF _Toc241672813 \h </w:instrText>
             </w:r>
             <w:r>
               <w:rPr>
@@ -1839,7 +1809,7 @@
                 <w:noProof/>
                 <w:webHidden/>
               </w:rPr>
-              <w:t>54</w:t>
+              <w:t>55</w:t>
             </w:r>
             <w:r>
               <w:rPr>
@@ -1859,13 +1829,12 @@
             <w:rPr>
               <w:rFonts w:eastAsiaTheme="minorEastAsia"/>
               <w:noProof/>
-              <w:kern w:val="0"/>
-              <w:sz w:val="22"/>
+              <w:sz w:val="24"/>
+              <w:szCs w:val="24"/>
               <w:lang w:eastAsia="es-CO"/>
-              <w14:ligatures w14:val="none"/>
             </w:rPr>
           </w:pPr>
-          <w:hyperlink w:anchor="_Toc240098673" w:history="1">
+          <w:hyperlink w:anchor="_Toc241672814" w:history="1">
             <w:r>
               <w:rPr>
                 <w:rStyle w:val="Hipervnculo"/>
@@ -1892,7 +1861,7 @@
                 <w:noProof/>
                 <w:webHidden/>
               </w:rPr>
-              <w:instrText xml:space="preserve"> PAGEREF _Toc240098673 \h </w:instrText>
+              <w:instrText xml:space="preserve"> PAGEREF _Toc241672814 \h </w:instrText>
             </w:r>
             <w:r>
               <w:rPr>
@@ -1912,7 +1881,7 @@
                 <w:noProof/>
                 <w:webHidden/>
               </w:rPr>
-              <w:t>54</w:t>
+              <w:t>55</w:t>
             </w:r>
             <w:r>
               <w:rPr>
@@ -1932,13 +1901,12 @@
             <w:rPr>
               <w:rFonts w:eastAsiaTheme="minorEastAsia"/>
               <w:noProof/>
-              <w:kern w:val="0"/>
-              <w:sz w:val="22"/>
+              <w:sz w:val="24"/>
+              <w:szCs w:val="24"/>
               <w:lang w:eastAsia="es-CO"/>
-              <w14:ligatures w14:val="none"/>
             </w:rPr>
           </w:pPr>
-          <w:hyperlink w:anchor="_Toc240098674" w:history="1">
+          <w:hyperlink w:anchor="_Toc241672815" w:history="1">
             <w:r>
               <w:rPr>
                 <w:rStyle w:val="Hipervnculo"/>
@@ -1965,7 +1933,7 @@
                 <w:noProof/>
                 <w:webHidden/>
               </w:rPr>
-              <w:instrText xml:space="preserve"> PAGEREF _Toc240098674 \h </w:instrText>
+              <w:instrText xml:space="preserve"> PAGEREF _Toc241672815 \h </w:instrText>
             </w:r>
             <w:r>
               <w:rPr>
@@ -1985,7 +1953,7 @@
                 <w:noProof/>
                 <w:webHidden/>
               </w:rPr>
-              <w:t>57</w:t>
+              <w:t>58</w:t>
             </w:r>
             <w:r>
               <w:rPr>
@@ -2005,13 +1973,12 @@
             <w:rPr>
               <w:rFonts w:eastAsiaTheme="minorEastAsia"/>
               <w:noProof/>
-              <w:kern w:val="0"/>
-              <w:sz w:val="22"/>
+              <w:sz w:val="24"/>
+              <w:szCs w:val="24"/>
               <w:lang w:eastAsia="es-CO"/>
-              <w14:ligatures w14:val="none"/>
             </w:rPr>
           </w:pPr>
-          <w:hyperlink w:anchor="_Toc240098675" w:history="1">
+          <w:hyperlink w:anchor="_Toc241672816" w:history="1">
             <w:r>
               <w:rPr>
                 <w:rStyle w:val="Hipervnculo"/>
@@ -2038,7 +2005,7 @@
                 <w:noProof/>
                 <w:webHidden/>
               </w:rPr>
-              <w:instrText xml:space="preserve"> PAGEREF _Toc240098675 \h </w:instrText>
+              <w:instrText xml:space="preserve"> PAGEREF _Toc241672816 \h </w:instrText>
             </w:r>
             <w:r>
               <w:rPr>
@@ -2058,7 +2025,7 @@
                 <w:noProof/>
                 <w:webHidden/>
               </w:rPr>
-              <w:t>61</w:t>
+              <w:t>64</w:t>
             </w:r>
             <w:r>
               <w:rPr>
@@ -2078,13 +2045,12 @@
             <w:rPr>
               <w:rFonts w:eastAsiaTheme="minorEastAsia"/>
               <w:noProof/>
-              <w:kern w:val="0"/>
-              <w:sz w:val="22"/>
+              <w:sz w:val="24"/>
+              <w:szCs w:val="24"/>
               <w:lang w:eastAsia="es-CO"/>
-              <w14:ligatures w14:val="none"/>
             </w:rPr>
           </w:pPr>
-          <w:hyperlink w:anchor="_Toc240098676" w:history="1">
+          <w:hyperlink w:anchor="_Toc241672817" w:history="1">
             <w:r>
               <w:rPr>
                 <w:rStyle w:val="Hipervnculo"/>
@@ -2111,7 +2077,7 @@
                 <w:noProof/>
                 <w:webHidden/>
               </w:rPr>
-              <w:instrText xml:space="preserve"> PAGEREF _Toc240098676 \h </w:instrText>
+              <w:instrText xml:space="preserve"> PAGEREF _Toc241672817 \h </w:instrText>
             </w:r>
             <w:r>
               <w:rPr>
@@ -2131,7 +2097,7 @@
                 <w:noProof/>
                 <w:webHidden/>
               </w:rPr>
-              <w:t>62</w:t>
+              <w:t>65</w:t>
             </w:r>
             <w:r>
               <w:rPr>
@@ -2151,13 +2117,12 @@
             <w:rPr>
               <w:rFonts w:eastAsiaTheme="minorEastAsia"/>
               <w:noProof/>
-              <w:kern w:val="0"/>
-              <w:sz w:val="22"/>
+              <w:sz w:val="24"/>
+              <w:szCs w:val="24"/>
               <w:lang w:eastAsia="es-CO"/>
-              <w14:ligatures w14:val="none"/>
             </w:rPr>
           </w:pPr>
-          <w:hyperlink w:anchor="_Toc240098677" w:history="1">
+          <w:hyperlink w:anchor="_Toc241672818" w:history="1">
             <w:r>
               <w:rPr>
                 <w:rStyle w:val="Hipervnculo"/>
@@ -2184,7 +2149,7 @@
                 <w:noProof/>
                 <w:webHidden/>
               </w:rPr>
-              <w:instrText xml:space="preserve"> PAGEREF _Toc240098677 \h </w:instrText>
+              <w:instrText xml:space="preserve"> PAGEREF _Toc241672818 \h </w:instrText>
             </w:r>
             <w:r>
               <w:rPr>
@@ -2204,7 +2169,7 @@
                 <w:noProof/>
                 <w:webHidden/>
               </w:rPr>
-              <w:t>65</w:t>
+              <w:t>68</w:t>
             </w:r>
             <w:r>
               <w:rPr>
@@ -2224,13 +2189,12 @@
             <w:rPr>
               <w:rFonts w:eastAsiaTheme="minorEastAsia"/>
               <w:noProof/>
-              <w:kern w:val="0"/>
-              <w:sz w:val="22"/>
+              <w:sz w:val="24"/>
+              <w:szCs w:val="24"/>
               <w:lang w:eastAsia="es-CO"/>
-              <w14:ligatures w14:val="none"/>
             </w:rPr>
           </w:pPr>
-          <w:hyperlink w:anchor="_Toc240098678" w:history="1">
+          <w:hyperlink w:anchor="_Toc241672819" w:history="1">
             <w:r>
               <w:rPr>
                 <w:rStyle w:val="Hipervnculo"/>
@@ -2257,7 +2221,7 @@
                 <w:noProof/>
                 <w:webHidden/>
               </w:rPr>
-              <w:instrText xml:space="preserve"> PAGEREF _Toc240098678 \h </w:instrText>
+              <w:instrText xml:space="preserve"> PAGEREF _Toc241672819 \h </w:instrText>
             </w:r>
             <w:r>
               <w:rPr>
@@ -2277,7 +2241,7 @@
                 <w:noProof/>
                 <w:webHidden/>
               </w:rPr>
-              <w:t>67</w:t>
+              <w:t>70</w:t>
             </w:r>
             <w:r>
               <w:rPr>
@@ -2305,7 +2269,7 @@
       <w:pPr>
         <w:pStyle w:val="Titulosgenerales"/>
       </w:pPr>
-      <w:bookmarkStart w:id="0" w:name="_Toc240098656"/>
+      <w:bookmarkStart w:id="0" w:name="_Toc241672797"/>
       <w:r>
         <w:lastRenderedPageBreak/>
         <w:t>Introducción</w:t>
@@ -2335,7 +2299,7 @@
       <w:pPr>
         <w:pStyle w:val="Ttulo1"/>
       </w:pPr>
-      <w:bookmarkStart w:id="1" w:name="_Toc240098657"/>
+      <w:bookmarkStart w:id="1" w:name="_Toc241672798"/>
       <w:r>
         <w:lastRenderedPageBreak/>
         <w:t>Redes de suministro y cadena de suministro</w:t>
@@ -2351,9 +2315,9 @@
       <w:pPr>
         <w:pStyle w:val="Ttulo2"/>
       </w:pPr>
-      <w:bookmarkStart w:id="2" w:name="_Toc240098658"/>
-      <w:r>
-        <w:t>Concepto, nodos y flujos logísticos</w:t>
+      <w:bookmarkStart w:id="2" w:name="_Toc241672799"/>
+      <w:r>
+        <w:t>Concepto, nodos, y flujos logísticos</w:t>
       </w:r>
       <w:bookmarkEnd w:id="2"/>
     </w:p>
@@ -3029,7 +2993,7 @@
       <w:pPr>
         <w:pStyle w:val="Ttulo2"/>
       </w:pPr>
-      <w:bookmarkStart w:id="3" w:name="_Toc240098659"/>
+      <w:bookmarkStart w:id="3" w:name="_Toc241672800"/>
       <w:r>
         <w:rPr>
           <w:rStyle w:val="Extranjerismo"/>
@@ -3554,7 +3518,19 @@
     </w:p>
     <w:p>
       <w:r>
-        <w:t>A continuación, se invita a ir al siguiente p</w:t>
+        <w:t xml:space="preserve">A continuación, se invita a </w:t>
+      </w:r>
+      <w:r>
+        <w:t>consultar</w:t>
+      </w:r>
+      <w:r>
+        <w:t xml:space="preserve"> </w:t>
+      </w:r>
+      <w:r>
+        <w:t>e</w:t>
+      </w:r>
+      <w:r>
+        <w:t>l siguiente p</w:t>
       </w:r>
       <w:r>
         <w:t>ó</w:t>
@@ -3615,25 +3591,444 @@
           <w:tcPr>
             <w:tcW w:w="9962" w:type="dxa"/>
           </w:tcPr>
-          <w:p/>
-          <w:p/>
-          <w:p/>
-          <w:p/>
-          <w:p/>
-          <w:p/>
-          <w:p/>
+          <w:p>
+            <w:r>
+              <w:rPr>
+                <w:b/>
+                <w:bCs/>
+              </w:rPr>
+              <w:t>Persona 1 (Asusena)</w:t>
+            </w:r>
+            <w:r>
+              <w:t>: Un pedido sale de la empresa a las ocho de la mañana y, cinco horas después, nadie sabe si va rumbo al cliente, dando vueltas por media ciudad o conociendo pueblos que jamás estuvieron en la ruta. La mercancía, muy viajada; la planificación, desaparecida en combate.</w:t>
+            </w:r>
+          </w:p>
+          <w:p>
+            <w:r>
+              <w:rPr>
+                <w:b/>
+                <w:bCs/>
+              </w:rPr>
+              <w:t xml:space="preserve">Persona </w:t>
+            </w:r>
+            <w:r>
+              <w:rPr>
+                <w:b/>
+                <w:bCs/>
+              </w:rPr>
+              <w:t>2</w:t>
+            </w:r>
+            <w:r>
+              <w:rPr>
+                <w:b/>
+                <w:bCs/>
+              </w:rPr>
+              <w:t xml:space="preserve"> (</w:t>
+            </w:r>
+            <w:r>
+              <w:rPr>
+                <w:b/>
+                <w:bCs/>
+              </w:rPr>
+              <w:t>Don Campos</w:t>
+            </w:r>
+            <w:r>
+              <w:rPr>
+                <w:b/>
+                <w:bCs/>
+              </w:rPr>
+              <w:t>)</w:t>
+            </w:r>
+            <w:r>
+              <w:t>: Hoy hablaremos sobre el transporte y distribución en la cadena de suministro, bienvenidos.</w:t>
+            </w:r>
+          </w:p>
+          <w:p>
+            <w:r>
+              <w:rPr>
+                <w:b/>
+                <w:bCs/>
+              </w:rPr>
+              <w:t>Persona 1 (Asusena)</w:t>
+            </w:r>
+            <w:r>
+              <w:rPr>
+                <w:b/>
+                <w:bCs/>
+              </w:rPr>
+              <w:t xml:space="preserve">: </w:t>
+            </w:r>
+            <w:r>
+              <w:t>En una cadena de suministro, transportar no consiste en subir cajas a un vehículo y encomendarse a la patrona de la logística.</w:t>
+            </w:r>
+          </w:p>
+          <w:p>
+            <w:r>
+              <w:rPr>
+                <w:b/>
+                <w:bCs/>
+              </w:rPr>
+              <w:t xml:space="preserve">Persona </w:t>
+            </w:r>
+            <w:r>
+              <w:rPr>
+                <w:b/>
+                <w:bCs/>
+              </w:rPr>
+              <w:t>2</w:t>
+            </w:r>
+            <w:r>
+              <w:rPr>
+                <w:b/>
+                <w:bCs/>
+              </w:rPr>
+              <w:t xml:space="preserve"> (</w:t>
+            </w:r>
+            <w:r>
+              <w:rPr>
+                <w:b/>
+                <w:bCs/>
+              </w:rPr>
+              <w:t>Don Campos</w:t>
+            </w:r>
+            <w:r>
+              <w:rPr>
+                <w:b/>
+                <w:bCs/>
+              </w:rPr>
+              <w:t>)</w:t>
+            </w:r>
+            <w:r>
+              <w:t>: Hablamos del proceso que mueve materias primas, insumos, productos en proceso y mercancía terminada entre distintos puntos, y cada decisión pesa</w:t>
+            </w:r>
+            <w:r>
+              <w:t>.</w:t>
+            </w:r>
+          </w:p>
+          <w:p>
+            <w:r>
+              <w:rPr>
+                <w:b/>
+                <w:bCs/>
+              </w:rPr>
+              <w:lastRenderedPageBreak/>
+              <w:t>Persona 1 (Asusena)</w:t>
+            </w:r>
+            <w:r>
+              <w:rPr>
+                <w:b/>
+                <w:bCs/>
+              </w:rPr>
+              <w:t xml:space="preserve">: </w:t>
+            </w:r>
+            <w:r>
+              <w:t>Distancia, urgencia, volumen, tipo de carga, infraestructura disponible y costo del servicio. Elegir mal puede regalar retrasos, pérdidas y sobrecostos, ese paquete promocional que ninguna empresa pidió.</w:t>
+            </w:r>
+          </w:p>
+          <w:p>
+            <w:r>
+              <w:rPr>
+                <w:b/>
+                <w:bCs/>
+              </w:rPr>
+              <w:t xml:space="preserve">Persona </w:t>
+            </w:r>
+            <w:r>
+              <w:rPr>
+                <w:b/>
+                <w:bCs/>
+              </w:rPr>
+              <w:t>2</w:t>
+            </w:r>
+            <w:r>
+              <w:rPr>
+                <w:b/>
+                <w:bCs/>
+              </w:rPr>
+              <w:t xml:space="preserve"> (</w:t>
+            </w:r>
+            <w:r>
+              <w:rPr>
+                <w:b/>
+                <w:bCs/>
+              </w:rPr>
+              <w:t>Don Campos</w:t>
+            </w:r>
+            <w:r>
+              <w:rPr>
+                <w:b/>
+                <w:bCs/>
+              </w:rPr>
+              <w:t>)</w:t>
+            </w:r>
+            <w:r>
+              <w:t>: Pero mover la carga es apenas la mitad de la película. La distribución organiza su llegada desde centros de almacenamiento o producción hasta puntos de venta, intermediarios o consumidores finales, con una misión bastante poco romántica</w:t>
+            </w:r>
+            <w:r>
+              <w:t>.</w:t>
+            </w:r>
+          </w:p>
+          <w:p>
+            <w:r>
+              <w:rPr>
+                <w:b/>
+                <w:bCs/>
+              </w:rPr>
+              <w:t>Persona 1 (Asusena)</w:t>
+            </w:r>
+            <w:r>
+              <w:rPr>
+                <w:b/>
+                <w:bCs/>
+              </w:rPr>
+              <w:t xml:space="preserve">: </w:t>
+            </w:r>
+            <w:r>
+              <w:t>Q</w:t>
+            </w:r>
+            <w:r>
+              <w:t>ue el producto esté disponible, llegue completo, a tiempo y en condiciones dignas. Si falla, el cliente no suele enviar una carta filosófica sobre la paciencia; reclama, devuelve o compra en otro lado.</w:t>
+            </w:r>
+          </w:p>
+          <w:p>
+            <w:r>
+              <w:rPr>
+                <w:b/>
+                <w:bCs/>
+              </w:rPr>
+              <w:t xml:space="preserve">Persona </w:t>
+            </w:r>
+            <w:r>
+              <w:rPr>
+                <w:b/>
+                <w:bCs/>
+              </w:rPr>
+              <w:t>2</w:t>
+            </w:r>
+            <w:r>
+              <w:rPr>
+                <w:b/>
+                <w:bCs/>
+              </w:rPr>
+              <w:t xml:space="preserve"> (</w:t>
+            </w:r>
+            <w:r>
+              <w:rPr>
+                <w:b/>
+                <w:bCs/>
+              </w:rPr>
+              <w:t>Don Campos</w:t>
+            </w:r>
+            <w:r>
+              <w:rPr>
+                <w:b/>
+                <w:bCs/>
+              </w:rPr>
+              <w:t>)</w:t>
+            </w:r>
+            <w:r>
+              <w:t>: Aquí transporte y distribución tienen que hablarse. Uno mueve; el otro ordena hacia dónde, cuándo y bajo qué prioridad.</w:t>
+            </w:r>
+          </w:p>
+          <w:p>
+            <w:r>
+              <w:rPr>
+                <w:b/>
+                <w:bCs/>
+              </w:rPr>
+              <w:t>Persona 1 (Asusena)</w:t>
+            </w:r>
+            <w:r>
+              <w:rPr>
+                <w:b/>
+                <w:bCs/>
+              </w:rPr>
+              <w:t xml:space="preserve">: </w:t>
+            </w:r>
+            <w:r>
+              <w:t>Para que esa relación no parezca una reunión familiar donde todos hablan y nadie escucha, hacen falta planeación, coordinación, trazabilidad y control.</w:t>
+            </w:r>
+          </w:p>
+          <w:p>
+            <w:r>
+              <w:rPr>
+                <w:b/>
+                <w:bCs/>
+              </w:rPr>
+              <w:t xml:space="preserve">Persona </w:t>
+            </w:r>
+            <w:r>
+              <w:rPr>
+                <w:b/>
+                <w:bCs/>
+              </w:rPr>
+              <w:t>2</w:t>
+            </w:r>
+            <w:r>
+              <w:rPr>
+                <w:b/>
+                <w:bCs/>
+              </w:rPr>
+              <w:t xml:space="preserve"> (</w:t>
+            </w:r>
+            <w:r>
+              <w:rPr>
+                <w:b/>
+                <w:bCs/>
+              </w:rPr>
+              <w:t>Don Campos</w:t>
+            </w:r>
+            <w:r>
+              <w:rPr>
+                <w:b/>
+                <w:bCs/>
+              </w:rPr>
+              <w:t>)</w:t>
+            </w:r>
+            <w:r>
+              <w:t>: Herramientas tales como la planeación de requerimientos de distribución, o DRP, ayudan a sincronizar inventarios, despachos, reposiciones y rutas.</w:t>
+            </w:r>
+          </w:p>
+          <w:p>
+            <w:r>
+              <w:rPr>
+                <w:b/>
+                <w:bCs/>
+              </w:rPr>
+              <w:t>Persona 1 (Asusena)</w:t>
+            </w:r>
+            <w:r>
+              <w:rPr>
+                <w:b/>
+                <w:bCs/>
+              </w:rPr>
+              <w:t xml:space="preserve">: </w:t>
+            </w:r>
+            <w:r>
+              <w:t xml:space="preserve">Y aquí aparece el invitado que nunca falta: el costo. Combustible, peajes, mantenimiento, operadores, embalaje, manipulación, </w:t>
+            </w:r>
+            <w:r>
+              <w:lastRenderedPageBreak/>
+              <w:t>almacenamiento temporal y devoluciones van sumando mientras la calculadora y el bolsillo empiezan a sudar.</w:t>
+            </w:r>
+          </w:p>
+          <w:p>
+            <w:r>
+              <w:rPr>
+                <w:b/>
+                <w:bCs/>
+              </w:rPr>
+              <w:t xml:space="preserve">Persona </w:t>
+            </w:r>
+            <w:r>
+              <w:rPr>
+                <w:b/>
+                <w:bCs/>
+              </w:rPr>
+              <w:t>2</w:t>
+            </w:r>
+            <w:r>
+              <w:rPr>
+                <w:b/>
+                <w:bCs/>
+              </w:rPr>
+              <w:t xml:space="preserve"> (</w:t>
+            </w:r>
+            <w:r>
+              <w:rPr>
+                <w:b/>
+                <w:bCs/>
+              </w:rPr>
+              <w:t>Don Campos</w:t>
+            </w:r>
+            <w:r>
+              <w:rPr>
+                <w:b/>
+                <w:bCs/>
+              </w:rPr>
+              <w:t>)</w:t>
+            </w:r>
+            <w:r>
+              <w:t>: La salida no es correr más, sino planear mejor: consolidar carga, reducir tiempos muertos, escoger rutas eficientes y aprovechar la capacidad disponible.</w:t>
+            </w:r>
+          </w:p>
+          <w:p>
+            <w:r>
+              <w:rPr>
+                <w:b/>
+                <w:bCs/>
+              </w:rPr>
+              <w:t>Persona 1 (Asusena)</w:t>
+            </w:r>
+            <w:r>
+              <w:rPr>
+                <w:b/>
+                <w:bCs/>
+              </w:rPr>
+              <w:t xml:space="preserve">: </w:t>
+            </w:r>
+            <w:r>
+              <w:t>Al final, una logística bien gestionada no busca que el camión llegue “más o menos”. Busca conectar la operación con el mercado sin convertir cada entrega en una expedición de supervivencia.</w:t>
+            </w:r>
+          </w:p>
+          <w:p>
+            <w:r>
+              <w:rPr>
+                <w:b/>
+                <w:bCs/>
+              </w:rPr>
+              <w:t xml:space="preserve">Persona </w:t>
+            </w:r>
+            <w:r>
+              <w:rPr>
+                <w:b/>
+                <w:bCs/>
+              </w:rPr>
+              <w:t>2</w:t>
+            </w:r>
+            <w:r>
+              <w:rPr>
+                <w:b/>
+                <w:bCs/>
+              </w:rPr>
+              <w:t xml:space="preserve"> (</w:t>
+            </w:r>
+            <w:r>
+              <w:rPr>
+                <w:b/>
+                <w:bCs/>
+              </w:rPr>
+              <w:t>Don Campos</w:t>
+            </w:r>
+            <w:r>
+              <w:rPr>
+                <w:b/>
+                <w:bCs/>
+              </w:rPr>
+              <w:t>)</w:t>
+            </w:r>
+            <w:r>
+              <w:t>: Revisemos rutas, tiempos, inventarios y costos antes de despachar; la improvisación puede ser divertida en una fiesta, pero en distribución suele salir muy costosa. Hasta pronto.</w:t>
+            </w:r>
+          </w:p>
         </w:tc>
       </w:tr>
     </w:tbl>
     <w:p/>
-    <w:p/>
-    <w:p/>
-    <w:p/>
+    <w:p>
+      <w:pPr>
+        <w:spacing w:before="0" w:after="160" w:line="259" w:lineRule="auto"/>
+        <w:ind w:firstLine="0"/>
+      </w:pPr>
+      <w:r>
+        <w:br w:type="page"/>
+      </w:r>
+    </w:p>
     <w:p>
       <w:pPr>
         <w:pStyle w:val="Ttulo1"/>
       </w:pPr>
-      <w:bookmarkStart w:id="4" w:name="_Toc240098660"/>
+      <w:bookmarkStart w:id="4" w:name="_Toc241672801"/>
       <w:r>
         <w:lastRenderedPageBreak/>
         <w:t>Productos, servicios y demanda en la cadena de suministro</w:t>
@@ -3649,7 +4044,7 @@
       <w:pPr>
         <w:pStyle w:val="Ttulo2"/>
       </w:pPr>
-      <w:bookmarkStart w:id="5" w:name="_Toc240098661"/>
+      <w:bookmarkStart w:id="5" w:name="_Toc241672802"/>
       <w:r>
         <w:t>Productos, servicios, portafolio, empaque y embalaje</w:t>
       </w:r>
@@ -4308,19 +4703,9 @@
     </w:p>
     <w:p>
       <w:pPr>
-        <w:spacing w:before="0" w:after="160" w:line="259" w:lineRule="auto"/>
-        <w:ind w:firstLine="0"/>
-      </w:pPr>
-      <w:r>
-        <w:br w:type="page"/>
-      </w:r>
-    </w:p>
-    <w:p>
-      <w:pPr>
         <w:pStyle w:val="Figura"/>
       </w:pPr>
       <w:r>
-        <w:lastRenderedPageBreak/>
         <w:t>Características y relación del empaque y el embalaje</w:t>
       </w:r>
     </w:p>
@@ -4377,7 +4762,11 @@
     </w:p>
     <w:p>
       <w:r>
-        <w:t xml:space="preserve">La relación entre producto, servicio, portafolio, empaque y embalaje permite comprender que la cadena de suministro no solo moviliza mercancías, sino que gestiona una propuesta de valor que debe llegar al cliente en condiciones adecuadas de calidad, oportunidad y costo. </w:t>
+        <w:t xml:space="preserve">La relación entre producto, servicio, portafolio, empaque y embalaje permite comprender que la cadena de suministro no solo moviliza mercancías, sino que </w:t>
+      </w:r>
+      <w:r>
+        <w:lastRenderedPageBreak/>
+        <w:t xml:space="preserve">gestiona una propuesta de valor que debe llegar al cliente en condiciones adecuadas de calidad, oportunidad y costo. </w:t>
       </w:r>
     </w:p>
     <w:p>
@@ -4394,18 +4783,14 @@
     </w:p>
     <w:p>
       <w:r>
-        <w:t xml:space="preserve">Cada categoría requiere condiciones distintas de empaque, conservación, manipulación y distribución: por ejemplo, los cárnicos refrigerados demandan cadena de frío, mientras que galletas y chocolates requieren protección contra humedad, golpes o deformaciones. En este contexto, el empaque comercial protege e identifica el </w:t>
-      </w:r>
-      <w:r>
-        <w:lastRenderedPageBreak/>
-        <w:t>producto para el consumidor, mientras que el embalaje logístico facilita su almacenamiento, transporte y distribución sin afectar la calidad.</w:t>
+        <w:t>Cada categoría requiere condiciones distintas de empaque, conservación, manipulación y distribución: por ejemplo, los cárnicos refrigerados demandan cadena de frío, mientras que galletas y chocolates requieren protección contra humedad, golpes o deformaciones. En este contexto, el empaque comercial protege e identifica el producto para el consumidor, mientras que el embalaje logístico facilita su almacenamiento, transporte y distribución sin afectar la calidad.</w:t>
       </w:r>
     </w:p>
     <w:p>
       <w:pPr>
         <w:pStyle w:val="Ttulo2"/>
       </w:pPr>
-      <w:bookmarkStart w:id="6" w:name="_Toc240098662"/>
+      <w:bookmarkStart w:id="6" w:name="_Toc241672803"/>
       <w:r>
         <w:t>Análisis y proyección de la demanda</w:t>
       </w:r>
@@ -4452,6 +4837,7 @@
           <w:b/>
           <w:bCs/>
         </w:rPr>
+        <w:lastRenderedPageBreak/>
         <w:t>Ejemplo</w:t>
       </w:r>
       <w:r>
@@ -4508,7 +4894,6 @@
           <w:b/>
           <w:bCs/>
         </w:rPr>
-        <w:lastRenderedPageBreak/>
         <w:t>Demanda estable</w:t>
       </w:r>
       <w:r>
@@ -4616,11 +5001,8 @@
     </w:p>
     <w:p>
       <w:r>
-        <w:t xml:space="preserve">Para responder de manera adecuada a estas variaciones, las organizaciones realizan proyecciones de demanda, entendidas como estimaciones sobre el comportamiento futuro de las ventas, los pedidos o el consumo. Estas proyecciones permiten anticipar necesidades de inventario, programar compras, asignar capacidad de almacenamiento, coordinar transporte y reducir riesgos asociados al desabastecimiento o al exceso de existencias. En este sentido, proyectar la demanda no </w:t>
-      </w:r>
-      <w:r>
         <w:lastRenderedPageBreak/>
-        <w:t>solo es una tarea comercial, sino una herramienta esencial para la planeación logística y la sostenibilidad operativa del negocio.</w:t>
+        <w:t>Para responder de manera adecuada a estas variaciones, las organizaciones realizan proyecciones de demanda, entendidas como estimaciones sobre el comportamiento futuro de las ventas, los pedidos o el consumo. Estas proyecciones permiten anticipar necesidades de inventario, programar compras, asignar capacidad de almacenamiento, coordinar transporte y reducir riesgos asociados al desabastecimiento o al exceso de existencias. En este sentido, proyectar la demanda no solo es una tarea comercial, sino una herramienta esencial para la planeación logística y la sostenibilidad operativa del negocio.</w:t>
       </w:r>
     </w:p>
     <w:p>
@@ -4712,6 +5094,7 @@
           <w:b/>
           <w:bCs/>
         </w:rPr>
+        <w:lastRenderedPageBreak/>
         <w:t>Ejemplo</w:t>
       </w:r>
       <w:r>
@@ -4723,56 +5106,65 @@
     </w:p>
     <w:p>
       <w:r>
-        <w:t xml:space="preserve">La combinación de métodos cuantitativos y cualitativos fortalece la capacidad de la organización para interpretar el comportamiento de la demanda y tomar decisiones más acertadas. Una proyección inadecuada puede generar sobrecostos por exceso de </w:t>
-      </w:r>
-      <w:r>
+        <w:t>La combinación de métodos cuantitativos y cualitativos fortalece la capacidad de la organización para interpretar el comportamiento de la demanda y tomar decisiones más acertadas. Una proyección inadecuada puede generar sobrecostos por exceso de inventario, incumplimientos por falta de producto, subutilización de recursos o deterioro del servicio al cliente. Por ello, el análisis de la demanda constituye un proceso clave para articular la cadena de suministro con las necesidades reales del mercado y mejorar la eficiencia de la operación logística.</w:t>
+      </w:r>
+    </w:p>
+    <w:p>
+      <w:r>
+        <w:rPr>
+          <w:b/>
+          <w:bCs/>
+        </w:rPr>
+        <w:t>Ejemplo empresarial</w:t>
+      </w:r>
+      <w:r>
+        <w:t xml:space="preserve">: </w:t>
+      </w:r>
+    </w:p>
+    <w:p>
+      <w:r>
+        <w:t>E</w:t>
+      </w:r>
+      <w:r>
+        <w:t xml:space="preserve">n Panamericana, la demanda de cuadernos, textos escolares, morrales y útiles aumenta significativamente en temporadas como el regreso a clases. </w:t>
+      </w:r>
+    </w:p>
+    <w:p>
+      <w:r>
+        <w:t>Para anticipar este comportamiento, la empresa debe revisar históricos de ventas, analizar tendencias estacionales y proyectar volúmenes de abastecimiento por sede o canal. Esta información permite programar compras, ajustar inventarios, reservar espacio de almacenamiento y coordinar transporte de manera anticipada, reduciendo riesgos de faltantes o sobre inventarios durante la temporada alta.</w:t>
+      </w:r>
+    </w:p>
+    <w:p>
+      <w:pPr>
+        <w:spacing w:before="0" w:after="160" w:line="259" w:lineRule="auto"/>
+        <w:ind w:firstLine="0"/>
+      </w:pPr>
+      <w:r>
+        <w:br w:type="page"/>
+      </w:r>
+    </w:p>
+    <w:p>
+      <w:pPr>
+        <w:rPr>
+          <w:b/>
+          <w:bCs/>
+        </w:rPr>
+      </w:pPr>
+      <w:r>
+        <w:rPr>
+          <w:b/>
+          <w:bCs/>
+        </w:rPr>
         <w:lastRenderedPageBreak/>
-        <w:t>inventario, incumplimientos por falta de producto, subutilización de recursos o deterioro del servicio al cliente. Por ello, el análisis de la demanda constituye un proceso clave para articular la cadena de suministro con las necesidades reales del mercado y mejorar la eficiencia de la operación logística.</w:t>
-      </w:r>
-    </w:p>
-    <w:p>
-      <w:r>
-        <w:rPr>
-          <w:b/>
-          <w:bCs/>
-        </w:rPr>
-        <w:t>Ejemplo empresarial</w:t>
-      </w:r>
-      <w:r>
-        <w:t xml:space="preserve">: </w:t>
-      </w:r>
-    </w:p>
-    <w:p>
-      <w:r>
-        <w:t>E</w:t>
-      </w:r>
-      <w:r>
-        <w:t xml:space="preserve">n Panamericana, la demanda de cuadernos, textos escolares, morrales y útiles aumenta significativamente en temporadas como el regreso a clases. </w:t>
-      </w:r>
-    </w:p>
-    <w:p>
-      <w:r>
-        <w:t>Para anticipar este comportamiento, la empresa debe revisar históricos de ventas, analizar tendencias estacionales y proyectar volúmenes de abastecimiento por sede o canal. Esta información permite programar compras, ajustar inventarios, reservar espacio de almacenamiento y coordinar transporte de manera anticipada, reduciendo riesgos de faltantes o sobre inventarios durante la temporada alta.</w:t>
-      </w:r>
-    </w:p>
-    <w:p>
-      <w:pPr>
-        <w:rPr>
-          <w:b/>
-          <w:bCs/>
-        </w:rPr>
-      </w:pPr>
-      <w:r>
-        <w:rPr>
-          <w:b/>
-          <w:bCs/>
-        </w:rPr>
         <w:t>Planeación de la demanda en la cadena de suministro</w:t>
       </w:r>
     </w:p>
     <w:p>
       <w:r>
-        <w:t xml:space="preserve"> A continuación, se invita a ir al siguiente video para fortalecer los conocimientos relacionados con productos, servicios y demanda en la cadena de suministro:</w:t>
+        <w:t xml:space="preserve"> A continuación, se invita a ir al siguiente video para fortalecer los conocimientos relacionados con productos, servicios y demanda en la cadena de suministro</w:t>
+      </w:r>
+      <w:r>
+        <w:t xml:space="preserve"> </w:t>
       </w:r>
     </w:p>
     <w:p>
@@ -4787,34 +5179,16 @@
     </w:p>
     <w:p>
       <w:pPr>
-        <w:spacing w:before="0" w:after="160" w:line="259" w:lineRule="auto"/>
-        <w:ind w:firstLine="0"/>
-        <w:rPr>
-          <w:b/>
-          <w:bCs/>
-        </w:rPr>
-      </w:pPr>
-      <w:r>
-        <w:rPr>
-          <w:b/>
-          <w:bCs/>
-        </w:rPr>
-        <w:br w:type="page"/>
-      </w:r>
-    </w:p>
-    <w:p>
-      <w:pPr>
-        <w:rPr>
-          <w:b/>
-          <w:bCs/>
-        </w:rPr>
-      </w:pPr>
-      <w:r>
-        <w:rPr>
-          <w:b/>
-          <w:bCs/>
-        </w:rPr>
-        <w:lastRenderedPageBreak/>
+        <w:rPr>
+          <w:b/>
+          <w:bCs/>
+        </w:rPr>
+      </w:pPr>
+      <w:r>
+        <w:rPr>
+          <w:b/>
+          <w:bCs/>
+        </w:rPr>
         <w:t xml:space="preserve"> Sistema de proyección de la demanda. Caso práctico de predicción automatizada en empresas de venta por catálogo</w:t>
       </w:r>
       <w:r>
@@ -4853,7 +5227,7 @@
       <w:pPr>
         <w:pStyle w:val="Ttulo1"/>
       </w:pPr>
-      <w:bookmarkStart w:id="7" w:name="_Toc240098663"/>
+      <w:bookmarkStart w:id="7" w:name="_Toc241672804"/>
       <w:r>
         <w:lastRenderedPageBreak/>
         <w:t>Proveedores, compras y abastecimiento</w:t>
@@ -4869,7 +5243,7 @@
       <w:pPr>
         <w:pStyle w:val="Ttulo2"/>
       </w:pPr>
-      <w:bookmarkStart w:id="8" w:name="_Toc240098664"/>
+      <w:bookmarkStart w:id="8" w:name="_Toc241672805"/>
       <w:r>
         <w:t>Proveedores, contratos y sistemas de entrega</w:t>
       </w:r>
@@ -5177,7 +5551,7 @@
       <w:pPr>
         <w:pStyle w:val="Ttulo2"/>
       </w:pPr>
-      <w:bookmarkStart w:id="9" w:name="_Toc240098665"/>
+      <w:bookmarkStart w:id="9" w:name="_Toc241672806"/>
       <w:r>
         <w:t xml:space="preserve">Compras, abastecimiento y </w:t>
       </w:r>
@@ -5546,7 +5920,7 @@
       <w:pPr>
         <w:pStyle w:val="Ttulo1"/>
       </w:pPr>
-      <w:bookmarkStart w:id="10" w:name="_Toc240098666"/>
+      <w:bookmarkStart w:id="10" w:name="_Toc241672807"/>
       <w:r>
         <w:lastRenderedPageBreak/>
         <w:t>Transporte y distribución en la operación logística</w:t>
@@ -5565,7 +5939,7 @@
       <w:pPr>
         <w:pStyle w:val="Ttulo2"/>
       </w:pPr>
-      <w:bookmarkStart w:id="11" w:name="_Toc240098667"/>
+      <w:bookmarkStart w:id="11" w:name="_Toc241672808"/>
       <w:r>
         <w:t>Medios, modos, red y contrato de transporte</w:t>
       </w:r>
@@ -5608,10 +5982,10 @@
           <w:noProof/>
         </w:rPr>
         <w:drawing>
-          <wp:inline distT="0" distB="0" distL="0" distR="0" wp14:anchorId="0C970D38" wp14:editId="2E5E0FC1">
-            <wp:extent cx="4680000" cy="3034800"/>
-            <wp:effectExtent l="0" t="0" r="6350" b="0"/>
-            <wp:docPr id="5" name="Imagen 5" descr="La figura presenta la integración entre los medios y modos de transporte utilizados para movilizar mercancías dentro de la cadena de suministro. Muestra cómo los diferentes vehículos operan sobre infraestructuras y sistemas específicos para conectar los puntos de origen y destino. Esta relación permite seleccionar alternativas de transporte acordes con las características de cada operación, considerando aspectos relacionados con distancia, capacidad de carga, oportunidad de entrega, infraestructura, costos y condiciones del mercado. "/>
+          <wp:inline distT="0" distB="0" distL="0" distR="0" wp14:anchorId="46F46196" wp14:editId="0553967D">
+            <wp:extent cx="4680000" cy="3121200"/>
+            <wp:effectExtent l="0" t="0" r="0" b="0"/>
+            <wp:docPr id="3" name="Imagen 3" descr="La figura presenta la integración entre los medios y modos de transporte utilizados para movilizar mercancías dentro de la cadena de suministro. Muestra cómo los diferentes vehículos operan sobre infraestructuras y sistemas específicos para conectar los puntos de origen y destino. Esta relación permite seleccionar alternativas de transporte acordes con las características de cada operación, considerando aspectos relacionados con distancia, capacidad de carga, oportunidad de entrega, infraestructura, costos y condiciones del mercado. &#10;"/>
             <wp:cNvGraphicFramePr>
               <a:graphicFrameLocks xmlns:a="http://schemas.openxmlformats.org/drawingml/2006/main" noChangeAspect="1"/>
             </wp:cNvGraphicFramePr>
@@ -5619,2353 +5993,11 @@
               <a:graphicData uri="http://schemas.openxmlformats.org/drawingml/2006/picture">
                 <pic:pic xmlns:pic="http://schemas.openxmlformats.org/drawingml/2006/picture">
                   <pic:nvPicPr>
-                    <pic:cNvPr id="5" name="Imagen 5" descr="La figura presenta la integración entre los medios y modos de transporte utilizados para movilizar mercancías dentro de la cadena de suministro. Muestra cómo los diferentes vehículos operan sobre infraestructuras y sistemas específicos para conectar los puntos de origen y destino. Esta relación permite seleccionar alternativas de transporte acordes con las características de cada operación, considerando aspectos relacionados con distancia, capacidad de carga, oportunidad de entrega, infraestructura, costos y condiciones del mercado. "/>
+                    <pic:cNvPr id="3" name="Imagen 3" descr="La figura presenta la integración entre los medios y modos de transporte utilizados para movilizar mercancías dentro de la cadena de suministro. Muestra cómo los diferentes vehículos operan sobre infraestructuras y sistemas específicos para conectar los puntos de origen y destino. Esta relación permite seleccionar alternativas de transporte acordes con las características de cada operación, considerando aspectos relacionados con distancia, capacidad de carga, oportunidad de entrega, infraestructura, costos y condiciones del mercado. &#10;"/>
                     <pic:cNvPicPr/>
                   </pic:nvPicPr>
                   <pic:blipFill>
                     <a:blip r:embed="rId19">
-                      <a:extLst>
-                        <a:ext uri="{28A0092B-C50C-407E-A947-70E740481C1C}">
-                          <a14:useLocalDpi xmlns:a14="http://schemas.microsoft.com/office/drawing/2010/main" val="0"/>
-                        </a:ext>
-                      </a:extLst>
-                    </a:blip>
-                    <a:stretch>
-                      <a:fillRect/>
-                    </a:stretch>
-                  </pic:blipFill>
-                  <pic:spPr>
-                    <a:xfrm>
-                      <a:off x="0" y="0"/>
-                      <a:ext cx="4680000" cy="3034800"/>
-                    </a:xfrm>
-                    <a:prstGeom prst="rect">
-                      <a:avLst/>
-                    </a:prstGeom>
-                  </pic:spPr>
-                </pic:pic>
-              </a:graphicData>
-            </a:graphic>
-          </wp:inline>
-        </w:drawing>
-      </w:r>
-    </w:p>
-    <w:p>
-      <w:r>
-        <w:t>La operación logística también se apoya en la red de transporte, entendida como el conjunto de rutas, nodos, conexiones e infraestructuras que hacen posible el desplazamiento de mercancías entre proveedores, centros de producción, bodegas, plataformas logísticas, distribuidores y clientes. Una red de transporte bien diseñada permite optimizar recorridos, consolidar carga, reducir tiempos de tránsito y mejorar la eficiencia de la distribución. Dentro de esta red pueden coexistir diferentes esquemas de movilización, como el transporte primario, que conecta grandes centros de producción o abastecimiento, y el transporte secundario, orientado a la distribución hacia puntos de venta o clientes finales.</w:t>
-      </w:r>
-    </w:p>
-    <w:p>
-      <w:r>
-        <w:t>Según el nivel de integración de los trayectos, la operación puede desarrollarse mediante los siguientes tipos de transporte:</w:t>
-      </w:r>
-    </w:p>
-    <w:p>
-      <w:pPr>
-        <w:pStyle w:val="Prrafodelista"/>
-        <w:numPr>
-          <w:ilvl w:val="0"/>
-          <w:numId w:val="11"/>
-        </w:numPr>
-      </w:pPr>
-      <w:r>
-        <w:rPr>
-          <w:b/>
-          <w:bCs/>
-        </w:rPr>
-        <w:lastRenderedPageBreak/>
-        <w:t>Transporte modal o unimodal</w:t>
-      </w:r>
-      <w:r>
-        <w:t xml:space="preserve">. </w:t>
-      </w:r>
-      <w:r>
-        <w:t>La mercancía se moviliza utilizando un solo modo de transporte durante el trayecto contratado, como terrestre, marítimo, aéreo, férreo o fluvial. Resulta apropiado cuando la infraestructura permite conectar directamente el origen con el destino.</w:t>
-      </w:r>
-    </w:p>
-    <w:p>
-      <w:pPr>
-        <w:ind w:left="1416" w:firstLine="1"/>
-      </w:pPr>
-      <w:r>
-        <w:rPr>
-          <w:b/>
-          <w:bCs/>
-        </w:rPr>
-        <w:t>Ejemplo</w:t>
-      </w:r>
-      <w:r>
-        <w:t>: una empresa despacha alimentos desde Barranquilla hasta Cartagena únicamente por carretera, utilizando un camión refrigerado durante todo el recorrido.</w:t>
-      </w:r>
-      <w:r>
-        <w:tab/>
-        <w:t xml:space="preserve">  </w:t>
-      </w:r>
-    </w:p>
-    <w:p>
-      <w:pPr>
-        <w:pStyle w:val="Prrafodelista"/>
-        <w:numPr>
-          <w:ilvl w:val="0"/>
-          <w:numId w:val="11"/>
-        </w:numPr>
-      </w:pPr>
-      <w:r>
-        <w:rPr>
-          <w:b/>
-          <w:bCs/>
-        </w:rPr>
-        <w:t>Transporte intermodal</w:t>
-      </w:r>
-      <w:r>
-        <w:t xml:space="preserve">. </w:t>
-      </w:r>
-      <w:r>
-        <w:t>Combina dos o más modos de transporte en un mismo recorrido, procurando mantener la carga en una misma unidad, como un contenedor. Cada tramo puede ser gestionado mediante contratos y operadores diferentes.</w:t>
-      </w:r>
-    </w:p>
-    <w:p>
-      <w:pPr>
-        <w:ind w:left="1416" w:firstLine="1"/>
-      </w:pPr>
-      <w:r>
-        <w:rPr>
-          <w:b/>
-          <w:bCs/>
-        </w:rPr>
-        <w:t>Ejemplo</w:t>
-      </w:r>
-      <w:r>
-        <w:t>: un contenedor sale en camión desde una planta hasta el puerto, continúa en barco hacia otro país y posteriormente es trasladado por carretera hasta el cliente.</w:t>
-      </w:r>
-      <w:r>
-        <w:tab/>
-        <w:t xml:space="preserve">  </w:t>
-      </w:r>
-    </w:p>
-    <w:p>
-      <w:pPr>
-        <w:pStyle w:val="Prrafodelista"/>
-        <w:numPr>
-          <w:ilvl w:val="0"/>
-          <w:numId w:val="11"/>
-        </w:numPr>
-      </w:pPr>
-      <w:r>
-        <w:rPr>
-          <w:b/>
-          <w:bCs/>
-        </w:rPr>
-        <w:t>Transporte multimodal</w:t>
-      </w:r>
-      <w:r>
-        <w:t xml:space="preserve">. </w:t>
-      </w:r>
-      <w:r>
-        <w:t>Integra dos o más modos de transporte bajo un único contrato, donde un operador de transporte multimodal asume la responsabilidad de coordinar la operación desde el punto de origen hasta el destino.</w:t>
-      </w:r>
-    </w:p>
-    <w:p>
-      <w:pPr>
-        <w:ind w:left="1416" w:firstLine="1"/>
-      </w:pPr>
-      <w:r>
-        <w:rPr>
-          <w:b/>
-          <w:bCs/>
-        </w:rPr>
-        <w:t>Ejemplo</w:t>
-      </w:r>
-      <w:r>
-        <w:t>: un exportador colombiano contrata a un operador multimodal para llevar café desde una bodega del interior hasta un cliente internacional, combinando transporte terrestre y marítimo.</w:t>
-      </w:r>
-      <w:r>
-        <w:tab/>
-        <w:t xml:space="preserve">  </w:t>
-      </w:r>
-    </w:p>
-    <w:p>
-      <w:r>
-        <w:lastRenderedPageBreak/>
-        <w:t>Estas modalidades amplían la capacidad de cobertura y permiten adaptar el transporte a las características del producto, del mercado y de la infraestructura disponible.</w:t>
-      </w:r>
-    </w:p>
-    <w:p>
-      <w:r>
-        <w:t>La relación entre las partes involucradas en la movilización de mercancías se formaliza a través del contrato de transporte, documento o acuerdo mediante el cual se establecen las condiciones del servicio, las responsabilidades del transportador y del remitente, los tiempos de entrega, el tipo de carga, lo costos, las obligaciones de custodia y las condiciones frente a pérdida, daño o retraso. Su adecuada definición brinda seguridad jurídica a la operación y facilita el control del servicio prestado. En consecuencia, el transporte constituye un eje articulador de la operación logística, en tanto conecta físicamente los eslabones de la cadena de suministro y garantiza el flujo oportuno de bienes entre los diferentes actores del sistema.</w:t>
-      </w:r>
-    </w:p>
-    <w:p>
-      <w:r>
-        <w:rPr>
-          <w:b/>
-          <w:bCs/>
-        </w:rPr>
-        <w:t>Ejemplo empresarial</w:t>
-      </w:r>
-      <w:r>
-        <w:t xml:space="preserve">: </w:t>
-      </w:r>
-    </w:p>
-    <w:p>
-      <w:r>
-        <w:t>E</w:t>
-      </w:r>
-      <w:r>
-        <w:t>n Homecenter, la distribución de muebles, materiales de construcción, artículos para el hogar y pedidos de comercio electrónico requiere movilizar mercancías desde centros de abastecimiento hacia tiendas y clientes finales, principalmente mediante transporte terrestre.</w:t>
-      </w:r>
-    </w:p>
-    <w:p>
-      <w:r>
-        <w:t>Para esta operación intervienen vehículos de diferentes capacidades, rutas regionales y operadores logísticos contratados, bajo acuerdos que definen tiempos de entrega, custodia, condiciones del servicio y responsabilidades frente a la mercancía. Esto permite articular la red de transporte con la promesa de entrega de la compañía.</w:t>
-      </w:r>
-    </w:p>
-    <w:p/>
-    <w:p>
-      <w:pPr>
-        <w:pStyle w:val="Ttulo2"/>
-      </w:pPr>
-      <w:bookmarkStart w:id="12" w:name="_Toc240098668"/>
-      <w:r>
-        <w:t xml:space="preserve">Distribución, DRP, </w:t>
-      </w:r>
-      <w:r>
-        <w:rPr>
-          <w:rStyle w:val="Extranjerismo"/>
-        </w:rPr>
-        <w:t xml:space="preserve">marketing </w:t>
-      </w:r>
-      <w:r>
-        <w:t>logístico y legislación aplicada</w:t>
-      </w:r>
-      <w:bookmarkEnd w:id="12"/>
-    </w:p>
-    <w:p>
-      <w:r>
-        <w:t>La distribución es el proceso logístico encargado de hacer llegar los productos desde los centros de almacenamiento o producción hasta los puntos de venta, distribuidores o clientes finales, en las condiciones de cantidad, tiempo, lugar y calidad requeridas. Dentro de la cadena de suministro, su adecuada gestión permite responder a la demanda del mercado, fortalecer el nivel de servicio y asegurar la disponibilidad del producto en el momento oportuno. Por ello, la distribución no solo implica traslado físico, sino también planeación, coordinación de rutas, asignación de recursos y control de entregas.</w:t>
-      </w:r>
-    </w:p>
-    <w:p>
-      <w:r>
-        <w:t xml:space="preserve">Los sistemas de distribución pueden organizarse de distintas maneras según la estructura del negocio, la cobertura geográfica, el volumen de la demanda y el tipo de producto. Así, pueden existir esquemas como lo son los siguientes: </w:t>
-      </w:r>
-    </w:p>
-    <w:p>
-      <w:pPr>
-        <w:pStyle w:val="Tabla"/>
-      </w:pPr>
-      <w:r>
-        <w:t>Sistemas de distribución</w:t>
-      </w:r>
-    </w:p>
-    <w:tbl>
-      <w:tblPr>
-        <w:tblStyle w:val="SENA"/>
-        <w:tblW w:w="0" w:type="auto"/>
-        <w:tblLook w:val="04A0" w:firstRow="1" w:lastRow="0" w:firstColumn="1" w:lastColumn="0" w:noHBand="0" w:noVBand="1"/>
-      </w:tblPr>
-      <w:tblGrid>
-        <w:gridCol w:w="1743"/>
-        <w:gridCol w:w="4158"/>
-        <w:gridCol w:w="4061"/>
-      </w:tblGrid>
-      <w:tr>
-        <w:trPr>
-          <w:cnfStyle w:val="100000000000" w:firstRow="1" w:lastRow="0" w:firstColumn="0" w:lastColumn="0" w:oddVBand="0" w:evenVBand="0" w:oddHBand="0" w:evenHBand="0" w:firstRowFirstColumn="0" w:firstRowLastColumn="0" w:lastRowFirstColumn="0" w:lastRowLastColumn="0"/>
-          <w:cantSplit/>
-          <w:tblHeader/>
-        </w:trPr>
-        <w:tc>
-          <w:tcPr>
-            <w:tcW w:w="1555" w:type="dxa"/>
-          </w:tcPr>
-          <w:p>
-            <w:pPr>
-              <w:pStyle w:val="TextoTablas"/>
-            </w:pPr>
-            <w:r>
-              <w:t>Sistema de distribución</w:t>
-            </w:r>
-          </w:p>
-        </w:tc>
-        <w:tc>
-          <w:tcPr>
-            <w:tcW w:w="4252" w:type="dxa"/>
-          </w:tcPr>
-          <w:p>
-            <w:pPr>
-              <w:pStyle w:val="TextoTablas"/>
-            </w:pPr>
-            <w:r>
-              <w:t>Aspectos principales</w:t>
-            </w:r>
-          </w:p>
-        </w:tc>
-        <w:tc>
-          <w:tcPr>
-            <w:tcW w:w="4155" w:type="dxa"/>
-          </w:tcPr>
-          <w:p>
-            <w:pPr>
-              <w:pStyle w:val="TextoTablas"/>
-            </w:pPr>
-            <w:r>
-              <w:t>Ejemplo aplicado</w:t>
-            </w:r>
-          </w:p>
-        </w:tc>
-      </w:tr>
-      <w:tr>
-        <w:trPr>
-          <w:cnfStyle w:val="000000100000" w:firstRow="0" w:lastRow="0" w:firstColumn="0" w:lastColumn="0" w:oddVBand="0" w:evenVBand="0" w:oddHBand="1" w:evenHBand="0" w:firstRowFirstColumn="0" w:firstRowLastColumn="0" w:lastRowFirstColumn="0" w:lastRowLastColumn="0"/>
-        </w:trPr>
-        <w:tc>
-          <w:tcPr>
-            <w:tcW w:w="1555" w:type="dxa"/>
-          </w:tcPr>
-          <w:p>
-            <w:pPr>
-              <w:pStyle w:val="TextoTablas"/>
-            </w:pPr>
-            <w:r>
-              <w:t>Distribución directa</w:t>
-            </w:r>
-          </w:p>
-        </w:tc>
-        <w:tc>
-          <w:tcPr>
-            <w:tcW w:w="4252" w:type="dxa"/>
-          </w:tcPr>
-          <w:p>
-            <w:pPr>
-              <w:pStyle w:val="TextoTablas"/>
-            </w:pPr>
-            <w:r>
-              <w:t>El fabricante entrega sus productos directamente al cliente, sin intermediarios comerciales. Permite mayor control sobre pedidos, entregas, servicio e información del mercado, aunque exige capacidad propia o contratada para gestionar la distribución.</w:t>
-            </w:r>
-          </w:p>
-        </w:tc>
-        <w:tc>
-          <w:tcPr>
-            <w:tcW w:w="4155" w:type="dxa"/>
-          </w:tcPr>
-          <w:p>
-            <w:pPr>
-              <w:pStyle w:val="TextoTablas"/>
-            </w:pPr>
-            <w:r>
-              <w:t>Una empresa de alimentos recibe pedidos desde su tienda virtual y despacha directamente desde su centro de distribución hasta el domicilio del consumidor.</w:t>
-            </w:r>
-          </w:p>
-        </w:tc>
-      </w:tr>
-      <w:tr>
-        <w:tc>
-          <w:tcPr>
-            <w:tcW w:w="1555" w:type="dxa"/>
-          </w:tcPr>
-          <w:p>
-            <w:pPr>
-              <w:pStyle w:val="TextoTablas"/>
-            </w:pPr>
-            <w:r>
-              <w:lastRenderedPageBreak/>
-              <w:t>Distribución a través de intermediarios</w:t>
-            </w:r>
-          </w:p>
-        </w:tc>
-        <w:tc>
-          <w:tcPr>
-            <w:tcW w:w="4252" w:type="dxa"/>
-          </w:tcPr>
-          <w:p>
-            <w:pPr>
-              <w:pStyle w:val="TextoTablas"/>
-            </w:pPr>
-            <w:r>
-              <w:t>Incorpora distribuidores, mayoristas, minoristas u otros actores que acercan el producto al mercado. Facilita ampliar cobertura geográfica y atender numerosos clientes sin que el fabricante gestione individualmente todas las entregas.</w:t>
-            </w:r>
-          </w:p>
-        </w:tc>
-        <w:tc>
-          <w:tcPr>
-            <w:tcW w:w="4155" w:type="dxa"/>
-          </w:tcPr>
-          <w:p>
-            <w:pPr>
-              <w:pStyle w:val="TextoTablas"/>
-            </w:pPr>
-            <w:r>
-              <w:t>Un fabricante de productos de aseo entrega mercancía a distribuidores regionales, quienes posteriormente abastecen supermercados, minimercados y tiendas de barrio.</w:t>
-            </w:r>
-          </w:p>
-        </w:tc>
-      </w:tr>
-      <w:tr>
-        <w:trPr>
-          <w:cnfStyle w:val="000000100000" w:firstRow="0" w:lastRow="0" w:firstColumn="0" w:lastColumn="0" w:oddVBand="0" w:evenVBand="0" w:oddHBand="1" w:evenHBand="0" w:firstRowFirstColumn="0" w:firstRowLastColumn="0" w:lastRowFirstColumn="0" w:lastRowLastColumn="0"/>
-        </w:trPr>
-        <w:tc>
-          <w:tcPr>
-            <w:tcW w:w="1555" w:type="dxa"/>
-          </w:tcPr>
-          <w:p>
-            <w:pPr>
-              <w:pStyle w:val="TextoTablas"/>
-            </w:pPr>
-            <w:r>
-              <w:t>Distribución centralizada</w:t>
-            </w:r>
-          </w:p>
-        </w:tc>
-        <w:tc>
-          <w:tcPr>
-            <w:tcW w:w="4252" w:type="dxa"/>
-          </w:tcPr>
-          <w:p>
-            <w:pPr>
-              <w:pStyle w:val="TextoTablas"/>
-            </w:pPr>
-            <w:r>
-              <w:t>Concentra inventarios y despachos en uno o pocos centros de distribución que atienden diferentes zonas o clientes. Favorece el control de existencias y recursos, aunque puede incrementar las distancias hacia determinados destinos.</w:t>
-            </w:r>
-          </w:p>
-        </w:tc>
-        <w:tc>
-          <w:tcPr>
-            <w:tcW w:w="4155" w:type="dxa"/>
-          </w:tcPr>
-          <w:p>
-            <w:pPr>
-              <w:pStyle w:val="TextoTablas"/>
-            </w:pPr>
-            <w:r>
-              <w:t>Una cadena comercial concentra mercancías en un centro de distribución nacional y desde allí abastece sus establecimientos ubicados en diferentes ciudades.</w:t>
-            </w:r>
-          </w:p>
-        </w:tc>
-      </w:tr>
-      <w:tr>
-        <w:tc>
-          <w:tcPr>
-            <w:tcW w:w="1555" w:type="dxa"/>
-          </w:tcPr>
-          <w:p>
-            <w:pPr>
-              <w:pStyle w:val="TextoTablas"/>
-            </w:pPr>
-            <w:r>
-              <w:t>Distribución descentralizada</w:t>
-            </w:r>
-          </w:p>
-        </w:tc>
-        <w:tc>
-          <w:tcPr>
-            <w:tcW w:w="4252" w:type="dxa"/>
-          </w:tcPr>
-          <w:p>
-            <w:pPr>
-              <w:pStyle w:val="TextoTablas"/>
-            </w:pPr>
-            <w:r>
-              <w:t>Utiliza varios centros o instalaciones ubicados cerca de los mercados atendidos. Reduce distancias y tiempos de entrega, pero requiere coordinar inventarios, instalaciones, personal y recursos distribuidos entre diferentes ubicaciones.</w:t>
-            </w:r>
-          </w:p>
-        </w:tc>
-        <w:tc>
-          <w:tcPr>
-            <w:tcW w:w="4155" w:type="dxa"/>
-          </w:tcPr>
-          <w:p>
-            <w:pPr>
-              <w:pStyle w:val="TextoTablas"/>
-            </w:pPr>
-            <w:r>
-              <w:t>Una empresa de consumo masivo opera centros de distribución regionales para abastecer con mayor rapidez a clientes de la Costa Caribe, centro y occidente del país.</w:t>
-            </w:r>
-          </w:p>
-        </w:tc>
-      </w:tr>
-      <w:tr>
-        <w:trPr>
-          <w:cnfStyle w:val="000000100000" w:firstRow="0" w:lastRow="0" w:firstColumn="0" w:lastColumn="0" w:oddVBand="0" w:evenVBand="0" w:oddHBand="1" w:evenHBand="0" w:firstRowFirstColumn="0" w:firstRowLastColumn="0" w:lastRowFirstColumn="0" w:lastRowLastColumn="0"/>
-        </w:trPr>
-        <w:tc>
-          <w:tcPr>
-            <w:tcW w:w="1555" w:type="dxa"/>
-          </w:tcPr>
-          <w:p>
-            <w:pPr>
-              <w:pStyle w:val="TextoTablas"/>
-            </w:pPr>
-            <w:r>
-              <w:t>Centros de consolidación</w:t>
-            </w:r>
-          </w:p>
-        </w:tc>
-        <w:tc>
-          <w:tcPr>
-            <w:tcW w:w="4252" w:type="dxa"/>
-          </w:tcPr>
-          <w:p>
-            <w:pPr>
-              <w:pStyle w:val="TextoTablas"/>
-            </w:pPr>
-            <w:r>
-              <w:t>Reúnen mercancías provenientes de diferentes proveedores u orígenes para organizarlas y conformar cargas mayores antes de su despacho. Favorecen el aprovechamiento de vehículos, reducción de viajes y coordinación del transporte.</w:t>
-            </w:r>
-          </w:p>
-        </w:tc>
-        <w:tc>
-          <w:tcPr>
-            <w:tcW w:w="4155" w:type="dxa"/>
-          </w:tcPr>
-          <w:p>
-            <w:pPr>
-              <w:pStyle w:val="TextoTablas"/>
-            </w:pPr>
-            <w:r>
-              <w:t>Varios proveedores envían pequeños lotes a un centro de consolidación, donde se agrupan para completar un vehículo que abastecerá establecimientos de una misma zona.</w:t>
-            </w:r>
-          </w:p>
-        </w:tc>
-      </w:tr>
-      <w:tr>
-        <w:tc>
-          <w:tcPr>
-            <w:tcW w:w="1555" w:type="dxa"/>
-          </w:tcPr>
-          <w:p>
-            <w:pPr>
-              <w:pStyle w:val="TextoTablas"/>
-            </w:pPr>
-            <w:r>
-              <w:t>Plataformas logísticas</w:t>
-            </w:r>
-          </w:p>
-        </w:tc>
-        <w:tc>
-          <w:tcPr>
-            <w:tcW w:w="4252" w:type="dxa"/>
-          </w:tcPr>
-          <w:p>
-            <w:pPr>
-              <w:pStyle w:val="TextoTablas"/>
-            </w:pPr>
-            <w:r>
-              <w:t xml:space="preserve">Integran en una misma infraestructura diferentes actividades como recepción, almacenamiento, consolidación, preparación de pedidos, transporte y servicios complementarios. Facilitan la </w:t>
-            </w:r>
-            <w:r>
-              <w:lastRenderedPageBreak/>
-              <w:t>coordinación entre empresas y operadores que participan en la distribución.</w:t>
-            </w:r>
-          </w:p>
-        </w:tc>
-        <w:tc>
-          <w:tcPr>
-            <w:tcW w:w="4155" w:type="dxa"/>
-          </w:tcPr>
-          <w:p>
-            <w:pPr>
-              <w:pStyle w:val="TextoTablas"/>
-            </w:pPr>
-            <w:r>
-              <w:lastRenderedPageBreak/>
-              <w:t>Una empresa utiliza una plataforma logística para almacenar mercancía, preparar pedidos y coordinar desde allí las rutas de distribución hacia diferentes clientes.</w:t>
-            </w:r>
-          </w:p>
-        </w:tc>
-      </w:tr>
-      <w:tr>
-        <w:trPr>
-          <w:cnfStyle w:val="000000100000" w:firstRow="0" w:lastRow="0" w:firstColumn="0" w:lastColumn="0" w:oddVBand="0" w:evenVBand="0" w:oddHBand="1" w:evenHBand="0" w:firstRowFirstColumn="0" w:firstRowLastColumn="0" w:lastRowFirstColumn="0" w:lastRowLastColumn="0"/>
-        </w:trPr>
-        <w:tc>
-          <w:tcPr>
-            <w:tcW w:w="1555" w:type="dxa"/>
-          </w:tcPr>
-          <w:p>
-            <w:pPr>
-              <w:pStyle w:val="TextoTablas"/>
-            </w:pPr>
-            <w:r>
-              <w:t>Aliados estratégicos</w:t>
-            </w:r>
-          </w:p>
-        </w:tc>
-        <w:tc>
-          <w:tcPr>
-            <w:tcW w:w="4252" w:type="dxa"/>
-          </w:tcPr>
-          <w:p>
-            <w:pPr>
-              <w:pStyle w:val="TextoTablas"/>
-            </w:pPr>
-            <w:r>
-              <w:t>La empresa establece acuerdos de colaboración con operadores logísticos, transportadores, distribuidores u otros socios especializados para complementar capacidades, ampliar cobertura o mejorar el nivel de servicio sin desarrollar internamente toda la infraestructura requerida.</w:t>
-            </w:r>
-          </w:p>
-        </w:tc>
-        <w:tc>
-          <w:tcPr>
-            <w:tcW w:w="4155" w:type="dxa"/>
-          </w:tcPr>
-          <w:p>
-            <w:pPr>
-              <w:pStyle w:val="TextoTablas"/>
-            </w:pPr>
-            <w:r>
-              <w:t>Una empresa de comercio electrónico contrata un operador especializado en última milla para realizar entregas domiciliarias en ciudades donde no dispone de una red propia.</w:t>
-            </w:r>
-          </w:p>
-        </w:tc>
-      </w:tr>
-    </w:tbl>
-    <w:p>
-      <w:r>
-        <w:t>La elección del sistema adecuado depende de la estrategia comercial de la organización y de la capacidad operativa disponible.</w:t>
-      </w:r>
-    </w:p>
-    <w:p>
-      <w:r>
-        <w:t>En este marco, la planeación de requerimientos de distribución (DRP</w:t>
-      </w:r>
-      <w:r>
-        <w:rPr>
-          <w:rStyle w:val="Extranjerismo"/>
-        </w:rPr>
-        <w:t>, Distribution Requirements Planning</w:t>
-      </w:r>
-      <w:r>
-        <w:t>) constituye una herramienta que permite programar la reposición y el desplazamiento de productos dentro de la red logística, tomando como base la demanda esperada, los niveles de inventario, los tiempos de entrega y la capacidad de abastecimiento. Su propósito es coordinar la disponibilidad de mercancías en los distintos puntos de la red, evitando faltantes, sobre inventarios o retrasos en el cumplimiento de pedidos. El DRP facilita la articulación entre inventarios, transporte y distribución, mejorando la eficiencia operativa de la empresa.</w:t>
-      </w:r>
-    </w:p>
-    <w:p>
-      <w:r>
-        <w:t xml:space="preserve">La distribución también se relaciona con el </w:t>
-      </w:r>
-      <w:r>
-        <w:rPr>
-          <w:rStyle w:val="Extranjerismo"/>
-        </w:rPr>
-        <w:t>marketing</w:t>
-      </w:r>
-      <w:r>
-        <w:t xml:space="preserve"> logístico, entendido como la articulación entre la gestión logística y la estrategia comercial para asegurar que el producto llegue al cliente en condiciones que fortalezcan la propuesta de valor. Esto </w:t>
-      </w:r>
-      <w:r>
-        <w:lastRenderedPageBreak/>
-        <w:t>implica considerar variables como tiempos de entrega, cobertura, disponibilidad, presentación del producto, confiabilidad del servicio y experiencia del cliente. En este sentido, la logística no solo respalda la operación, sino que se convierte en un factor diferenciador en mercados cada vez más orientados a la rapidez, la precisión y el cumplimiento.</w:t>
-      </w:r>
-    </w:p>
-    <w:p>
-      <w:r>
-        <w:t xml:space="preserve">Finalmente, la operación de transporte y distribución debe desarrollarse en armonía con la legislación aplicable, la cual regula aspectos relacionados con: </w:t>
-      </w:r>
-    </w:p>
-    <w:p>
-      <w:pPr>
-        <w:pStyle w:val="Tabla"/>
-      </w:pPr>
-      <w:r>
-        <w:t>Aspectos del transporte y la distribución regulados por la legislación en Colombia</w:t>
-      </w:r>
-    </w:p>
-    <w:tbl>
-      <w:tblPr>
-        <w:tblStyle w:val="SENA"/>
-        <w:tblW w:w="0" w:type="auto"/>
-        <w:tblLook w:val="04A0" w:firstRow="1" w:lastRow="0" w:firstColumn="1" w:lastColumn="0" w:noHBand="0" w:noVBand="1"/>
-      </w:tblPr>
-      <w:tblGrid>
-        <w:gridCol w:w="1806"/>
-        <w:gridCol w:w="4055"/>
-        <w:gridCol w:w="4101"/>
-      </w:tblGrid>
-      <w:tr>
-        <w:trPr>
-          <w:cnfStyle w:val="100000000000" w:firstRow="1" w:lastRow="0" w:firstColumn="0" w:lastColumn="0" w:oddVBand="0" w:evenVBand="0" w:oddHBand="0" w:evenHBand="0" w:firstRowFirstColumn="0" w:firstRowLastColumn="0" w:lastRowFirstColumn="0" w:lastRowLastColumn="0"/>
-          <w:cantSplit/>
-          <w:tblHeader/>
-        </w:trPr>
-        <w:tc>
-          <w:tcPr>
-            <w:tcW w:w="1696" w:type="dxa"/>
-          </w:tcPr>
-          <w:p>
-            <w:pPr>
-              <w:pStyle w:val="TextoTablas"/>
-            </w:pPr>
-            <w:r>
-              <w:t>Aspecto</w:t>
-            </w:r>
-          </w:p>
-        </w:tc>
-        <w:tc>
-          <w:tcPr>
-            <w:tcW w:w="4111" w:type="dxa"/>
-          </w:tcPr>
-          <w:p>
-            <w:pPr>
-              <w:pStyle w:val="TextoTablas"/>
-            </w:pPr>
-            <w:r>
-              <w:t>Normatividad y entidades relacionadas</w:t>
-            </w:r>
-          </w:p>
-        </w:tc>
-        <w:tc>
-          <w:tcPr>
-            <w:tcW w:w="4155" w:type="dxa"/>
-          </w:tcPr>
-          <w:p>
-            <w:pPr>
-              <w:pStyle w:val="TextoTablas"/>
-            </w:pPr>
-            <w:r>
-              <w:t>Aplicación logística</w:t>
-            </w:r>
-          </w:p>
-        </w:tc>
-      </w:tr>
-      <w:tr>
-        <w:trPr>
-          <w:cnfStyle w:val="000000100000" w:firstRow="0" w:lastRow="0" w:firstColumn="0" w:lastColumn="0" w:oddVBand="0" w:evenVBand="0" w:oddHBand="1" w:evenHBand="0" w:firstRowFirstColumn="0" w:firstRowLastColumn="0" w:lastRowFirstColumn="0" w:lastRowLastColumn="0"/>
-        </w:trPr>
-        <w:tc>
-          <w:tcPr>
-            <w:tcW w:w="1696" w:type="dxa"/>
-          </w:tcPr>
-          <w:p>
-            <w:pPr>
-              <w:pStyle w:val="TextoTablas"/>
-            </w:pPr>
-            <w:r>
-              <w:t>Movilización de mercancías</w:t>
-            </w:r>
-          </w:p>
-        </w:tc>
-        <w:tc>
-          <w:tcPr>
-            <w:tcW w:w="4111" w:type="dxa"/>
-          </w:tcPr>
-          <w:p>
-            <w:pPr>
-              <w:pStyle w:val="TextoTablas"/>
-            </w:pPr>
-            <w:r>
-              <w:t>Ley 105 de 1993, Ley 336 de 1996 y Decreto 1079 de 2015.</w:t>
-            </w:r>
-          </w:p>
-          <w:p>
-            <w:pPr>
-              <w:pStyle w:val="TextoTablas"/>
-            </w:pPr>
-            <w:r>
-              <w:t>Ministerio de Transporte y Superintendencia de Transporte.</w:t>
-            </w:r>
-          </w:p>
-        </w:tc>
-        <w:tc>
-          <w:tcPr>
-            <w:tcW w:w="4155" w:type="dxa"/>
-          </w:tcPr>
-          <w:p>
-            <w:pPr>
-              <w:pStyle w:val="TextoTablas"/>
-            </w:pPr>
-            <w:r>
-              <w:t>Regulan las condiciones generales para movilizar mercancías y prestar servicios de transporte.</w:t>
-            </w:r>
-          </w:p>
-        </w:tc>
-      </w:tr>
-      <w:tr>
-        <w:tc>
-          <w:tcPr>
-            <w:tcW w:w="1696" w:type="dxa"/>
-          </w:tcPr>
-          <w:p>
-            <w:pPr>
-              <w:pStyle w:val="TextoTablas"/>
-            </w:pPr>
-            <w:r>
-              <w:t>Documentación</w:t>
-            </w:r>
-          </w:p>
-        </w:tc>
-        <w:tc>
-          <w:tcPr>
-            <w:tcW w:w="4111" w:type="dxa"/>
-          </w:tcPr>
-          <w:p>
-            <w:pPr>
-              <w:pStyle w:val="TextoTablas"/>
-            </w:pPr>
-            <w:r>
-              <w:t>Decreto 1079 de 2015 y normativa vigente del Registro Nacional de Despachos de Carga (RNDC).</w:t>
-            </w:r>
-          </w:p>
-          <w:p>
-            <w:pPr>
-              <w:pStyle w:val="TextoTablas"/>
-            </w:pPr>
-            <w:r>
-              <w:t>Ministerio de Transporte y Superintendencia de Transporte.</w:t>
-            </w:r>
-          </w:p>
-        </w:tc>
-        <w:tc>
-          <w:tcPr>
-            <w:tcW w:w="4155" w:type="dxa"/>
-          </w:tcPr>
-          <w:p>
-            <w:pPr>
-              <w:pStyle w:val="TextoTablas"/>
-            </w:pPr>
-            <w:r>
-              <w:t>Establecen requisitos para registrar y soportar documentalmente las operaciones de transporte terrestre de carga.</w:t>
-            </w:r>
-          </w:p>
-        </w:tc>
-      </w:tr>
-      <w:tr>
-        <w:trPr>
-          <w:cnfStyle w:val="000000100000" w:firstRow="0" w:lastRow="0" w:firstColumn="0" w:lastColumn="0" w:oddVBand="0" w:evenVBand="0" w:oddHBand="1" w:evenHBand="0" w:firstRowFirstColumn="0" w:firstRowLastColumn="0" w:lastRowFirstColumn="0" w:lastRowLastColumn="0"/>
-        </w:trPr>
-        <w:tc>
-          <w:tcPr>
-            <w:tcW w:w="1696" w:type="dxa"/>
-          </w:tcPr>
-          <w:p>
-            <w:pPr>
-              <w:pStyle w:val="TextoTablas"/>
-            </w:pPr>
-            <w:r>
-              <w:t>Condiciones de seguridad</w:t>
-            </w:r>
-          </w:p>
-        </w:tc>
-        <w:tc>
-          <w:tcPr>
-            <w:tcW w:w="4111" w:type="dxa"/>
-          </w:tcPr>
-          <w:p>
-            <w:pPr>
-              <w:pStyle w:val="TextoTablas"/>
-            </w:pPr>
-            <w:r>
-              <w:t>Ley 769 de 2002 y Decreto 1079 de 2015. Ministerio de Transporte, Agencia Nacional de Seguridad Vial y Autoridades de Tránsito.</w:t>
-            </w:r>
-          </w:p>
-        </w:tc>
-        <w:tc>
-          <w:tcPr>
-            <w:tcW w:w="4155" w:type="dxa"/>
-          </w:tcPr>
-          <w:p>
-            <w:pPr>
-              <w:pStyle w:val="TextoTablas"/>
-            </w:pPr>
-            <w:r>
-              <w:t>Orientan la movilización segura de la carga, vehículos y demás actores involucrados en la operación.</w:t>
-            </w:r>
-          </w:p>
-        </w:tc>
-      </w:tr>
-      <w:tr>
-        <w:tc>
-          <w:tcPr>
-            <w:tcW w:w="1696" w:type="dxa"/>
-          </w:tcPr>
-          <w:p>
-            <w:pPr>
-              <w:pStyle w:val="TextoTablas"/>
-            </w:pPr>
-            <w:r>
-              <w:lastRenderedPageBreak/>
-              <w:t>Habilitación de vehículos y operación</w:t>
-            </w:r>
-          </w:p>
-        </w:tc>
-        <w:tc>
-          <w:tcPr>
-            <w:tcW w:w="4111" w:type="dxa"/>
-          </w:tcPr>
-          <w:p>
-            <w:pPr>
-              <w:pStyle w:val="TextoTablas"/>
-            </w:pPr>
-            <w:r>
-              <w:t>Ley 336 de 1996, Ley 769 de 2002 y Decreto 1079 de 2015. Ministerio de Transporte, RUNT y Organismos de Tránsito.</w:t>
-            </w:r>
-          </w:p>
-        </w:tc>
-        <w:tc>
-          <w:tcPr>
-            <w:tcW w:w="4155" w:type="dxa"/>
-          </w:tcPr>
-          <w:p>
-            <w:pPr>
-              <w:pStyle w:val="TextoTablas"/>
-            </w:pPr>
-            <w:r>
-              <w:t>Determinan requisitos de operación, registro, condiciones técnicas y documentación aplicable a empresas y vehículos.</w:t>
-            </w:r>
-          </w:p>
-        </w:tc>
-      </w:tr>
-      <w:tr>
-        <w:trPr>
-          <w:cnfStyle w:val="000000100000" w:firstRow="0" w:lastRow="0" w:firstColumn="0" w:lastColumn="0" w:oddVBand="0" w:evenVBand="0" w:oddHBand="1" w:evenHBand="0" w:firstRowFirstColumn="0" w:firstRowLastColumn="0" w:lastRowFirstColumn="0" w:lastRowLastColumn="0"/>
-        </w:trPr>
-        <w:tc>
-          <w:tcPr>
-            <w:tcW w:w="1696" w:type="dxa"/>
-          </w:tcPr>
-          <w:p>
-            <w:pPr>
-              <w:pStyle w:val="TextoTablas"/>
-            </w:pPr>
-            <w:r>
-              <w:t>Responsabilidad contractual</w:t>
-            </w:r>
-          </w:p>
-        </w:tc>
-        <w:tc>
-          <w:tcPr>
-            <w:tcW w:w="4111" w:type="dxa"/>
-          </w:tcPr>
-          <w:p>
-            <w:pPr>
-              <w:pStyle w:val="TextoTablas"/>
-            </w:pPr>
-            <w:r>
-              <w:t>Código de Comercio – Decreto 410 de 1971 y Decreto 1079 de 2015. Superintendencia de Transporte y Autoridades Competentes.</w:t>
-            </w:r>
-          </w:p>
-        </w:tc>
-        <w:tc>
-          <w:tcPr>
-            <w:tcW w:w="4155" w:type="dxa"/>
-          </w:tcPr>
-          <w:p>
-            <w:pPr>
-              <w:pStyle w:val="TextoTablas"/>
-            </w:pPr>
-            <w:r>
-              <w:t>Establecen obligaciones y responsabilidades relacionadas con recepción, transporte, custodia y entrega de mercancías.</w:t>
-            </w:r>
-          </w:p>
-        </w:tc>
-      </w:tr>
-      <w:tr>
-        <w:tc>
-          <w:tcPr>
-            <w:tcW w:w="1696" w:type="dxa"/>
-          </w:tcPr>
-          <w:p>
-            <w:pPr>
-              <w:pStyle w:val="TextoTablas"/>
-            </w:pPr>
-            <w:r>
-              <w:t>Seguros</w:t>
-            </w:r>
-          </w:p>
-        </w:tc>
-        <w:tc>
-          <w:tcPr>
-            <w:tcW w:w="4111" w:type="dxa"/>
-          </w:tcPr>
-          <w:p>
-            <w:pPr>
-              <w:pStyle w:val="TextoTablas"/>
-            </w:pPr>
-            <w:r>
-              <w:t>Código de Comercio y Ley 769 de 2002. Superintendencia Financiera de Colombia y Ministerio de Transporte.</w:t>
-            </w:r>
-          </w:p>
-        </w:tc>
-        <w:tc>
-          <w:tcPr>
-            <w:tcW w:w="4155" w:type="dxa"/>
-          </w:tcPr>
-          <w:p>
-            <w:pPr>
-              <w:pStyle w:val="TextoTablas"/>
-            </w:pPr>
-            <w:r>
-              <w:t>Regulan aspectos relacionados con aseguramiento, SOAT y coberturas frente a riesgos asociados con la operación.</w:t>
-            </w:r>
-          </w:p>
-        </w:tc>
-      </w:tr>
-      <w:tr>
-        <w:trPr>
-          <w:cnfStyle w:val="000000100000" w:firstRow="0" w:lastRow="0" w:firstColumn="0" w:lastColumn="0" w:oddVBand="0" w:evenVBand="0" w:oddHBand="1" w:evenHBand="0" w:firstRowFirstColumn="0" w:firstRowLastColumn="0" w:lastRowFirstColumn="0" w:lastRowLastColumn="0"/>
-        </w:trPr>
-        <w:tc>
-          <w:tcPr>
-            <w:tcW w:w="1696" w:type="dxa"/>
-          </w:tcPr>
-          <w:p>
-            <w:pPr>
-              <w:pStyle w:val="TextoTablas"/>
-            </w:pPr>
-            <w:r>
-              <w:t>Tránsito</w:t>
-            </w:r>
-          </w:p>
-        </w:tc>
-        <w:tc>
-          <w:tcPr>
-            <w:tcW w:w="4111" w:type="dxa"/>
-          </w:tcPr>
-          <w:p>
-            <w:pPr>
-              <w:pStyle w:val="TextoTablas"/>
-            </w:pPr>
-            <w:r>
-              <w:t>Ley 769 de 2002 – Código Nacional de Tránsito y sus modificaciones. Ministerio de Transporte, Policía de Tránsito y Organismos Territoriales de Tránsito.</w:t>
-            </w:r>
-          </w:p>
-        </w:tc>
-        <w:tc>
-          <w:tcPr>
-            <w:tcW w:w="4155" w:type="dxa"/>
-          </w:tcPr>
-          <w:p>
-            <w:pPr>
-              <w:pStyle w:val="TextoTablas"/>
-            </w:pPr>
-            <w:r>
-              <w:t>Define las condiciones para la circulación y operación segura de los vehículos en las vías.</w:t>
-            </w:r>
-          </w:p>
-        </w:tc>
-      </w:tr>
-      <w:tr>
-        <w:tc>
-          <w:tcPr>
-            <w:tcW w:w="1696" w:type="dxa"/>
-          </w:tcPr>
-          <w:p>
-            <w:pPr>
-              <w:pStyle w:val="TextoTablas"/>
-            </w:pPr>
-            <w:r>
-              <w:t>Normas técnicas</w:t>
-            </w:r>
-          </w:p>
-        </w:tc>
-        <w:tc>
-          <w:tcPr>
-            <w:tcW w:w="4111" w:type="dxa"/>
-          </w:tcPr>
-          <w:p>
-            <w:pPr>
-              <w:pStyle w:val="TextoTablas"/>
-            </w:pPr>
-            <w:r>
-              <w:t>Reglamentos técnicos y NTC aplicables según producto y operación. Ministerios competentes, Superintendencia de Industria y Comercio (SIC) e ICONTEC.</w:t>
-            </w:r>
-          </w:p>
-        </w:tc>
-        <w:tc>
-          <w:tcPr>
-            <w:tcW w:w="4155" w:type="dxa"/>
-          </w:tcPr>
-          <w:p>
-            <w:pPr>
-              <w:pStyle w:val="TextoTablas"/>
-            </w:pPr>
-            <w:r>
-              <w:t>Establecen requisitos técnicos relacionados con vehículos, productos, empaques, embalajes, rotulado y seguridad, según corresponda.</w:t>
-            </w:r>
-          </w:p>
-        </w:tc>
-      </w:tr>
-    </w:tbl>
-    <w:p>
-      <w:r>
-        <w:t>El conocimiento de este marco normativo es esencial para reducir riesgos operativos, evitar sanciones y garantizar la legalidad de la operación logística.</w:t>
-      </w:r>
-    </w:p>
-    <w:p>
-      <w:r>
-        <w:t xml:space="preserve">En síntesis, la distribución articula el cierre operativo de la cadena de suministro al conectar el producto con el cliente final. Su relación con el DRP, el </w:t>
-      </w:r>
-      <w:r>
-        <w:rPr>
-          <w:rStyle w:val="Extranjerismo"/>
-        </w:rPr>
-        <w:t>marketing</w:t>
-      </w:r>
-      <w:r>
-        <w:t xml:space="preserve"> </w:t>
-      </w:r>
-      <w:r>
-        <w:lastRenderedPageBreak/>
-        <w:t>logístico y la normativa aplicable fortalece la eficiencia, la trazabilidad y el cumplimiento de la promesa de servicio de la organización.</w:t>
-      </w:r>
-    </w:p>
-    <w:p>
-      <w:r>
-        <w:rPr>
-          <w:b/>
-          <w:bCs/>
-        </w:rPr>
-        <w:t xml:space="preserve"> Ejemplo empresarial</w:t>
-      </w:r>
-      <w:r>
-        <w:t xml:space="preserve">: </w:t>
-      </w:r>
-    </w:p>
-    <w:p>
-      <w:r>
-        <w:t>E</w:t>
-      </w:r>
-      <w:r>
-        <w:t>n</w:t>
-      </w:r>
-      <w:r>
-        <w:t xml:space="preserve"> Grupo Éxito, la distribución de mercancías hacia supermercados, hipermercados y formatos de proximidad exige coordinar inventarios, transporte y reposición según la demanda de cada punto de venta.  En este contexto, la planeación de requerimientos de distribución (DRP) facilita programar qué productos enviar, en qué cantidades y en qué momento, evitando quiebres de inventario o sobreabastecimiento. Esta coordinación logística impacta directamente la disponibilidad del producto, la experiencia de compra del cliente y el cumplimiento de la propuesta comercial de la organización.</w:t>
-      </w:r>
-    </w:p>
-    <w:p>
-      <w:pPr>
-        <w:rPr>
-          <w:b/>
-          <w:bCs/>
-        </w:rPr>
-      </w:pPr>
-      <w:r>
-        <w:rPr>
-          <w:b/>
-          <w:bCs/>
-        </w:rPr>
-        <w:t>Curso: gestión de transporte y distribución.</w:t>
-      </w:r>
-    </w:p>
-    <w:p>
-      <w:r>
-        <w:t xml:space="preserve"> A continuación, se invita a ir al siguiente video para fortalecer los conocimientos relacionados con transporte y distribución en la operación logística:</w:t>
-      </w:r>
-    </w:p>
-    <w:p>
-      <w:hyperlink r:id="rId20" w:history="1">
-        <w:r>
-          <w:rPr>
-            <w:rStyle w:val="Hipervnculo"/>
-          </w:rPr>
-          <w:t>https://www.youtube.com/watch?v=1G7di_eJ8bI</w:t>
-        </w:r>
-      </w:hyperlink>
-    </w:p>
-    <w:p>
-      <w:pPr>
-        <w:rPr>
-          <w:b/>
-          <w:bCs/>
-        </w:rPr>
-      </w:pPr>
-      <w:r>
-        <w:rPr>
-          <w:b/>
-          <w:bCs/>
-        </w:rPr>
-        <w:t>Administración y logística en la cadena de suministro.</w:t>
-      </w:r>
-    </w:p>
-    <w:p>
-      <w:r>
-        <w:t xml:space="preserve"> Se invita al aprendiz a profundizar en transporte y distribución en la operación logística, tal como se muestra en el siguiente libro (página</w:t>
-      </w:r>
-      <w:r>
-        <w:t>s</w:t>
-      </w:r>
-      <w:r>
-        <w:t xml:space="preserve"> 172-180):</w:t>
-      </w:r>
-    </w:p>
-    <w:p>
-      <w:hyperlink r:id="rId21" w:history="1">
-        <w:r>
-          <w:rPr>
-            <w:rStyle w:val="Hipervnculo"/>
-          </w:rPr>
-          <w:t>https://gc.scalahed.com/recursos/files/r161r/w25775w/L1LT123_S1_01.pdf</w:t>
-        </w:r>
-      </w:hyperlink>
-    </w:p>
-    <w:p>
-      <w:pPr>
-        <w:spacing w:before="0" w:after="160" w:line="259" w:lineRule="auto"/>
-        <w:ind w:firstLine="0"/>
-      </w:pPr>
-      <w:r>
-        <w:br w:type="page"/>
-      </w:r>
-    </w:p>
-    <w:p>
-      <w:pPr>
-        <w:pStyle w:val="Ttulo1"/>
-      </w:pPr>
-      <w:bookmarkStart w:id="13" w:name="_Toc240098669"/>
-      <w:r>
-        <w:lastRenderedPageBreak/>
-        <w:t>Almacenamiento e inventarios</w:t>
-      </w:r>
-      <w:bookmarkEnd w:id="13"/>
-    </w:p>
-    <w:p>
-      <w:r>
-        <w:t>El almacenamiento y los inventarios cumplen una función estratégica en la cadena de suministro al permitir la conservación, control y disponibilidad de los productos. Su adecuada gestión favorece la continuidad de la operación, la optimización del espacio, la trazabilidad de la mercancía y el cumplimiento oportuno de los despachos.</w:t>
-      </w:r>
-    </w:p>
-    <w:p>
-      <w:pPr>
-        <w:pStyle w:val="Ttulo2"/>
-      </w:pPr>
-      <w:bookmarkStart w:id="14" w:name="_Toc240098670"/>
-      <w:r>
-        <w:t>Almacenamiento y costos asociados</w:t>
-      </w:r>
-      <w:bookmarkEnd w:id="14"/>
-    </w:p>
-    <w:p>
-      <w:r>
-        <w:t xml:space="preserve">El almacenamiento es el proceso logístico orientado a resguardar, organizar, conservar y controlar los materiales, insumos o productos dentro de la cadena de suministro, con el fin de asegurar su disponibilidad en el momento requerido por la operación o por el cliente. Su función no se limita a guardar mercancías, sino que comprende un conjunto de actividades relacionadas con la recepción, ubicación, custodia, manipulación, preparación y despacho de productos, en condiciones que garanticen su integridad, trazabilidad y eficiencia operativa. Dentro de la operación logística, el almacenamiento puede desarrollarse en diferentes tipos de instalaciones, como bodegas, centros de distribución, plataformas logísticas o áreas de depósito temporal. La elección de estas instalaciones y su organización interna dependen de factores como: </w:t>
-      </w:r>
-    </w:p>
-    <w:p>
-      <w:pPr>
-        <w:pStyle w:val="Prrafodelista"/>
-        <w:numPr>
-          <w:ilvl w:val="0"/>
-          <w:numId w:val="15"/>
-        </w:numPr>
-      </w:pPr>
-      <w:r>
-        <w:rPr>
-          <w:b/>
-          <w:bCs/>
-        </w:rPr>
-        <w:t>Naturaleza del producto</w:t>
-      </w:r>
-      <w:r>
-        <w:t>.</w:t>
-      </w:r>
-      <w:r>
-        <w:t xml:space="preserve"> </w:t>
-      </w:r>
-      <w:r>
-        <w:t>D</w:t>
-      </w:r>
-      <w:r>
-        <w:t>etermina las condiciones de manipulación y almacenamiento según las características del producto.</w:t>
-      </w:r>
-    </w:p>
-    <w:p>
-      <w:pPr>
-        <w:pStyle w:val="Prrafodelista"/>
-        <w:numPr>
-          <w:ilvl w:val="0"/>
-          <w:numId w:val="15"/>
-        </w:numPr>
-      </w:pPr>
-      <w:r>
-        <w:rPr>
-          <w:b/>
-          <w:bCs/>
-        </w:rPr>
-        <w:t>Volumen de inventario</w:t>
-      </w:r>
-      <w:r>
-        <w:rPr>
-          <w:b/>
-          <w:bCs/>
-        </w:rPr>
-        <w:t>.</w:t>
-      </w:r>
-      <w:r>
-        <w:t xml:space="preserve"> </w:t>
-      </w:r>
-      <w:r>
-        <w:t>D</w:t>
-      </w:r>
-      <w:r>
-        <w:t>efine la capacidad de almacenamiento requerida según las cantidades mantenidas en existencia.</w:t>
-      </w:r>
-    </w:p>
-    <w:p>
-      <w:pPr>
-        <w:pStyle w:val="Prrafodelista"/>
-        <w:numPr>
-          <w:ilvl w:val="0"/>
-          <w:numId w:val="15"/>
-        </w:numPr>
-      </w:pPr>
-      <w:r>
-        <w:rPr>
-          <w:b/>
-          <w:bCs/>
-        </w:rPr>
-        <w:lastRenderedPageBreak/>
-        <w:t>Rotación</w:t>
-      </w:r>
-      <w:r>
-        <w:t>.</w:t>
-      </w:r>
-      <w:r>
-        <w:t xml:space="preserve"> </w:t>
-      </w:r>
-      <w:r>
-        <w:t>I</w:t>
-      </w:r>
-      <w:r>
-        <w:t>ndica la frecuencia con que los productos ingresan y salen del almacén, orientando su ubicación.</w:t>
-      </w:r>
-    </w:p>
-    <w:p>
-      <w:pPr>
-        <w:pStyle w:val="Prrafodelista"/>
-        <w:numPr>
-          <w:ilvl w:val="0"/>
-          <w:numId w:val="15"/>
-        </w:numPr>
-      </w:pPr>
-      <w:r>
-        <w:rPr>
-          <w:b/>
-          <w:bCs/>
-        </w:rPr>
-        <w:t>Condiciones de conservación</w:t>
-      </w:r>
-      <w:r>
-        <w:t>. E</w:t>
-      </w:r>
-      <w:r>
-        <w:t>stablecen los requerimientos ambientales necesarios para mantener la calidad e integridad del producto.</w:t>
-      </w:r>
-    </w:p>
-    <w:p>
-      <w:pPr>
-        <w:pStyle w:val="Prrafodelista"/>
-        <w:numPr>
-          <w:ilvl w:val="0"/>
-          <w:numId w:val="15"/>
-        </w:numPr>
-      </w:pPr>
-      <w:r>
-        <w:rPr>
-          <w:b/>
-          <w:bCs/>
-        </w:rPr>
-        <w:t>Niveles de automatización</w:t>
-      </w:r>
-      <w:r>
-        <w:t>.</w:t>
-      </w:r>
-      <w:r>
-        <w:t xml:space="preserve"> </w:t>
-      </w:r>
-      <w:r>
-        <w:t>D</w:t>
-      </w:r>
-      <w:r>
-        <w:t>etermina el uso de tecnologías y equipos para ejecutar o controlar operaciones de almacenamiento.</w:t>
-      </w:r>
-    </w:p>
-    <w:p>
-      <w:pPr>
-        <w:pStyle w:val="Prrafodelista"/>
-        <w:numPr>
-          <w:ilvl w:val="0"/>
-          <w:numId w:val="15"/>
-        </w:numPr>
-      </w:pPr>
-      <w:r>
-        <w:rPr>
-          <w:b/>
-          <w:bCs/>
-        </w:rPr>
-        <w:t>Estrategia de distribución de la empresa</w:t>
-      </w:r>
-      <w:r>
-        <w:t>. O</w:t>
-      </w:r>
-      <w:r>
-        <w:t>rienta la ubicación y funcionamiento de los almacenes según mercados, cobertura y niveles de servicio.</w:t>
-      </w:r>
-    </w:p>
-    <w:p>
-      <w:r>
-        <w:t>De esta manera, el almacenamiento se convierte en un punto de articulación entre el abastecimiento, el inventario y la distribución.</w:t>
-      </w:r>
-    </w:p>
-    <w:p>
-      <w:r>
-        <w:t>La eficiencia del almacenamiento también se relaciona con los recursos económicos necesarios para recibir, conservar, manipular y mantener disponibles los inventarios dentro de una instalación logística. Su control permite identificar oportunidades para mejorar el aprovechamiento del espacio, los recursos y la eficiencia operativa. Entre los más relevantes tenemos:</w:t>
-      </w:r>
-    </w:p>
-    <w:p>
-      <w:pPr>
-        <w:pStyle w:val="Tabla"/>
-      </w:pPr>
-      <w:r>
-        <w:t>Costos relacionados con el almacenamiento en una operación logística</w:t>
-      </w:r>
-    </w:p>
-    <w:tbl>
-      <w:tblPr>
-        <w:tblStyle w:val="SENA"/>
-        <w:tblW w:w="0" w:type="auto"/>
-        <w:tblLook w:val="04A0" w:firstRow="1" w:lastRow="0" w:firstColumn="1" w:lastColumn="0" w:noHBand="0" w:noVBand="1"/>
-      </w:tblPr>
-      <w:tblGrid>
-        <w:gridCol w:w="1854"/>
-        <w:gridCol w:w="4028"/>
-        <w:gridCol w:w="4080"/>
-      </w:tblGrid>
-      <w:tr>
-        <w:trPr>
-          <w:cnfStyle w:val="100000000000" w:firstRow="1" w:lastRow="0" w:firstColumn="0" w:lastColumn="0" w:oddVBand="0" w:evenVBand="0" w:oddHBand="0" w:evenHBand="0" w:firstRowFirstColumn="0" w:firstRowLastColumn="0" w:lastRowFirstColumn="0" w:lastRowLastColumn="0"/>
-          <w:cantSplit/>
-          <w:tblHeader/>
-        </w:trPr>
-        <w:tc>
-          <w:tcPr>
-            <w:tcW w:w="1696" w:type="dxa"/>
-          </w:tcPr>
-          <w:p>
-            <w:pPr>
-              <w:pStyle w:val="TextoTablas"/>
-            </w:pPr>
-            <w:r>
-              <w:t>Variable</w:t>
-            </w:r>
-          </w:p>
-        </w:tc>
-        <w:tc>
-          <w:tcPr>
-            <w:tcW w:w="4111" w:type="dxa"/>
-          </w:tcPr>
-          <w:p>
-            <w:pPr>
-              <w:pStyle w:val="TextoTablas"/>
-            </w:pPr>
-            <w:r>
-              <w:t>Concepto</w:t>
-            </w:r>
-          </w:p>
-        </w:tc>
-        <w:tc>
-          <w:tcPr>
-            <w:tcW w:w="4155" w:type="dxa"/>
-          </w:tcPr>
-          <w:p>
-            <w:pPr>
-              <w:pStyle w:val="TextoTablas"/>
-            </w:pPr>
-            <w:r>
-              <w:t>Ejemplo o caso aplicado</w:t>
-            </w:r>
-          </w:p>
-        </w:tc>
-      </w:tr>
-      <w:tr>
-        <w:trPr>
-          <w:cnfStyle w:val="000000100000" w:firstRow="0" w:lastRow="0" w:firstColumn="0" w:lastColumn="0" w:oddVBand="0" w:evenVBand="0" w:oddHBand="1" w:evenHBand="0" w:firstRowFirstColumn="0" w:firstRowLastColumn="0" w:lastRowFirstColumn="0" w:lastRowLastColumn="0"/>
-        </w:trPr>
-        <w:tc>
-          <w:tcPr>
-            <w:tcW w:w="1696" w:type="dxa"/>
-          </w:tcPr>
-          <w:p>
-            <w:pPr>
-              <w:pStyle w:val="TextoTablas"/>
-            </w:pPr>
-            <w:r>
-              <w:t>Infraestructura y ocupación del espacio</w:t>
-            </w:r>
-          </w:p>
-        </w:tc>
-        <w:tc>
-          <w:tcPr>
-            <w:tcW w:w="4111" w:type="dxa"/>
-          </w:tcPr>
-          <w:p>
-            <w:pPr>
-              <w:pStyle w:val="TextoTablas"/>
-            </w:pPr>
-            <w:r>
-              <w:t>Comprende los costos de disponer y utilizar bodegas, áreas, estanterías y posiciones necesarias para mantener los inventarios.</w:t>
-            </w:r>
-          </w:p>
-        </w:tc>
-        <w:tc>
-          <w:tcPr>
-            <w:tcW w:w="4155" w:type="dxa"/>
-          </w:tcPr>
-          <w:p>
-            <w:pPr>
-              <w:pStyle w:val="TextoTablas"/>
-            </w:pPr>
-            <w:r>
-              <w:t>Una empresa mantiene una bodega de 5.000 m², pero utiliza regularmente solo el 60 %. El espacio disponible continúa generando costos, aunque permanezca sin mercancía.</w:t>
-            </w:r>
-          </w:p>
-        </w:tc>
-      </w:tr>
-      <w:tr>
-        <w:tc>
-          <w:tcPr>
-            <w:tcW w:w="1696" w:type="dxa"/>
-          </w:tcPr>
-          <w:p>
-            <w:pPr>
-              <w:pStyle w:val="TextoTablas"/>
-            </w:pPr>
-            <w:r>
-              <w:lastRenderedPageBreak/>
-              <w:t>Equipos de almacenamiento y manipulación</w:t>
-            </w:r>
-          </w:p>
-        </w:tc>
-        <w:tc>
-          <w:tcPr>
-            <w:tcW w:w="4111" w:type="dxa"/>
-          </w:tcPr>
-          <w:p>
-            <w:pPr>
-              <w:pStyle w:val="TextoTablas"/>
-            </w:pPr>
-            <w:r>
-              <w:t>Incluye los costos relacionados con adquisición, alquiler y utilización de equipos necesarios para almacenar y movilizar mercancías.</w:t>
-            </w:r>
-          </w:p>
-        </w:tc>
-        <w:tc>
-          <w:tcPr>
-            <w:tcW w:w="4155" w:type="dxa"/>
-          </w:tcPr>
-          <w:p>
-            <w:pPr>
-              <w:pStyle w:val="TextoTablas"/>
-            </w:pPr>
-            <w:r>
-              <w:t xml:space="preserve">Un centro de distribución utiliza montacargas eléctricos para movilizar </w:t>
-            </w:r>
-            <w:r>
-              <w:rPr>
-                <w:rStyle w:val="Extranjerismo"/>
-              </w:rPr>
-              <w:t>pallets</w:t>
-            </w:r>
-            <w:r>
-              <w:t>. Su operación genera costos por alquiler o adquisición, carga de baterías y utilización diaria.</w:t>
-            </w:r>
-          </w:p>
-        </w:tc>
-      </w:tr>
-      <w:tr>
-        <w:trPr>
-          <w:cnfStyle w:val="000000100000" w:firstRow="0" w:lastRow="0" w:firstColumn="0" w:lastColumn="0" w:oddVBand="0" w:evenVBand="0" w:oddHBand="1" w:evenHBand="0" w:firstRowFirstColumn="0" w:firstRowLastColumn="0" w:lastRowFirstColumn="0" w:lastRowLastColumn="0"/>
-        </w:trPr>
-        <w:tc>
-          <w:tcPr>
-            <w:tcW w:w="1696" w:type="dxa"/>
-          </w:tcPr>
-          <w:p>
-            <w:pPr>
-              <w:pStyle w:val="TextoTablas"/>
-            </w:pPr>
-            <w:r>
-              <w:t>Personal</w:t>
-            </w:r>
-          </w:p>
-        </w:tc>
-        <w:tc>
-          <w:tcPr>
-            <w:tcW w:w="4111" w:type="dxa"/>
-          </w:tcPr>
-          <w:p>
-            <w:pPr>
-              <w:pStyle w:val="TextoTablas"/>
-            </w:pPr>
-            <w:r>
-              <w:t>Corresponde al costo del talento humano encargado de recibir, almacenar, controlar, preparar y despachar las mercancías.</w:t>
-            </w:r>
-          </w:p>
-        </w:tc>
-        <w:tc>
-          <w:tcPr>
-            <w:tcW w:w="4155" w:type="dxa"/>
-          </w:tcPr>
-          <w:p>
-            <w:pPr>
-              <w:pStyle w:val="TextoTablas"/>
-            </w:pPr>
-            <w:r>
-              <w:t xml:space="preserve">Para atender un aumento de pedidos, una empresa incorpora operarios adicionales en </w:t>
-            </w:r>
-            <w:r>
-              <w:rPr>
-                <w:rStyle w:val="Extranjerismo"/>
-              </w:rPr>
-              <w:t>picking</w:t>
-            </w:r>
-            <w:r>
-              <w:t xml:space="preserve"> y despacho, incrementando los costos de personal del almacén.</w:t>
-            </w:r>
-          </w:p>
-        </w:tc>
-      </w:tr>
-      <w:tr>
-        <w:tc>
-          <w:tcPr>
-            <w:tcW w:w="1696" w:type="dxa"/>
-          </w:tcPr>
-          <w:p>
-            <w:pPr>
-              <w:pStyle w:val="TextoTablas"/>
-            </w:pPr>
-            <w:r>
-              <w:t>Servicios y mantenimiento</w:t>
-            </w:r>
-          </w:p>
-        </w:tc>
-        <w:tc>
-          <w:tcPr>
-            <w:tcW w:w="4111" w:type="dxa"/>
-          </w:tcPr>
-          <w:p>
-            <w:pPr>
-              <w:pStyle w:val="TextoTablas"/>
-            </w:pPr>
-            <w:r>
-              <w:t>Reúne los gastos necesarios para conservar instalaciones y equipos funcionando adecuadamente, incluyendo energía, refrigeración, vigilancia y mantenimiento.</w:t>
-            </w:r>
-          </w:p>
-        </w:tc>
-        <w:tc>
-          <w:tcPr>
-            <w:tcW w:w="4155" w:type="dxa"/>
-          </w:tcPr>
-          <w:p>
-            <w:pPr>
-              <w:pStyle w:val="TextoTablas"/>
-            </w:pPr>
-            <w:r>
-              <w:t>Una bodega de productos refrigerados mantiene cámaras frías funcionando permanentemente, generando consumo de energía y mantenimiento periódico de los sistemas de refrigeración.</w:t>
-            </w:r>
-          </w:p>
-        </w:tc>
-      </w:tr>
-      <w:tr>
-        <w:trPr>
-          <w:cnfStyle w:val="000000100000" w:firstRow="0" w:lastRow="0" w:firstColumn="0" w:lastColumn="0" w:oddVBand="0" w:evenVBand="0" w:oddHBand="1" w:evenHBand="0" w:firstRowFirstColumn="0" w:firstRowLastColumn="0" w:lastRowFirstColumn="0" w:lastRowLastColumn="0"/>
-        </w:trPr>
-        <w:tc>
-          <w:tcPr>
-            <w:tcW w:w="1696" w:type="dxa"/>
-          </w:tcPr>
-          <w:p>
-            <w:pPr>
-              <w:pStyle w:val="TextoTablas"/>
-            </w:pPr>
-            <w:r>
-              <w:t>Manipulación de mercancías</w:t>
-            </w:r>
-          </w:p>
-        </w:tc>
-        <w:tc>
-          <w:tcPr>
-            <w:tcW w:w="4111" w:type="dxa"/>
-          </w:tcPr>
-          <w:p>
-            <w:pPr>
-              <w:pStyle w:val="TextoTablas"/>
-            </w:pPr>
-            <w:r>
-              <w:t>Hace referencia a los costos generados por descargar, trasladar, ubicar, seleccionar, reubicar y despachar los productos dentro del almacén.</w:t>
-            </w:r>
-          </w:p>
-        </w:tc>
-        <w:tc>
-          <w:tcPr>
-            <w:tcW w:w="4155" w:type="dxa"/>
-          </w:tcPr>
-          <w:p>
-            <w:pPr>
-              <w:pStyle w:val="TextoTablas"/>
-            </w:pPr>
-            <w:r>
-              <w:t xml:space="preserve">Una mala distribución obliga a trasladar varias veces los </w:t>
-            </w:r>
-            <w:r>
-              <w:rPr>
-                <w:rStyle w:val="Extranjerismo"/>
-              </w:rPr>
-              <w:t>pallets</w:t>
-            </w:r>
-            <w:r>
-              <w:t xml:space="preserve"> antes del despacho, aumentando horas de trabajo, utilización de montacargas y tiempo operativo.</w:t>
-            </w:r>
-          </w:p>
-        </w:tc>
-      </w:tr>
-      <w:tr>
-        <w:tc>
-          <w:tcPr>
-            <w:tcW w:w="1696" w:type="dxa"/>
-          </w:tcPr>
-          <w:p>
-            <w:pPr>
-              <w:pStyle w:val="TextoTablas"/>
-            </w:pPr>
-            <w:r>
-              <w:t>Deterioro y obsolescencia</w:t>
-            </w:r>
-          </w:p>
-        </w:tc>
-        <w:tc>
-          <w:tcPr>
-            <w:tcW w:w="4111" w:type="dxa"/>
-          </w:tcPr>
-          <w:p>
-            <w:pPr>
-              <w:pStyle w:val="TextoTablas"/>
-            </w:pPr>
-            <w:r>
-              <w:t>Representa pérdidas ocasionadas cuando los productos almacenados pierden calidad, vigencia, utilidad o valor comercial antes de su venta o utilización.</w:t>
-            </w:r>
-          </w:p>
-        </w:tc>
-        <w:tc>
-          <w:tcPr>
-            <w:tcW w:w="4155" w:type="dxa"/>
-          </w:tcPr>
-          <w:p>
-            <w:pPr>
-              <w:pStyle w:val="TextoTablas"/>
-            </w:pPr>
-            <w:r>
-              <w:t>Una empresa almacena demasiado inventario de alimentos y parte vence antes de comercializarse, generando pérdidas y costos adicionales para retirar y gestionar esos productos.</w:t>
-            </w:r>
-          </w:p>
-        </w:tc>
-      </w:tr>
-    </w:tbl>
-    <w:p/>
-    <w:p>
-      <w:r>
-        <w:lastRenderedPageBreak/>
-        <w:t>Estos costos impactan directamente la rentabilidad de la operación logística, por lo que su control es clave para evitar sobrecostos y mantener el equilibrio entre disponibilidad de producto y eficiencia financiera.</w:t>
-      </w:r>
-    </w:p>
-    <w:p>
-      <w:r>
-        <w:t>En consecuencia, el almacenamiento no debe entenderse como una actividad pasiva dentro de la cadena de suministro, sino como un proceso estratégico que influye en la continuidad del abastecimiento, la organización de inventarios, la preparación de pedidos y el cumplimiento de la promesa de servicio al cliente.</w:t>
-      </w:r>
-    </w:p>
-    <w:p>
-      <w:r>
-        <w:t xml:space="preserve"> </w:t>
-      </w:r>
-      <w:r>
-        <w:rPr>
-          <w:b/>
-          <w:bCs/>
-        </w:rPr>
-        <w:t>Ejemplo empresarial</w:t>
-      </w:r>
-      <w:r>
-        <w:t>:</w:t>
-      </w:r>
-    </w:p>
-    <w:p>
-      <w:r>
-        <w:t>E</w:t>
-      </w:r>
-      <w:r>
-        <w:t xml:space="preserve">n los centros de distribución de Tecnoquímicas, los medicamentos y productos de cuidado personal deben organizarse considerando condiciones de conservación, rotación, clasificación por referencias y control de fechas. </w:t>
-      </w:r>
-    </w:p>
-    <w:p>
-      <w:r>
-        <w:t>Los productos de mayor salida se ubican en zonas de fácil acceso para agilizar el alistamiento de pedidos, mientras que otros requieren áreas específicas por sensibilidad o volumen. Esta gestión del espacio mejora la productividad, reduce recorridos internos, favorece la trazabilidad y ayuda a controlar costos asociados al almacenamiento.</w:t>
-      </w:r>
-    </w:p>
-    <w:p>
-      <w:pPr>
-        <w:pStyle w:val="Ttulo2"/>
-      </w:pPr>
-      <w:bookmarkStart w:id="15" w:name="_Toc240098671"/>
-      <w:r>
-        <w:t>Sistemas de inventarios, recibo y despacho de mercancías</w:t>
-      </w:r>
-      <w:bookmarkEnd w:id="15"/>
-    </w:p>
-    <w:p>
-      <w:r>
-        <w:t xml:space="preserve">Los inventarios representan el conjunto de materiales, insumos, productos en proceso o productos terminados que una organización mantiene disponibles para atender las necesidades de su operación o del mercado. En la cadena de suministro, su función es equilibrar la relación entre abastecimiento y demanda, permitiendo que la </w:t>
-      </w:r>
-      <w:r>
-        <w:lastRenderedPageBreak/>
-        <w:t>empresa responda de manera oportuna a los requerimientos del cliente, mantenga la continuidad de sus procesos y reduzca el riesgo de desabastecimiento.</w:t>
-      </w:r>
-    </w:p>
-    <w:p>
-      <w:r>
-        <w:t>La administración de inventarios exige la aplicación de sistemas de control, orientados a registrar, clasificar, ubicar y monitorear las existencias disponibles. Estos sistemas permiten conocer cantidades, rotación, niveles mínimos y máximos, puntos de reposición y condiciones de almacenamiento, facilitando la toma de decisiones sobre compras, abastecimiento y distribución. Dependiendo del tipo de operación, la organización puede aplicar alguno de los siguientes tipos de inventario:</w:t>
-      </w:r>
-    </w:p>
-    <w:p>
-      <w:pPr>
-        <w:pStyle w:val="Prrafodelista"/>
-        <w:numPr>
-          <w:ilvl w:val="0"/>
-          <w:numId w:val="11"/>
-        </w:numPr>
-      </w:pPr>
-      <w:r>
-        <w:rPr>
-          <w:b/>
-          <w:bCs/>
-        </w:rPr>
-        <w:t>Inventario periódico</w:t>
-      </w:r>
-      <w:r>
-        <w:rPr>
-          <w:b/>
-          <w:bCs/>
-        </w:rPr>
-        <w:t>.</w:t>
-      </w:r>
-      <w:r>
-        <w:t xml:space="preserve"> </w:t>
-      </w:r>
-      <w:r>
-        <w:t xml:space="preserve">Actualiza las existencias mediante conteos físicos realizados en intervalos establecidos. </w:t>
-      </w:r>
-    </w:p>
-    <w:p>
-      <w:pPr>
-        <w:ind w:left="1416" w:firstLine="1"/>
-      </w:pPr>
-      <w:r>
-        <w:rPr>
-          <w:b/>
-          <w:bCs/>
-        </w:rPr>
-        <w:t>Ejemplo</w:t>
-      </w:r>
-      <w:r>
-        <w:t>: una bodega cuenta mensualmente sus productos para verificar existencias y ajustar diferencias encontradas.</w:t>
-      </w:r>
-      <w:r>
-        <w:tab/>
-        <w:t xml:space="preserve">  </w:t>
-      </w:r>
-    </w:p>
-    <w:p>
-      <w:pPr>
-        <w:pStyle w:val="Prrafodelista"/>
-        <w:numPr>
-          <w:ilvl w:val="0"/>
-          <w:numId w:val="11"/>
-        </w:numPr>
-      </w:pPr>
-      <w:r>
-        <w:rPr>
-          <w:b/>
-          <w:bCs/>
-        </w:rPr>
-        <w:t>Inventario permanente o perpetuo</w:t>
-      </w:r>
-      <w:r>
-        <w:t xml:space="preserve">. </w:t>
-      </w:r>
-      <w:r>
-        <w:t xml:space="preserve">Registra continuamente entradas y salidas, manteniendo actualizadas las existencias después de cada movimiento. </w:t>
-      </w:r>
-    </w:p>
-    <w:p>
-      <w:pPr>
-        <w:ind w:left="1416" w:firstLine="1"/>
-      </w:pPr>
-      <w:r>
-        <w:rPr>
-          <w:b/>
-          <w:bCs/>
-        </w:rPr>
-        <w:t>Ejemplo</w:t>
-      </w:r>
-      <w:r>
-        <w:t>: un supermercado descuenta automáticamente del inventario las unidades registradas durante cada venta.</w:t>
-      </w:r>
-      <w:r>
-        <w:tab/>
-        <w:t xml:space="preserve"> </w:t>
-      </w:r>
-    </w:p>
-    <w:p>
-      <w:pPr>
-        <w:pStyle w:val="Prrafodelista"/>
-        <w:numPr>
-          <w:ilvl w:val="0"/>
-          <w:numId w:val="11"/>
-        </w:numPr>
-      </w:pPr>
-      <w:r>
-        <w:rPr>
-          <w:b/>
-          <w:bCs/>
-        </w:rPr>
-        <w:t>Sistemas automatizados de inventario</w:t>
-      </w:r>
-      <w:r>
-        <w:t xml:space="preserve">. </w:t>
-      </w:r>
-      <w:r>
-        <w:t xml:space="preserve">Utilizan tecnologías como WMS, ERP, códigos de barras o RFID para controlar movimientos y existencias. </w:t>
-      </w:r>
-    </w:p>
-    <w:p>
-      <w:pPr>
-        <w:ind w:left="1416" w:firstLine="1"/>
-      </w:pPr>
-      <w:r>
-        <w:rPr>
-          <w:b/>
-          <w:bCs/>
-        </w:rPr>
-        <w:t>Ejemplo</w:t>
-      </w:r>
-      <w:r>
-        <w:t>: un centro de distribución registra recepción, ubicación y despacho mediante WMS y lectores de códigos.</w:t>
-      </w:r>
-      <w:r>
-        <w:tab/>
-        <w:t xml:space="preserve">  </w:t>
-      </w:r>
-    </w:p>
-    <w:p>
-      <w:r>
-        <w:lastRenderedPageBreak/>
-        <w:t>En este contexto, el proceso de recibo de mercancías constituye la entrada formal de productos al sistema logístico de la empresa. Este incluye actividades como:</w:t>
-      </w:r>
-    </w:p>
-    <w:p>
-      <w:pPr>
-        <w:pStyle w:val="Prrafodelista"/>
-        <w:numPr>
-          <w:ilvl w:val="0"/>
-          <w:numId w:val="11"/>
-        </w:numPr>
-      </w:pPr>
-      <w:r>
-        <w:rPr>
-          <w:b/>
-          <w:bCs/>
-        </w:rPr>
-        <w:t>Verificar documentos</w:t>
-      </w:r>
-      <w:r>
-        <w:t>. Revisar los documentos entregados por el proveedor (factura, remisión, orden de compra, guía de transporte) para validar la información y autorizar el recibo.</w:t>
-      </w:r>
-    </w:p>
-    <w:p>
-      <w:pPr>
-        <w:pStyle w:val="Prrafodelista"/>
-        <w:numPr>
-          <w:ilvl w:val="0"/>
-          <w:numId w:val="11"/>
-        </w:numPr>
-      </w:pPr>
-      <w:r>
-        <w:rPr>
-          <w:b/>
-          <w:bCs/>
-        </w:rPr>
-        <w:t>Inspeccionar cantidades y condiciones físicas</w:t>
-      </w:r>
-      <w:r>
-        <w:t>. Verificar que la cantidad recibida y el estado físico de los productos correspondan a lo indicado en los documentos y cumplan con los estándares establecidos.</w:t>
-      </w:r>
-    </w:p>
-    <w:p>
-      <w:pPr>
-        <w:pStyle w:val="Prrafodelista"/>
-        <w:numPr>
-          <w:ilvl w:val="0"/>
-          <w:numId w:val="11"/>
-        </w:numPr>
-      </w:pPr>
-      <w:r>
-        <w:rPr>
-          <w:b/>
-          <w:bCs/>
-        </w:rPr>
-        <w:t>Validar frente a la orden de compra</w:t>
-      </w:r>
-      <w:r>
-        <w:t>. Comparar la información recibida con la orden de compra para confirmar que el producto, cantidad, referencias y condiciones estén de acuerdo con lo solicitado.</w:t>
-      </w:r>
-    </w:p>
-    <w:p>
-      <w:pPr>
-        <w:pStyle w:val="Prrafodelista"/>
-        <w:numPr>
-          <w:ilvl w:val="0"/>
-          <w:numId w:val="11"/>
-        </w:numPr>
-      </w:pPr>
-      <w:r>
-        <w:rPr>
-          <w:b/>
-          <w:bCs/>
-        </w:rPr>
-        <w:t>Registrar novedades</w:t>
-      </w:r>
-      <w:r>
-        <w:t>. Registrar las diferencias, daños o inconsistencias en el sistema y notificar al área correspondiente para gestionar y dar solución.</w:t>
-      </w:r>
-    </w:p>
-    <w:p>
-      <w:pPr>
-        <w:pStyle w:val="Prrafodelista"/>
-        <w:numPr>
-          <w:ilvl w:val="0"/>
-          <w:numId w:val="11"/>
-        </w:numPr>
-      </w:pPr>
-      <w:r>
-        <w:rPr>
-          <w:b/>
-          <w:bCs/>
-        </w:rPr>
-        <w:t>Ubicar inicialmente el producto</w:t>
-      </w:r>
-      <w:r>
-        <w:t>. Trasladar y ubicar el producto en el área de almacenamiento asignada para su control y custodia.</w:t>
-      </w:r>
-    </w:p>
-    <w:p>
-      <w:r>
-        <w:t>Una recepción adecuada reduce errores, fortalece la trazabilidad y evita inconsistencias que pueden afectar el inventario o la operación posterior.</w:t>
-      </w:r>
-    </w:p>
-    <w:p>
-      <w:r>
-        <w:t>Por su parte, el despacho de mercancías corresponde al conjunto de actividades mediante las cuales los productos son preparados, verificados y entregados para su distribución o entrega al cliente. Esto incluye actividades como:</w:t>
-      </w:r>
-    </w:p>
-    <w:p>
-      <w:pPr>
-        <w:pStyle w:val="Prrafodelista"/>
-        <w:numPr>
-          <w:ilvl w:val="0"/>
-          <w:numId w:val="16"/>
-        </w:numPr>
-      </w:pPr>
-      <w:r>
-        <w:rPr>
-          <w:b/>
-          <w:bCs/>
-        </w:rPr>
-        <w:lastRenderedPageBreak/>
-        <w:t>Seleccionar referencias</w:t>
-      </w:r>
-      <w:r>
-        <w:t>.</w:t>
-      </w:r>
-      <w:r>
-        <w:t xml:space="preserve"> Identificar y recoger del inventario los productos solicitados según el pedido o la orden de salida.</w:t>
-      </w:r>
-    </w:p>
-    <w:p>
-      <w:pPr>
-        <w:pStyle w:val="Prrafodelista"/>
-        <w:numPr>
-          <w:ilvl w:val="0"/>
-          <w:numId w:val="16"/>
-        </w:numPr>
-      </w:pPr>
-      <w:r>
-        <w:rPr>
-          <w:b/>
-          <w:bCs/>
-        </w:rPr>
-        <w:t>Alistar pedidos.</w:t>
-      </w:r>
-      <w:r>
-        <w:t xml:space="preserve"> Reunir, organizar y preparar los productos conforme a las especificaciones del pedido para su verificación.</w:t>
-      </w:r>
-    </w:p>
-    <w:p>
-      <w:pPr>
-        <w:pStyle w:val="Prrafodelista"/>
-        <w:numPr>
-          <w:ilvl w:val="0"/>
-          <w:numId w:val="16"/>
-        </w:numPr>
-      </w:pPr>
-      <w:r>
-        <w:rPr>
-          <w:b/>
-          <w:bCs/>
-        </w:rPr>
-        <w:t>Validar cantidades</w:t>
-      </w:r>
-      <w:r>
-        <w:t>. Verificar que la cantidad y las referencias coincidan con lo solicitado, asegurando la exactitud del pedido antes de su despacho.</w:t>
-      </w:r>
-    </w:p>
-    <w:p>
-      <w:pPr>
-        <w:pStyle w:val="Prrafodelista"/>
-        <w:numPr>
-          <w:ilvl w:val="0"/>
-          <w:numId w:val="16"/>
-        </w:numPr>
-      </w:pPr>
-      <w:r>
-        <w:rPr>
-          <w:b/>
-          <w:bCs/>
-        </w:rPr>
-        <w:t>Embalar</w:t>
-      </w:r>
-      <w:r>
-        <w:t>. Empacar y proteger los productos adecuadamente para garantizar su integridad durante el transporte y la entrega.</w:t>
-      </w:r>
-    </w:p>
-    <w:p>
-      <w:pPr>
-        <w:pStyle w:val="Prrafodelista"/>
-        <w:numPr>
-          <w:ilvl w:val="0"/>
-          <w:numId w:val="16"/>
-        </w:numPr>
-      </w:pPr>
-      <w:r>
-        <w:rPr>
-          <w:b/>
-          <w:bCs/>
-        </w:rPr>
-        <w:t>Emitir documentos</w:t>
-      </w:r>
-      <w:r>
-        <w:t>. Generar y entregar los documentos requeridos (guía de transporte, factura, remisión, etc.) para formalizar el despacho.</w:t>
-      </w:r>
-    </w:p>
-    <w:p>
-      <w:pPr>
-        <w:pStyle w:val="Prrafodelista"/>
-        <w:numPr>
-          <w:ilvl w:val="0"/>
-          <w:numId w:val="16"/>
-        </w:numPr>
-      </w:pPr>
-      <w:r>
-        <w:rPr>
-          <w:b/>
-          <w:bCs/>
-        </w:rPr>
-        <w:t>Realizar salida física de la mercancía</w:t>
-      </w:r>
-      <w:r>
-        <w:t>. Entregar la mercancía al transportista y registrar la salida del inventario para su distribución o entrega al cliente.</w:t>
-      </w:r>
-    </w:p>
-    <w:p>
-      <w:r>
-        <w:t>Una gestión adecuada de estos procesos contribuye a la eficiencia de la cadena de suministro, al control de costos y al fortalecimiento del servicio al cliente.</w:t>
-      </w:r>
-    </w:p>
-    <w:p>
-      <w:r>
-        <w:rPr>
-          <w:b/>
-          <w:bCs/>
-        </w:rPr>
-        <w:t>Ejemplo empresarial</w:t>
-      </w:r>
-      <w:r>
-        <w:t xml:space="preserve">: </w:t>
-      </w:r>
-    </w:p>
-    <w:p>
-      <w:r>
-        <w:t>E</w:t>
-      </w:r>
-      <w:r>
-        <w:t>n Auteco, el manejo de repuestos para motocicletas exige registrar cada referencia que ingresa desde el proveedor, verificar cantidades, validar el estado del producto y ubicarlo según su clasificación en bodega.</w:t>
-      </w:r>
-    </w:p>
-    <w:p>
-      <w:r>
-        <w:t xml:space="preserve">Cuando un distribuidor o taller autorizado solicita un pedido, el sistema permite identificar existencias, preparar el despacho, validar referencias y generar los </w:t>
-      </w:r>
-      <w:r>
-        <w:lastRenderedPageBreak/>
-        <w:t>documentos de salida. Este control de inventarios fortalece la trazabilidad, reduce errores en el despacho y mejora el servicio al cliente.</w:t>
-      </w:r>
-    </w:p>
-    <w:p>
-      <w:pPr>
-        <w:rPr>
-          <w:b/>
-          <w:bCs/>
-        </w:rPr>
-      </w:pPr>
-      <w:r>
-        <w:rPr>
-          <w:b/>
-          <w:bCs/>
-        </w:rPr>
-        <w:t>Curso gestión de almacenes e inventarios</w:t>
-      </w:r>
-    </w:p>
-    <w:p>
-      <w:r>
-        <w:t>A continuación, se invita a ir al siguiente video para fortalecer los conocimientos relacionados con almacenamiento e inventarios:</w:t>
-      </w:r>
-    </w:p>
-    <w:p>
-      <w:hyperlink r:id="rId22" w:history="1">
-        <w:r>
-          <w:rPr>
-            <w:rStyle w:val="Hipervnculo"/>
-          </w:rPr>
-          <w:t>https://www.youtube.com/watch?v=p4HfinYEW_Q</w:t>
-        </w:r>
-      </w:hyperlink>
-    </w:p>
-    <w:p>
-      <w:pPr>
-        <w:rPr>
-          <w:b/>
-          <w:bCs/>
-        </w:rPr>
-      </w:pPr>
-      <w:r>
-        <w:rPr>
-          <w:b/>
-          <w:bCs/>
-        </w:rPr>
-        <w:t>Administración del inventario: elemento clave para la optimización de las utilidades en las empresas</w:t>
-      </w:r>
-    </w:p>
-    <w:p>
-      <w:r>
-        <w:t xml:space="preserve"> Se invita al aprendiz a profundizar en almacenamiento e inventarios, a través del artículo:</w:t>
-      </w:r>
-    </w:p>
-    <w:p>
-      <w:hyperlink r:id="rId23" w:history="1">
-        <w:r>
-          <w:rPr>
-            <w:rStyle w:val="Hipervnculo"/>
-          </w:rPr>
-          <w:t>https://www.redalyc.org/pdf/4655/465545892008.pdf</w:t>
-        </w:r>
-      </w:hyperlink>
-    </w:p>
-    <w:p>
-      <w:pPr>
-        <w:spacing w:before="0" w:after="160" w:line="259" w:lineRule="auto"/>
-        <w:ind w:firstLine="0"/>
-      </w:pPr>
-      <w:r>
-        <w:br w:type="page"/>
-      </w:r>
-    </w:p>
-    <w:p>
-      <w:pPr>
-        <w:pStyle w:val="Ttulo1"/>
-      </w:pPr>
-      <w:bookmarkStart w:id="16" w:name="_Toc240098672"/>
-      <w:r>
-        <w:lastRenderedPageBreak/>
-        <w:t>Costos logísticos y eficiencia operativa</w:t>
-      </w:r>
-      <w:bookmarkEnd w:id="16"/>
-    </w:p>
-    <w:p>
-      <w:r>
-        <w:t xml:space="preserve"> La operación logística implica el uso de recursos que deben ser controlados para garantizar rentabilidad y sostenibilidad empresarial. Analizar los costos logísticos y la eficiencia operativa permite identificar oportunidades de mejora, optimizar procesos y fortalecer la toma de decisiones dentro de la cadena de suministro.</w:t>
-      </w:r>
-    </w:p>
-    <w:p>
-      <w:pPr>
-        <w:pStyle w:val="Ttulo2"/>
-      </w:pPr>
-      <w:bookmarkStart w:id="17" w:name="_Toc240098673"/>
-      <w:r>
-        <w:t>Costos y gastos logísticos: conceptos y clasificación</w:t>
-      </w:r>
-      <w:bookmarkEnd w:id="17"/>
-      <w:r>
-        <w:t xml:space="preserve"> </w:t>
-      </w:r>
-    </w:p>
-    <w:p>
-      <w:r>
-        <w:t>Los costos logísticos corresponden al conjunto de recursos económicos que una organización destina para ejecutar las actividades relacionadas con el abastecimiento, almacenamiento, transporte, distribución, gestión de inventarios y servicio al cliente dentro de la cadena de suministro. Su análisis es fundamental porque permite comprender cuánto cuesta movilizar, conservar y entregar los productos, así como identificar oportunidades de mejora en la operación.</w:t>
-      </w:r>
-    </w:p>
-    <w:p>
-      <w:r>
-        <w:t>En el ámbito logístico, es importante diferenciar entre costos y gastos. A continuación, se muestra cual es la diferencia y la relación que tienen:</w:t>
-      </w:r>
-    </w:p>
-    <w:p>
-      <w:pPr>
-        <w:spacing w:before="0" w:after="160" w:line="259" w:lineRule="auto"/>
-        <w:ind w:firstLine="0"/>
-      </w:pPr>
-      <w:r>
-        <w:br w:type="page"/>
-      </w:r>
-    </w:p>
-    <w:p>
-      <w:pPr>
-        <w:pStyle w:val="Figura"/>
-      </w:pPr>
-      <w:r>
-        <w:lastRenderedPageBreak/>
-        <w:t>Diferencia entre costos y gastos en el ámbito logístico</w:t>
-      </w:r>
-    </w:p>
-    <w:p>
-      <w:pPr>
-        <w:jc w:val="center"/>
-      </w:pPr>
-      <w:r>
-        <w:rPr>
-          <w:noProof/>
-        </w:rPr>
-        <w:drawing>
-          <wp:inline distT="0" distB="0" distL="0" distR="0" wp14:anchorId="4C43D8BB" wp14:editId="2A9354A4">
-            <wp:extent cx="4680000" cy="3121200"/>
-            <wp:effectExtent l="0" t="0" r="0" b="0"/>
-            <wp:docPr id="4" name="Imagen 4" descr="La figura presenta la diferencia entre los costos y los gastos dentro de una organización, destacando su relación con la gestión logística. Los costos están vinculados directamente con las actividades necesarias para movilizar, manipular, almacenar y proteger las mercancías, mientras que los gastos respaldan funciones administrativas, comerciales y financieras. Esta diferenciación permite comprender cómo ambos conceptos intervienen en el funcionamiento de la empresa y contribuyen al control de los recursos y a la sostenibilidad de sus operaciones. "/>
-            <wp:cNvGraphicFramePr>
-              <a:graphicFrameLocks xmlns:a="http://schemas.openxmlformats.org/drawingml/2006/main" noChangeAspect="1"/>
-            </wp:cNvGraphicFramePr>
-            <a:graphic xmlns:a="http://schemas.openxmlformats.org/drawingml/2006/main">
-              <a:graphicData uri="http://schemas.openxmlformats.org/drawingml/2006/picture">
-                <pic:pic xmlns:pic="http://schemas.openxmlformats.org/drawingml/2006/picture">
-                  <pic:nvPicPr>
-                    <pic:cNvPr id="4" name="Imagen 4" descr="La figura presenta la diferencia entre los costos y los gastos dentro de una organización, destacando su relación con la gestión logística. Los costos están vinculados directamente con las actividades necesarias para movilizar, manipular, almacenar y proteger las mercancías, mientras que los gastos respaldan funciones administrativas, comerciales y financieras. Esta diferenciación permite comprender cómo ambos conceptos intervienen en el funcionamiento de la empresa y contribuyen al control de los recursos y a la sostenibilidad de sus operaciones. "/>
-                    <pic:cNvPicPr/>
-                  </pic:nvPicPr>
-                  <pic:blipFill>
-                    <a:blip r:embed="rId24">
                       <a:extLst>
                         <a:ext uri="{28A0092B-C50C-407E-A947-70E740481C1C}">
                           <a14:useLocalDpi xmlns:a14="http://schemas.microsoft.com/office/drawing/2010/main" val="0"/>
@@ -7994,6 +6026,2348 @@
     </w:p>
     <w:p>
       <w:r>
+        <w:t>La operación logística también se apoya en la red de transporte, entendida como el conjunto de rutas, nodos, conexiones e infraestructuras que hacen posible el desplazamiento de mercancías entre proveedores, centros de producción, bodegas, plataformas logísticas, distribuidores y clientes. Una red de transporte bien diseñada permite optimizar recorridos, consolidar carga, reducir tiempos de tránsito y mejorar la eficiencia de la distribución. Dentro de esta red pueden coexistir diferentes esquemas de movilización, como el transporte primario, que conecta grandes centros de producción o abastecimiento, y el transporte secundario, orientado a la distribución hacia puntos de venta o clientes finales.</w:t>
+      </w:r>
+    </w:p>
+    <w:p>
+      <w:r>
+        <w:t>Según el nivel de integración de los trayectos, la operación puede desarrollarse mediante los siguientes tipos de transporte:</w:t>
+      </w:r>
+    </w:p>
+    <w:p>
+      <w:pPr>
+        <w:pStyle w:val="Prrafodelista"/>
+        <w:numPr>
+          <w:ilvl w:val="0"/>
+          <w:numId w:val="11"/>
+        </w:numPr>
+      </w:pPr>
+      <w:r>
+        <w:rPr>
+          <w:b/>
+          <w:bCs/>
+        </w:rPr>
+        <w:lastRenderedPageBreak/>
+        <w:t>Transporte modal o unimodal</w:t>
+      </w:r>
+      <w:r>
+        <w:t xml:space="preserve">. </w:t>
+      </w:r>
+      <w:r>
+        <w:t>La mercancía se moviliza utilizando un solo modo de transporte durante el trayecto contratado, como terrestre, marítimo, aéreo, férreo o fluvial. Resulta apropiado cuando la infraestructura permite conectar directamente el origen con el destino.</w:t>
+      </w:r>
+    </w:p>
+    <w:p>
+      <w:pPr>
+        <w:ind w:left="1416" w:firstLine="1"/>
+      </w:pPr>
+      <w:r>
+        <w:rPr>
+          <w:b/>
+          <w:bCs/>
+        </w:rPr>
+        <w:t>Ejemplo</w:t>
+      </w:r>
+      <w:r>
+        <w:t>: una empresa despacha alimentos desde Barranquilla hasta Cartagena únicamente por carretera, utilizando un camión refrigerado durante todo el recorrido.</w:t>
+      </w:r>
+      <w:r>
+        <w:tab/>
+        <w:t xml:space="preserve">  </w:t>
+      </w:r>
+    </w:p>
+    <w:p>
+      <w:pPr>
+        <w:pStyle w:val="Prrafodelista"/>
+        <w:numPr>
+          <w:ilvl w:val="0"/>
+          <w:numId w:val="11"/>
+        </w:numPr>
+      </w:pPr>
+      <w:r>
+        <w:rPr>
+          <w:b/>
+          <w:bCs/>
+        </w:rPr>
+        <w:t>Transporte intermodal</w:t>
+      </w:r>
+      <w:r>
+        <w:t xml:space="preserve">. </w:t>
+      </w:r>
+      <w:r>
+        <w:t>Combina dos o más modos de transporte en un mismo recorrido, procurando mantener la carga en una misma unidad, como un contenedor. Cada tramo puede ser gestionado mediante contratos y operadores diferentes.</w:t>
+      </w:r>
+    </w:p>
+    <w:p>
+      <w:pPr>
+        <w:ind w:left="1416" w:firstLine="1"/>
+      </w:pPr>
+      <w:r>
+        <w:rPr>
+          <w:b/>
+          <w:bCs/>
+        </w:rPr>
+        <w:t>Ejemplo</w:t>
+      </w:r>
+      <w:r>
+        <w:t>: un contenedor sale en camión desde una planta hasta el puerto, continúa en barco hacia otro país y posteriormente es trasladado por carretera hasta el cliente.</w:t>
+      </w:r>
+      <w:r>
+        <w:tab/>
+        <w:t xml:space="preserve">  </w:t>
+      </w:r>
+    </w:p>
+    <w:p>
+      <w:pPr>
+        <w:pStyle w:val="Prrafodelista"/>
+        <w:numPr>
+          <w:ilvl w:val="0"/>
+          <w:numId w:val="11"/>
+        </w:numPr>
+      </w:pPr>
+      <w:r>
+        <w:rPr>
+          <w:b/>
+          <w:bCs/>
+        </w:rPr>
+        <w:t>Transporte multimodal</w:t>
+      </w:r>
+      <w:r>
+        <w:t xml:space="preserve">. </w:t>
+      </w:r>
+      <w:r>
+        <w:t>Integra dos o más modos de transporte bajo un único contrato, donde un operador de transporte multimodal asume la responsabilidad de coordinar la operación desde el punto de origen hasta el destino.</w:t>
+      </w:r>
+    </w:p>
+    <w:p>
+      <w:pPr>
+        <w:ind w:left="1416" w:firstLine="1"/>
+      </w:pPr>
+      <w:r>
+        <w:rPr>
+          <w:b/>
+          <w:bCs/>
+        </w:rPr>
+        <w:t>Ejemplo</w:t>
+      </w:r>
+      <w:r>
+        <w:t>: un exportador colombiano contrata a un operador multimodal para llevar café desde una bodega del interior hasta un cliente internacional, combinando transporte terrestre y marítimo.</w:t>
+      </w:r>
+      <w:r>
+        <w:tab/>
+        <w:t xml:space="preserve">  </w:t>
+      </w:r>
+    </w:p>
+    <w:p>
+      <w:r>
+        <w:lastRenderedPageBreak/>
+        <w:t>Estas modalidades amplían la capacidad de cobertura y permiten adaptar el transporte a las características del producto, del mercado y de la infraestructura disponible.</w:t>
+      </w:r>
+    </w:p>
+    <w:p>
+      <w:r>
+        <w:t>La relación entre las partes involucradas en la movilización de mercancías se formaliza a través del contrato de transporte, documento o acuerdo mediante el cual se establecen las condiciones del servicio, las responsabilidades del transportador y del remitente, los tiempos de entrega, el tipo de carga, lo costos, las obligaciones de custodia y las condiciones frente a pérdida, daño o retraso. Su adecuada definición brinda seguridad jurídica a la operación y facilita el control del servicio prestado. En consecuencia, el transporte constituye un eje articulador de la operación logística, en tanto conecta físicamente los eslabones de la cadena de suministro y garantiza el flujo oportuno de bienes entre los diferentes actores del sistema.</w:t>
+      </w:r>
+    </w:p>
+    <w:p>
+      <w:r>
+        <w:rPr>
+          <w:b/>
+          <w:bCs/>
+        </w:rPr>
+        <w:t>Ejemplo empresarial</w:t>
+      </w:r>
+      <w:r>
+        <w:t xml:space="preserve">: </w:t>
+      </w:r>
+    </w:p>
+    <w:p>
+      <w:r>
+        <w:t>E</w:t>
+      </w:r>
+      <w:r>
+        <w:t>n Homecenter, la distribución de muebles, materiales de construcción, artículos para el hogar y pedidos de comercio electrónico requiere movilizar mercancías desde centros de abastecimiento hacia tiendas y clientes finales, principalmente mediante transporte terrestre.</w:t>
+      </w:r>
+    </w:p>
+    <w:p>
+      <w:r>
+        <w:t>Para esta operación intervienen vehículos de diferentes capacidades, rutas regionales y operadores logísticos contratados, bajo acuerdos que definen tiempos de entrega, custodia, condiciones del servicio y responsabilidades frente a la mercancía. Esto permite articular la red de transporte con la promesa de entrega de la compañía.</w:t>
+      </w:r>
+    </w:p>
+    <w:p/>
+    <w:p>
+      <w:pPr>
+        <w:pStyle w:val="Ttulo2"/>
+      </w:pPr>
+      <w:bookmarkStart w:id="12" w:name="_Toc241672809"/>
+      <w:r>
+        <w:t xml:space="preserve">Distribución, DRP, </w:t>
+      </w:r>
+      <w:r>
+        <w:rPr>
+          <w:rStyle w:val="Extranjerismo"/>
+        </w:rPr>
+        <w:t xml:space="preserve">marketing </w:t>
+      </w:r>
+      <w:r>
+        <w:t>logístico y legislación aplicada</w:t>
+      </w:r>
+      <w:bookmarkEnd w:id="12"/>
+    </w:p>
+    <w:p>
+      <w:r>
+        <w:t>La distribución es el proceso logístico encargado de hacer llegar los productos desde los centros de almacenamiento o producción hasta los puntos de venta, distribuidores o clientes finales, en las condiciones de cantidad, tiempo, lugar y calidad requeridas. Dentro de la cadena de suministro, su adecuada gestión permite responder a la demanda del mercado, fortalecer el nivel de servicio y asegurar la disponibilidad del producto en el momento oportuno. Por ello, la distribución no solo implica traslado físico, sino también planeación, coordinación de rutas, asignación de recursos y control de entregas.</w:t>
+      </w:r>
+    </w:p>
+    <w:p>
+      <w:r>
+        <w:t xml:space="preserve">Los sistemas de distribución pueden organizarse de distintas maneras según la estructura del negocio, la cobertura geográfica, el volumen de la demanda y el tipo de producto. Así, pueden existir esquemas como lo son los siguientes: </w:t>
+      </w:r>
+    </w:p>
+    <w:p>
+      <w:pPr>
+        <w:pStyle w:val="Tabla"/>
+      </w:pPr>
+      <w:r>
+        <w:t>Sistemas de distribución</w:t>
+      </w:r>
+    </w:p>
+    <w:tbl>
+      <w:tblPr>
+        <w:tblStyle w:val="SENA"/>
+        <w:tblW w:w="0" w:type="auto"/>
+        <w:tblLook w:val="04A0" w:firstRow="1" w:lastRow="0" w:firstColumn="1" w:lastColumn="0" w:noHBand="0" w:noVBand="1"/>
+      </w:tblPr>
+      <w:tblGrid>
+        <w:gridCol w:w="1743"/>
+        <w:gridCol w:w="4158"/>
+        <w:gridCol w:w="4061"/>
+      </w:tblGrid>
+      <w:tr>
+        <w:trPr>
+          <w:cnfStyle w:val="100000000000" w:firstRow="1" w:lastRow="0" w:firstColumn="0" w:lastColumn="0" w:oddVBand="0" w:evenVBand="0" w:oddHBand="0" w:evenHBand="0" w:firstRowFirstColumn="0" w:firstRowLastColumn="0" w:lastRowFirstColumn="0" w:lastRowLastColumn="0"/>
+          <w:cantSplit/>
+          <w:tblHeader/>
+        </w:trPr>
+        <w:tc>
+          <w:tcPr>
+            <w:tcW w:w="1555" w:type="dxa"/>
+          </w:tcPr>
+          <w:p>
+            <w:pPr>
+              <w:pStyle w:val="TextoTablas"/>
+            </w:pPr>
+            <w:r>
+              <w:t>Sistema de distribución</w:t>
+            </w:r>
+          </w:p>
+        </w:tc>
+        <w:tc>
+          <w:tcPr>
+            <w:tcW w:w="4252" w:type="dxa"/>
+          </w:tcPr>
+          <w:p>
+            <w:pPr>
+              <w:pStyle w:val="TextoTablas"/>
+            </w:pPr>
+            <w:r>
+              <w:t>Aspectos principales</w:t>
+            </w:r>
+          </w:p>
+        </w:tc>
+        <w:tc>
+          <w:tcPr>
+            <w:tcW w:w="4155" w:type="dxa"/>
+          </w:tcPr>
+          <w:p>
+            <w:pPr>
+              <w:pStyle w:val="TextoTablas"/>
+            </w:pPr>
+            <w:r>
+              <w:t>Ejemplo aplicado</w:t>
+            </w:r>
+          </w:p>
+        </w:tc>
+      </w:tr>
+      <w:tr>
+        <w:trPr>
+          <w:cnfStyle w:val="000000100000" w:firstRow="0" w:lastRow="0" w:firstColumn="0" w:lastColumn="0" w:oddVBand="0" w:evenVBand="0" w:oddHBand="1" w:evenHBand="0" w:firstRowFirstColumn="0" w:firstRowLastColumn="0" w:lastRowFirstColumn="0" w:lastRowLastColumn="0"/>
+        </w:trPr>
+        <w:tc>
+          <w:tcPr>
+            <w:tcW w:w="1555" w:type="dxa"/>
+          </w:tcPr>
+          <w:p>
+            <w:pPr>
+              <w:pStyle w:val="TextoTablas"/>
+            </w:pPr>
+            <w:r>
+              <w:t>Distribución directa</w:t>
+            </w:r>
+          </w:p>
+        </w:tc>
+        <w:tc>
+          <w:tcPr>
+            <w:tcW w:w="4252" w:type="dxa"/>
+          </w:tcPr>
+          <w:p>
+            <w:pPr>
+              <w:pStyle w:val="TextoTablas"/>
+            </w:pPr>
+            <w:r>
+              <w:t>El fabricante entrega sus productos directamente al cliente, sin intermediarios comerciales. Permite mayor control sobre pedidos, entregas, servicio e información del mercado, aunque exige capacidad propia o contratada para gestionar la distribución.</w:t>
+            </w:r>
+          </w:p>
+        </w:tc>
+        <w:tc>
+          <w:tcPr>
+            <w:tcW w:w="4155" w:type="dxa"/>
+          </w:tcPr>
+          <w:p>
+            <w:pPr>
+              <w:pStyle w:val="TextoTablas"/>
+            </w:pPr>
+            <w:r>
+              <w:t>Una empresa de alimentos recibe pedidos desde su tienda virtual y despacha directamente desde su centro de distribución hasta el domicilio del consumidor.</w:t>
+            </w:r>
+          </w:p>
+        </w:tc>
+      </w:tr>
+      <w:tr>
+        <w:tc>
+          <w:tcPr>
+            <w:tcW w:w="1555" w:type="dxa"/>
+          </w:tcPr>
+          <w:p>
+            <w:pPr>
+              <w:pStyle w:val="TextoTablas"/>
+            </w:pPr>
+            <w:r>
+              <w:lastRenderedPageBreak/>
+              <w:t>Distribución a través de intermediarios</w:t>
+            </w:r>
+          </w:p>
+        </w:tc>
+        <w:tc>
+          <w:tcPr>
+            <w:tcW w:w="4252" w:type="dxa"/>
+          </w:tcPr>
+          <w:p>
+            <w:pPr>
+              <w:pStyle w:val="TextoTablas"/>
+            </w:pPr>
+            <w:r>
+              <w:t>Incorpora distribuidores, mayoristas, minoristas u otros actores que acercan el producto al mercado. Facilita ampliar cobertura geográfica y atender numerosos clientes sin que el fabricante gestione individualmente todas las entregas.</w:t>
+            </w:r>
+          </w:p>
+        </w:tc>
+        <w:tc>
+          <w:tcPr>
+            <w:tcW w:w="4155" w:type="dxa"/>
+          </w:tcPr>
+          <w:p>
+            <w:pPr>
+              <w:pStyle w:val="TextoTablas"/>
+            </w:pPr>
+            <w:r>
+              <w:t>Un fabricante de productos de aseo entrega mercancía a distribuidores regionales, quienes posteriormente abastecen supermercados, minimercados y tiendas de barrio.</w:t>
+            </w:r>
+          </w:p>
+        </w:tc>
+      </w:tr>
+      <w:tr>
+        <w:trPr>
+          <w:cnfStyle w:val="000000100000" w:firstRow="0" w:lastRow="0" w:firstColumn="0" w:lastColumn="0" w:oddVBand="0" w:evenVBand="0" w:oddHBand="1" w:evenHBand="0" w:firstRowFirstColumn="0" w:firstRowLastColumn="0" w:lastRowFirstColumn="0" w:lastRowLastColumn="0"/>
+        </w:trPr>
+        <w:tc>
+          <w:tcPr>
+            <w:tcW w:w="1555" w:type="dxa"/>
+          </w:tcPr>
+          <w:p>
+            <w:pPr>
+              <w:pStyle w:val="TextoTablas"/>
+            </w:pPr>
+            <w:r>
+              <w:t>Distribución centralizada</w:t>
+            </w:r>
+          </w:p>
+        </w:tc>
+        <w:tc>
+          <w:tcPr>
+            <w:tcW w:w="4252" w:type="dxa"/>
+          </w:tcPr>
+          <w:p>
+            <w:pPr>
+              <w:pStyle w:val="TextoTablas"/>
+            </w:pPr>
+            <w:r>
+              <w:t>Concentra inventarios y despachos en uno o pocos centros de distribución que atienden diferentes zonas o clientes. Favorece el control de existencias y recursos, aunque puede incrementar las distancias hacia determinados destinos.</w:t>
+            </w:r>
+          </w:p>
+        </w:tc>
+        <w:tc>
+          <w:tcPr>
+            <w:tcW w:w="4155" w:type="dxa"/>
+          </w:tcPr>
+          <w:p>
+            <w:pPr>
+              <w:pStyle w:val="TextoTablas"/>
+            </w:pPr>
+            <w:r>
+              <w:t>Una cadena comercial concentra mercancías en un centro de distribución nacional y desde allí abastece sus establecimientos ubicados en diferentes ciudades.</w:t>
+            </w:r>
+          </w:p>
+        </w:tc>
+      </w:tr>
+      <w:tr>
+        <w:tc>
+          <w:tcPr>
+            <w:tcW w:w="1555" w:type="dxa"/>
+          </w:tcPr>
+          <w:p>
+            <w:pPr>
+              <w:pStyle w:val="TextoTablas"/>
+            </w:pPr>
+            <w:r>
+              <w:t>Distribución descentralizada</w:t>
+            </w:r>
+          </w:p>
+        </w:tc>
+        <w:tc>
+          <w:tcPr>
+            <w:tcW w:w="4252" w:type="dxa"/>
+          </w:tcPr>
+          <w:p>
+            <w:pPr>
+              <w:pStyle w:val="TextoTablas"/>
+            </w:pPr>
+            <w:r>
+              <w:t>Utiliza varios centros o instalaciones ubicados cerca de los mercados atendidos. Reduce distancias y tiempos de entrega, pero requiere coordinar inventarios, instalaciones, personal y recursos distribuidos entre diferentes ubicaciones.</w:t>
+            </w:r>
+          </w:p>
+        </w:tc>
+        <w:tc>
+          <w:tcPr>
+            <w:tcW w:w="4155" w:type="dxa"/>
+          </w:tcPr>
+          <w:p>
+            <w:pPr>
+              <w:pStyle w:val="TextoTablas"/>
+            </w:pPr>
+            <w:r>
+              <w:t>Una empresa de consumo masivo opera centros de distribución regionales para abastecer con mayor rapidez a clientes de la Costa Caribe, centro y occidente del país.</w:t>
+            </w:r>
+          </w:p>
+        </w:tc>
+      </w:tr>
+      <w:tr>
+        <w:trPr>
+          <w:cnfStyle w:val="000000100000" w:firstRow="0" w:lastRow="0" w:firstColumn="0" w:lastColumn="0" w:oddVBand="0" w:evenVBand="0" w:oddHBand="1" w:evenHBand="0" w:firstRowFirstColumn="0" w:firstRowLastColumn="0" w:lastRowFirstColumn="0" w:lastRowLastColumn="0"/>
+        </w:trPr>
+        <w:tc>
+          <w:tcPr>
+            <w:tcW w:w="1555" w:type="dxa"/>
+          </w:tcPr>
+          <w:p>
+            <w:pPr>
+              <w:pStyle w:val="TextoTablas"/>
+            </w:pPr>
+            <w:r>
+              <w:t>Centros de consolidación</w:t>
+            </w:r>
+          </w:p>
+        </w:tc>
+        <w:tc>
+          <w:tcPr>
+            <w:tcW w:w="4252" w:type="dxa"/>
+          </w:tcPr>
+          <w:p>
+            <w:pPr>
+              <w:pStyle w:val="TextoTablas"/>
+            </w:pPr>
+            <w:r>
+              <w:t>Reúnen mercancías provenientes de diferentes proveedores u orígenes para organizarlas y conformar cargas mayores antes de su despacho. Favorecen el aprovechamiento de vehículos, reducción de viajes y coordinación del transporte.</w:t>
+            </w:r>
+          </w:p>
+        </w:tc>
+        <w:tc>
+          <w:tcPr>
+            <w:tcW w:w="4155" w:type="dxa"/>
+          </w:tcPr>
+          <w:p>
+            <w:pPr>
+              <w:pStyle w:val="TextoTablas"/>
+            </w:pPr>
+            <w:r>
+              <w:t>Varios proveedores envían pequeños lotes a un centro de consolidación, donde se agrupan para completar un vehículo que abastecerá establecimientos de una misma zona.</w:t>
+            </w:r>
+          </w:p>
+        </w:tc>
+      </w:tr>
+      <w:tr>
+        <w:tc>
+          <w:tcPr>
+            <w:tcW w:w="1555" w:type="dxa"/>
+          </w:tcPr>
+          <w:p>
+            <w:pPr>
+              <w:pStyle w:val="TextoTablas"/>
+            </w:pPr>
+            <w:r>
+              <w:t>Plataformas logísticas</w:t>
+            </w:r>
+          </w:p>
+        </w:tc>
+        <w:tc>
+          <w:tcPr>
+            <w:tcW w:w="4252" w:type="dxa"/>
+          </w:tcPr>
+          <w:p>
+            <w:pPr>
+              <w:pStyle w:val="TextoTablas"/>
+            </w:pPr>
+            <w:r>
+              <w:t xml:space="preserve">Integran en una misma infraestructura diferentes actividades como recepción, almacenamiento, consolidación, preparación de pedidos, transporte y servicios complementarios. Facilitan la </w:t>
+            </w:r>
+            <w:r>
+              <w:lastRenderedPageBreak/>
+              <w:t>coordinación entre empresas y operadores que participan en la distribución.</w:t>
+            </w:r>
+          </w:p>
+        </w:tc>
+        <w:tc>
+          <w:tcPr>
+            <w:tcW w:w="4155" w:type="dxa"/>
+          </w:tcPr>
+          <w:p>
+            <w:pPr>
+              <w:pStyle w:val="TextoTablas"/>
+            </w:pPr>
+            <w:r>
+              <w:lastRenderedPageBreak/>
+              <w:t>Una empresa utiliza una plataforma logística para almacenar mercancía, preparar pedidos y coordinar desde allí las rutas de distribución hacia diferentes clientes.</w:t>
+            </w:r>
+          </w:p>
+        </w:tc>
+      </w:tr>
+      <w:tr>
+        <w:trPr>
+          <w:cnfStyle w:val="000000100000" w:firstRow="0" w:lastRow="0" w:firstColumn="0" w:lastColumn="0" w:oddVBand="0" w:evenVBand="0" w:oddHBand="1" w:evenHBand="0" w:firstRowFirstColumn="0" w:firstRowLastColumn="0" w:lastRowFirstColumn="0" w:lastRowLastColumn="0"/>
+        </w:trPr>
+        <w:tc>
+          <w:tcPr>
+            <w:tcW w:w="1555" w:type="dxa"/>
+          </w:tcPr>
+          <w:p>
+            <w:pPr>
+              <w:pStyle w:val="TextoTablas"/>
+            </w:pPr>
+            <w:r>
+              <w:t>Aliados estratégicos</w:t>
+            </w:r>
+          </w:p>
+        </w:tc>
+        <w:tc>
+          <w:tcPr>
+            <w:tcW w:w="4252" w:type="dxa"/>
+          </w:tcPr>
+          <w:p>
+            <w:pPr>
+              <w:pStyle w:val="TextoTablas"/>
+            </w:pPr>
+            <w:r>
+              <w:t>La empresa establece acuerdos de colaboración con operadores logísticos, transportadores, distribuidores u otros socios especializados para complementar capacidades, ampliar cobertura o mejorar el nivel de servicio sin desarrollar internamente toda la infraestructura requerida.</w:t>
+            </w:r>
+          </w:p>
+        </w:tc>
+        <w:tc>
+          <w:tcPr>
+            <w:tcW w:w="4155" w:type="dxa"/>
+          </w:tcPr>
+          <w:p>
+            <w:pPr>
+              <w:pStyle w:val="TextoTablas"/>
+            </w:pPr>
+            <w:r>
+              <w:t>Una empresa de comercio electrónico contrata un operador especializado en última milla para realizar entregas domiciliarias en ciudades donde no dispone de una red propia.</w:t>
+            </w:r>
+          </w:p>
+        </w:tc>
+      </w:tr>
+    </w:tbl>
+    <w:p>
+      <w:r>
+        <w:t>La elección del sistema adecuado depende de la estrategia comercial de la organización y de la capacidad operativa disponible.</w:t>
+      </w:r>
+    </w:p>
+    <w:p>
+      <w:r>
+        <w:t>En este marco, la planeación de requerimientos de distribución (DRP</w:t>
+      </w:r>
+      <w:r>
+        <w:rPr>
+          <w:rStyle w:val="Extranjerismo"/>
+        </w:rPr>
+        <w:t>, Distribution Requirements Planning</w:t>
+      </w:r>
+      <w:r>
+        <w:t>) constituye una herramienta que permite programar la reposición y el desplazamiento de productos dentro de la red logística, tomando como base la demanda esperada, los niveles de inventario, los tiempos de entrega y la capacidad de abastecimiento. Su propósito es coordinar la disponibilidad de mercancías en los distintos puntos de la red, evitando faltantes, sobre inventarios o retrasos en el cumplimiento de pedidos. El DRP facilita la articulación entre inventarios, transporte y distribución, mejorando la eficiencia operativa de la empresa.</w:t>
+      </w:r>
+    </w:p>
+    <w:p>
+      <w:r>
+        <w:t xml:space="preserve">La distribución también se relaciona con el </w:t>
+      </w:r>
+      <w:r>
+        <w:rPr>
+          <w:rStyle w:val="Extranjerismo"/>
+        </w:rPr>
+        <w:t>marketing</w:t>
+      </w:r>
+      <w:r>
+        <w:t xml:space="preserve"> logístico, entendido como la articulación entre la gestión logística y la estrategia comercial para asegurar que el producto llegue al cliente en condiciones que fortalezcan la propuesta de valor. Esto </w:t>
+      </w:r>
+      <w:r>
+        <w:lastRenderedPageBreak/>
+        <w:t>implica considerar variables como tiempos de entrega, cobertura, disponibilidad, presentación del producto, confiabilidad del servicio y experiencia del cliente. En este sentido, la logística no solo respalda la operación, sino que se convierte en un factor diferenciador en mercados cada vez más orientados a la rapidez, la precisión y el cumplimiento.</w:t>
+      </w:r>
+    </w:p>
+    <w:p>
+      <w:r>
+        <w:t xml:space="preserve">Finalmente, la operación de transporte y distribución debe desarrollarse en armonía con la legislación aplicable, la cual regula aspectos relacionados con: </w:t>
+      </w:r>
+    </w:p>
+    <w:p>
+      <w:pPr>
+        <w:pStyle w:val="Tabla"/>
+      </w:pPr>
+      <w:r>
+        <w:t>Aspectos del transporte y la distribución regulados por la legislación en Colombia</w:t>
+      </w:r>
+    </w:p>
+    <w:tbl>
+      <w:tblPr>
+        <w:tblStyle w:val="SENA"/>
+        <w:tblW w:w="0" w:type="auto"/>
+        <w:tblLook w:val="04A0" w:firstRow="1" w:lastRow="0" w:firstColumn="1" w:lastColumn="0" w:noHBand="0" w:noVBand="1"/>
+      </w:tblPr>
+      <w:tblGrid>
+        <w:gridCol w:w="1806"/>
+        <w:gridCol w:w="4055"/>
+        <w:gridCol w:w="4101"/>
+      </w:tblGrid>
+      <w:tr>
+        <w:trPr>
+          <w:cnfStyle w:val="100000000000" w:firstRow="1" w:lastRow="0" w:firstColumn="0" w:lastColumn="0" w:oddVBand="0" w:evenVBand="0" w:oddHBand="0" w:evenHBand="0" w:firstRowFirstColumn="0" w:firstRowLastColumn="0" w:lastRowFirstColumn="0" w:lastRowLastColumn="0"/>
+          <w:cantSplit/>
+          <w:tblHeader/>
+        </w:trPr>
+        <w:tc>
+          <w:tcPr>
+            <w:tcW w:w="1696" w:type="dxa"/>
+          </w:tcPr>
+          <w:p>
+            <w:pPr>
+              <w:pStyle w:val="TextoTablas"/>
+            </w:pPr>
+            <w:r>
+              <w:t>Aspecto</w:t>
+            </w:r>
+          </w:p>
+        </w:tc>
+        <w:tc>
+          <w:tcPr>
+            <w:tcW w:w="4111" w:type="dxa"/>
+          </w:tcPr>
+          <w:p>
+            <w:pPr>
+              <w:pStyle w:val="TextoTablas"/>
+            </w:pPr>
+            <w:r>
+              <w:t>Normatividad y entidades relacionadas</w:t>
+            </w:r>
+          </w:p>
+        </w:tc>
+        <w:tc>
+          <w:tcPr>
+            <w:tcW w:w="4155" w:type="dxa"/>
+          </w:tcPr>
+          <w:p>
+            <w:pPr>
+              <w:pStyle w:val="TextoTablas"/>
+            </w:pPr>
+            <w:r>
+              <w:t>Aplicación logística</w:t>
+            </w:r>
+          </w:p>
+        </w:tc>
+      </w:tr>
+      <w:tr>
+        <w:trPr>
+          <w:cnfStyle w:val="000000100000" w:firstRow="0" w:lastRow="0" w:firstColumn="0" w:lastColumn="0" w:oddVBand="0" w:evenVBand="0" w:oddHBand="1" w:evenHBand="0" w:firstRowFirstColumn="0" w:firstRowLastColumn="0" w:lastRowFirstColumn="0" w:lastRowLastColumn="0"/>
+        </w:trPr>
+        <w:tc>
+          <w:tcPr>
+            <w:tcW w:w="1696" w:type="dxa"/>
+          </w:tcPr>
+          <w:p>
+            <w:pPr>
+              <w:pStyle w:val="TextoTablas"/>
+            </w:pPr>
+            <w:r>
+              <w:t>Movilización de mercancías</w:t>
+            </w:r>
+          </w:p>
+        </w:tc>
+        <w:tc>
+          <w:tcPr>
+            <w:tcW w:w="4111" w:type="dxa"/>
+          </w:tcPr>
+          <w:p>
+            <w:pPr>
+              <w:pStyle w:val="TextoTablas"/>
+            </w:pPr>
+            <w:r>
+              <w:t>Ley 105 de 1993, Ley 336 de 1996 y Decreto 1079 de 2015.</w:t>
+            </w:r>
+          </w:p>
+          <w:p>
+            <w:pPr>
+              <w:pStyle w:val="TextoTablas"/>
+            </w:pPr>
+            <w:r>
+              <w:t>Ministerio de Transporte y Superintendencia de Transporte.</w:t>
+            </w:r>
+          </w:p>
+        </w:tc>
+        <w:tc>
+          <w:tcPr>
+            <w:tcW w:w="4155" w:type="dxa"/>
+          </w:tcPr>
+          <w:p>
+            <w:pPr>
+              <w:pStyle w:val="TextoTablas"/>
+            </w:pPr>
+            <w:r>
+              <w:t>Regulan las condiciones generales para movilizar mercancías y prestar servicios de transporte.</w:t>
+            </w:r>
+          </w:p>
+        </w:tc>
+      </w:tr>
+      <w:tr>
+        <w:tc>
+          <w:tcPr>
+            <w:tcW w:w="1696" w:type="dxa"/>
+          </w:tcPr>
+          <w:p>
+            <w:pPr>
+              <w:pStyle w:val="TextoTablas"/>
+            </w:pPr>
+            <w:r>
+              <w:t>Documentación</w:t>
+            </w:r>
+          </w:p>
+        </w:tc>
+        <w:tc>
+          <w:tcPr>
+            <w:tcW w:w="4111" w:type="dxa"/>
+          </w:tcPr>
+          <w:p>
+            <w:pPr>
+              <w:pStyle w:val="TextoTablas"/>
+            </w:pPr>
+            <w:r>
+              <w:t>Decreto 1079 de 2015 y normativa vigente del Registro Nacional de Despachos de Carga (RNDC).</w:t>
+            </w:r>
+          </w:p>
+          <w:p>
+            <w:pPr>
+              <w:pStyle w:val="TextoTablas"/>
+            </w:pPr>
+            <w:r>
+              <w:t>Ministerio de Transporte y Superintendencia de Transporte.</w:t>
+            </w:r>
+          </w:p>
+        </w:tc>
+        <w:tc>
+          <w:tcPr>
+            <w:tcW w:w="4155" w:type="dxa"/>
+          </w:tcPr>
+          <w:p>
+            <w:pPr>
+              <w:pStyle w:val="TextoTablas"/>
+            </w:pPr>
+            <w:r>
+              <w:t>Establecen requisitos para registrar y soportar documentalmente las operaciones de transporte terrestre de carga.</w:t>
+            </w:r>
+          </w:p>
+        </w:tc>
+      </w:tr>
+      <w:tr>
+        <w:trPr>
+          <w:cnfStyle w:val="000000100000" w:firstRow="0" w:lastRow="0" w:firstColumn="0" w:lastColumn="0" w:oddVBand="0" w:evenVBand="0" w:oddHBand="1" w:evenHBand="0" w:firstRowFirstColumn="0" w:firstRowLastColumn="0" w:lastRowFirstColumn="0" w:lastRowLastColumn="0"/>
+        </w:trPr>
+        <w:tc>
+          <w:tcPr>
+            <w:tcW w:w="1696" w:type="dxa"/>
+          </w:tcPr>
+          <w:p>
+            <w:pPr>
+              <w:pStyle w:val="TextoTablas"/>
+            </w:pPr>
+            <w:r>
+              <w:t>Condiciones de seguridad</w:t>
+            </w:r>
+          </w:p>
+        </w:tc>
+        <w:tc>
+          <w:tcPr>
+            <w:tcW w:w="4111" w:type="dxa"/>
+          </w:tcPr>
+          <w:p>
+            <w:pPr>
+              <w:pStyle w:val="TextoTablas"/>
+            </w:pPr>
+            <w:r>
+              <w:t>Ley 769 de 2002 y Decreto 1079 de 2015. Ministerio de Transporte, Agencia Nacional de Seguridad Vial y Autoridades de Tránsito.</w:t>
+            </w:r>
+          </w:p>
+        </w:tc>
+        <w:tc>
+          <w:tcPr>
+            <w:tcW w:w="4155" w:type="dxa"/>
+          </w:tcPr>
+          <w:p>
+            <w:pPr>
+              <w:pStyle w:val="TextoTablas"/>
+            </w:pPr>
+            <w:r>
+              <w:t>Orientan la movilización segura de la carga, vehículos y demás actores involucrados en la operación.</w:t>
+            </w:r>
+          </w:p>
+        </w:tc>
+      </w:tr>
+      <w:tr>
+        <w:tc>
+          <w:tcPr>
+            <w:tcW w:w="1696" w:type="dxa"/>
+          </w:tcPr>
+          <w:p>
+            <w:pPr>
+              <w:pStyle w:val="TextoTablas"/>
+            </w:pPr>
+            <w:r>
+              <w:lastRenderedPageBreak/>
+              <w:t>Habilitación de vehículos y operación</w:t>
+            </w:r>
+          </w:p>
+        </w:tc>
+        <w:tc>
+          <w:tcPr>
+            <w:tcW w:w="4111" w:type="dxa"/>
+          </w:tcPr>
+          <w:p>
+            <w:pPr>
+              <w:pStyle w:val="TextoTablas"/>
+            </w:pPr>
+            <w:r>
+              <w:t>Ley 336 de 1996, Ley 769 de 2002 y Decreto 1079 de 2015. Ministerio de Transporte, RUNT y Organismos de Tránsito.</w:t>
+            </w:r>
+          </w:p>
+        </w:tc>
+        <w:tc>
+          <w:tcPr>
+            <w:tcW w:w="4155" w:type="dxa"/>
+          </w:tcPr>
+          <w:p>
+            <w:pPr>
+              <w:pStyle w:val="TextoTablas"/>
+            </w:pPr>
+            <w:r>
+              <w:t>Determinan requisitos de operación, registro, condiciones técnicas y documentación aplicable a empresas y vehículos.</w:t>
+            </w:r>
+          </w:p>
+        </w:tc>
+      </w:tr>
+      <w:tr>
+        <w:trPr>
+          <w:cnfStyle w:val="000000100000" w:firstRow="0" w:lastRow="0" w:firstColumn="0" w:lastColumn="0" w:oddVBand="0" w:evenVBand="0" w:oddHBand="1" w:evenHBand="0" w:firstRowFirstColumn="0" w:firstRowLastColumn="0" w:lastRowFirstColumn="0" w:lastRowLastColumn="0"/>
+        </w:trPr>
+        <w:tc>
+          <w:tcPr>
+            <w:tcW w:w="1696" w:type="dxa"/>
+          </w:tcPr>
+          <w:p>
+            <w:pPr>
+              <w:pStyle w:val="TextoTablas"/>
+            </w:pPr>
+            <w:r>
+              <w:t>Responsabilidad contractual</w:t>
+            </w:r>
+          </w:p>
+        </w:tc>
+        <w:tc>
+          <w:tcPr>
+            <w:tcW w:w="4111" w:type="dxa"/>
+          </w:tcPr>
+          <w:p>
+            <w:pPr>
+              <w:pStyle w:val="TextoTablas"/>
+            </w:pPr>
+            <w:r>
+              <w:t>Código de Comercio – Decreto 410 de 1971 y Decreto 1079 de 2015. Superintendencia de Transporte y Autoridades Competentes.</w:t>
+            </w:r>
+          </w:p>
+        </w:tc>
+        <w:tc>
+          <w:tcPr>
+            <w:tcW w:w="4155" w:type="dxa"/>
+          </w:tcPr>
+          <w:p>
+            <w:pPr>
+              <w:pStyle w:val="TextoTablas"/>
+            </w:pPr>
+            <w:r>
+              <w:t>Establecen obligaciones y responsabilidades relacionadas con recepción, transporte, custodia y entrega de mercancías.</w:t>
+            </w:r>
+          </w:p>
+        </w:tc>
+      </w:tr>
+      <w:tr>
+        <w:tc>
+          <w:tcPr>
+            <w:tcW w:w="1696" w:type="dxa"/>
+          </w:tcPr>
+          <w:p>
+            <w:pPr>
+              <w:pStyle w:val="TextoTablas"/>
+            </w:pPr>
+            <w:r>
+              <w:t>Seguros</w:t>
+            </w:r>
+          </w:p>
+        </w:tc>
+        <w:tc>
+          <w:tcPr>
+            <w:tcW w:w="4111" w:type="dxa"/>
+          </w:tcPr>
+          <w:p>
+            <w:pPr>
+              <w:pStyle w:val="TextoTablas"/>
+            </w:pPr>
+            <w:r>
+              <w:t>Código de Comercio y Ley 769 de 2002. Superintendencia Financiera de Colombia y Ministerio de Transporte.</w:t>
+            </w:r>
+          </w:p>
+        </w:tc>
+        <w:tc>
+          <w:tcPr>
+            <w:tcW w:w="4155" w:type="dxa"/>
+          </w:tcPr>
+          <w:p>
+            <w:pPr>
+              <w:pStyle w:val="TextoTablas"/>
+            </w:pPr>
+            <w:r>
+              <w:t>Regulan aspectos relacionados con aseguramiento, SOAT y coberturas frente a riesgos asociados con la operación.</w:t>
+            </w:r>
+          </w:p>
+        </w:tc>
+      </w:tr>
+      <w:tr>
+        <w:trPr>
+          <w:cnfStyle w:val="000000100000" w:firstRow="0" w:lastRow="0" w:firstColumn="0" w:lastColumn="0" w:oddVBand="0" w:evenVBand="0" w:oddHBand="1" w:evenHBand="0" w:firstRowFirstColumn="0" w:firstRowLastColumn="0" w:lastRowFirstColumn="0" w:lastRowLastColumn="0"/>
+        </w:trPr>
+        <w:tc>
+          <w:tcPr>
+            <w:tcW w:w="1696" w:type="dxa"/>
+          </w:tcPr>
+          <w:p>
+            <w:pPr>
+              <w:pStyle w:val="TextoTablas"/>
+            </w:pPr>
+            <w:r>
+              <w:t>Tránsito</w:t>
+            </w:r>
+          </w:p>
+        </w:tc>
+        <w:tc>
+          <w:tcPr>
+            <w:tcW w:w="4111" w:type="dxa"/>
+          </w:tcPr>
+          <w:p>
+            <w:pPr>
+              <w:pStyle w:val="TextoTablas"/>
+            </w:pPr>
+            <w:r>
+              <w:t>Ley 769 de 2002 – Código Nacional de Tránsito y sus modificaciones. Ministerio de Transporte, Policía de Tránsito y Organismos Territoriales de Tránsito.</w:t>
+            </w:r>
+          </w:p>
+        </w:tc>
+        <w:tc>
+          <w:tcPr>
+            <w:tcW w:w="4155" w:type="dxa"/>
+          </w:tcPr>
+          <w:p>
+            <w:pPr>
+              <w:pStyle w:val="TextoTablas"/>
+            </w:pPr>
+            <w:r>
+              <w:t>Define las condiciones para la circulación y operación segura de los vehículos en las vías.</w:t>
+            </w:r>
+          </w:p>
+        </w:tc>
+      </w:tr>
+      <w:tr>
+        <w:tc>
+          <w:tcPr>
+            <w:tcW w:w="1696" w:type="dxa"/>
+          </w:tcPr>
+          <w:p>
+            <w:pPr>
+              <w:pStyle w:val="TextoTablas"/>
+            </w:pPr>
+            <w:r>
+              <w:t>Normas técnicas</w:t>
+            </w:r>
+          </w:p>
+        </w:tc>
+        <w:tc>
+          <w:tcPr>
+            <w:tcW w:w="4111" w:type="dxa"/>
+          </w:tcPr>
+          <w:p>
+            <w:pPr>
+              <w:pStyle w:val="TextoTablas"/>
+            </w:pPr>
+            <w:r>
+              <w:t>Reglamentos técnicos y NTC aplicables según producto y operación. Ministerios competentes, Superintendencia de Industria y Comercio (SIC) e ICONTEC.</w:t>
+            </w:r>
+          </w:p>
+        </w:tc>
+        <w:tc>
+          <w:tcPr>
+            <w:tcW w:w="4155" w:type="dxa"/>
+          </w:tcPr>
+          <w:p>
+            <w:pPr>
+              <w:pStyle w:val="TextoTablas"/>
+            </w:pPr>
+            <w:r>
+              <w:t>Establecen requisitos técnicos relacionados con vehículos, productos, empaques, embalajes, rotulado y seguridad, según corresponda.</w:t>
+            </w:r>
+          </w:p>
+        </w:tc>
+      </w:tr>
+    </w:tbl>
+    <w:p>
+      <w:r>
+        <w:t>El conocimiento de este marco normativo es esencial para reducir riesgos operativos, evitar sanciones y garantizar la legalidad de la operación logística.</w:t>
+      </w:r>
+    </w:p>
+    <w:p>
+      <w:r>
+        <w:t xml:space="preserve">En síntesis, la distribución articula el cierre operativo de la cadena de suministro al conectar el producto con el cliente final. Su relación con el DRP, el </w:t>
+      </w:r>
+      <w:r>
+        <w:rPr>
+          <w:rStyle w:val="Extranjerismo"/>
+        </w:rPr>
+        <w:t>marketing</w:t>
+      </w:r>
+      <w:r>
+        <w:t xml:space="preserve"> </w:t>
+      </w:r>
+      <w:r>
+        <w:lastRenderedPageBreak/>
+        <w:t>logístico y la normativa aplicable fortalece la eficiencia, la trazabilidad y el cumplimiento de la promesa de servicio de la organización.</w:t>
+      </w:r>
+    </w:p>
+    <w:p>
+      <w:r>
+        <w:rPr>
+          <w:b/>
+          <w:bCs/>
+        </w:rPr>
+        <w:t xml:space="preserve"> Ejemplo empresarial</w:t>
+      </w:r>
+      <w:r>
+        <w:t xml:space="preserve">: </w:t>
+      </w:r>
+    </w:p>
+    <w:p>
+      <w:r>
+        <w:t>E</w:t>
+      </w:r>
+      <w:r>
+        <w:t>n</w:t>
+      </w:r>
+      <w:r>
+        <w:t xml:space="preserve"> Grupo Éxito, la distribución de mercancías hacia supermercados, hipermercados y formatos de proximidad exige coordinar inventarios, transporte y reposición según la demanda de cada punto de venta.  En este contexto, la planeación de requerimientos de distribución (DRP) facilita programar qué productos enviar, en qué cantidades y en qué momento, evitando quiebres de inventario o sobreabastecimiento. Esta coordinación logística impacta directamente la disponibilidad del producto, la experiencia de compra del cliente y el cumplimiento de la propuesta comercial de la organización.</w:t>
+      </w:r>
+    </w:p>
+    <w:p>
+      <w:pPr>
+        <w:rPr>
+          <w:b/>
+          <w:bCs/>
+        </w:rPr>
+      </w:pPr>
+      <w:r>
+        <w:rPr>
+          <w:b/>
+          <w:bCs/>
+        </w:rPr>
+        <w:t>Curso: gestión de transporte y distribución.</w:t>
+      </w:r>
+    </w:p>
+    <w:p>
+      <w:r>
+        <w:t xml:space="preserve"> A continuación, se invita a ir al siguiente video para fortalecer los conocimientos relacionados con transporte y distribución en la operación logística:</w:t>
+      </w:r>
+    </w:p>
+    <w:p>
+      <w:hyperlink r:id="rId20" w:history="1">
+        <w:r>
+          <w:rPr>
+            <w:rStyle w:val="Hipervnculo"/>
+          </w:rPr>
+          <w:t>https://www.youtube.com/watch?v=1G7di_eJ8bI</w:t>
+        </w:r>
+      </w:hyperlink>
+    </w:p>
+    <w:p>
+      <w:pPr>
+        <w:rPr>
+          <w:b/>
+          <w:bCs/>
+        </w:rPr>
+      </w:pPr>
+      <w:r>
+        <w:rPr>
+          <w:b/>
+          <w:bCs/>
+        </w:rPr>
+        <w:t>Administración y logística en la cadena de suministro.</w:t>
+      </w:r>
+    </w:p>
+    <w:p>
+      <w:r>
+        <w:t xml:space="preserve"> Se invita al aprendiz a profundizar en transporte y distribución en la operación logística, tal como se muestra en el siguiente libro (página</w:t>
+      </w:r>
+      <w:r>
+        <w:t>s</w:t>
+      </w:r>
+      <w:r>
+        <w:t xml:space="preserve"> 172-180):</w:t>
+      </w:r>
+    </w:p>
+    <w:p>
+      <w:hyperlink r:id="rId21" w:history="1">
+        <w:r>
+          <w:rPr>
+            <w:rStyle w:val="Hipervnculo"/>
+          </w:rPr>
+          <w:t>https://gc.scalahed.com/recursos/files/r161r/w25775w/L1LT123_S1_01.pdf</w:t>
+        </w:r>
+      </w:hyperlink>
+    </w:p>
+    <w:p>
+      <w:pPr>
+        <w:spacing w:before="0" w:after="160" w:line="259" w:lineRule="auto"/>
+        <w:ind w:firstLine="0"/>
+      </w:pPr>
+      <w:r>
+        <w:br w:type="page"/>
+      </w:r>
+    </w:p>
+    <w:p>
+      <w:pPr>
+        <w:pStyle w:val="Ttulo1"/>
+      </w:pPr>
+      <w:bookmarkStart w:id="13" w:name="_Toc241672810"/>
+      <w:r>
+        <w:lastRenderedPageBreak/>
+        <w:t>Almacenamiento e inventarios</w:t>
+      </w:r>
+      <w:bookmarkEnd w:id="13"/>
+    </w:p>
+    <w:p>
+      <w:r>
+        <w:t>El almacenamiento y los inventarios cumplen una función estratégica en la cadena de suministro al permitir la conservación, control y disponibilidad de los productos. Su adecuada gestión favorece la continuidad de la operación, la optimización del espacio, la trazabilidad de la mercancía y el cumplimiento oportuno de los despachos.</w:t>
+      </w:r>
+    </w:p>
+    <w:p>
+      <w:pPr>
+        <w:pStyle w:val="Ttulo2"/>
+      </w:pPr>
+      <w:bookmarkStart w:id="14" w:name="_Toc241672811"/>
+      <w:r>
+        <w:t>Almacenamiento y costos asociados</w:t>
+      </w:r>
+      <w:bookmarkEnd w:id="14"/>
+    </w:p>
+    <w:p>
+      <w:r>
+        <w:t xml:space="preserve">El almacenamiento es el proceso logístico orientado a resguardar, organizar, conservar y controlar los materiales, insumos o productos dentro de la cadena de suministro, con el fin de asegurar su disponibilidad en el momento requerido por la operación o por el cliente. Su función no se limita a guardar mercancías, sino que comprende un conjunto de actividades relacionadas con la recepción, ubicación, custodia, manipulación, preparación y despacho de productos, en condiciones que garanticen su integridad, trazabilidad y eficiencia operativa. Dentro de la operación logística, el almacenamiento puede desarrollarse en diferentes tipos de instalaciones, como bodegas, centros de distribución, plataformas logísticas o áreas de depósito temporal. La elección de estas instalaciones y su organización interna dependen de factores como: </w:t>
+      </w:r>
+    </w:p>
+    <w:p>
+      <w:pPr>
+        <w:pStyle w:val="Prrafodelista"/>
+        <w:numPr>
+          <w:ilvl w:val="0"/>
+          <w:numId w:val="15"/>
+        </w:numPr>
+      </w:pPr>
+      <w:r>
+        <w:rPr>
+          <w:b/>
+          <w:bCs/>
+        </w:rPr>
+        <w:t>Naturaleza del producto</w:t>
+      </w:r>
+      <w:r>
+        <w:t>.</w:t>
+      </w:r>
+      <w:r>
+        <w:t xml:space="preserve"> </w:t>
+      </w:r>
+      <w:r>
+        <w:t>D</w:t>
+      </w:r>
+      <w:r>
+        <w:t>etermina las condiciones de manipulación y almacenamiento según las características del producto.</w:t>
+      </w:r>
+    </w:p>
+    <w:p>
+      <w:pPr>
+        <w:pStyle w:val="Prrafodelista"/>
+        <w:numPr>
+          <w:ilvl w:val="0"/>
+          <w:numId w:val="15"/>
+        </w:numPr>
+      </w:pPr>
+      <w:r>
+        <w:rPr>
+          <w:b/>
+          <w:bCs/>
+        </w:rPr>
+        <w:t>Volumen de inventario</w:t>
+      </w:r>
+      <w:r>
+        <w:rPr>
+          <w:b/>
+          <w:bCs/>
+        </w:rPr>
+        <w:t>.</w:t>
+      </w:r>
+      <w:r>
+        <w:t xml:space="preserve"> </w:t>
+      </w:r>
+      <w:r>
+        <w:t>D</w:t>
+      </w:r>
+      <w:r>
+        <w:t>efine la capacidad de almacenamiento requerida según las cantidades mantenidas en existencia.</w:t>
+      </w:r>
+    </w:p>
+    <w:p>
+      <w:pPr>
+        <w:pStyle w:val="Prrafodelista"/>
+        <w:numPr>
+          <w:ilvl w:val="0"/>
+          <w:numId w:val="15"/>
+        </w:numPr>
+      </w:pPr>
+      <w:r>
+        <w:rPr>
+          <w:b/>
+          <w:bCs/>
+        </w:rPr>
+        <w:lastRenderedPageBreak/>
+        <w:t>Rotación</w:t>
+      </w:r>
+      <w:r>
+        <w:t>.</w:t>
+      </w:r>
+      <w:r>
+        <w:t xml:space="preserve"> </w:t>
+      </w:r>
+      <w:r>
+        <w:t>I</w:t>
+      </w:r>
+      <w:r>
+        <w:t>ndica la frecuencia con que los productos ingresan y salen del almacén, orientando su ubicación.</w:t>
+      </w:r>
+    </w:p>
+    <w:p>
+      <w:pPr>
+        <w:pStyle w:val="Prrafodelista"/>
+        <w:numPr>
+          <w:ilvl w:val="0"/>
+          <w:numId w:val="15"/>
+        </w:numPr>
+      </w:pPr>
+      <w:r>
+        <w:rPr>
+          <w:b/>
+          <w:bCs/>
+        </w:rPr>
+        <w:t>Condiciones de conservación</w:t>
+      </w:r>
+      <w:r>
+        <w:t>. E</w:t>
+      </w:r>
+      <w:r>
+        <w:t>stablecen los requerimientos ambientales necesarios para mantener la calidad e integridad del producto.</w:t>
+      </w:r>
+    </w:p>
+    <w:p>
+      <w:pPr>
+        <w:pStyle w:val="Prrafodelista"/>
+        <w:numPr>
+          <w:ilvl w:val="0"/>
+          <w:numId w:val="15"/>
+        </w:numPr>
+      </w:pPr>
+      <w:r>
+        <w:rPr>
+          <w:b/>
+          <w:bCs/>
+        </w:rPr>
+        <w:t>Niveles de automatización</w:t>
+      </w:r>
+      <w:r>
+        <w:t>.</w:t>
+      </w:r>
+      <w:r>
+        <w:t xml:space="preserve"> </w:t>
+      </w:r>
+      <w:r>
+        <w:t>D</w:t>
+      </w:r>
+      <w:r>
+        <w:t>etermina el uso de tecnologías y equipos para ejecutar o controlar operaciones de almacenamiento.</w:t>
+      </w:r>
+    </w:p>
+    <w:p>
+      <w:pPr>
+        <w:pStyle w:val="Prrafodelista"/>
+        <w:numPr>
+          <w:ilvl w:val="0"/>
+          <w:numId w:val="15"/>
+        </w:numPr>
+      </w:pPr>
+      <w:r>
+        <w:rPr>
+          <w:b/>
+          <w:bCs/>
+        </w:rPr>
+        <w:t>Estrategia de distribución de la empresa</w:t>
+      </w:r>
+      <w:r>
+        <w:t>. O</w:t>
+      </w:r>
+      <w:r>
+        <w:t>rienta la ubicación y funcionamiento de los almacenes según mercados, cobertura y niveles de servicio.</w:t>
+      </w:r>
+    </w:p>
+    <w:p>
+      <w:r>
+        <w:t>De esta manera, el almacenamiento se convierte en un punto de articulación entre el abastecimiento, el inventario y la distribución.</w:t>
+      </w:r>
+    </w:p>
+    <w:p>
+      <w:r>
+        <w:t>La eficiencia del almacenamiento también se relaciona con los recursos económicos necesarios para recibir, conservar, manipular y mantener disponibles los inventarios dentro de una instalación logística. Su control permite identificar oportunidades para mejorar el aprovechamiento del espacio, los recursos y la eficiencia operativa. Entre los más relevantes tenemos:</w:t>
+      </w:r>
+    </w:p>
+    <w:p>
+      <w:pPr>
+        <w:pStyle w:val="Tabla"/>
+      </w:pPr>
+      <w:r>
+        <w:t>Costos relacionados con el almacenamiento en una operación logística</w:t>
+      </w:r>
+    </w:p>
+    <w:tbl>
+      <w:tblPr>
+        <w:tblStyle w:val="SENA"/>
+        <w:tblW w:w="0" w:type="auto"/>
+        <w:tblLook w:val="04A0" w:firstRow="1" w:lastRow="0" w:firstColumn="1" w:lastColumn="0" w:noHBand="0" w:noVBand="1"/>
+      </w:tblPr>
+      <w:tblGrid>
+        <w:gridCol w:w="1854"/>
+        <w:gridCol w:w="4028"/>
+        <w:gridCol w:w="4080"/>
+      </w:tblGrid>
+      <w:tr>
+        <w:trPr>
+          <w:cnfStyle w:val="100000000000" w:firstRow="1" w:lastRow="0" w:firstColumn="0" w:lastColumn="0" w:oddVBand="0" w:evenVBand="0" w:oddHBand="0" w:evenHBand="0" w:firstRowFirstColumn="0" w:firstRowLastColumn="0" w:lastRowFirstColumn="0" w:lastRowLastColumn="0"/>
+          <w:cantSplit/>
+          <w:tblHeader/>
+        </w:trPr>
+        <w:tc>
+          <w:tcPr>
+            <w:tcW w:w="1696" w:type="dxa"/>
+          </w:tcPr>
+          <w:p>
+            <w:pPr>
+              <w:pStyle w:val="TextoTablas"/>
+            </w:pPr>
+            <w:r>
+              <w:t>Variable</w:t>
+            </w:r>
+          </w:p>
+        </w:tc>
+        <w:tc>
+          <w:tcPr>
+            <w:tcW w:w="4111" w:type="dxa"/>
+          </w:tcPr>
+          <w:p>
+            <w:pPr>
+              <w:pStyle w:val="TextoTablas"/>
+            </w:pPr>
+            <w:r>
+              <w:t>Concepto</w:t>
+            </w:r>
+          </w:p>
+        </w:tc>
+        <w:tc>
+          <w:tcPr>
+            <w:tcW w:w="4155" w:type="dxa"/>
+          </w:tcPr>
+          <w:p>
+            <w:pPr>
+              <w:pStyle w:val="TextoTablas"/>
+            </w:pPr>
+            <w:r>
+              <w:t>Ejemplo o caso aplicado</w:t>
+            </w:r>
+          </w:p>
+        </w:tc>
+      </w:tr>
+      <w:tr>
+        <w:trPr>
+          <w:cnfStyle w:val="000000100000" w:firstRow="0" w:lastRow="0" w:firstColumn="0" w:lastColumn="0" w:oddVBand="0" w:evenVBand="0" w:oddHBand="1" w:evenHBand="0" w:firstRowFirstColumn="0" w:firstRowLastColumn="0" w:lastRowFirstColumn="0" w:lastRowLastColumn="0"/>
+        </w:trPr>
+        <w:tc>
+          <w:tcPr>
+            <w:tcW w:w="1696" w:type="dxa"/>
+          </w:tcPr>
+          <w:p>
+            <w:pPr>
+              <w:pStyle w:val="TextoTablas"/>
+            </w:pPr>
+            <w:r>
+              <w:t>Infraestructura y ocupación del espacio</w:t>
+            </w:r>
+          </w:p>
+        </w:tc>
+        <w:tc>
+          <w:tcPr>
+            <w:tcW w:w="4111" w:type="dxa"/>
+          </w:tcPr>
+          <w:p>
+            <w:pPr>
+              <w:pStyle w:val="TextoTablas"/>
+            </w:pPr>
+            <w:r>
+              <w:t>Comprende los costos de disponer y utilizar bodegas, áreas, estanterías y posiciones necesarias para mantener los inventarios.</w:t>
+            </w:r>
+          </w:p>
+        </w:tc>
+        <w:tc>
+          <w:tcPr>
+            <w:tcW w:w="4155" w:type="dxa"/>
+          </w:tcPr>
+          <w:p>
+            <w:pPr>
+              <w:pStyle w:val="TextoTablas"/>
+            </w:pPr>
+            <w:r>
+              <w:t>Una empresa mantiene una bodega de 5.000 m², pero utiliza regularmente solo el 60 %. El espacio disponible continúa generando costos, aunque permanezca sin mercancía.</w:t>
+            </w:r>
+          </w:p>
+        </w:tc>
+      </w:tr>
+      <w:tr>
+        <w:tc>
+          <w:tcPr>
+            <w:tcW w:w="1696" w:type="dxa"/>
+          </w:tcPr>
+          <w:p>
+            <w:pPr>
+              <w:pStyle w:val="TextoTablas"/>
+            </w:pPr>
+            <w:r>
+              <w:lastRenderedPageBreak/>
+              <w:t>Equipos de almacenamiento y manipulación</w:t>
+            </w:r>
+          </w:p>
+        </w:tc>
+        <w:tc>
+          <w:tcPr>
+            <w:tcW w:w="4111" w:type="dxa"/>
+          </w:tcPr>
+          <w:p>
+            <w:pPr>
+              <w:pStyle w:val="TextoTablas"/>
+            </w:pPr>
+            <w:r>
+              <w:t>Incluye los costos relacionados con adquisición, alquiler y utilización de equipos necesarios para almacenar y movilizar mercancías.</w:t>
+            </w:r>
+          </w:p>
+        </w:tc>
+        <w:tc>
+          <w:tcPr>
+            <w:tcW w:w="4155" w:type="dxa"/>
+          </w:tcPr>
+          <w:p>
+            <w:pPr>
+              <w:pStyle w:val="TextoTablas"/>
+            </w:pPr>
+            <w:r>
+              <w:t xml:space="preserve">Un centro de distribución utiliza montacargas eléctricos para movilizar </w:t>
+            </w:r>
+            <w:r>
+              <w:rPr>
+                <w:rStyle w:val="Extranjerismo"/>
+              </w:rPr>
+              <w:t>pallets</w:t>
+            </w:r>
+            <w:r>
+              <w:t>. Su operación genera costos por alquiler o adquisición, carga de baterías y utilización diaria.</w:t>
+            </w:r>
+          </w:p>
+        </w:tc>
+      </w:tr>
+      <w:tr>
+        <w:trPr>
+          <w:cnfStyle w:val="000000100000" w:firstRow="0" w:lastRow="0" w:firstColumn="0" w:lastColumn="0" w:oddVBand="0" w:evenVBand="0" w:oddHBand="1" w:evenHBand="0" w:firstRowFirstColumn="0" w:firstRowLastColumn="0" w:lastRowFirstColumn="0" w:lastRowLastColumn="0"/>
+        </w:trPr>
+        <w:tc>
+          <w:tcPr>
+            <w:tcW w:w="1696" w:type="dxa"/>
+          </w:tcPr>
+          <w:p>
+            <w:pPr>
+              <w:pStyle w:val="TextoTablas"/>
+            </w:pPr>
+            <w:r>
+              <w:t>Personal</w:t>
+            </w:r>
+          </w:p>
+        </w:tc>
+        <w:tc>
+          <w:tcPr>
+            <w:tcW w:w="4111" w:type="dxa"/>
+          </w:tcPr>
+          <w:p>
+            <w:pPr>
+              <w:pStyle w:val="TextoTablas"/>
+            </w:pPr>
+            <w:r>
+              <w:t>Corresponde al costo del talento humano encargado de recibir, almacenar, controlar, preparar y despachar las mercancías.</w:t>
+            </w:r>
+          </w:p>
+        </w:tc>
+        <w:tc>
+          <w:tcPr>
+            <w:tcW w:w="4155" w:type="dxa"/>
+          </w:tcPr>
+          <w:p>
+            <w:pPr>
+              <w:pStyle w:val="TextoTablas"/>
+            </w:pPr>
+            <w:r>
+              <w:t xml:space="preserve">Para atender un aumento de pedidos, una empresa incorpora operarios adicionales en </w:t>
+            </w:r>
+            <w:r>
+              <w:rPr>
+                <w:rStyle w:val="Extranjerismo"/>
+              </w:rPr>
+              <w:t>picking</w:t>
+            </w:r>
+            <w:r>
+              <w:t xml:space="preserve"> y despacho, incrementando los costos de personal del almacén.</w:t>
+            </w:r>
+          </w:p>
+        </w:tc>
+      </w:tr>
+      <w:tr>
+        <w:tc>
+          <w:tcPr>
+            <w:tcW w:w="1696" w:type="dxa"/>
+          </w:tcPr>
+          <w:p>
+            <w:pPr>
+              <w:pStyle w:val="TextoTablas"/>
+            </w:pPr>
+            <w:r>
+              <w:t>Servicios y mantenimiento</w:t>
+            </w:r>
+          </w:p>
+        </w:tc>
+        <w:tc>
+          <w:tcPr>
+            <w:tcW w:w="4111" w:type="dxa"/>
+          </w:tcPr>
+          <w:p>
+            <w:pPr>
+              <w:pStyle w:val="TextoTablas"/>
+            </w:pPr>
+            <w:r>
+              <w:t>Reúne los gastos necesarios para conservar instalaciones y equipos funcionando adecuadamente, incluyendo energía, refrigeración, vigilancia y mantenimiento.</w:t>
+            </w:r>
+          </w:p>
+        </w:tc>
+        <w:tc>
+          <w:tcPr>
+            <w:tcW w:w="4155" w:type="dxa"/>
+          </w:tcPr>
+          <w:p>
+            <w:pPr>
+              <w:pStyle w:val="TextoTablas"/>
+            </w:pPr>
+            <w:r>
+              <w:t>Una bodega de productos refrigerados mantiene cámaras frías funcionando permanentemente, generando consumo de energía y mantenimiento periódico de los sistemas de refrigeración.</w:t>
+            </w:r>
+          </w:p>
+        </w:tc>
+      </w:tr>
+      <w:tr>
+        <w:trPr>
+          <w:cnfStyle w:val="000000100000" w:firstRow="0" w:lastRow="0" w:firstColumn="0" w:lastColumn="0" w:oddVBand="0" w:evenVBand="0" w:oddHBand="1" w:evenHBand="0" w:firstRowFirstColumn="0" w:firstRowLastColumn="0" w:lastRowFirstColumn="0" w:lastRowLastColumn="0"/>
+        </w:trPr>
+        <w:tc>
+          <w:tcPr>
+            <w:tcW w:w="1696" w:type="dxa"/>
+          </w:tcPr>
+          <w:p>
+            <w:pPr>
+              <w:pStyle w:val="TextoTablas"/>
+            </w:pPr>
+            <w:r>
+              <w:t>Manipulación de mercancías</w:t>
+            </w:r>
+          </w:p>
+        </w:tc>
+        <w:tc>
+          <w:tcPr>
+            <w:tcW w:w="4111" w:type="dxa"/>
+          </w:tcPr>
+          <w:p>
+            <w:pPr>
+              <w:pStyle w:val="TextoTablas"/>
+            </w:pPr>
+            <w:r>
+              <w:t>Hace referencia a los costos generados por descargar, trasladar, ubicar, seleccionar, reubicar y despachar los productos dentro del almacén.</w:t>
+            </w:r>
+          </w:p>
+        </w:tc>
+        <w:tc>
+          <w:tcPr>
+            <w:tcW w:w="4155" w:type="dxa"/>
+          </w:tcPr>
+          <w:p>
+            <w:pPr>
+              <w:pStyle w:val="TextoTablas"/>
+            </w:pPr>
+            <w:r>
+              <w:t xml:space="preserve">Una mala distribución obliga a trasladar varias veces los </w:t>
+            </w:r>
+            <w:r>
+              <w:rPr>
+                <w:rStyle w:val="Extranjerismo"/>
+              </w:rPr>
+              <w:t>pallets</w:t>
+            </w:r>
+            <w:r>
+              <w:t xml:space="preserve"> antes del despacho, aumentando horas de trabajo, utilización de montacargas y tiempo operativo.</w:t>
+            </w:r>
+          </w:p>
+        </w:tc>
+      </w:tr>
+      <w:tr>
+        <w:tc>
+          <w:tcPr>
+            <w:tcW w:w="1696" w:type="dxa"/>
+          </w:tcPr>
+          <w:p>
+            <w:pPr>
+              <w:pStyle w:val="TextoTablas"/>
+            </w:pPr>
+            <w:r>
+              <w:t>Deterioro y obsolescencia</w:t>
+            </w:r>
+          </w:p>
+        </w:tc>
+        <w:tc>
+          <w:tcPr>
+            <w:tcW w:w="4111" w:type="dxa"/>
+          </w:tcPr>
+          <w:p>
+            <w:pPr>
+              <w:pStyle w:val="TextoTablas"/>
+            </w:pPr>
+            <w:r>
+              <w:t>Representa pérdidas ocasionadas cuando los productos almacenados pierden calidad, vigencia, utilidad o valor comercial antes de su venta o utilización.</w:t>
+            </w:r>
+          </w:p>
+        </w:tc>
+        <w:tc>
+          <w:tcPr>
+            <w:tcW w:w="4155" w:type="dxa"/>
+          </w:tcPr>
+          <w:p>
+            <w:pPr>
+              <w:pStyle w:val="TextoTablas"/>
+            </w:pPr>
+            <w:r>
+              <w:t>Una empresa almacena demasiado inventario de alimentos y parte vence antes de comercializarse, generando pérdidas y costos adicionales para retirar y gestionar esos productos.</w:t>
+            </w:r>
+          </w:p>
+        </w:tc>
+      </w:tr>
+    </w:tbl>
+    <w:p/>
+    <w:p>
+      <w:r>
+        <w:lastRenderedPageBreak/>
+        <w:t>Estos costos impactan directamente la rentabilidad de la operación logística, por lo que su control es clave para evitar sobrecostos y mantener el equilibrio entre disponibilidad de producto y eficiencia financiera.</w:t>
+      </w:r>
+    </w:p>
+    <w:p>
+      <w:r>
+        <w:t>En consecuencia, el almacenamiento no debe entenderse como una actividad pasiva dentro de la cadena de suministro, sino como un proceso estratégico que influye en la continuidad del abastecimiento, la organización de inventarios, la preparación de pedidos y el cumplimiento de la promesa de servicio al cliente.</w:t>
+      </w:r>
+    </w:p>
+    <w:p>
+      <w:r>
+        <w:t xml:space="preserve"> </w:t>
+      </w:r>
+      <w:r>
+        <w:rPr>
+          <w:b/>
+          <w:bCs/>
+        </w:rPr>
+        <w:t>Ejemplo empresarial</w:t>
+      </w:r>
+      <w:r>
+        <w:t>:</w:t>
+      </w:r>
+    </w:p>
+    <w:p>
+      <w:r>
+        <w:t>E</w:t>
+      </w:r>
+      <w:r>
+        <w:t xml:space="preserve">n los centros de distribución de Tecnoquímicas, los medicamentos y productos de cuidado personal deben organizarse considerando condiciones de conservación, rotación, clasificación por referencias y control de fechas. </w:t>
+      </w:r>
+    </w:p>
+    <w:p>
+      <w:r>
+        <w:t>Los productos de mayor salida se ubican en zonas de fácil acceso para agilizar el alistamiento de pedidos, mientras que otros requieren áreas específicas por sensibilidad o volumen. Esta gestión del espacio mejora la productividad, reduce recorridos internos, favorece la trazabilidad y ayuda a controlar costos asociados al almacenamiento.</w:t>
+      </w:r>
+    </w:p>
+    <w:p>
+      <w:pPr>
+        <w:pStyle w:val="Ttulo2"/>
+      </w:pPr>
+      <w:bookmarkStart w:id="15" w:name="_Toc241672812"/>
+      <w:r>
+        <w:t>Sistemas de inventarios, recibo y despacho de mercancías</w:t>
+      </w:r>
+      <w:bookmarkEnd w:id="15"/>
+    </w:p>
+    <w:p>
+      <w:r>
+        <w:t xml:space="preserve">Los inventarios representan el conjunto de materiales, insumos, productos en proceso o productos terminados que una organización mantiene disponibles para atender las necesidades de su operación o del mercado. En la cadena de suministro, su función es equilibrar la relación entre abastecimiento y demanda, permitiendo que la </w:t>
+      </w:r>
+      <w:r>
+        <w:lastRenderedPageBreak/>
+        <w:t>empresa responda de manera oportuna a los requerimientos del cliente, mantenga la continuidad de sus procesos y reduzca el riesgo de desabastecimiento.</w:t>
+      </w:r>
+    </w:p>
+    <w:p>
+      <w:r>
+        <w:t>La administración de inventarios exige la aplicación de sistemas de control, orientados a registrar, clasificar, ubicar y monitorear las existencias disponibles. Estos sistemas permiten conocer cantidades, rotación, niveles mínimos y máximos, puntos de reposición y condiciones de almacenamiento, facilitando la toma de decisiones sobre compras, abastecimiento y distribución. Dependiendo del tipo de operación, la organización puede aplicar alguno de los siguientes tipos de inventario:</w:t>
+      </w:r>
+    </w:p>
+    <w:p>
+      <w:pPr>
+        <w:pStyle w:val="Prrafodelista"/>
+        <w:numPr>
+          <w:ilvl w:val="0"/>
+          <w:numId w:val="11"/>
+        </w:numPr>
+      </w:pPr>
+      <w:r>
+        <w:rPr>
+          <w:b/>
+          <w:bCs/>
+        </w:rPr>
+        <w:t>Inventario periódico</w:t>
+      </w:r>
+      <w:r>
+        <w:rPr>
+          <w:b/>
+          <w:bCs/>
+        </w:rPr>
+        <w:t>.</w:t>
+      </w:r>
+      <w:r>
+        <w:t xml:space="preserve"> </w:t>
+      </w:r>
+      <w:r>
+        <w:t xml:space="preserve">Actualiza las existencias mediante conteos físicos realizados en intervalos establecidos. </w:t>
+      </w:r>
+    </w:p>
+    <w:p>
+      <w:pPr>
+        <w:ind w:left="1416" w:firstLine="1"/>
+      </w:pPr>
+      <w:r>
+        <w:rPr>
+          <w:b/>
+          <w:bCs/>
+        </w:rPr>
+        <w:t>Ejemplo</w:t>
+      </w:r>
+      <w:r>
+        <w:t>: una bodega cuenta mensualmente sus productos para verificar existencias y ajustar diferencias encontradas.</w:t>
+      </w:r>
+      <w:r>
+        <w:tab/>
+        <w:t xml:space="preserve">  </w:t>
+      </w:r>
+    </w:p>
+    <w:p>
+      <w:pPr>
+        <w:pStyle w:val="Prrafodelista"/>
+        <w:numPr>
+          <w:ilvl w:val="0"/>
+          <w:numId w:val="11"/>
+        </w:numPr>
+      </w:pPr>
+      <w:r>
+        <w:rPr>
+          <w:b/>
+          <w:bCs/>
+        </w:rPr>
+        <w:t>Inventario permanente o perpetuo</w:t>
+      </w:r>
+      <w:r>
+        <w:t xml:space="preserve">. </w:t>
+      </w:r>
+      <w:r>
+        <w:t xml:space="preserve">Registra continuamente entradas y salidas, manteniendo actualizadas las existencias después de cada movimiento. </w:t>
+      </w:r>
+    </w:p>
+    <w:p>
+      <w:pPr>
+        <w:ind w:left="1416" w:firstLine="1"/>
+      </w:pPr>
+      <w:r>
+        <w:rPr>
+          <w:b/>
+          <w:bCs/>
+        </w:rPr>
+        <w:t>Ejemplo</w:t>
+      </w:r>
+      <w:r>
+        <w:t>: un supermercado descuenta automáticamente del inventario las unidades registradas durante cada venta.</w:t>
+      </w:r>
+      <w:r>
+        <w:tab/>
+        <w:t xml:space="preserve"> </w:t>
+      </w:r>
+    </w:p>
+    <w:p>
+      <w:pPr>
+        <w:pStyle w:val="Prrafodelista"/>
+        <w:numPr>
+          <w:ilvl w:val="0"/>
+          <w:numId w:val="11"/>
+        </w:numPr>
+      </w:pPr>
+      <w:r>
+        <w:rPr>
+          <w:b/>
+          <w:bCs/>
+        </w:rPr>
+        <w:t>Sistemas automatizados de inventario</w:t>
+      </w:r>
+      <w:r>
+        <w:t xml:space="preserve">. </w:t>
+      </w:r>
+      <w:r>
+        <w:t xml:space="preserve">Utilizan tecnologías como WMS, ERP, códigos de barras o RFID para controlar movimientos y existencias. </w:t>
+      </w:r>
+    </w:p>
+    <w:p>
+      <w:pPr>
+        <w:ind w:left="1416" w:firstLine="1"/>
+      </w:pPr>
+      <w:r>
+        <w:rPr>
+          <w:b/>
+          <w:bCs/>
+        </w:rPr>
+        <w:t>Ejemplo</w:t>
+      </w:r>
+      <w:r>
+        <w:t>: un centro de distribución registra recepción, ubicación y despacho mediante WMS y lectores de códigos.</w:t>
+      </w:r>
+      <w:r>
+        <w:tab/>
+        <w:t xml:space="preserve">  </w:t>
+      </w:r>
+    </w:p>
+    <w:p>
+      <w:r>
+        <w:lastRenderedPageBreak/>
+        <w:t>En este contexto, el proceso de recibo de mercancías constituye la entrada formal de productos al sistema logístico de la empresa. Este incluye actividades como:</w:t>
+      </w:r>
+    </w:p>
+    <w:p>
+      <w:pPr>
+        <w:pStyle w:val="Prrafodelista"/>
+        <w:numPr>
+          <w:ilvl w:val="0"/>
+          <w:numId w:val="11"/>
+        </w:numPr>
+      </w:pPr>
+      <w:r>
+        <w:rPr>
+          <w:b/>
+          <w:bCs/>
+        </w:rPr>
+        <w:t>Verificar documentos</w:t>
+      </w:r>
+      <w:r>
+        <w:t>. Revisar los documentos entregados por el proveedor (factura, remisión, orden de compra, guía de transporte) para validar la información y autorizar el recibo.</w:t>
+      </w:r>
+    </w:p>
+    <w:p>
+      <w:pPr>
+        <w:pStyle w:val="Prrafodelista"/>
+        <w:numPr>
+          <w:ilvl w:val="0"/>
+          <w:numId w:val="11"/>
+        </w:numPr>
+      </w:pPr>
+      <w:r>
+        <w:rPr>
+          <w:b/>
+          <w:bCs/>
+        </w:rPr>
+        <w:t>Inspeccionar cantidades y condiciones físicas</w:t>
+      </w:r>
+      <w:r>
+        <w:t>. Verificar que la cantidad recibida y el estado físico de los productos correspondan a lo indicado en los documentos y cumplan con los estándares establecidos.</w:t>
+      </w:r>
+    </w:p>
+    <w:p>
+      <w:pPr>
+        <w:pStyle w:val="Prrafodelista"/>
+        <w:numPr>
+          <w:ilvl w:val="0"/>
+          <w:numId w:val="11"/>
+        </w:numPr>
+      </w:pPr>
+      <w:r>
+        <w:rPr>
+          <w:b/>
+          <w:bCs/>
+        </w:rPr>
+        <w:t>Validar frente a la orden de compra</w:t>
+      </w:r>
+      <w:r>
+        <w:t>. Comparar la información recibida con la orden de compra para confirmar que el producto, cantidad, referencias y condiciones estén de acuerdo con lo solicitado.</w:t>
+      </w:r>
+    </w:p>
+    <w:p>
+      <w:pPr>
+        <w:pStyle w:val="Prrafodelista"/>
+        <w:numPr>
+          <w:ilvl w:val="0"/>
+          <w:numId w:val="11"/>
+        </w:numPr>
+      </w:pPr>
+      <w:r>
+        <w:rPr>
+          <w:b/>
+          <w:bCs/>
+        </w:rPr>
+        <w:t>Registrar novedades</w:t>
+      </w:r>
+      <w:r>
+        <w:t>. Registrar las diferencias, daños o inconsistencias en el sistema y notificar al área correspondiente para gestionar y dar solución.</w:t>
+      </w:r>
+    </w:p>
+    <w:p>
+      <w:pPr>
+        <w:pStyle w:val="Prrafodelista"/>
+        <w:numPr>
+          <w:ilvl w:val="0"/>
+          <w:numId w:val="11"/>
+        </w:numPr>
+      </w:pPr>
+      <w:r>
+        <w:rPr>
+          <w:b/>
+          <w:bCs/>
+        </w:rPr>
+        <w:t>Ubicar inicialmente el producto</w:t>
+      </w:r>
+      <w:r>
+        <w:t>. Trasladar y ubicar el producto en el área de almacenamiento asignada para su control y custodia.</w:t>
+      </w:r>
+    </w:p>
+    <w:p>
+      <w:r>
+        <w:t>Una recepción adecuada reduce errores, fortalece la trazabilidad y evita inconsistencias que pueden afectar el inventario o la operación posterior.</w:t>
+      </w:r>
+    </w:p>
+    <w:p>
+      <w:r>
+        <w:t>Por su parte, el despacho de mercancías corresponde al conjunto de actividades mediante las cuales los productos son preparados, verificados y entregados para su distribución o entrega al cliente. Esto incluye actividades como:</w:t>
+      </w:r>
+    </w:p>
+    <w:p>
+      <w:pPr>
+        <w:pStyle w:val="Prrafodelista"/>
+        <w:numPr>
+          <w:ilvl w:val="0"/>
+          <w:numId w:val="16"/>
+        </w:numPr>
+      </w:pPr>
+      <w:r>
+        <w:rPr>
+          <w:b/>
+          <w:bCs/>
+        </w:rPr>
+        <w:lastRenderedPageBreak/>
+        <w:t>Seleccionar referencias</w:t>
+      </w:r>
+      <w:r>
+        <w:t>.</w:t>
+      </w:r>
+      <w:r>
+        <w:t xml:space="preserve"> Identificar y recoger del inventario los productos solicitados según el pedido o la orden de salida.</w:t>
+      </w:r>
+    </w:p>
+    <w:p>
+      <w:pPr>
+        <w:pStyle w:val="Prrafodelista"/>
+        <w:numPr>
+          <w:ilvl w:val="0"/>
+          <w:numId w:val="16"/>
+        </w:numPr>
+      </w:pPr>
+      <w:r>
+        <w:rPr>
+          <w:b/>
+          <w:bCs/>
+        </w:rPr>
+        <w:t>Alistar pedidos.</w:t>
+      </w:r>
+      <w:r>
+        <w:t xml:space="preserve"> Reunir, organizar y preparar los productos conforme a las especificaciones del pedido para su verificación.</w:t>
+      </w:r>
+    </w:p>
+    <w:p>
+      <w:pPr>
+        <w:pStyle w:val="Prrafodelista"/>
+        <w:numPr>
+          <w:ilvl w:val="0"/>
+          <w:numId w:val="16"/>
+        </w:numPr>
+      </w:pPr>
+      <w:r>
+        <w:rPr>
+          <w:b/>
+          <w:bCs/>
+        </w:rPr>
+        <w:t>Validar cantidades</w:t>
+      </w:r>
+      <w:r>
+        <w:t>. Verificar que la cantidad y las referencias coincidan con lo solicitado, asegurando la exactitud del pedido antes de su despacho.</w:t>
+      </w:r>
+    </w:p>
+    <w:p>
+      <w:pPr>
+        <w:pStyle w:val="Prrafodelista"/>
+        <w:numPr>
+          <w:ilvl w:val="0"/>
+          <w:numId w:val="16"/>
+        </w:numPr>
+      </w:pPr>
+      <w:r>
+        <w:rPr>
+          <w:b/>
+          <w:bCs/>
+        </w:rPr>
+        <w:t>Embalar</w:t>
+      </w:r>
+      <w:r>
+        <w:t>. Empacar y proteger los productos adecuadamente para garantizar su integridad durante el transporte y la entrega.</w:t>
+      </w:r>
+    </w:p>
+    <w:p>
+      <w:pPr>
+        <w:pStyle w:val="Prrafodelista"/>
+        <w:numPr>
+          <w:ilvl w:val="0"/>
+          <w:numId w:val="16"/>
+        </w:numPr>
+      </w:pPr>
+      <w:r>
+        <w:rPr>
+          <w:b/>
+          <w:bCs/>
+        </w:rPr>
+        <w:t>Emitir documentos</w:t>
+      </w:r>
+      <w:r>
+        <w:t>. Generar y entregar los documentos requeridos (guía de transporte, factura, remisión, etc.) para formalizar el despacho.</w:t>
+      </w:r>
+    </w:p>
+    <w:p>
+      <w:pPr>
+        <w:pStyle w:val="Prrafodelista"/>
+        <w:numPr>
+          <w:ilvl w:val="0"/>
+          <w:numId w:val="16"/>
+        </w:numPr>
+      </w:pPr>
+      <w:r>
+        <w:rPr>
+          <w:b/>
+          <w:bCs/>
+        </w:rPr>
+        <w:t>Realizar salida física de la mercancía</w:t>
+      </w:r>
+      <w:r>
+        <w:t>. Entregar la mercancía al transportista y registrar la salida del inventario para su distribución o entrega al cliente.</w:t>
+      </w:r>
+    </w:p>
+    <w:p>
+      <w:r>
+        <w:t>Una gestión adecuada de estos procesos contribuye a la eficiencia de la cadena de suministro, al control de costos y al fortalecimiento del servicio al cliente.</w:t>
+      </w:r>
+    </w:p>
+    <w:p>
+      <w:r>
+        <w:rPr>
+          <w:b/>
+          <w:bCs/>
+        </w:rPr>
+        <w:t>Ejemplo empresarial</w:t>
+      </w:r>
+      <w:r>
+        <w:t xml:space="preserve">: </w:t>
+      </w:r>
+    </w:p>
+    <w:p>
+      <w:r>
+        <w:t>E</w:t>
+      </w:r>
+      <w:r>
+        <w:t>n Auteco, el manejo de repuestos para motocicletas exige registrar cada referencia que ingresa desde el proveedor, verificar cantidades, validar el estado del producto y ubicarlo según su clasificación en bodega.</w:t>
+      </w:r>
+    </w:p>
+    <w:p>
+      <w:r>
+        <w:t xml:space="preserve">Cuando un distribuidor o taller autorizado solicita un pedido, el sistema permite identificar existencias, preparar el despacho, validar referencias y generar los </w:t>
+      </w:r>
+      <w:r>
+        <w:lastRenderedPageBreak/>
+        <w:t>documentos de salida. Este control de inventarios fortalece la trazabilidad, reduce errores en el despacho y mejora el servicio al cliente.</w:t>
+      </w:r>
+    </w:p>
+    <w:p>
+      <w:pPr>
+        <w:rPr>
+          <w:b/>
+          <w:bCs/>
+        </w:rPr>
+      </w:pPr>
+      <w:r>
+        <w:rPr>
+          <w:b/>
+          <w:bCs/>
+        </w:rPr>
+        <w:t>Curso gestión de almacenes e inventarios</w:t>
+      </w:r>
+    </w:p>
+    <w:p>
+      <w:r>
+        <w:t>A continuación, se invita a ir al siguiente video para fortalecer los conocimientos relacionados con almacenamiento e inventarios:</w:t>
+      </w:r>
+    </w:p>
+    <w:p>
+      <w:hyperlink r:id="rId22" w:history="1">
+        <w:r>
+          <w:rPr>
+            <w:rStyle w:val="Hipervnculo"/>
+          </w:rPr>
+          <w:t>https://www.youtube.com/watch?v=p4HfinYEW_Q</w:t>
+        </w:r>
+      </w:hyperlink>
+    </w:p>
+    <w:p>
+      <w:pPr>
+        <w:rPr>
+          <w:b/>
+          <w:bCs/>
+        </w:rPr>
+      </w:pPr>
+      <w:r>
+        <w:rPr>
+          <w:b/>
+          <w:bCs/>
+        </w:rPr>
+        <w:t>Administración del inventario: elemento clave para la optimización de las utilidades en las empresas</w:t>
+      </w:r>
+    </w:p>
+    <w:p>
+      <w:r>
+        <w:t xml:space="preserve"> Se invita al aprendiz a profundizar en almacenamiento e inventarios, a través del artículo:</w:t>
+      </w:r>
+    </w:p>
+    <w:p>
+      <w:hyperlink r:id="rId23" w:history="1">
+        <w:r>
+          <w:rPr>
+            <w:rStyle w:val="Hipervnculo"/>
+          </w:rPr>
+          <w:t>https://www.redalyc.org/pdf/4655/465545892008.pdf</w:t>
+        </w:r>
+      </w:hyperlink>
+    </w:p>
+    <w:p>
+      <w:pPr>
+        <w:spacing w:before="0" w:after="160" w:line="259" w:lineRule="auto"/>
+        <w:ind w:firstLine="0"/>
+      </w:pPr>
+      <w:r>
+        <w:br w:type="page"/>
+      </w:r>
+    </w:p>
+    <w:p>
+      <w:pPr>
+        <w:pStyle w:val="Ttulo1"/>
+      </w:pPr>
+      <w:bookmarkStart w:id="16" w:name="_Toc241672813"/>
+      <w:r>
+        <w:lastRenderedPageBreak/>
+        <w:t>Costos logísticos y eficiencia operativa</w:t>
+      </w:r>
+      <w:bookmarkEnd w:id="16"/>
+    </w:p>
+    <w:p>
+      <w:r>
+        <w:t xml:space="preserve"> La operación logística implica el uso de recursos que deben ser controlados para garantizar rentabilidad y sostenibilidad empresarial. Analizar los costos logísticos y la eficiencia operativa permite identificar oportunidades de mejora, optimizar procesos y fortalecer la toma de decisiones dentro de la cadena de suministro.</w:t>
+      </w:r>
+    </w:p>
+    <w:p>
+      <w:pPr>
+        <w:pStyle w:val="Ttulo2"/>
+      </w:pPr>
+      <w:bookmarkStart w:id="17" w:name="_Toc241672814"/>
+      <w:r>
+        <w:t>Costos y gastos logísticos: conceptos y clasificación</w:t>
+      </w:r>
+      <w:bookmarkEnd w:id="17"/>
+      <w:r>
+        <w:t xml:space="preserve"> </w:t>
+      </w:r>
+    </w:p>
+    <w:p>
+      <w:r>
+        <w:t>Los costos logísticos corresponden al conjunto de recursos económicos que una organización destina para ejecutar las actividades relacionadas con el abastecimiento, almacenamiento, transporte, distribución, gestión de inventarios y servicio al cliente dentro de la cadena de suministro. Su análisis es fundamental porque permite comprender cuánto cuesta movilizar, conservar y entregar los productos, así como identificar oportunidades de mejora en la operación.</w:t>
+      </w:r>
+    </w:p>
+    <w:p>
+      <w:r>
+        <w:t>En el ámbito logístico, es importante diferenciar entre costos y gastos. A continuación, se muestra cual es la diferencia y la relación que tienen:</w:t>
+      </w:r>
+    </w:p>
+    <w:p>
+      <w:pPr>
+        <w:spacing w:before="0" w:after="160" w:line="259" w:lineRule="auto"/>
+        <w:ind w:firstLine="0"/>
+      </w:pPr>
+      <w:r>
+        <w:br w:type="page"/>
+      </w:r>
+    </w:p>
+    <w:p>
+      <w:pPr>
+        <w:pStyle w:val="Figura"/>
+      </w:pPr>
+      <w:r>
+        <w:lastRenderedPageBreak/>
+        <w:t>Diferencia entre costos y gastos en el ámbito logístico</w:t>
+      </w:r>
+    </w:p>
+    <w:p>
+      <w:pPr>
+        <w:jc w:val="center"/>
+      </w:pPr>
+      <w:r>
+        <w:rPr>
+          <w:noProof/>
+        </w:rPr>
+        <w:drawing>
+          <wp:inline distT="0" distB="0" distL="0" distR="0" wp14:anchorId="4C43D8BB" wp14:editId="2A9354A4">
+            <wp:extent cx="4680000" cy="3121200"/>
+            <wp:effectExtent l="0" t="0" r="0" b="0"/>
+            <wp:docPr id="4" name="Imagen 4" descr="La figura presenta la diferencia entre los costos y los gastos dentro de una organización, destacando su relación con la gestión logística. Los costos están vinculados directamente con las actividades necesarias para movilizar, manipular, almacenar y proteger las mercancías, mientras que los gastos respaldan funciones administrativas, comerciales y financieras. Esta diferenciación permite comprender cómo ambos conceptos intervienen en el funcionamiento de la empresa y contribuyen al control de los recursos y a la sostenibilidad de sus operaciones. "/>
+            <wp:cNvGraphicFramePr>
+              <a:graphicFrameLocks xmlns:a="http://schemas.openxmlformats.org/drawingml/2006/main" noChangeAspect="1"/>
+            </wp:cNvGraphicFramePr>
+            <a:graphic xmlns:a="http://schemas.openxmlformats.org/drawingml/2006/main">
+              <a:graphicData uri="http://schemas.openxmlformats.org/drawingml/2006/picture">
+                <pic:pic xmlns:pic="http://schemas.openxmlformats.org/drawingml/2006/picture">
+                  <pic:nvPicPr>
+                    <pic:cNvPr id="4" name="Imagen 4" descr="La figura presenta la diferencia entre los costos y los gastos dentro de una organización, destacando su relación con la gestión logística. Los costos están vinculados directamente con las actividades necesarias para movilizar, manipular, almacenar y proteger las mercancías, mientras que los gastos respaldan funciones administrativas, comerciales y financieras. Esta diferenciación permite comprender cómo ambos conceptos intervienen en el funcionamiento de la empresa y contribuyen al control de los recursos y a la sostenibilidad de sus operaciones. "/>
+                    <pic:cNvPicPr/>
+                  </pic:nvPicPr>
+                  <pic:blipFill>
+                    <a:blip r:embed="rId19">
+                      <a:extLst>
+                        <a:ext uri="{28A0092B-C50C-407E-A947-70E740481C1C}">
+                          <a14:useLocalDpi xmlns:a14="http://schemas.microsoft.com/office/drawing/2010/main" val="0"/>
+                        </a:ext>
+                      </a:extLst>
+                    </a:blip>
+                    <a:stretch>
+                      <a:fillRect/>
+                    </a:stretch>
+                  </pic:blipFill>
+                  <pic:spPr>
+                    <a:xfrm>
+                      <a:off x="0" y="0"/>
+                      <a:ext cx="4680000" cy="3121200"/>
+                    </a:xfrm>
+                    <a:prstGeom prst="rect">
+                      <a:avLst/>
+                    </a:prstGeom>
+                  </pic:spPr>
+                </pic:pic>
+              </a:graphicData>
+            </a:graphic>
+          </wp:inline>
+        </w:drawing>
+      </w:r>
+    </w:p>
+    <w:p>
+      <w:r>
         <w:t>En las operaciones logísticas, los costos presentan comportamientos diferentes según el nivel de actividad de la empresa. Algunos permanecen relativamente constantes durante un periodo, mientras otros aumentan o disminuyen de acuerdo con el volumen almacenado, transportado o distribuido. A continuación, se presentan sus principales características y ejemplos de aplicación.</w:t>
       </w:r>
     </w:p>
@@ -8230,7 +8604,7 @@
       <w:pPr>
         <w:pStyle w:val="Ttulo2"/>
       </w:pPr>
-      <w:bookmarkStart w:id="18" w:name="_Toc240098674"/>
+      <w:bookmarkStart w:id="18" w:name="_Toc241672815"/>
       <w:r>
         <w:lastRenderedPageBreak/>
         <w:t>Costeo basado en actividades (ABC) y análisis de eficiencia logística</w:t>
@@ -8517,7 +8891,7 @@
       </w:r>
     </w:p>
     <w:p>
-      <w:hyperlink r:id="rId25" w:history="1">
+      <w:hyperlink r:id="rId24" w:history="1">
         <w:r>
           <w:rPr>
             <w:rStyle w:val="Hipervnculo"/>
@@ -8547,7 +8921,7 @@
       </w:r>
     </w:p>
     <w:p>
-      <w:hyperlink r:id="rId26" w:history="1">
+      <w:hyperlink r:id="rId25" w:history="1">
         <w:r>
           <w:rPr>
             <w:rStyle w:val="Hipervnculo"/>
@@ -8558,7 +8932,19 @@
     </w:p>
     <w:p>
       <w:r>
-        <w:t>A continuación, se invita a ir al siguiente p</w:t>
+        <w:t xml:space="preserve">A continuación, se invita a </w:t>
+      </w:r>
+      <w:r>
+        <w:t>consultar</w:t>
+      </w:r>
+      <w:r>
+        <w:t xml:space="preserve"> </w:t>
+      </w:r>
+      <w:r>
+        <w:t>e</w:t>
+      </w:r>
+      <w:r>
+        <w:t>l siguiente p</w:t>
       </w:r>
       <w:r>
         <w:t>ó</w:t>
@@ -8622,7 +9008,7 @@
                 <w:b/>
                 <w:bCs/>
               </w:rPr>
-              <w:t>Charlas logísticas. Episodio: Costos logísticos y eficiencia operativa</w:t>
+              <w:t>“Charlas logísticas”. Episodio: “Costos logísticos y eficiencia operativa”</w:t>
             </w:r>
           </w:p>
         </w:tc>
@@ -8632,13 +9018,532 @@
           <w:tcPr>
             <w:tcW w:w="9962" w:type="dxa"/>
           </w:tcPr>
-          <w:p/>
-          <w:p/>
-          <w:p/>
-          <w:p/>
-          <w:p/>
-          <w:p/>
-          <w:p/>
+          <w:p>
+            <w:r>
+              <w:rPr>
+                <w:b/>
+                <w:bCs/>
+              </w:rPr>
+              <w:t>Persona 1 (Don Campos):</w:t>
+            </w:r>
+            <w:r>
+              <w:t xml:space="preserve"> «¡Entregamos todo!», celebran en la bodega, mientras llega la cuenta: dos viajes adicionales, horas buscando mercancía y varios pedidos empacados otra vez. Cumplido, claro; falta averiguar si se vendió el producto o solo se patrocinó su paseo.</w:t>
+            </w:r>
+          </w:p>
+          <w:p>
+            <w:r>
+              <w:rPr>
+                <w:b/>
+                <w:bCs/>
+              </w:rPr>
+              <w:t>Persona</w:t>
+            </w:r>
+            <w:r>
+              <w:rPr>
+                <w:b/>
+                <w:bCs/>
+              </w:rPr>
+              <w:t xml:space="preserve"> 2</w:t>
+            </w:r>
+            <w:r>
+              <w:rPr>
+                <w:b/>
+                <w:bCs/>
+              </w:rPr>
+              <w:t xml:space="preserve"> (</w:t>
+            </w:r>
+            <w:r>
+              <w:rPr>
+                <w:b/>
+                <w:bCs/>
+              </w:rPr>
+              <w:t>Asusena</w:t>
+            </w:r>
+            <w:r>
+              <w:rPr>
+                <w:b/>
+                <w:bCs/>
+              </w:rPr>
+              <w:t>):</w:t>
+            </w:r>
+            <w:r>
+              <w:rPr>
+                <w:b/>
+                <w:bCs/>
+              </w:rPr>
+              <w:t xml:space="preserve"> </w:t>
+            </w:r>
+            <w:r>
+              <w:t>Hoy ponemos sobre la mesa los costos logísticos y la eficiencia operativa, para distinguir una operación que entrega de una que aprovecha bien sus recursos.</w:t>
+            </w:r>
+          </w:p>
+          <w:p>
+            <w:r>
+              <w:rPr>
+                <w:b/>
+                <w:bCs/>
+              </w:rPr>
+              <w:t>Persona 1 (Don Campos):</w:t>
+            </w:r>
+            <w:r>
+              <w:rPr>
+                <w:b/>
+                <w:bCs/>
+              </w:rPr>
+              <w:t xml:space="preserve"> </w:t>
+            </w:r>
+            <w:r>
+              <w:t>Los costos logísticos abarcan el dinero que destinamos a mover y gestionar los productos en la cadena de suministro. Pagamos transporte, almacenamiento, manipulación, embalaje y preparación de pedidos.</w:t>
+            </w:r>
+          </w:p>
+          <w:p>
+            <w:r>
+              <w:rPr>
+                <w:b/>
+                <w:bCs/>
+              </w:rPr>
+              <w:t>Persona</w:t>
+            </w:r>
+            <w:r>
+              <w:rPr>
+                <w:b/>
+                <w:bCs/>
+              </w:rPr>
+              <w:t xml:space="preserve"> 2</w:t>
+            </w:r>
+            <w:r>
+              <w:rPr>
+                <w:b/>
+                <w:bCs/>
+              </w:rPr>
+              <w:t xml:space="preserve"> (</w:t>
+            </w:r>
+            <w:r>
+              <w:rPr>
+                <w:b/>
+                <w:bCs/>
+              </w:rPr>
+              <w:t>Asusena</w:t>
+            </w:r>
+            <w:r>
+              <w:rPr>
+                <w:b/>
+                <w:bCs/>
+              </w:rPr>
+              <w:t>):</w:t>
+            </w:r>
+            <w:r>
+              <w:rPr>
+                <w:b/>
+                <w:bCs/>
+              </w:rPr>
+              <w:t xml:space="preserve"> </w:t>
+            </w:r>
+            <w:r>
+              <w:t>Las devoluciones cuestan, aunque regresen con esa encantadora apariencia de «aquí no ha pasado nada». Cada actividad consume tiempo, trabajo e infraestructura.</w:t>
+            </w:r>
+          </w:p>
+          <w:p>
+            <w:r>
+              <w:rPr>
+                <w:b/>
+                <w:bCs/>
+              </w:rPr>
+              <w:t>Persona 1 (Don Campos):</w:t>
+            </w:r>
+            <w:r>
+              <w:rPr>
+                <w:b/>
+                <w:bCs/>
+              </w:rPr>
+              <w:t xml:space="preserve"> </w:t>
+            </w:r>
+            <w:r>
+              <w:t>Para entender esas cuentas, diferenciamos costos fijos y variables: unos se mantienen dentro de ciertas condiciones de operación; otros cambian según la actividad.</w:t>
+            </w:r>
+          </w:p>
+          <w:p>
+            <w:r>
+              <w:rPr>
+                <w:b/>
+                <w:bCs/>
+              </w:rPr>
+              <w:t>Persona</w:t>
+            </w:r>
+            <w:r>
+              <w:rPr>
+                <w:b/>
+                <w:bCs/>
+              </w:rPr>
+              <w:t xml:space="preserve"> 2</w:t>
+            </w:r>
+            <w:r>
+              <w:rPr>
+                <w:b/>
+                <w:bCs/>
+              </w:rPr>
+              <w:t xml:space="preserve"> (</w:t>
+            </w:r>
+            <w:r>
+              <w:rPr>
+                <w:b/>
+                <w:bCs/>
+              </w:rPr>
+              <w:t>Asusena</w:t>
+            </w:r>
+            <w:r>
+              <w:rPr>
+                <w:b/>
+                <w:bCs/>
+              </w:rPr>
+              <w:t>):</w:t>
+            </w:r>
+            <w:r>
+              <w:rPr>
+                <w:b/>
+                <w:bCs/>
+              </w:rPr>
+              <w:t xml:space="preserve"> </w:t>
+            </w:r>
+            <w:r>
+              <w:t xml:space="preserve">Otra clasificación distingue los directos, asociados claramente a una operación, de los indirectos, que apoyan varias actividades y </w:t>
+            </w:r>
+            <w:r>
+              <w:lastRenderedPageBreak/>
+              <w:t>requieren distribución. Son dos maneras de mirar el gasto, útiles para reconocer dónde consumimos recursos.</w:t>
+            </w:r>
+          </w:p>
+          <w:p>
+            <w:r>
+              <w:rPr>
+                <w:b/>
+                <w:bCs/>
+              </w:rPr>
+              <w:t>Persona 1 (Don Campos):</w:t>
+            </w:r>
+            <w:r>
+              <w:rPr>
+                <w:b/>
+                <w:bCs/>
+              </w:rPr>
+              <w:t xml:space="preserve"> </w:t>
+            </w:r>
+            <w:r>
+              <w:t>Hasta ahí tenemos las cuentas organizadas. Ahora necesitamos revisar qué las está inflando. La eficiencia operativa exige aprovechar tiempo, dinero, instalaciones y talento humano.</w:t>
+            </w:r>
+          </w:p>
+          <w:p>
+            <w:r>
+              <w:rPr>
+                <w:b/>
+                <w:bCs/>
+              </w:rPr>
+              <w:t>Persona</w:t>
+            </w:r>
+            <w:r>
+              <w:rPr>
+                <w:b/>
+                <w:bCs/>
+              </w:rPr>
+              <w:t xml:space="preserve"> 2</w:t>
+            </w:r>
+            <w:r>
+              <w:rPr>
+                <w:b/>
+                <w:bCs/>
+              </w:rPr>
+              <w:t xml:space="preserve"> (</w:t>
+            </w:r>
+            <w:r>
+              <w:rPr>
+                <w:b/>
+                <w:bCs/>
+              </w:rPr>
+              <w:t>Asusena</w:t>
+            </w:r>
+            <w:r>
+              <w:rPr>
+                <w:b/>
+                <w:bCs/>
+              </w:rPr>
+              <w:t>):</w:t>
+            </w:r>
+            <w:r>
+              <w:rPr>
+                <w:b/>
+                <w:bCs/>
+              </w:rPr>
+              <w:t xml:space="preserve"> </w:t>
+            </w:r>
+            <w:r>
+              <w:t>Mantener a todo el mundo ocupado no garantiza buenos resultados. Podemos pasar una jornada entera corrigiendo errores y terminar agotados, puntuales para irnos a casa, pero atrasados con los pedidos.</w:t>
+            </w:r>
+          </w:p>
+          <w:p>
+            <w:r>
+              <w:rPr>
+                <w:b/>
+                <w:bCs/>
+              </w:rPr>
+              <w:t>Persona 1 (Don Campos):</w:t>
+            </w:r>
+            <w:r>
+              <w:rPr>
+                <w:b/>
+                <w:bCs/>
+              </w:rPr>
+              <w:t xml:space="preserve"> </w:t>
+            </w:r>
+            <w:r>
+              <w:t>Pongamos el caso de una recepción desordenada: descargamos mercancía, la ubicamos mal y después pagamos horas para encontrarla.</w:t>
+            </w:r>
+          </w:p>
+          <w:p>
+            <w:r>
+              <w:rPr>
+                <w:b/>
+                <w:bCs/>
+              </w:rPr>
+              <w:t>Persona</w:t>
+            </w:r>
+            <w:r>
+              <w:rPr>
+                <w:b/>
+                <w:bCs/>
+              </w:rPr>
+              <w:t xml:space="preserve"> 2</w:t>
+            </w:r>
+            <w:r>
+              <w:rPr>
+                <w:b/>
+                <w:bCs/>
+              </w:rPr>
+              <w:t xml:space="preserve"> (</w:t>
+            </w:r>
+            <w:r>
+              <w:rPr>
+                <w:b/>
+                <w:bCs/>
+              </w:rPr>
+              <w:t>Asusena</w:t>
+            </w:r>
+            <w:r>
+              <w:rPr>
+                <w:b/>
+                <w:bCs/>
+              </w:rPr>
+              <w:t>):</w:t>
+            </w:r>
+            <w:r>
+              <w:rPr>
+                <w:b/>
+                <w:bCs/>
+              </w:rPr>
+              <w:t xml:space="preserve"> </w:t>
+            </w:r>
+            <w:r>
+              <w:t>El costeo basado en actividades, conocido por las siglas ABC, nos ayuda a identificar qué recursos consume cada tarea y cuánto cuesta ejecutarla.</w:t>
+            </w:r>
+          </w:p>
+          <w:p>
+            <w:r>
+              <w:rPr>
+                <w:b/>
+                <w:bCs/>
+              </w:rPr>
+              <w:t>Persona 1 (Don Campos):</w:t>
+            </w:r>
+            <w:r>
+              <w:rPr>
+                <w:b/>
+                <w:bCs/>
+              </w:rPr>
+              <w:t xml:space="preserve"> </w:t>
+            </w:r>
+            <w:r>
+              <w:t>Aquí revisamos recepción, almacenamiento, selección de productos para los pedidos, embalaje y despacho.</w:t>
+            </w:r>
+          </w:p>
+          <w:p>
+            <w:r>
+              <w:rPr>
+                <w:b/>
+                <w:bCs/>
+              </w:rPr>
+              <w:t>Persona</w:t>
+            </w:r>
+            <w:r>
+              <w:rPr>
+                <w:b/>
+                <w:bCs/>
+              </w:rPr>
+              <w:t xml:space="preserve"> 2</w:t>
+            </w:r>
+            <w:r>
+              <w:rPr>
+                <w:b/>
+                <w:bCs/>
+              </w:rPr>
+              <w:t xml:space="preserve"> (</w:t>
+            </w:r>
+            <w:r>
+              <w:rPr>
+                <w:b/>
+                <w:bCs/>
+              </w:rPr>
+              <w:t>Asusena</w:t>
+            </w:r>
+            <w:r>
+              <w:rPr>
+                <w:b/>
+                <w:bCs/>
+              </w:rPr>
+              <w:t>):</w:t>
+            </w:r>
+            <w:r>
+              <w:rPr>
+                <w:b/>
+                <w:bCs/>
+              </w:rPr>
+              <w:t xml:space="preserve"> </w:t>
+            </w:r>
+            <w:r>
+              <w:t>Así detectamos actividades que aportan valor y otras que generan sobrecostos; el desorden deja de esconderse dentro de una cifra general.</w:t>
+            </w:r>
+          </w:p>
+          <w:p>
+            <w:r>
+              <w:rPr>
+                <w:b/>
+                <w:bCs/>
+              </w:rPr>
+              <w:t>Persona 1 (Don Campos):</w:t>
+            </w:r>
+            <w:r>
+              <w:rPr>
+                <w:b/>
+                <w:bCs/>
+              </w:rPr>
+              <w:t xml:space="preserve"> </w:t>
+            </w:r>
+            <w:r>
+              <w:t>Esa revisión necesita abarcar toda la operación. Acumular inventario aumenta almacenamiento y riesgo de obsolescencia; los productos que salen lentamente ocupan espacio y mantienen dinero comprometido.</w:t>
+            </w:r>
+          </w:p>
+          <w:p>
+            <w:r>
+              <w:rPr>
+                <w:b/>
+                <w:bCs/>
+              </w:rPr>
+              <w:lastRenderedPageBreak/>
+              <w:t>Persona</w:t>
+            </w:r>
+            <w:r>
+              <w:rPr>
+                <w:b/>
+                <w:bCs/>
+              </w:rPr>
+              <w:t xml:space="preserve"> 2</w:t>
+            </w:r>
+            <w:r>
+              <w:rPr>
+                <w:b/>
+                <w:bCs/>
+              </w:rPr>
+              <w:t xml:space="preserve"> (</w:t>
+            </w:r>
+            <w:r>
+              <w:rPr>
+                <w:b/>
+                <w:bCs/>
+              </w:rPr>
+              <w:t>Asusena</w:t>
+            </w:r>
+            <w:r>
+              <w:rPr>
+                <w:b/>
+                <w:bCs/>
+              </w:rPr>
+              <w:t>):</w:t>
+            </w:r>
+            <w:r>
+              <w:rPr>
+                <w:b/>
+                <w:bCs/>
+              </w:rPr>
+              <w:t xml:space="preserve"> </w:t>
+            </w:r>
+            <w:r>
+              <w:t>Una ruta mal planeada eleva el gasto de transporte. Cada decisión tiene consecuencias más allá del escritorio donde la tomamos.</w:t>
+            </w:r>
+          </w:p>
+          <w:p>
+            <w:r>
+              <w:rPr>
+                <w:b/>
+                <w:bCs/>
+              </w:rPr>
+              <w:t>Persona 1 (Don Campos):</w:t>
+            </w:r>
+            <w:r>
+              <w:rPr>
+                <w:b/>
+                <w:bCs/>
+              </w:rPr>
+              <w:t xml:space="preserve"> </w:t>
+            </w:r>
+            <w:r>
+              <w:t xml:space="preserve">Visto así, mejorar empieza por localizar desperdicios, recorridos innecesarios y tiempos muertos, para corregirlos sin descuidar el servicio. </w:t>
+            </w:r>
+          </w:p>
+          <w:p>
+            <w:r>
+              <w:rPr>
+                <w:b/>
+                <w:bCs/>
+              </w:rPr>
+              <w:t>Persona</w:t>
+            </w:r>
+            <w:r>
+              <w:rPr>
+                <w:b/>
+                <w:bCs/>
+              </w:rPr>
+              <w:t xml:space="preserve"> 2</w:t>
+            </w:r>
+            <w:r>
+              <w:rPr>
+                <w:b/>
+                <w:bCs/>
+              </w:rPr>
+              <w:t xml:space="preserve"> (</w:t>
+            </w:r>
+            <w:r>
+              <w:rPr>
+                <w:b/>
+                <w:bCs/>
+              </w:rPr>
+              <w:t>Asusena</w:t>
+            </w:r>
+            <w:r>
+              <w:rPr>
+                <w:b/>
+                <w:bCs/>
+              </w:rPr>
+              <w:t>):</w:t>
+            </w:r>
+            <w:r>
+              <w:rPr>
+                <w:b/>
+                <w:bCs/>
+              </w:rPr>
+              <w:t xml:space="preserve"> </w:t>
+            </w:r>
+            <w:r>
+              <w:t>Y antes de celebrar otra entrega, revisemos cuánto costó cumplir: el aplauso sale gratis; mandar dos veces el camión, todavía no. Hasta la próxima.</w:t>
+            </w:r>
+          </w:p>
         </w:tc>
       </w:tr>
     </w:tbl>
@@ -8658,7 +9563,7 @@
           <w:u w:val="single"/>
         </w:rPr>
       </w:pPr>
-      <w:bookmarkStart w:id="19" w:name="_Toc240098675"/>
+      <w:bookmarkStart w:id="19" w:name="_Toc241672816"/>
       <w:r>
         <w:lastRenderedPageBreak/>
         <w:t>Síntesis</w:t>
@@ -8706,10 +9611,10 @@
           <w:lang w:eastAsia="es-CO"/>
         </w:rPr>
         <w:drawing>
-          <wp:inline distT="0" distB="0" distL="0" distR="0" wp14:anchorId="16A9EE74" wp14:editId="207A560E">
-            <wp:extent cx="6332220" cy="3249930"/>
-            <wp:effectExtent l="0" t="0" r="0" b="7620"/>
-            <wp:docPr id="1" name="Imagen 1" descr="La figura muestra la estructura jerárquica del componente formativo: Fundamentos de la cadena de suministro y de los procesos logísticos, el cual esta orientado a comprender integralmente el funcionamiento de la cadena de suministro y los procesos logísticos. La información se organiza en áreas interrelacionadas que abarcan la planificación, coordinación y ejecución de las operaciones, desde el abastecimiento hasta la entrega. Asimismo, integra aspectos relacionados con la gestión de recursos, mercancías, información y costos, destacando la articulación entre los diferentes procesos para favorecer la eficiencia operativa, el control y la toma de decisiones logísticas. "/>
+          <wp:inline distT="0" distB="0" distL="0" distR="0" wp14:anchorId="2A06A434" wp14:editId="34F1083F">
+            <wp:extent cx="6332220" cy="2877185"/>
+            <wp:effectExtent l="0" t="0" r="0" b="0"/>
+            <wp:docPr id="795167615" name="Gráfico 3" descr="La figura muestra la estructura jerárquica del componente formativo: Fundamentos de la cadena de suministro y de los procesos logísticos, el cual esta orientado a comprender integralmente el funcionamiento de la cadena de suministro y los procesos logísticos. La información se organiza en áreas interrelacionadas que abarcan la planificación, coordinación y ejecución de las operaciones, desde el abastecimiento hasta la entrega. Asimismo, integra aspectos relacionados con la gestión de recursos, mercancías, información y costos, destacando la articulación entre los diferentes procesos para favorecer la eficiencia operativa, el control y la toma de decisiones logísticas."/>
             <wp:cNvGraphicFramePr>
               <a:graphicFrameLocks xmlns:a="http://schemas.openxmlformats.org/drawingml/2006/main" noChangeAspect="1"/>
             </wp:cNvGraphicFramePr>
@@ -8717,14 +9622,14 @@
               <a:graphicData uri="http://schemas.openxmlformats.org/drawingml/2006/picture">
                 <pic:pic xmlns:pic="http://schemas.openxmlformats.org/drawingml/2006/picture">
                   <pic:nvPicPr>
-                    <pic:cNvPr id="1" name="Imagen 1" descr="La figura muestra la estructura jerárquica del componente formativo: Fundamentos de la cadena de suministro y de los procesos logísticos, el cual esta orientado a comprender integralmente el funcionamiento de la cadena de suministro y los procesos logísticos. La información se organiza en áreas interrelacionadas que abarcan la planificación, coordinación y ejecución de las operaciones, desde el abastecimiento hasta la entrega. Asimismo, integra aspectos relacionados con la gestión de recursos, mercancías, información y costos, destacando la articulación entre los diferentes procesos para favorecer la eficiencia operativa, el control y la toma de decisiones logísticas. "/>
+                    <pic:cNvPr id="795167615" name="Gráfico 3" descr="La figura muestra la estructura jerárquica del componente formativo: Fundamentos de la cadena de suministro y de los procesos logísticos, el cual esta orientado a comprender integralmente el funcionamiento de la cadena de suministro y los procesos logísticos. La información se organiza en áreas interrelacionadas que abarcan la planificación, coordinación y ejecución de las operaciones, desde el abastecimiento hasta la entrega. Asimismo, integra aspectos relacionados con la gestión de recursos, mercancías, información y costos, destacando la articulación entre los diferentes procesos para favorecer la eficiencia operativa, el control y la toma de decisiones logísticas."/>
                     <pic:cNvPicPr/>
                   </pic:nvPicPr>
                   <pic:blipFill>
-                    <a:blip r:embed="rId27">
+                    <a:blip r:embed="rId26">
                       <a:extLst>
-                        <a:ext uri="{28A0092B-C50C-407E-A947-70E740481C1C}">
-                          <a14:useLocalDpi xmlns:a14="http://schemas.microsoft.com/office/drawing/2010/main" val="0"/>
+                        <a:ext uri="{96DAC541-7B7A-43D3-8B79-37D633B846F1}">
+                          <asvg:svgBlip xmlns:asvg="http://schemas.microsoft.com/office/drawing/2016/SVG/main" r:embed="rId27"/>
                         </a:ext>
                       </a:extLst>
                     </a:blip>
@@ -8735,7 +9640,7 @@
                   <pic:spPr>
                     <a:xfrm>
                       <a:off x="0" y="0"/>
-                      <a:ext cx="6332220" cy="3249930"/>
+                      <a:ext cx="6332220" cy="2877185"/>
                     </a:xfrm>
                     <a:prstGeom prst="rect">
                       <a:avLst/>
@@ -8752,7 +9657,7 @@
       <w:pPr>
         <w:pStyle w:val="Titulosgenerales"/>
       </w:pPr>
-      <w:bookmarkStart w:id="20" w:name="_Toc240098676"/>
+      <w:bookmarkStart w:id="20" w:name="_Toc241672817"/>
       <w:r>
         <w:lastRenderedPageBreak/>
         <w:t>Glosario</w:t>
@@ -9019,7 +9924,7 @@
       <w:pPr>
         <w:pStyle w:val="Titulosgenerales"/>
       </w:pPr>
-      <w:bookmarkStart w:id="21" w:name="_Toc240098677"/>
+      <w:bookmarkStart w:id="21" w:name="_Toc241672818"/>
       <w:r>
         <w:lastRenderedPageBreak/>
         <w:t>Referencias bibliográficas</w:t>
@@ -9137,7 +10042,7 @@
       <w:pPr>
         <w:pStyle w:val="Titulosgenerales"/>
       </w:pPr>
-      <w:bookmarkStart w:id="22" w:name="_Toc240098678"/>
+      <w:bookmarkStart w:id="22" w:name="_Toc241672819"/>
       <w:r>
         <w:lastRenderedPageBreak/>
         <w:t>Créditos</w:t>
@@ -9280,7 +10185,13 @@
               </w:rPr>
             </w:pPr>
             <w:r>
-              <w:t xml:space="preserve">Miguel De Jesús Paredes Maestre </w:t>
+              <w:t xml:space="preserve">Miguel </w:t>
+            </w:r>
+            <w:r>
+              <w:t>d</w:t>
+            </w:r>
+            <w:r>
+              <w:t xml:space="preserve">e Jesús Paredes Maestre </w:t>
             </w:r>
           </w:p>
         </w:tc>
@@ -9355,10 +10266,13 @@
               </w:rPr>
             </w:pPr>
             <w:r>
-              <w:t xml:space="preserve">Experto Temático </w:t>
-            </w:r>
-            <w:r>
-              <w:t>Logística</w:t>
+              <w:t xml:space="preserve">Experto </w:t>
+            </w:r>
+            <w:r>
+              <w:t>t</w:t>
+            </w:r>
+            <w:r>
+              <w:t>emático</w:t>
             </w:r>
           </w:p>
         </w:tc>
@@ -9456,11 +10370,31 @@
                 <w:lang w:val="es-CO"/>
               </w:rPr>
             </w:pPr>
+            <w:proofErr w:type="spellStart"/>
             <w:r>
               <w:rPr>
                 <w:lang w:val="es-CO"/>
               </w:rPr>
-              <w:t>Andrés Felipe Herrera Roldan</w:t>
+              <w:t>Andr</w:t>
+            </w:r>
+            <w:r>
+              <w:rPr>
+                <w:lang w:val="es-CO"/>
+              </w:rPr>
+              <w:t>e</w:t>
+            </w:r>
+            <w:r>
+              <w:rPr>
+                <w:lang w:val="es-CO"/>
+              </w:rPr>
+              <w:t>s</w:t>
+            </w:r>
+            <w:proofErr w:type="spellEnd"/>
+            <w:r>
+              <w:rPr>
+                <w:lang w:val="es-CO"/>
+              </w:rPr>
+              <w:t xml:space="preserve"> Felipe Herrera Roldan</w:t>
             </w:r>
           </w:p>
         </w:tc>
@@ -9949,7 +10883,7 @@
 </file>
 
 <file path=word/endnotes.xml><?xml version="1.0" encoding="utf-8"?>
-<w:endnotes xmlns:wpc="http://schemas.microsoft.com/office/word/2010/wordprocessingCanvas" xmlns:cx="http://schemas.microsoft.com/office/drawing/2014/chartex" xmlns:cx1="http://schemas.microsoft.com/office/drawing/2015/9/8/chartex" xmlns:cx2="http://schemas.microsoft.com/office/drawing/2015/10/21/chartex" xmlns:cx3="http://schemas.microsoft.com/office/drawing/2016/5/9/chartex" xmlns:cx4="http://schemas.microsoft.com/office/drawing/2016/5/10/chartex" xmlns:cx5="http://schemas.microsoft.com/office/drawing/2016/5/11/chartex" xmlns:cx6="http://schemas.microsoft.com/office/drawing/2016/5/12/chartex" xmlns:cx7="http://schemas.microsoft.com/office/drawing/2016/5/13/chartex" xmlns:cx8="http://schemas.microsoft.com/office/drawing/2016/5/14/chartex" xmlns:mc="http://schemas.openxmlformats.org/markup-compatibility/2006" xmlns:aink="http://schemas.microsoft.com/office/drawing/2016/ink" xmlns:am3d="http://schemas.microsoft.com/office/drawing/2017/model3d" xmlns:o="urn:schemas-microsoft-com:office:office" xmlns:r="http://schemas.openxmlformats.org/officeDocument/2006/relationships" xmlns:m="http://schemas.openxmlformats.org/officeDocument/2006/math" xmlns:v="urn:schemas-microsoft-com:vml" xmlns:wp14="http://schemas.microsoft.com/office/word/2010/wordprocessingDrawing" xmlns:wp="http://schemas.openxmlformats.org/drawingml/2006/wordprocessingDrawing" xmlns:w10="urn:schemas-microsoft-com:office:word" xmlns:w="http://schemas.openxmlformats.org/wordprocessingml/2006/main" xmlns:w14="http://schemas.microsoft.com/office/word/2010/wordml" xmlns:w15="http://schemas.microsoft.com/office/word/2012/wordml" xmlns:w16cex="http://schemas.microsoft.com/office/word/2018/wordml/cex" xmlns:w16cid="http://schemas.microsoft.com/office/word/2016/wordml/cid" xmlns:w16="http://schemas.microsoft.com/office/word/2018/wordml" xmlns:w16sdtdh="http://schemas.microsoft.com/office/word/2020/wordml/sdtdatahash" xmlns:w16se="http://schemas.microsoft.com/office/word/2015/wordml/symex" xmlns:wpg="http://schemas.microsoft.com/office/word/2010/wordprocessingGroup" xmlns:wpi="http://schemas.microsoft.com/office/word/2010/wordprocessingInk" xmlns:wne="http://schemas.microsoft.com/office/word/2006/wordml" xmlns:wps="http://schemas.microsoft.com/office/word/2010/wordprocessingShape" mc:Ignorable="w14 w15 w16se w16cid w16 w16cex w16sdtdh wp14">
+<w:endnotes xmlns:wpc="http://schemas.microsoft.com/office/word/2010/wordprocessingCanvas" xmlns:cx="http://schemas.microsoft.com/office/drawing/2014/chartex" xmlns:cx1="http://schemas.microsoft.com/office/drawing/2015/9/8/chartex" xmlns:cx2="http://schemas.microsoft.com/office/drawing/2015/10/21/chartex" xmlns:cx3="http://schemas.microsoft.com/office/drawing/2016/5/9/chartex" xmlns:cx4="http://schemas.microsoft.com/office/drawing/2016/5/10/chartex" xmlns:cx5="http://schemas.microsoft.com/office/drawing/2016/5/11/chartex" xmlns:cx6="http://schemas.microsoft.com/office/drawing/2016/5/12/chartex" xmlns:cx7="http://schemas.microsoft.com/office/drawing/2016/5/13/chartex" xmlns:cx8="http://schemas.microsoft.com/office/drawing/2016/5/14/chartex" xmlns:mc="http://schemas.openxmlformats.org/markup-compatibility/2006" xmlns:aink="http://schemas.microsoft.com/office/drawing/2016/ink" xmlns:am3d="http://schemas.microsoft.com/office/drawing/2017/model3d" xmlns:o="urn:schemas-microsoft-com:office:office" xmlns:oel="http://schemas.microsoft.com/office/2019/extlst" xmlns:r="http://schemas.openxmlformats.org/officeDocument/2006/relationships" xmlns:m="http://schemas.openxmlformats.org/officeDocument/2006/math" xmlns:v="urn:schemas-microsoft-com:vml" xmlns:wp14="http://schemas.microsoft.com/office/word/2010/wordprocessingDrawing" xmlns:wp="http://schemas.openxmlformats.org/drawingml/2006/wordprocessingDrawing" xmlns:w10="urn:schemas-microsoft-com:office:word" xmlns:w="http://schemas.openxmlformats.org/wordprocessingml/2006/main" xmlns:w14="http://schemas.microsoft.com/office/word/2010/wordml" xmlns:w15="http://schemas.microsoft.com/office/word/2012/wordml" xmlns:w16cex="http://schemas.microsoft.com/office/word/2018/wordml/cex" xmlns:w16cid="http://schemas.microsoft.com/office/word/2016/wordml/cid" xmlns:w16="http://schemas.microsoft.com/office/word/2018/wordml" xmlns:w16du="http://schemas.microsoft.com/office/word/2023/wordml/word16du" xmlns:w16sdtdh="http://schemas.microsoft.com/office/word/2020/wordml/sdtdatahash" xmlns:w16sdtfl="http://schemas.microsoft.com/office/word/2024/wordml/sdtformatlock" xmlns:w16se="http://schemas.microsoft.com/office/word/2015/wordml/symex" xmlns:wpg="http://schemas.microsoft.com/office/word/2010/wordprocessingGroup" xmlns:wpi="http://schemas.microsoft.com/office/word/2010/wordprocessingInk" xmlns:wne="http://schemas.microsoft.com/office/word/2006/wordml" xmlns:wps="http://schemas.microsoft.com/office/word/2010/wordprocessingShape" mc:Ignorable="w14 w15 w16se w16cid w16 w16cex w16sdtdh w16sdtfl w16du wp14">
   <w:endnote w:type="separator" w:id="-1">
     <w:p>
       <w:pPr>
@@ -9976,7 +10910,7 @@
 </file>
 
 <file path=word/footer1.xml><?xml version="1.0" encoding="utf-8"?>
-<w:ftr xmlns:wpc="http://schemas.microsoft.com/office/word/2010/wordprocessingCanvas" xmlns:cx="http://schemas.microsoft.com/office/drawing/2014/chartex" xmlns:cx1="http://schemas.microsoft.com/office/drawing/2015/9/8/chartex" xmlns:cx2="http://schemas.microsoft.com/office/drawing/2015/10/21/chartex" xmlns:cx3="http://schemas.microsoft.com/office/drawing/2016/5/9/chartex" xmlns:cx4="http://schemas.microsoft.com/office/drawing/2016/5/10/chartex" xmlns:cx5="http://schemas.microsoft.com/office/drawing/2016/5/11/chartex" xmlns:cx6="http://schemas.microsoft.com/office/drawing/2016/5/12/chartex" xmlns:cx7="http://schemas.microsoft.com/office/drawing/2016/5/13/chartex" xmlns:cx8="http://schemas.microsoft.com/office/drawing/2016/5/14/chartex" xmlns:mc="http://schemas.openxmlformats.org/markup-compatibility/2006" xmlns:aink="http://schemas.microsoft.com/office/drawing/2016/ink" xmlns:am3d="http://schemas.microsoft.com/office/drawing/2017/model3d" xmlns:o="urn:schemas-microsoft-com:office:office" xmlns:r="http://schemas.openxmlformats.org/officeDocument/2006/relationships" xmlns:m="http://schemas.openxmlformats.org/officeDocument/2006/math" xmlns:v="urn:schemas-microsoft-com:vml" xmlns:wp14="http://schemas.microsoft.com/office/word/2010/wordprocessingDrawing" xmlns:wp="http://schemas.openxmlformats.org/drawingml/2006/wordprocessingDrawing" xmlns:w10="urn:schemas-microsoft-com:office:word" xmlns:w="http://schemas.openxmlformats.org/wordprocessingml/2006/main" xmlns:w14="http://schemas.microsoft.com/office/word/2010/wordml" xmlns:w15="http://schemas.microsoft.com/office/word/2012/wordml" xmlns:w16cex="http://schemas.microsoft.com/office/word/2018/wordml/cex" xmlns:w16cid="http://schemas.microsoft.com/office/word/2016/wordml/cid" xmlns:w16="http://schemas.microsoft.com/office/word/2018/wordml" xmlns:w16sdtdh="http://schemas.microsoft.com/office/word/2020/wordml/sdtdatahash" xmlns:w16se="http://schemas.microsoft.com/office/word/2015/wordml/symex" xmlns:wpg="http://schemas.microsoft.com/office/word/2010/wordprocessingGroup" xmlns:wpi="http://schemas.microsoft.com/office/word/2010/wordprocessingInk" xmlns:wne="http://schemas.microsoft.com/office/word/2006/wordml" xmlns:wps="http://schemas.microsoft.com/office/word/2010/wordprocessingShape" mc:Ignorable="w14 w15 w16se w16cid w16 w16cex w16sdtdh wp14">
+<w:ftr xmlns:wpc="http://schemas.microsoft.com/office/word/2010/wordprocessingCanvas" xmlns:cx="http://schemas.microsoft.com/office/drawing/2014/chartex" xmlns:cx1="http://schemas.microsoft.com/office/drawing/2015/9/8/chartex" xmlns:cx2="http://schemas.microsoft.com/office/drawing/2015/10/21/chartex" xmlns:cx3="http://schemas.microsoft.com/office/drawing/2016/5/9/chartex" xmlns:cx4="http://schemas.microsoft.com/office/drawing/2016/5/10/chartex" xmlns:cx5="http://schemas.microsoft.com/office/drawing/2016/5/11/chartex" xmlns:cx6="http://schemas.microsoft.com/office/drawing/2016/5/12/chartex" xmlns:cx7="http://schemas.microsoft.com/office/drawing/2016/5/13/chartex" xmlns:cx8="http://schemas.microsoft.com/office/drawing/2016/5/14/chartex" xmlns:mc="http://schemas.openxmlformats.org/markup-compatibility/2006" xmlns:aink="http://schemas.microsoft.com/office/drawing/2016/ink" xmlns:am3d="http://schemas.microsoft.com/office/drawing/2017/model3d" xmlns:o="urn:schemas-microsoft-com:office:office" xmlns:oel="http://schemas.microsoft.com/office/2019/extlst" xmlns:r="http://schemas.openxmlformats.org/officeDocument/2006/relationships" xmlns:m="http://schemas.openxmlformats.org/officeDocument/2006/math" xmlns:v="urn:schemas-microsoft-com:vml" xmlns:wp14="http://schemas.microsoft.com/office/word/2010/wordprocessingDrawing" xmlns:wp="http://schemas.openxmlformats.org/drawingml/2006/wordprocessingDrawing" xmlns:w10="urn:schemas-microsoft-com:office:word" xmlns:w="http://schemas.openxmlformats.org/wordprocessingml/2006/main" xmlns:w14="http://schemas.microsoft.com/office/word/2010/wordml" xmlns:w15="http://schemas.microsoft.com/office/word/2012/wordml" xmlns:w16cex="http://schemas.microsoft.com/office/word/2018/wordml/cex" xmlns:w16cid="http://schemas.microsoft.com/office/word/2016/wordml/cid" xmlns:w16="http://schemas.microsoft.com/office/word/2018/wordml" xmlns:w16du="http://schemas.microsoft.com/office/word/2023/wordml/word16du" xmlns:w16sdtdh="http://schemas.microsoft.com/office/word/2020/wordml/sdtdatahash" xmlns:w16sdtfl="http://schemas.microsoft.com/office/word/2024/wordml/sdtformatlock" xmlns:w16se="http://schemas.microsoft.com/office/word/2015/wordml/symex" xmlns:wpg="http://schemas.microsoft.com/office/word/2010/wordprocessingGroup" xmlns:wpi="http://schemas.microsoft.com/office/word/2010/wordprocessingInk" xmlns:wne="http://schemas.microsoft.com/office/word/2006/wordml" xmlns:wps="http://schemas.microsoft.com/office/word/2010/wordprocessingShape" mc:Ignorable="w14 w15 w16se w16cid w16 w16cex w16sdtdh w16sdtfl w16du wp14">
   <w:sdt>
     <w:sdtPr>
       <w:id w:val="-1465197936"/>
@@ -9985,7 +10919,6 @@
         <w:docPartUnique/>
       </w:docPartObj>
     </w:sdtPr>
-    <w:sdtEndPr/>
     <w:sdtContent>
       <w:p>
         <w:pPr>
@@ -10023,7 +10956,7 @@
 </file>
 
 <file path=word/footnotes.xml><?xml version="1.0" encoding="utf-8"?>
-<w:footnotes xmlns:wpc="http://schemas.microsoft.com/office/word/2010/wordprocessingCanvas" xmlns:cx="http://schemas.microsoft.com/office/drawing/2014/chartex" xmlns:cx1="http://schemas.microsoft.com/office/drawing/2015/9/8/chartex" xmlns:cx2="http://schemas.microsoft.com/office/drawing/2015/10/21/chartex" xmlns:cx3="http://schemas.microsoft.com/office/drawing/2016/5/9/chartex" xmlns:cx4="http://schemas.microsoft.com/office/drawing/2016/5/10/chartex" xmlns:cx5="http://schemas.microsoft.com/office/drawing/2016/5/11/chartex" xmlns:cx6="http://schemas.microsoft.com/office/drawing/2016/5/12/chartex" xmlns:cx7="http://schemas.microsoft.com/office/drawing/2016/5/13/chartex" xmlns:cx8="http://schemas.microsoft.com/office/drawing/2016/5/14/chartex" xmlns:mc="http://schemas.openxmlformats.org/markup-compatibility/2006" xmlns:aink="http://schemas.microsoft.com/office/drawing/2016/ink" xmlns:am3d="http://schemas.microsoft.com/office/drawing/2017/model3d" xmlns:o="urn:schemas-microsoft-com:office:office" xmlns:r="http://schemas.openxmlformats.org/officeDocument/2006/relationships" xmlns:m="http://schemas.openxmlformats.org/officeDocument/2006/math" xmlns:v="urn:schemas-microsoft-com:vml" xmlns:wp14="http://schemas.microsoft.com/office/word/2010/wordprocessingDrawing" xmlns:wp="http://schemas.openxmlformats.org/drawingml/2006/wordprocessingDrawing" xmlns:w10="urn:schemas-microsoft-com:office:word" xmlns:w="http://schemas.openxmlformats.org/wordprocessingml/2006/main" xmlns:w14="http://schemas.microsoft.com/office/word/2010/wordml" xmlns:w15="http://schemas.microsoft.com/office/word/2012/wordml" xmlns:w16cex="http://schemas.microsoft.com/office/word/2018/wordml/cex" xmlns:w16cid="http://schemas.microsoft.com/office/word/2016/wordml/cid" xmlns:w16="http://schemas.microsoft.com/office/word/2018/wordml" xmlns:w16sdtdh="http://schemas.microsoft.com/office/word/2020/wordml/sdtdatahash" xmlns:w16se="http://schemas.microsoft.com/office/word/2015/wordml/symex" xmlns:wpg="http://schemas.microsoft.com/office/word/2010/wordprocessingGroup" xmlns:wpi="http://schemas.microsoft.com/office/word/2010/wordprocessingInk" xmlns:wne="http://schemas.microsoft.com/office/word/2006/wordml" xmlns:wps="http://schemas.microsoft.com/office/word/2010/wordprocessingShape" mc:Ignorable="w14 w15 w16se w16cid w16 w16cex w16sdtdh wp14">
+<w:footnotes xmlns:wpc="http://schemas.microsoft.com/office/word/2010/wordprocessingCanvas" xmlns:cx="http://schemas.microsoft.com/office/drawing/2014/chartex" xmlns:cx1="http://schemas.microsoft.com/office/drawing/2015/9/8/chartex" xmlns:cx2="http://schemas.microsoft.com/office/drawing/2015/10/21/chartex" xmlns:cx3="http://schemas.microsoft.com/office/drawing/2016/5/9/chartex" xmlns:cx4="http://schemas.microsoft.com/office/drawing/2016/5/10/chartex" xmlns:cx5="http://schemas.microsoft.com/office/drawing/2016/5/11/chartex" xmlns:cx6="http://schemas.microsoft.com/office/drawing/2016/5/12/chartex" xmlns:cx7="http://schemas.microsoft.com/office/drawing/2016/5/13/chartex" xmlns:cx8="http://schemas.microsoft.com/office/drawing/2016/5/14/chartex" xmlns:mc="http://schemas.openxmlformats.org/markup-compatibility/2006" xmlns:aink="http://schemas.microsoft.com/office/drawing/2016/ink" xmlns:am3d="http://schemas.microsoft.com/office/drawing/2017/model3d" xmlns:o="urn:schemas-microsoft-com:office:office" xmlns:oel="http://schemas.microsoft.com/office/2019/extlst" xmlns:r="http://schemas.openxmlformats.org/officeDocument/2006/relationships" xmlns:m="http://schemas.openxmlformats.org/officeDocument/2006/math" xmlns:v="urn:schemas-microsoft-com:vml" xmlns:wp14="http://schemas.microsoft.com/office/word/2010/wordprocessingDrawing" xmlns:wp="http://schemas.openxmlformats.org/drawingml/2006/wordprocessingDrawing" xmlns:w10="urn:schemas-microsoft-com:office:word" xmlns:w="http://schemas.openxmlformats.org/wordprocessingml/2006/main" xmlns:w14="http://schemas.microsoft.com/office/word/2010/wordml" xmlns:w15="http://schemas.microsoft.com/office/word/2012/wordml" xmlns:w16cex="http://schemas.microsoft.com/office/word/2018/wordml/cex" xmlns:w16cid="http://schemas.microsoft.com/office/word/2016/wordml/cid" xmlns:w16="http://schemas.microsoft.com/office/word/2018/wordml" xmlns:w16du="http://schemas.microsoft.com/office/word/2023/wordml/word16du" xmlns:w16sdtdh="http://schemas.microsoft.com/office/word/2020/wordml/sdtdatahash" xmlns:w16sdtfl="http://schemas.microsoft.com/office/word/2024/wordml/sdtformatlock" xmlns:w16se="http://schemas.microsoft.com/office/word/2015/wordml/symex" xmlns:wpg="http://schemas.microsoft.com/office/word/2010/wordprocessingGroup" xmlns:wpi="http://schemas.microsoft.com/office/word/2010/wordprocessingInk" xmlns:wne="http://schemas.microsoft.com/office/word/2006/wordml" xmlns:wps="http://schemas.microsoft.com/office/word/2010/wordprocessingShape" mc:Ignorable="w14 w15 w16se w16cid w16 w16cex w16sdtdh w16sdtfl w16du wp14">
   <w:footnote w:type="separator" w:id="-1">
     <w:p>
       <w:pPr>
@@ -10050,7 +10983,7 @@
 </file>
 
 <file path=word/header1.xml><?xml version="1.0" encoding="utf-8"?>
-<w:hdr xmlns:wpc="http://schemas.microsoft.com/office/word/2010/wordprocessingCanvas" xmlns:cx="http://schemas.microsoft.com/office/drawing/2014/chartex" xmlns:cx1="http://schemas.microsoft.com/office/drawing/2015/9/8/chartex" xmlns:cx2="http://schemas.microsoft.com/office/drawing/2015/10/21/chartex" xmlns:cx3="http://schemas.microsoft.com/office/drawing/2016/5/9/chartex" xmlns:cx4="http://schemas.microsoft.com/office/drawing/2016/5/10/chartex" xmlns:cx5="http://schemas.microsoft.com/office/drawing/2016/5/11/chartex" xmlns:cx6="http://schemas.microsoft.com/office/drawing/2016/5/12/chartex" xmlns:cx7="http://schemas.microsoft.com/office/drawing/2016/5/13/chartex" xmlns:cx8="http://schemas.microsoft.com/office/drawing/2016/5/14/chartex" xmlns:mc="http://schemas.openxmlformats.org/markup-compatibility/2006" xmlns:aink="http://schemas.microsoft.com/office/drawing/2016/ink" xmlns:am3d="http://schemas.microsoft.com/office/drawing/2017/model3d" xmlns:o="urn:schemas-microsoft-com:office:office" xmlns:r="http://schemas.openxmlformats.org/officeDocument/2006/relationships" xmlns:m="http://schemas.openxmlformats.org/officeDocument/2006/math" xmlns:v="urn:schemas-microsoft-com:vml" xmlns:wp14="http://schemas.microsoft.com/office/word/2010/wordprocessingDrawing" xmlns:wp="http://schemas.openxmlformats.org/drawingml/2006/wordprocessingDrawing" xmlns:w10="urn:schemas-microsoft-com:office:word" xmlns:w="http://schemas.openxmlformats.org/wordprocessingml/2006/main" xmlns:w14="http://schemas.microsoft.com/office/word/2010/wordml" xmlns:w15="http://schemas.microsoft.com/office/word/2012/wordml" xmlns:w16cex="http://schemas.microsoft.com/office/word/2018/wordml/cex" xmlns:w16cid="http://schemas.microsoft.com/office/word/2016/wordml/cid" xmlns:w16="http://schemas.microsoft.com/office/word/2018/wordml" xmlns:w16sdtdh="http://schemas.microsoft.com/office/word/2020/wordml/sdtdatahash" xmlns:w16se="http://schemas.microsoft.com/office/word/2015/wordml/symex" xmlns:wpg="http://schemas.microsoft.com/office/word/2010/wordprocessingGroup" xmlns:wpi="http://schemas.microsoft.com/office/word/2010/wordprocessingInk" xmlns:wne="http://schemas.microsoft.com/office/word/2006/wordml" xmlns:wps="http://schemas.microsoft.com/office/word/2010/wordprocessingShape" mc:Ignorable="w14 w15 w16se w16cid w16 w16cex w16sdtdh wp14">
+<w:hdr xmlns:wpc="http://schemas.microsoft.com/office/word/2010/wordprocessingCanvas" xmlns:cx="http://schemas.microsoft.com/office/drawing/2014/chartex" xmlns:cx1="http://schemas.microsoft.com/office/drawing/2015/9/8/chartex" xmlns:cx2="http://schemas.microsoft.com/office/drawing/2015/10/21/chartex" xmlns:cx3="http://schemas.microsoft.com/office/drawing/2016/5/9/chartex" xmlns:cx4="http://schemas.microsoft.com/office/drawing/2016/5/10/chartex" xmlns:cx5="http://schemas.microsoft.com/office/drawing/2016/5/11/chartex" xmlns:cx6="http://schemas.microsoft.com/office/drawing/2016/5/12/chartex" xmlns:cx7="http://schemas.microsoft.com/office/drawing/2016/5/13/chartex" xmlns:cx8="http://schemas.microsoft.com/office/drawing/2016/5/14/chartex" xmlns:mc="http://schemas.openxmlformats.org/markup-compatibility/2006" xmlns:aink="http://schemas.microsoft.com/office/drawing/2016/ink" xmlns:am3d="http://schemas.microsoft.com/office/drawing/2017/model3d" xmlns:o="urn:schemas-microsoft-com:office:office" xmlns:oel="http://schemas.microsoft.com/office/2019/extlst" xmlns:r="http://schemas.openxmlformats.org/officeDocument/2006/relationships" xmlns:m="http://schemas.openxmlformats.org/officeDocument/2006/math" xmlns:v="urn:schemas-microsoft-com:vml" xmlns:wp14="http://schemas.microsoft.com/office/word/2010/wordprocessingDrawing" xmlns:wp="http://schemas.openxmlformats.org/drawingml/2006/wordprocessingDrawing" xmlns:w10="urn:schemas-microsoft-com:office:word" xmlns:w="http://schemas.openxmlformats.org/wordprocessingml/2006/main" xmlns:w14="http://schemas.microsoft.com/office/word/2010/wordml" xmlns:w15="http://schemas.microsoft.com/office/word/2012/wordml" xmlns:w16cex="http://schemas.microsoft.com/office/word/2018/wordml/cex" xmlns:w16cid="http://schemas.microsoft.com/office/word/2016/wordml/cid" xmlns:w16="http://schemas.microsoft.com/office/word/2018/wordml" xmlns:w16du="http://schemas.microsoft.com/office/word/2023/wordml/word16du" xmlns:w16sdtdh="http://schemas.microsoft.com/office/word/2020/wordml/sdtdatahash" xmlns:w16sdtfl="http://schemas.microsoft.com/office/word/2024/wordml/sdtformatlock" xmlns:w16se="http://schemas.microsoft.com/office/word/2015/wordml/symex" xmlns:wpg="http://schemas.microsoft.com/office/word/2010/wordprocessingGroup" xmlns:wpi="http://schemas.microsoft.com/office/word/2010/wordprocessingInk" xmlns:wne="http://schemas.microsoft.com/office/word/2006/wordml" xmlns:wps="http://schemas.microsoft.com/office/word/2010/wordprocessingShape" mc:Ignorable="w14 w15 w16se w16cid w16 w16cex w16sdtdh w16sdtfl w16du wp14">
   <w:p>
     <w:pPr>
       <w:pStyle w:val="Encabezado"/>
@@ -10137,7 +11070,7 @@
 </file>
 
 <file path=word/numbering.xml><?xml version="1.0" encoding="utf-8"?>
-<w:numbering xmlns:wpc="http://schemas.microsoft.com/office/word/2010/wordprocessingCanvas" xmlns:cx="http://schemas.microsoft.com/office/drawing/2014/chartex" xmlns:cx1="http://schemas.microsoft.com/office/drawing/2015/9/8/chartex" xmlns:cx2="http://schemas.microsoft.com/office/drawing/2015/10/21/chartex" xmlns:cx3="http://schemas.microsoft.com/office/drawing/2016/5/9/chartex" xmlns:cx4="http://schemas.microsoft.com/office/drawing/2016/5/10/chartex" xmlns:cx5="http://schemas.microsoft.com/office/drawing/2016/5/11/chartex" xmlns:cx6="http://schemas.microsoft.com/office/drawing/2016/5/12/chartex" xmlns:cx7="http://schemas.microsoft.com/office/drawing/2016/5/13/chartex" xmlns:cx8="http://schemas.microsoft.com/office/drawing/2016/5/14/chartex" xmlns:mc="http://schemas.openxmlformats.org/markup-compatibility/2006" xmlns:aink="http://schemas.microsoft.com/office/drawing/2016/ink" xmlns:am3d="http://schemas.microsoft.com/office/drawing/2017/model3d" xmlns:o="urn:schemas-microsoft-com:office:office" xmlns:r="http://schemas.openxmlformats.org/officeDocument/2006/relationships" xmlns:m="http://schemas.openxmlformats.org/officeDocument/2006/math" xmlns:v="urn:schemas-microsoft-com:vml" xmlns:wp14="http://schemas.microsoft.com/office/word/2010/wordprocessingDrawing" xmlns:wp="http://schemas.openxmlformats.org/drawingml/2006/wordprocessingDrawing" xmlns:w10="urn:schemas-microsoft-com:office:word" xmlns:w="http://schemas.openxmlformats.org/wordprocessingml/2006/main" xmlns:w14="http://schemas.microsoft.com/office/word/2010/wordml" xmlns:w15="http://schemas.microsoft.com/office/word/2012/wordml" xmlns:w16cex="http://schemas.microsoft.com/office/word/2018/wordml/cex" xmlns:w16cid="http://schemas.microsoft.com/office/word/2016/wordml/cid" xmlns:w16="http://schemas.microsoft.com/office/word/2018/wordml" xmlns:w16sdtdh="http://schemas.microsoft.com/office/word/2020/wordml/sdtdatahash" xmlns:w16se="http://schemas.microsoft.com/office/word/2015/wordml/symex" xmlns:wpg="http://schemas.microsoft.com/office/word/2010/wordprocessingGroup" xmlns:wpi="http://schemas.microsoft.com/office/word/2010/wordprocessingInk" xmlns:wne="http://schemas.microsoft.com/office/word/2006/wordml" xmlns:wps="http://schemas.microsoft.com/office/word/2010/wordprocessingShape" mc:Ignorable="w14 w15 w16se w16cid w16 w16cex w16sdtdh wp14">
+<w:numbering xmlns:wpc="http://schemas.microsoft.com/office/word/2010/wordprocessingCanvas" xmlns:cx="http://schemas.microsoft.com/office/drawing/2014/chartex" xmlns:cx1="http://schemas.microsoft.com/office/drawing/2015/9/8/chartex" xmlns:cx2="http://schemas.microsoft.com/office/drawing/2015/10/21/chartex" xmlns:cx3="http://schemas.microsoft.com/office/drawing/2016/5/9/chartex" xmlns:cx4="http://schemas.microsoft.com/office/drawing/2016/5/10/chartex" xmlns:cx5="http://schemas.microsoft.com/office/drawing/2016/5/11/chartex" xmlns:cx6="http://schemas.microsoft.com/office/drawing/2016/5/12/chartex" xmlns:cx7="http://schemas.microsoft.com/office/drawing/2016/5/13/chartex" xmlns:cx8="http://schemas.microsoft.com/office/drawing/2016/5/14/chartex" xmlns:mc="http://schemas.openxmlformats.org/markup-compatibility/2006" xmlns:aink="http://schemas.microsoft.com/office/drawing/2016/ink" xmlns:am3d="http://schemas.microsoft.com/office/drawing/2017/model3d" xmlns:o="urn:schemas-microsoft-com:office:office" xmlns:oel="http://schemas.microsoft.com/office/2019/extlst" xmlns:r="http://schemas.openxmlformats.org/officeDocument/2006/relationships" xmlns:m="http://schemas.openxmlformats.org/officeDocument/2006/math" xmlns:v="urn:schemas-microsoft-com:vml" xmlns:wp14="http://schemas.microsoft.com/office/word/2010/wordprocessingDrawing" xmlns:wp="http://schemas.openxmlformats.org/drawingml/2006/wordprocessingDrawing" xmlns:w10="urn:schemas-microsoft-com:office:word" xmlns:w="http://schemas.openxmlformats.org/wordprocessingml/2006/main" xmlns:w14="http://schemas.microsoft.com/office/word/2010/wordml" xmlns:w15="http://schemas.microsoft.com/office/word/2012/wordml" xmlns:w16cex="http://schemas.microsoft.com/office/word/2018/wordml/cex" xmlns:w16cid="http://schemas.microsoft.com/office/word/2016/wordml/cid" xmlns:w16="http://schemas.microsoft.com/office/word/2018/wordml" xmlns:w16du="http://schemas.microsoft.com/office/word/2023/wordml/word16du" xmlns:w16sdtdh="http://schemas.microsoft.com/office/word/2020/wordml/sdtdatahash" xmlns:w16sdtfl="http://schemas.microsoft.com/office/word/2024/wordml/sdtformatlock" xmlns:w16se="http://schemas.microsoft.com/office/word/2015/wordml/symex" xmlns:wpg="http://schemas.microsoft.com/office/word/2010/wordprocessingGroup" xmlns:wpi="http://schemas.microsoft.com/office/word/2010/wordprocessingInk" xmlns:wne="http://schemas.microsoft.com/office/word/2006/wordml" xmlns:wps="http://schemas.microsoft.com/office/word/2010/wordprocessingShape" mc:Ignorable="w14 w15 w16se w16cid w16 w16cex w16sdtdh w16sdtfl w16du wp14">
   <w:abstractNum w:abstractNumId="0" w15:restartNumberingAfterBreak="0">
     <w:nsid w:val="FFFFFF89"/>
     <w:multiLevelType w:val="singleLevel"/>
@@ -11935,58 +12868,58 @@
       </w:rPr>
     </w:lvl>
   </w:abstractNum>
-  <w:num w:numId="1">
+  <w:num w:numId="1" w16cid:durableId="827672974">
     <w:abstractNumId w:val="0"/>
   </w:num>
-  <w:num w:numId="2">
+  <w:num w:numId="2" w16cid:durableId="1330332009">
     <w:abstractNumId w:val="3"/>
   </w:num>
-  <w:num w:numId="3">
+  <w:num w:numId="3" w16cid:durableId="773596412">
     <w:abstractNumId w:val="12"/>
   </w:num>
-  <w:num w:numId="4">
+  <w:num w:numId="4" w16cid:durableId="549876860">
     <w:abstractNumId w:val="5"/>
   </w:num>
-  <w:num w:numId="5">
+  <w:num w:numId="5" w16cid:durableId="731083449">
     <w:abstractNumId w:val="7"/>
   </w:num>
-  <w:num w:numId="6">
+  <w:num w:numId="6" w16cid:durableId="367873056">
     <w:abstractNumId w:val="15"/>
   </w:num>
-  <w:num w:numId="7">
+  <w:num w:numId="7" w16cid:durableId="1125123517">
     <w:abstractNumId w:val="11"/>
   </w:num>
-  <w:num w:numId="8">
+  <w:num w:numId="8" w16cid:durableId="863982673">
     <w:abstractNumId w:val="10"/>
   </w:num>
-  <w:num w:numId="9">
+  <w:num w:numId="9" w16cid:durableId="544680684">
     <w:abstractNumId w:val="17"/>
   </w:num>
-  <w:num w:numId="10">
+  <w:num w:numId="10" w16cid:durableId="1571771958">
     <w:abstractNumId w:val="13"/>
   </w:num>
-  <w:num w:numId="11">
+  <w:num w:numId="11" w16cid:durableId="2086563780">
     <w:abstractNumId w:val="9"/>
   </w:num>
-  <w:num w:numId="12">
+  <w:num w:numId="12" w16cid:durableId="1610232303">
     <w:abstractNumId w:val="14"/>
   </w:num>
-  <w:num w:numId="13">
+  <w:num w:numId="13" w16cid:durableId="813453711">
     <w:abstractNumId w:val="2"/>
   </w:num>
-  <w:num w:numId="14">
+  <w:num w:numId="14" w16cid:durableId="119156979">
     <w:abstractNumId w:val="8"/>
   </w:num>
-  <w:num w:numId="15">
+  <w:num w:numId="15" w16cid:durableId="1181359768">
     <w:abstractNumId w:val="16"/>
   </w:num>
-  <w:num w:numId="16">
+  <w:num w:numId="16" w16cid:durableId="485515990">
     <w:abstractNumId w:val="1"/>
   </w:num>
-  <w:num w:numId="17">
+  <w:num w:numId="17" w16cid:durableId="466364362">
     <w:abstractNumId w:val="6"/>
   </w:num>
-  <w:num w:numId="18">
+  <w:num w:numId="18" w16cid:durableId="1115061460">
     <w:abstractNumId w:val="4"/>
   </w:num>
   <w:numIdMacAtCleanup w:val="18"/>
@@ -11994,7 +12927,7 @@
 </file>
 
 <file path=word/styles.xml><?xml version="1.0" encoding="utf-8"?>
-<w:styles xmlns:mc="http://schemas.openxmlformats.org/markup-compatibility/2006" xmlns:r="http://schemas.openxmlformats.org/officeDocument/2006/relationships" xmlns:w="http://schemas.openxmlformats.org/wordprocessingml/2006/main" xmlns:w14="http://schemas.microsoft.com/office/word/2010/wordml" xmlns:w15="http://schemas.microsoft.com/office/word/2012/wordml" xmlns:w16cex="http://schemas.microsoft.com/office/word/2018/wordml/cex" xmlns:w16cid="http://schemas.microsoft.com/office/word/2016/wordml/cid" xmlns:w16="http://schemas.microsoft.com/office/word/2018/wordml" xmlns:w16sdtdh="http://schemas.microsoft.com/office/word/2020/wordml/sdtdatahash" xmlns:w16se="http://schemas.microsoft.com/office/word/2015/wordml/symex" mc:Ignorable="w14 w15 w16se w16cid w16 w16cex w16sdtdh">
+<w:styles xmlns:mc="http://schemas.openxmlformats.org/markup-compatibility/2006" xmlns:r="http://schemas.openxmlformats.org/officeDocument/2006/relationships" xmlns:w="http://schemas.openxmlformats.org/wordprocessingml/2006/main" xmlns:w14="http://schemas.microsoft.com/office/word/2010/wordml" xmlns:w15="http://schemas.microsoft.com/office/word/2012/wordml" xmlns:w16cex="http://schemas.microsoft.com/office/word/2018/wordml/cex" xmlns:w16cid="http://schemas.microsoft.com/office/word/2016/wordml/cid" xmlns:w16="http://schemas.microsoft.com/office/word/2018/wordml" xmlns:w16du="http://schemas.microsoft.com/office/word/2023/wordml/word16du" xmlns:w16sdtdh="http://schemas.microsoft.com/office/word/2020/wordml/sdtdatahash" xmlns:w16sdtfl="http://schemas.microsoft.com/office/word/2024/wordml/sdtformatlock" xmlns:w16se="http://schemas.microsoft.com/office/word/2015/wordml/symex" mc:Ignorable="w14 w15 w16se w16cid w16 w16cex w16sdtdh w16sdtfl w16du">
   <w:docDefaults>
     <w:rPrDefault>
       <w:rPr>
@@ -13342,7 +14275,7 @@
       </w:rPr>
     </w:tblStylePr>
   </w:style>
-  <w:style w:type="character" w:styleId="Textoennegrita">
+  <w:style w:type="character" w:styleId="Fuerte">
     <w:name w:val="Strong"/>
     <w:basedOn w:val="Fuentedeprrafopredeter"/>
     <w:uiPriority w:val="22"/>
@@ -13435,6 +14368,40 @@
         <w:numId w:val="5"/>
       </w:numPr>
     </w:pPr>
+  </w:style>
+  <w:style w:type="paragraph" w:customStyle="1" w:styleId="Estilo1">
+    <w:name w:val="Estilo1"/>
+    <w:basedOn w:val="Normal"/>
+    <w:link w:val="Estilo1Char"/>
+    <w:uiPriority w:val="1"/>
+    <w:qFormat/>
+    <w:rsid w:val="007352E2"/>
+    <w:pPr>
+      <w:spacing w:before="0" w:after="0" w:line="276" w:lineRule="auto"/>
+      <w:ind w:firstLine="0"/>
+    </w:pPr>
+    <w:rPr>
+      <w:rFonts w:ascii="Courier New" w:eastAsia="Courier New" w:hAnsi="Courier New" w:cs="Courier New"/>
+      <w:kern w:val="0"/>
+      <w:sz w:val="24"/>
+      <w:szCs w:val="24"/>
+      <w:lang w:val="es-MX" w:eastAsia="ja-JP"/>
+      <w14:ligatures w14:val="none"/>
+    </w:rPr>
+  </w:style>
+  <w:style w:type="character" w:customStyle="1" w:styleId="Estilo1Char">
+    <w:name w:val="Estilo1 Char"/>
+    <w:basedOn w:val="Fuentedeprrafopredeter"/>
+    <w:link w:val="Estilo1"/>
+    <w:rsid w:val="007352E2"/>
+    <w:rPr>
+      <w:rFonts w:ascii="Courier New" w:eastAsia="Courier New" w:hAnsi="Courier New" w:cs="Courier New"/>
+      <w:kern w:val="0"/>
+      <w:sz w:val="24"/>
+      <w:szCs w:val="24"/>
+      <w:lang w:val="es-MX" w:eastAsia="ja-JP"/>
+      <w14:ligatures w14:val="none"/>
+    </w:rPr>
   </w:style>
 </w:styles>
 </file>
@@ -13735,28 +14702,8 @@
 </file>
 
 <file path=customXml/item1.xml><?xml version="1.0" encoding="utf-8"?>
-<?mso-contentType ?>
-<FormTemplates xmlns="http://schemas.microsoft.com/sharepoint/v3/contenttype/forms">
-  <Display>DocumentLibraryForm</Display>
-  <Edit>DocumentLibraryForm</Edit>
-  <New>DocumentLibraryForm</New>
-</FormTemplates>
-</file>
-
-<file path=customXml/item2.xml><?xml version="1.0" encoding="utf-8"?>
-<p:properties xmlns:p="http://schemas.microsoft.com/office/2006/metadata/properties" xmlns:xsi="http://www.w3.org/2001/XMLSchema-instance" xmlns:pc="http://schemas.microsoft.com/office/infopath/2007/PartnerControls">
-  <documentManagement>
-    <TaxCatchAll xmlns="67a0edcd-0de5-43ed-8c27-e32f38a00c91" xsi:nil="true"/>
-    <lcf76f155ced4ddcb4097134ff3c332f xmlns="42760c81-fd8e-4d59-8953-7cdb9f38b14f">
-      <Terms xmlns="http://schemas.microsoft.com/office/infopath/2007/PartnerControls"/>
-    </lcf76f155ced4ddcb4097134ff3c332f>
-  </documentManagement>
-</p:properties>
-</file>
-
-<file path=customXml/item3.xml><?xml version="1.0" encoding="utf-8"?>
-<ct:contentTypeSchema xmlns:ct="http://schemas.microsoft.com/office/2006/metadata/contentType" xmlns:ma="http://schemas.microsoft.com/office/2006/metadata/properties/metaAttributes" ct:_="" ma:_="" ma:contentTypeName="Documento" ma:contentTypeID="0x01010005252A1EF3BD024F856B47B579AB5244" ma:contentTypeVersion="12" ma:contentTypeDescription="Crear nuevo documento." ma:contentTypeScope="" ma:versionID="32d0e18b85ac20c34eab62df21c0cf58">
-  <xsd:schema xmlns:xsd="http://www.w3.org/2001/XMLSchema" xmlns:xs="http://www.w3.org/2001/XMLSchema" xmlns:p="http://schemas.microsoft.com/office/2006/metadata/properties" xmlns:ns2="42760c81-fd8e-4d59-8953-7cdb9f38b14f" xmlns:ns3="67a0edcd-0de5-43ed-8c27-e32f38a00c91" targetNamespace="http://schemas.microsoft.com/office/2006/metadata/properties" ma:root="true" ma:fieldsID="cc2c149e99f10870fd5bc3964e5386d3" ns2:_="" ns3:_="">
+<ct:contentTypeSchema xmlns:ct="http://schemas.microsoft.com/office/2006/metadata/contentType" xmlns:ma="http://schemas.microsoft.com/office/2006/metadata/properties/metaAttributes" ct:_="" ma:_="" ma:contentTypeName="Documento" ma:contentTypeID="0x01010005252A1EF3BD024F856B47B579AB5244" ma:contentTypeVersion="13" ma:contentTypeDescription="Crear nuevo documento." ma:contentTypeScope="" ma:versionID="ddfaac56a287547bce89452cd31c5884">
+  <xsd:schema xmlns:xsd="http://www.w3.org/2001/XMLSchema" xmlns:xs="http://www.w3.org/2001/XMLSchema" xmlns:p="http://schemas.microsoft.com/office/2006/metadata/properties" xmlns:ns2="42760c81-fd8e-4d59-8953-7cdb9f38b14f" xmlns:ns3="67a0edcd-0de5-43ed-8c27-e32f38a00c91" targetNamespace="http://schemas.microsoft.com/office/2006/metadata/properties" ma:root="true" ma:fieldsID="5ac878f7c8dbf4633d03f1982e859186" ns2:_="" ns3:_="">
     <xsd:import namespace="42760c81-fd8e-4d59-8953-7cdb9f38b14f"/>
     <xsd:import namespace="67a0edcd-0de5-43ed-8c27-e32f38a00c91"/>
     <xsd:element name="properties">
@@ -13776,6 +14723,7 @@
                 <xsd:element ref="ns3:TaxCatchAll" minOccurs="0"/>
                 <xsd:element ref="ns2:MediaServiceOCR" minOccurs="0"/>
                 <xsd:element ref="ns2:MediaServiceLocation" minOccurs="0"/>
+                <xsd:element ref="ns2:MediaServiceBillingMetadata" minOccurs="0"/>
               </xsd:all>
             </xsd:complexType>
           </xsd:element>
@@ -13838,6 +14786,11 @@
     <xsd:element name="MediaServiceLocation" ma:index="19" nillable="true" ma:displayName="Location" ma:description="" ma:indexed="true" ma:internalName="MediaServiceLocation" ma:readOnly="true">
       <xsd:simpleType>
         <xsd:restriction base="dms:Text"/>
+      </xsd:simpleType>
+    </xsd:element>
+    <xsd:element name="MediaServiceBillingMetadata" ma:index="20" nillable="true" ma:displayName="MediaServiceBillingMetadata" ma:hidden="true" ma:internalName="MediaServiceBillingMetadata" ma:readOnly="true">
+      <xsd:simpleType>
+        <xsd:restriction base="dms:Note"/>
       </xsd:simpleType>
     </xsd:element>
   </xsd:schema>
@@ -13955,11 +14908,43 @@
 </ct:contentTypeSchema>
 </file>
 
-<file path=customXml/item4.xml><?xml version="1.0" encoding="utf-8"?>
+<file path=customXml/item2.xml><?xml version="1.0" encoding="utf-8"?>
 <b:Sources xmlns:b="http://schemas.openxmlformats.org/officeDocument/2006/bibliography" xmlns="http://schemas.openxmlformats.org/officeDocument/2006/bibliography" SelectedStyle="\APASixthEditionOfficeOnline.xsl" StyleName="APA" Version="6"/>
 </file>
 
+<file path=customXml/item3.xml><?xml version="1.0" encoding="utf-8"?>
+<?mso-contentType ?>
+<FormTemplates xmlns="http://schemas.microsoft.com/sharepoint/v3/contenttype/forms">
+  <Display>DocumentLibraryForm</Display>
+  <Edit>DocumentLibraryForm</Edit>
+  <New>DocumentLibraryForm</New>
+</FormTemplates>
+</file>
+
+<file path=customXml/item4.xml><?xml version="1.0" encoding="utf-8"?>
+<p:properties xmlns:p="http://schemas.microsoft.com/office/2006/metadata/properties" xmlns:xsi="http://www.w3.org/2001/XMLSchema-instance" xmlns:pc="http://schemas.microsoft.com/office/infopath/2007/PartnerControls">
+  <documentManagement>
+    <TaxCatchAll xmlns="67a0edcd-0de5-43ed-8c27-e32f38a00c91" xsi:nil="true"/>
+    <lcf76f155ced4ddcb4097134ff3c332f xmlns="42760c81-fd8e-4d59-8953-7cdb9f38b14f">
+      <Terms xmlns="http://schemas.microsoft.com/office/infopath/2007/PartnerControls"/>
+    </lcf76f155ced4ddcb4097134ff3c332f>
+  </documentManagement>
+</p:properties>
+</file>
+
 <file path=customXml/itemProps1.xml><?xml version="1.0" encoding="utf-8"?>
+<ds:datastoreItem xmlns:ds="http://schemas.openxmlformats.org/officeDocument/2006/customXml" ds:itemID="{7A385573-6CCE-47EF-8B25-9DE76ADC61C2}"/>
+</file>
+
+<file path=customXml/itemProps2.xml><?xml version="1.0" encoding="utf-8"?>
+<ds:datastoreItem xmlns:ds="http://schemas.openxmlformats.org/officeDocument/2006/customXml" ds:itemID="{EAE431FD-7059-4C09-804B-C9D69EB7B213}">
+  <ds:schemaRefs>
+    <ds:schemaRef ds:uri="http://schemas.openxmlformats.org/officeDocument/2006/bibliography"/>
+  </ds:schemaRefs>
+</ds:datastoreItem>
+</file>
+
+<file path=customXml/itemProps3.xml><?xml version="1.0" encoding="utf-8"?>
 <ds:datastoreItem xmlns:ds="http://schemas.openxmlformats.org/officeDocument/2006/customXml" ds:itemID="{10663269-2064-4804-8290-36D4A57F5557}">
   <ds:schemaRefs>
     <ds:schemaRef ds:uri="http://schemas.microsoft.com/sharepoint/v3/contenttype/forms"/>
@@ -13967,7 +14952,7 @@
 </ds:datastoreItem>
 </file>
 
-<file path=customXml/itemProps2.xml><?xml version="1.0" encoding="utf-8"?>
+<file path=customXml/itemProps4.xml><?xml version="1.0" encoding="utf-8"?>
 <ds:datastoreItem xmlns:ds="http://schemas.openxmlformats.org/officeDocument/2006/customXml" ds:itemID="{1279454D-02BE-4A9C-A117-DCD1573E2608}">
   <ds:schemaRefs>
     <ds:schemaRef ds:uri="http://schemas.microsoft.com/office/2006/metadata/properties"/>
@@ -13976,31 +14961,4 @@
     <ds:schemaRef ds:uri="42760c81-fd8e-4d59-8953-7cdb9f38b14f"/>
   </ds:schemaRefs>
 </ds:datastoreItem>
-</file>
-
-<file path=customXml/itemProps3.xml><?xml version="1.0" encoding="utf-8"?>
-<ds:datastoreItem xmlns:ds="http://schemas.openxmlformats.org/officeDocument/2006/customXml" ds:itemID="{BC42CB26-8AF5-49E3-8EBA-3F2C10B769A1}">
-  <ds:schemaRefs>
-    <ds:schemaRef ds:uri="http://schemas.microsoft.com/office/2006/metadata/contentType"/>
-    <ds:schemaRef ds:uri="http://schemas.microsoft.com/office/2006/metadata/properties/metaAttributes"/>
-    <ds:schemaRef ds:uri="http://www.w3.org/2001/XMLSchema"/>
-    <ds:schemaRef ds:uri="http://schemas.microsoft.com/office/2006/metadata/properties"/>
-    <ds:schemaRef ds:uri="42760c81-fd8e-4d59-8953-7cdb9f38b14f"/>
-    <ds:schemaRef ds:uri="67a0edcd-0de5-43ed-8c27-e32f38a00c91"/>
-    <ds:schemaRef ds:uri="http://schemas.microsoft.com/office/2006/documentManagement/types"/>
-    <ds:schemaRef ds:uri="http://schemas.microsoft.com/office/infopath/2007/PartnerControls"/>
-    <ds:schemaRef ds:uri="http://schemas.openxmlformats.org/package/2006/metadata/core-properties"/>
-    <ds:schemaRef ds:uri="http://purl.org/dc/elements/1.1/"/>
-    <ds:schemaRef ds:uri="http://purl.org/dc/terms/"/>
-    <ds:schemaRef ds:uri="http://schemas.microsoft.com/internal/obd"/>
-  </ds:schemaRefs>
-</ds:datastoreItem>
-</file>
-
-<file path=customXml/itemProps4.xml><?xml version="1.0" encoding="utf-8"?>
-<ds:datastoreItem xmlns:ds="http://schemas.openxmlformats.org/officeDocument/2006/customXml" ds:itemID="{EAE431FD-7059-4C09-804B-C9D69EB7B213}">
-  <ds:schemaRefs>
-    <ds:schemaRef ds:uri="http://schemas.openxmlformats.org/officeDocument/2006/bibliography"/>
-  </ds:schemaRefs>
-</ds:datastoreItem>
 </file>
--- a/fuentes/08140000_CF01_CFA.docx
+++ b/fuentes/08140000_CF01_CFA.docx
@@ -1,6 +1,6 @@
 
 <file path=word/document.xml><?xml version="1.0" encoding="utf-8"?>
-<w:document xmlns:wpc="http://schemas.microsoft.com/office/word/2010/wordprocessingCanvas" xmlns:cx="http://schemas.microsoft.com/office/drawing/2014/chartex" xmlns:cx1="http://schemas.microsoft.com/office/drawing/2015/9/8/chartex" xmlns:cx2="http://schemas.microsoft.com/office/drawing/2015/10/21/chartex" xmlns:cx3="http://schemas.microsoft.com/office/drawing/2016/5/9/chartex" xmlns:cx4="http://schemas.microsoft.com/office/drawing/2016/5/10/chartex" xmlns:cx5="http://schemas.microsoft.com/office/drawing/2016/5/11/chartex" xmlns:cx6="http://schemas.microsoft.com/office/drawing/2016/5/12/chartex" xmlns:cx7="http://schemas.microsoft.com/office/drawing/2016/5/13/chartex" xmlns:cx8="http://schemas.microsoft.com/office/drawing/2016/5/14/chartex" xmlns:mc="http://schemas.openxmlformats.org/markup-compatibility/2006" xmlns:aink="http://schemas.microsoft.com/office/drawing/2016/ink" xmlns:am3d="http://schemas.microsoft.com/office/drawing/2017/model3d" xmlns:o="urn:schemas-microsoft-com:office:office" xmlns:oel="http://schemas.microsoft.com/office/2019/extlst" xmlns:r="http://schemas.openxmlformats.org/officeDocument/2006/relationships" xmlns:m="http://schemas.openxmlformats.org/officeDocument/2006/math" xmlns:v="urn:schemas-microsoft-com:vml" xmlns:wp14="http://schemas.microsoft.com/office/word/2010/wordprocessingDrawing" xmlns:wp="http://schemas.openxmlformats.org/drawingml/2006/wordprocessingDrawing" xmlns:w10="urn:schemas-microsoft-com:office:word" xmlns:w="http://schemas.openxmlformats.org/wordprocessingml/2006/main" xmlns:w14="http://schemas.microsoft.com/office/word/2010/wordml" xmlns:w15="http://schemas.microsoft.com/office/word/2012/wordml" xmlns:w16cex="http://schemas.microsoft.com/office/word/2018/wordml/cex" xmlns:w16cid="http://schemas.microsoft.com/office/word/2016/wordml/cid" xmlns:w16="http://schemas.microsoft.com/office/word/2018/wordml" xmlns:w16du="http://schemas.microsoft.com/office/word/2023/wordml/word16du" xmlns:w16sdtdh="http://schemas.microsoft.com/office/word/2020/wordml/sdtdatahash" xmlns:w16sdtfl="http://schemas.microsoft.com/office/word/2024/wordml/sdtformatlock" xmlns:w16se="http://schemas.microsoft.com/office/word/2015/wordml/symex" xmlns:wpg="http://schemas.microsoft.com/office/word/2010/wordprocessingGroup" xmlns:wpi="http://schemas.microsoft.com/office/word/2010/wordprocessingInk" xmlns:wne="http://schemas.microsoft.com/office/word/2006/wordml" xmlns:wps="http://schemas.microsoft.com/office/word/2010/wordprocessingShape" mc:Ignorable="w14 w15 w16se w16cid w16 w16cex w16sdtdh w16sdtfl w16du wp14">
+<w:document xmlns:wpc="http://schemas.microsoft.com/office/word/2010/wordprocessingCanvas" xmlns:cx="http://schemas.microsoft.com/office/drawing/2014/chartex" xmlns:cx1="http://schemas.microsoft.com/office/drawing/2015/9/8/chartex" xmlns:cx2="http://schemas.microsoft.com/office/drawing/2015/10/21/chartex" xmlns:cx3="http://schemas.microsoft.com/office/drawing/2016/5/9/chartex" xmlns:cx4="http://schemas.microsoft.com/office/drawing/2016/5/10/chartex" xmlns:cx5="http://schemas.microsoft.com/office/drawing/2016/5/11/chartex" xmlns:cx6="http://schemas.microsoft.com/office/drawing/2016/5/12/chartex" xmlns:cx7="http://schemas.microsoft.com/office/drawing/2016/5/13/chartex" xmlns:cx8="http://schemas.microsoft.com/office/drawing/2016/5/14/chartex" xmlns:mc="http://schemas.openxmlformats.org/markup-compatibility/2006" xmlns:m="http://schemas.openxmlformats.org/officeDocument/2006/math" xmlns:aink="http://schemas.microsoft.com/office/drawing/2016/ink" xmlns:am3d="http://schemas.microsoft.com/office/drawing/2017/model3d" xmlns:oel="http://schemas.microsoft.com/office/2019/extlst" xmlns:r="http://schemas.openxmlformats.org/officeDocument/2006/relationships" xmlns:wp14="http://schemas.microsoft.com/office/word/2010/wordprocessingDrawing" xmlns:wp="http://schemas.openxmlformats.org/drawingml/2006/wordprocessingDrawing" xmlns:wpg="http://schemas.microsoft.com/office/word/2010/wordprocessingGroup" xmlns:wpi="http://schemas.microsoft.com/office/word/2010/wordprocessingInk" xmlns:wps="http://schemas.microsoft.com/office/word/2010/wordprocessingShape" xmlns:o="urn:schemas-microsoft-com:office:office" xmlns:v="urn:schemas-microsoft-com:vml" xmlns:w10="urn:schemas-microsoft-com:office:word" xmlns:w="http://schemas.openxmlformats.org/wordprocessingml/2006/main" xmlns:w14="http://schemas.microsoft.com/office/word/2010/wordml" xmlns:w15="http://schemas.microsoft.com/office/word/2012/wordml" xmlns:w16cex="http://schemas.microsoft.com/office/word/2018/wordml/cex" xmlns:w16cid="http://schemas.microsoft.com/office/word/2016/wordml/cid" xmlns:w16="http://schemas.microsoft.com/office/word/2018/wordml" xmlns:w16sdtdh="http://schemas.microsoft.com/office/word/2020/wordml/sdtdatahash" xmlns:w16sdtfl="http://schemas.microsoft.com/office/word/2024/wordml/sdtformatlock" xmlns:w16se="http://schemas.microsoft.com/office/word/2015/wordml/symex" xmlns:w16du="http://schemas.microsoft.com/office/word/2023/wordml/word16du" xmlns:wne="http://schemas.microsoft.com/office/word/2006/wordml" mc:Ignorable="w14 w15 w16se w16cid w16 w16cex w16sdtdh w16sdtfl w16du wp14">
   <w:body>
     <w:p>
       <w:pPr>
@@ -10683,7 +10683,7 @@
               </w:rPr>
             </w:pPr>
             <w:r>
-              <w:t>Laura Daniela Burgos Rueda</w:t>
+              <w:t>Luis Gabriel Urueta Álvarez</w:t>
             </w:r>
           </w:p>
         </w:tc>
@@ -10699,13 +10699,7 @@
               </w:rPr>
             </w:pPr>
             <w:r>
-              <w:t>Evaluador</w:t>
-            </w:r>
-            <w:r>
-              <w:t>a</w:t>
-            </w:r>
-            <w:r>
-              <w:t xml:space="preserve"> de contenidos inclusivos y accesibles</w:t>
+              <w:t>Validador y vinculador de recursos educativos digitales</w:t>
             </w:r>
           </w:p>
         </w:tc>
@@ -10748,64 +10742,7 @@
               </w:rPr>
             </w:pPr>
             <w:r>
-              <w:t>Jonathan Adié Villafañe</w:t>
-            </w:r>
-          </w:p>
-        </w:tc>
-        <w:tc>
-          <w:tcPr>
-            <w:tcW w:w="3261" w:type="dxa"/>
-          </w:tcPr>
-          <w:p>
-            <w:pPr>
-              <w:pStyle w:val="TextoTablas"/>
-              <w:rPr>
-                <w:lang w:val="es-CO"/>
-              </w:rPr>
-            </w:pPr>
-            <w:r>
-              <w:t>Validador y vinculador de recursos educativos digitales</w:t>
-            </w:r>
-          </w:p>
-        </w:tc>
-        <w:tc>
-          <w:tcPr>
-            <w:tcW w:w="3969" w:type="dxa"/>
-          </w:tcPr>
-          <w:p>
-            <w:pPr>
-              <w:pStyle w:val="TextoTablas"/>
-              <w:rPr>
-                <w:lang w:val="es-CO"/>
-              </w:rPr>
-            </w:pPr>
-            <w:r>
-              <w:t xml:space="preserve">Centro de Comercio y Servicios </w:t>
-            </w:r>
-            <w:r>
-              <w:t>-</w:t>
-            </w:r>
-            <w:r>
-              <w:t xml:space="preserve"> Regional Atlántico       </w:t>
-            </w:r>
-          </w:p>
-        </w:tc>
-      </w:tr>
-      <w:tr>
-        <w:tc>
-          <w:tcPr>
-            <w:tcW w:w="2830" w:type="dxa"/>
-          </w:tcPr>
-          <w:p>
-            <w:pPr>
-              <w:pStyle w:val="TextoTablas"/>
-              <w:rPr>
-                <w:lang w:val="es-CO"/>
-              </w:rPr>
-            </w:pPr>
-            <w:r>
-              <w:lastRenderedPageBreak/>
-              <w:t>Karine Isabel Ospino Fritz</w:t>
+              <w:t>Laura Daniela Burgos Rueda</w:t>
             </w:r>
           </w:p>
         </w:tc>
@@ -10883,7 +10820,7 @@
 </file>
 
 <file path=word/endnotes.xml><?xml version="1.0" encoding="utf-8"?>
-<w:endnotes xmlns:wpc="http://schemas.microsoft.com/office/word/2010/wordprocessingCanvas" xmlns:cx="http://schemas.microsoft.com/office/drawing/2014/chartex" xmlns:cx1="http://schemas.microsoft.com/office/drawing/2015/9/8/chartex" xmlns:cx2="http://schemas.microsoft.com/office/drawing/2015/10/21/chartex" xmlns:cx3="http://schemas.microsoft.com/office/drawing/2016/5/9/chartex" xmlns:cx4="http://schemas.microsoft.com/office/drawing/2016/5/10/chartex" xmlns:cx5="http://schemas.microsoft.com/office/drawing/2016/5/11/chartex" xmlns:cx6="http://schemas.microsoft.com/office/drawing/2016/5/12/chartex" xmlns:cx7="http://schemas.microsoft.com/office/drawing/2016/5/13/chartex" xmlns:cx8="http://schemas.microsoft.com/office/drawing/2016/5/14/chartex" xmlns:mc="http://schemas.openxmlformats.org/markup-compatibility/2006" xmlns:aink="http://schemas.microsoft.com/office/drawing/2016/ink" xmlns:am3d="http://schemas.microsoft.com/office/drawing/2017/model3d" xmlns:o="urn:schemas-microsoft-com:office:office" xmlns:oel="http://schemas.microsoft.com/office/2019/extlst" xmlns:r="http://schemas.openxmlformats.org/officeDocument/2006/relationships" xmlns:m="http://schemas.openxmlformats.org/officeDocument/2006/math" xmlns:v="urn:schemas-microsoft-com:vml" xmlns:wp14="http://schemas.microsoft.com/office/word/2010/wordprocessingDrawing" xmlns:wp="http://schemas.openxmlformats.org/drawingml/2006/wordprocessingDrawing" xmlns:w10="urn:schemas-microsoft-com:office:word" xmlns:w="http://schemas.openxmlformats.org/wordprocessingml/2006/main" xmlns:w14="http://schemas.microsoft.com/office/word/2010/wordml" xmlns:w15="http://schemas.microsoft.com/office/word/2012/wordml" xmlns:w16cex="http://schemas.microsoft.com/office/word/2018/wordml/cex" xmlns:w16cid="http://schemas.microsoft.com/office/word/2016/wordml/cid" xmlns:w16="http://schemas.microsoft.com/office/word/2018/wordml" xmlns:w16du="http://schemas.microsoft.com/office/word/2023/wordml/word16du" xmlns:w16sdtdh="http://schemas.microsoft.com/office/word/2020/wordml/sdtdatahash" xmlns:w16sdtfl="http://schemas.microsoft.com/office/word/2024/wordml/sdtformatlock" xmlns:w16se="http://schemas.microsoft.com/office/word/2015/wordml/symex" xmlns:wpg="http://schemas.microsoft.com/office/word/2010/wordprocessingGroup" xmlns:wpi="http://schemas.microsoft.com/office/word/2010/wordprocessingInk" xmlns:wne="http://schemas.microsoft.com/office/word/2006/wordml" xmlns:wps="http://schemas.microsoft.com/office/word/2010/wordprocessingShape" mc:Ignorable="w14 w15 w16se w16cid w16 w16cex w16sdtdh w16sdtfl w16du wp14">
+<w:endnotes xmlns:wpc="http://schemas.microsoft.com/office/word/2010/wordprocessingCanvas" xmlns:cx="http://schemas.microsoft.com/office/drawing/2014/chartex" xmlns:cx1="http://schemas.microsoft.com/office/drawing/2015/9/8/chartex" xmlns:cx2="http://schemas.microsoft.com/office/drawing/2015/10/21/chartex" xmlns:cx3="http://schemas.microsoft.com/office/drawing/2016/5/9/chartex" xmlns:cx4="http://schemas.microsoft.com/office/drawing/2016/5/10/chartex" xmlns:cx5="http://schemas.microsoft.com/office/drawing/2016/5/11/chartex" xmlns:cx6="http://schemas.microsoft.com/office/drawing/2016/5/12/chartex" xmlns:cx7="http://schemas.microsoft.com/office/drawing/2016/5/13/chartex" xmlns:cx8="http://schemas.microsoft.com/office/drawing/2016/5/14/chartex" xmlns:mc="http://schemas.openxmlformats.org/markup-compatibility/2006" xmlns:m="http://schemas.openxmlformats.org/officeDocument/2006/math" xmlns:aink="http://schemas.microsoft.com/office/drawing/2016/ink" xmlns:am3d="http://schemas.microsoft.com/office/drawing/2017/model3d" xmlns:oel="http://schemas.microsoft.com/office/2019/extlst" xmlns:r="http://schemas.openxmlformats.org/officeDocument/2006/relationships" xmlns:wp14="http://schemas.microsoft.com/office/word/2010/wordprocessingDrawing" xmlns:wp="http://schemas.openxmlformats.org/drawingml/2006/wordprocessingDrawing" xmlns:wpg="http://schemas.microsoft.com/office/word/2010/wordprocessingGroup" xmlns:wpi="http://schemas.microsoft.com/office/word/2010/wordprocessingInk" xmlns:wps="http://schemas.microsoft.com/office/word/2010/wordprocessingShape" xmlns:o="urn:schemas-microsoft-com:office:office" xmlns:v="urn:schemas-microsoft-com:vml" xmlns:w10="urn:schemas-microsoft-com:office:word" xmlns:w="http://schemas.openxmlformats.org/wordprocessingml/2006/main" xmlns:w14="http://schemas.microsoft.com/office/word/2010/wordml" xmlns:w15="http://schemas.microsoft.com/office/word/2012/wordml" xmlns:w16cex="http://schemas.microsoft.com/office/word/2018/wordml/cex" xmlns:w16cid="http://schemas.microsoft.com/office/word/2016/wordml/cid" xmlns:w16="http://schemas.microsoft.com/office/word/2018/wordml" xmlns:w16sdtdh="http://schemas.microsoft.com/office/word/2020/wordml/sdtdatahash" xmlns:w16sdtfl="http://schemas.microsoft.com/office/word/2024/wordml/sdtformatlock" xmlns:w16se="http://schemas.microsoft.com/office/word/2015/wordml/symex" xmlns:w16du="http://schemas.microsoft.com/office/word/2023/wordml/word16du" xmlns:wne="http://schemas.microsoft.com/office/word/2006/wordml" mc:Ignorable="w14 w15 w16se w16cid w16 w16cex w16sdtdh w16sdtfl w16du wp14">
   <w:endnote w:type="separator" w:id="-1">
     <w:p>
       <w:pPr>
@@ -10910,7 +10847,7 @@
 </file>
 
 <file path=word/footer1.xml><?xml version="1.0" encoding="utf-8"?>
-<w:ftr xmlns:wpc="http://schemas.microsoft.com/office/word/2010/wordprocessingCanvas" xmlns:cx="http://schemas.microsoft.com/office/drawing/2014/chartex" xmlns:cx1="http://schemas.microsoft.com/office/drawing/2015/9/8/chartex" xmlns:cx2="http://schemas.microsoft.com/office/drawing/2015/10/21/chartex" xmlns:cx3="http://schemas.microsoft.com/office/drawing/2016/5/9/chartex" xmlns:cx4="http://schemas.microsoft.com/office/drawing/2016/5/10/chartex" xmlns:cx5="http://schemas.microsoft.com/office/drawing/2016/5/11/chartex" xmlns:cx6="http://schemas.microsoft.com/office/drawing/2016/5/12/chartex" xmlns:cx7="http://schemas.microsoft.com/office/drawing/2016/5/13/chartex" xmlns:cx8="http://schemas.microsoft.com/office/drawing/2016/5/14/chartex" xmlns:mc="http://schemas.openxmlformats.org/markup-compatibility/2006" xmlns:aink="http://schemas.microsoft.com/office/drawing/2016/ink" xmlns:am3d="http://schemas.microsoft.com/office/drawing/2017/model3d" xmlns:o="urn:schemas-microsoft-com:office:office" xmlns:oel="http://schemas.microsoft.com/office/2019/extlst" xmlns:r="http://schemas.openxmlformats.org/officeDocument/2006/relationships" xmlns:m="http://schemas.openxmlformats.org/officeDocument/2006/math" xmlns:v="urn:schemas-microsoft-com:vml" xmlns:wp14="http://schemas.microsoft.com/office/word/2010/wordprocessingDrawing" xmlns:wp="http://schemas.openxmlformats.org/drawingml/2006/wordprocessingDrawing" xmlns:w10="urn:schemas-microsoft-com:office:word" xmlns:w="http://schemas.openxmlformats.org/wordprocessingml/2006/main" xmlns:w14="http://schemas.microsoft.com/office/word/2010/wordml" xmlns:w15="http://schemas.microsoft.com/office/word/2012/wordml" xmlns:w16cex="http://schemas.microsoft.com/office/word/2018/wordml/cex" xmlns:w16cid="http://schemas.microsoft.com/office/word/2016/wordml/cid" xmlns:w16="http://schemas.microsoft.com/office/word/2018/wordml" xmlns:w16du="http://schemas.microsoft.com/office/word/2023/wordml/word16du" xmlns:w16sdtdh="http://schemas.microsoft.com/office/word/2020/wordml/sdtdatahash" xmlns:w16sdtfl="http://schemas.microsoft.com/office/word/2024/wordml/sdtformatlock" xmlns:w16se="http://schemas.microsoft.com/office/word/2015/wordml/symex" xmlns:wpg="http://schemas.microsoft.com/office/word/2010/wordprocessingGroup" xmlns:wpi="http://schemas.microsoft.com/office/word/2010/wordprocessingInk" xmlns:wne="http://schemas.microsoft.com/office/word/2006/wordml" xmlns:wps="http://schemas.microsoft.com/office/word/2010/wordprocessingShape" mc:Ignorable="w14 w15 w16se w16cid w16 w16cex w16sdtdh w16sdtfl w16du wp14">
+<w:ftr xmlns:wpc="http://schemas.microsoft.com/office/word/2010/wordprocessingCanvas" xmlns:cx="http://schemas.microsoft.com/office/drawing/2014/chartex" xmlns:cx1="http://schemas.microsoft.com/office/drawing/2015/9/8/chartex" xmlns:cx2="http://schemas.microsoft.com/office/drawing/2015/10/21/chartex" xmlns:cx3="http://schemas.microsoft.com/office/drawing/2016/5/9/chartex" xmlns:cx4="http://schemas.microsoft.com/office/drawing/2016/5/10/chartex" xmlns:cx5="http://schemas.microsoft.com/office/drawing/2016/5/11/chartex" xmlns:cx6="http://schemas.microsoft.com/office/drawing/2016/5/12/chartex" xmlns:cx7="http://schemas.microsoft.com/office/drawing/2016/5/13/chartex" xmlns:cx8="http://schemas.microsoft.com/office/drawing/2016/5/14/chartex" xmlns:mc="http://schemas.openxmlformats.org/markup-compatibility/2006" xmlns:m="http://schemas.openxmlformats.org/officeDocument/2006/math" xmlns:aink="http://schemas.microsoft.com/office/drawing/2016/ink" xmlns:am3d="http://schemas.microsoft.com/office/drawing/2017/model3d" xmlns:oel="http://schemas.microsoft.com/office/2019/extlst" xmlns:r="http://schemas.openxmlformats.org/officeDocument/2006/relationships" xmlns:wp14="http://schemas.microsoft.com/office/word/2010/wordprocessingDrawing" xmlns:wp="http://schemas.openxmlformats.org/drawingml/2006/wordprocessingDrawing" xmlns:wpg="http://schemas.microsoft.com/office/word/2010/wordprocessingGroup" xmlns:wpi="http://schemas.microsoft.com/office/word/2010/wordprocessingInk" xmlns:wps="http://schemas.microsoft.com/office/word/2010/wordprocessingShape" xmlns:o="urn:schemas-microsoft-com:office:office" xmlns:v="urn:schemas-microsoft-com:vml" xmlns:w10="urn:schemas-microsoft-com:office:word" xmlns:w="http://schemas.openxmlformats.org/wordprocessingml/2006/main" xmlns:w14="http://schemas.microsoft.com/office/word/2010/wordml" xmlns:w15="http://schemas.microsoft.com/office/word/2012/wordml" xmlns:w16cex="http://schemas.microsoft.com/office/word/2018/wordml/cex" xmlns:w16cid="http://schemas.microsoft.com/office/word/2016/wordml/cid" xmlns:w16="http://schemas.microsoft.com/office/word/2018/wordml" xmlns:w16sdtdh="http://schemas.microsoft.com/office/word/2020/wordml/sdtdatahash" xmlns:w16sdtfl="http://schemas.microsoft.com/office/word/2024/wordml/sdtformatlock" xmlns:w16se="http://schemas.microsoft.com/office/word/2015/wordml/symex" xmlns:w16du="http://schemas.microsoft.com/office/word/2023/wordml/word16du" xmlns:wne="http://schemas.microsoft.com/office/word/2006/wordml" mc:Ignorable="w14 w15 w16se w16cid w16 w16cex w16sdtdh w16sdtfl w16du wp14">
   <w:sdt>
     <w:sdtPr>
       <w:id w:val="-1465197936"/>
@@ -10938,7 +10875,13 @@
           <w:rPr>
             <w:noProof/>
           </w:rPr>
-          <w:t>15</w:t>
+          <w:t>1</w:t>
+        </w:r>
+        <w:r>
+          <w:rPr>
+            <w:noProof/>
+          </w:rPr>
+          <w:t>5</w:t>
         </w:r>
         <w:r>
           <w:fldChar w:fldCharType="end"/>
@@ -10956,7 +10899,7 @@
 </file>
 
 <file path=word/footnotes.xml><?xml version="1.0" encoding="utf-8"?>
-<w:footnotes xmlns:wpc="http://schemas.microsoft.com/office/word/2010/wordprocessingCanvas" xmlns:cx="http://schemas.microsoft.com/office/drawing/2014/chartex" xmlns:cx1="http://schemas.microsoft.com/office/drawing/2015/9/8/chartex" xmlns:cx2="http://schemas.microsoft.com/office/drawing/2015/10/21/chartex" xmlns:cx3="http://schemas.microsoft.com/office/drawing/2016/5/9/chartex" xmlns:cx4="http://schemas.microsoft.com/office/drawing/2016/5/10/chartex" xmlns:cx5="http://schemas.microsoft.com/office/drawing/2016/5/11/chartex" xmlns:cx6="http://schemas.microsoft.com/office/drawing/2016/5/12/chartex" xmlns:cx7="http://schemas.microsoft.com/office/drawing/2016/5/13/chartex" xmlns:cx8="http://schemas.microsoft.com/office/drawing/2016/5/14/chartex" xmlns:mc="http://schemas.openxmlformats.org/markup-compatibility/2006" xmlns:aink="http://schemas.microsoft.com/office/drawing/2016/ink" xmlns:am3d="http://schemas.microsoft.com/office/drawing/2017/model3d" xmlns:o="urn:schemas-microsoft-com:office:office" xmlns:oel="http://schemas.microsoft.com/office/2019/extlst" xmlns:r="http://schemas.openxmlformats.org/officeDocument/2006/relationships" xmlns:m="http://schemas.openxmlformats.org/officeDocument/2006/math" xmlns:v="urn:schemas-microsoft-com:vml" xmlns:wp14="http://schemas.microsoft.com/office/word/2010/wordprocessingDrawing" xmlns:wp="http://schemas.openxmlformats.org/drawingml/2006/wordprocessingDrawing" xmlns:w10="urn:schemas-microsoft-com:office:word" xmlns:w="http://schemas.openxmlformats.org/wordprocessingml/2006/main" xmlns:w14="http://schemas.microsoft.com/office/word/2010/wordml" xmlns:w15="http://schemas.microsoft.com/office/word/2012/wordml" xmlns:w16cex="http://schemas.microsoft.com/office/word/2018/wordml/cex" xmlns:w16cid="http://schemas.microsoft.com/office/word/2016/wordml/cid" xmlns:w16="http://schemas.microsoft.com/office/word/2018/wordml" xmlns:w16du="http://schemas.microsoft.com/office/word/2023/wordml/word16du" xmlns:w16sdtdh="http://schemas.microsoft.com/office/word/2020/wordml/sdtdatahash" xmlns:w16sdtfl="http://schemas.microsoft.com/office/word/2024/wordml/sdtformatlock" xmlns:w16se="http://schemas.microsoft.com/office/word/2015/wordml/symex" xmlns:wpg="http://schemas.microsoft.com/office/word/2010/wordprocessingGroup" xmlns:wpi="http://schemas.microsoft.com/office/word/2010/wordprocessingInk" xmlns:wne="http://schemas.microsoft.com/office/word/2006/wordml" xmlns:wps="http://schemas.microsoft.com/office/word/2010/wordprocessingShape" mc:Ignorable="w14 w15 w16se w16cid w16 w16cex w16sdtdh w16sdtfl w16du wp14">
+<w:footnotes xmlns:wpc="http://schemas.microsoft.com/office/word/2010/wordprocessingCanvas" xmlns:cx="http://schemas.microsoft.com/office/drawing/2014/chartex" xmlns:cx1="http://schemas.microsoft.com/office/drawing/2015/9/8/chartex" xmlns:cx2="http://schemas.microsoft.com/office/drawing/2015/10/21/chartex" xmlns:cx3="http://schemas.microsoft.com/office/drawing/2016/5/9/chartex" xmlns:cx4="http://schemas.microsoft.com/office/drawing/2016/5/10/chartex" xmlns:cx5="http://schemas.microsoft.com/office/drawing/2016/5/11/chartex" xmlns:cx6="http://schemas.microsoft.com/office/drawing/2016/5/12/chartex" xmlns:cx7="http://schemas.microsoft.com/office/drawing/2016/5/13/chartex" xmlns:cx8="http://schemas.microsoft.com/office/drawing/2016/5/14/chartex" xmlns:mc="http://schemas.openxmlformats.org/markup-compatibility/2006" xmlns:m="http://schemas.openxmlformats.org/officeDocument/2006/math" xmlns:aink="http://schemas.microsoft.com/office/drawing/2016/ink" xmlns:am3d="http://schemas.microsoft.com/office/drawing/2017/model3d" xmlns:oel="http://schemas.microsoft.com/office/2019/extlst" xmlns:r="http://schemas.openxmlformats.org/officeDocument/2006/relationships" xmlns:wp14="http://schemas.microsoft.com/office/word/2010/wordprocessingDrawing" xmlns:wp="http://schemas.openxmlformats.org/drawingml/2006/wordprocessingDrawing" xmlns:wpg="http://schemas.microsoft.com/office/word/2010/wordprocessingGroup" xmlns:wpi="http://schemas.microsoft.com/office/word/2010/wordprocessingInk" xmlns:wps="http://schemas.microsoft.com/office/word/2010/wordprocessingShape" xmlns:o="urn:schemas-microsoft-com:office:office" xmlns:v="urn:schemas-microsoft-com:vml" xmlns:w10="urn:schemas-microsoft-com:office:word" xmlns:w="http://schemas.openxmlformats.org/wordprocessingml/2006/main" xmlns:w14="http://schemas.microsoft.com/office/word/2010/wordml" xmlns:w15="http://schemas.microsoft.com/office/word/2012/wordml" xmlns:w16cex="http://schemas.microsoft.com/office/word/2018/wordml/cex" xmlns:w16cid="http://schemas.microsoft.com/office/word/2016/wordml/cid" xmlns:w16="http://schemas.microsoft.com/office/word/2018/wordml" xmlns:w16sdtdh="http://schemas.microsoft.com/office/word/2020/wordml/sdtdatahash" xmlns:w16sdtfl="http://schemas.microsoft.com/office/word/2024/wordml/sdtformatlock" xmlns:w16se="http://schemas.microsoft.com/office/word/2015/wordml/symex" xmlns:w16du="http://schemas.microsoft.com/office/word/2023/wordml/word16du" xmlns:wne="http://schemas.microsoft.com/office/word/2006/wordml" mc:Ignorable="w14 w15 w16se w16cid w16 w16cex w16sdtdh w16sdtfl w16du wp14">
   <w:footnote w:type="separator" w:id="-1">
     <w:p>
       <w:pPr>
@@ -10983,7 +10926,7 @@
 </file>
 
 <file path=word/header1.xml><?xml version="1.0" encoding="utf-8"?>
-<w:hdr xmlns:wpc="http://schemas.microsoft.com/office/word/2010/wordprocessingCanvas" xmlns:cx="http://schemas.microsoft.com/office/drawing/2014/chartex" xmlns:cx1="http://schemas.microsoft.com/office/drawing/2015/9/8/chartex" xmlns:cx2="http://schemas.microsoft.com/office/drawing/2015/10/21/chartex" xmlns:cx3="http://schemas.microsoft.com/office/drawing/2016/5/9/chartex" xmlns:cx4="http://schemas.microsoft.com/office/drawing/2016/5/10/chartex" xmlns:cx5="http://schemas.microsoft.com/office/drawing/2016/5/11/chartex" xmlns:cx6="http://schemas.microsoft.com/office/drawing/2016/5/12/chartex" xmlns:cx7="http://schemas.microsoft.com/office/drawing/2016/5/13/chartex" xmlns:cx8="http://schemas.microsoft.com/office/drawing/2016/5/14/chartex" xmlns:mc="http://schemas.openxmlformats.org/markup-compatibility/2006" xmlns:aink="http://schemas.microsoft.com/office/drawing/2016/ink" xmlns:am3d="http://schemas.microsoft.com/office/drawing/2017/model3d" xmlns:o="urn:schemas-microsoft-com:office:office" xmlns:oel="http://schemas.microsoft.com/office/2019/extlst" xmlns:r="http://schemas.openxmlformats.org/officeDocument/2006/relationships" xmlns:m="http://schemas.openxmlformats.org/officeDocument/2006/math" xmlns:v="urn:schemas-microsoft-com:vml" xmlns:wp14="http://schemas.microsoft.com/office/word/2010/wordprocessingDrawing" xmlns:wp="http://schemas.openxmlformats.org/drawingml/2006/wordprocessingDrawing" xmlns:w10="urn:schemas-microsoft-com:office:word" xmlns:w="http://schemas.openxmlformats.org/wordprocessingml/2006/main" xmlns:w14="http://schemas.microsoft.com/office/word/2010/wordml" xmlns:w15="http://schemas.microsoft.com/office/word/2012/wordml" xmlns:w16cex="http://schemas.microsoft.com/office/word/2018/wordml/cex" xmlns:w16cid="http://schemas.microsoft.com/office/word/2016/wordml/cid" xmlns:w16="http://schemas.microsoft.com/office/word/2018/wordml" xmlns:w16du="http://schemas.microsoft.com/office/word/2023/wordml/word16du" xmlns:w16sdtdh="http://schemas.microsoft.com/office/word/2020/wordml/sdtdatahash" xmlns:w16sdtfl="http://schemas.microsoft.com/office/word/2024/wordml/sdtformatlock" xmlns:w16se="http://schemas.microsoft.com/office/word/2015/wordml/symex" xmlns:wpg="http://schemas.microsoft.com/office/word/2010/wordprocessingGroup" xmlns:wpi="http://schemas.microsoft.com/office/word/2010/wordprocessingInk" xmlns:wne="http://schemas.microsoft.com/office/word/2006/wordml" xmlns:wps="http://schemas.microsoft.com/office/word/2010/wordprocessingShape" mc:Ignorable="w14 w15 w16se w16cid w16 w16cex w16sdtdh w16sdtfl w16du wp14">
+<w:hdr xmlns:wpc="http://schemas.microsoft.com/office/word/2010/wordprocessingCanvas" xmlns:cx="http://schemas.microsoft.com/office/drawing/2014/chartex" xmlns:cx1="http://schemas.microsoft.com/office/drawing/2015/9/8/chartex" xmlns:cx2="http://schemas.microsoft.com/office/drawing/2015/10/21/chartex" xmlns:cx3="http://schemas.microsoft.com/office/drawing/2016/5/9/chartex" xmlns:cx4="http://schemas.microsoft.com/office/drawing/2016/5/10/chartex" xmlns:cx5="http://schemas.microsoft.com/office/drawing/2016/5/11/chartex" xmlns:cx6="http://schemas.microsoft.com/office/drawing/2016/5/12/chartex" xmlns:cx7="http://schemas.microsoft.com/office/drawing/2016/5/13/chartex" xmlns:cx8="http://schemas.microsoft.com/office/drawing/2016/5/14/chartex" xmlns:mc="http://schemas.openxmlformats.org/markup-compatibility/2006" xmlns:m="http://schemas.openxmlformats.org/officeDocument/2006/math" xmlns:aink="http://schemas.microsoft.com/office/drawing/2016/ink" xmlns:am3d="http://schemas.microsoft.com/office/drawing/2017/model3d" xmlns:oel="http://schemas.microsoft.com/office/2019/extlst" xmlns:r="http://schemas.openxmlformats.org/officeDocument/2006/relationships" xmlns:wp14="http://schemas.microsoft.com/office/word/2010/wordprocessingDrawing" xmlns:wp="http://schemas.openxmlformats.org/drawingml/2006/wordprocessingDrawing" xmlns:wpg="http://schemas.microsoft.com/office/word/2010/wordprocessingGroup" xmlns:wpi="http://schemas.microsoft.com/office/word/2010/wordprocessingInk" xmlns:wps="http://schemas.microsoft.com/office/word/2010/wordprocessingShape" xmlns:o="urn:schemas-microsoft-com:office:office" xmlns:v="urn:schemas-microsoft-com:vml" xmlns:w10="urn:schemas-microsoft-com:office:word" xmlns:w="http://schemas.openxmlformats.org/wordprocessingml/2006/main" xmlns:w14="http://schemas.microsoft.com/office/word/2010/wordml" xmlns:w15="http://schemas.microsoft.com/office/word/2012/wordml" xmlns:w16cex="http://schemas.microsoft.com/office/word/2018/wordml/cex" xmlns:w16cid="http://schemas.microsoft.com/office/word/2016/wordml/cid" xmlns:w16="http://schemas.microsoft.com/office/word/2018/wordml" xmlns:w16sdtdh="http://schemas.microsoft.com/office/word/2020/wordml/sdtdatahash" xmlns:w16sdtfl="http://schemas.microsoft.com/office/word/2024/wordml/sdtformatlock" xmlns:w16se="http://schemas.microsoft.com/office/word/2015/wordml/symex" xmlns:w16du="http://schemas.microsoft.com/office/word/2023/wordml/word16du" xmlns:wne="http://schemas.microsoft.com/office/word/2006/wordml" mc:Ignorable="w14 w15 w16se w16cid w16 w16cex w16sdtdh w16sdtfl w16du wp14">
   <w:p>
     <w:pPr>
       <w:pStyle w:val="Encabezado"/>
@@ -11070,7 +11013,7 @@
 </file>
 
 <file path=word/numbering.xml><?xml version="1.0" encoding="utf-8"?>
-<w:numbering xmlns:wpc="http://schemas.microsoft.com/office/word/2010/wordprocessingCanvas" xmlns:cx="http://schemas.microsoft.com/office/drawing/2014/chartex" xmlns:cx1="http://schemas.microsoft.com/office/drawing/2015/9/8/chartex" xmlns:cx2="http://schemas.microsoft.com/office/drawing/2015/10/21/chartex" xmlns:cx3="http://schemas.microsoft.com/office/drawing/2016/5/9/chartex" xmlns:cx4="http://schemas.microsoft.com/office/drawing/2016/5/10/chartex" xmlns:cx5="http://schemas.microsoft.com/office/drawing/2016/5/11/chartex" xmlns:cx6="http://schemas.microsoft.com/office/drawing/2016/5/12/chartex" xmlns:cx7="http://schemas.microsoft.com/office/drawing/2016/5/13/chartex" xmlns:cx8="http://schemas.microsoft.com/office/drawing/2016/5/14/chartex" xmlns:mc="http://schemas.openxmlformats.org/markup-compatibility/2006" xmlns:aink="http://schemas.microsoft.com/office/drawing/2016/ink" xmlns:am3d="http://schemas.microsoft.com/office/drawing/2017/model3d" xmlns:o="urn:schemas-microsoft-com:office:office" xmlns:oel="http://schemas.microsoft.com/office/2019/extlst" xmlns:r="http://schemas.openxmlformats.org/officeDocument/2006/relationships" xmlns:m="http://schemas.openxmlformats.org/officeDocument/2006/math" xmlns:v="urn:schemas-microsoft-com:vml" xmlns:wp14="http://schemas.microsoft.com/office/word/2010/wordprocessingDrawing" xmlns:wp="http://schemas.openxmlformats.org/drawingml/2006/wordprocessingDrawing" xmlns:w10="urn:schemas-microsoft-com:office:word" xmlns:w="http://schemas.openxmlformats.org/wordprocessingml/2006/main" xmlns:w14="http://schemas.microsoft.com/office/word/2010/wordml" xmlns:w15="http://schemas.microsoft.com/office/word/2012/wordml" xmlns:w16cex="http://schemas.microsoft.com/office/word/2018/wordml/cex" xmlns:w16cid="http://schemas.microsoft.com/office/word/2016/wordml/cid" xmlns:w16="http://schemas.microsoft.com/office/word/2018/wordml" xmlns:w16du="http://schemas.microsoft.com/office/word/2023/wordml/word16du" xmlns:w16sdtdh="http://schemas.microsoft.com/office/word/2020/wordml/sdtdatahash" xmlns:w16sdtfl="http://schemas.microsoft.com/office/word/2024/wordml/sdtformatlock" xmlns:w16se="http://schemas.microsoft.com/office/word/2015/wordml/symex" xmlns:wpg="http://schemas.microsoft.com/office/word/2010/wordprocessingGroup" xmlns:wpi="http://schemas.microsoft.com/office/word/2010/wordprocessingInk" xmlns:wne="http://schemas.microsoft.com/office/word/2006/wordml" xmlns:wps="http://schemas.microsoft.com/office/word/2010/wordprocessingShape" mc:Ignorable="w14 w15 w16se w16cid w16 w16cex w16sdtdh w16sdtfl w16du wp14">
+<w:numbering xmlns:wpc="http://schemas.microsoft.com/office/word/2010/wordprocessingCanvas" xmlns:cx="http://schemas.microsoft.com/office/drawing/2014/chartex" xmlns:cx1="http://schemas.microsoft.com/office/drawing/2015/9/8/chartex" xmlns:cx2="http://schemas.microsoft.com/office/drawing/2015/10/21/chartex" xmlns:cx3="http://schemas.microsoft.com/office/drawing/2016/5/9/chartex" xmlns:cx4="http://schemas.microsoft.com/office/drawing/2016/5/10/chartex" xmlns:cx5="http://schemas.microsoft.com/office/drawing/2016/5/11/chartex" xmlns:cx6="http://schemas.microsoft.com/office/drawing/2016/5/12/chartex" xmlns:cx7="http://schemas.microsoft.com/office/drawing/2016/5/13/chartex" xmlns:cx8="http://schemas.microsoft.com/office/drawing/2016/5/14/chartex" xmlns:mc="http://schemas.openxmlformats.org/markup-compatibility/2006" xmlns:m="http://schemas.openxmlformats.org/officeDocument/2006/math" xmlns:aink="http://schemas.microsoft.com/office/drawing/2016/ink" xmlns:am3d="http://schemas.microsoft.com/office/drawing/2017/model3d" xmlns:oel="http://schemas.microsoft.com/office/2019/extlst" xmlns:r="http://schemas.openxmlformats.org/officeDocument/2006/relationships" xmlns:wp14="http://schemas.microsoft.com/office/word/2010/wordprocessingDrawing" xmlns:wp="http://schemas.openxmlformats.org/drawingml/2006/wordprocessingDrawing" xmlns:wpg="http://schemas.microsoft.com/office/word/2010/wordprocessingGroup" xmlns:wpi="http://schemas.microsoft.com/office/word/2010/wordprocessingInk" xmlns:wps="http://schemas.microsoft.com/office/word/2010/wordprocessingShape" xmlns:o="urn:schemas-microsoft-com:office:office" xmlns:v="urn:schemas-microsoft-com:vml" xmlns:w10="urn:schemas-microsoft-com:office:word" xmlns:w="http://schemas.openxmlformats.org/wordprocessingml/2006/main" xmlns:w14="http://schemas.microsoft.com/office/word/2010/wordml" xmlns:w15="http://schemas.microsoft.com/office/word/2012/wordml" xmlns:w16cex="http://schemas.microsoft.com/office/word/2018/wordml/cex" xmlns:w16cid="http://schemas.microsoft.com/office/word/2016/wordml/cid" xmlns:w16="http://schemas.microsoft.com/office/word/2018/wordml" xmlns:w16sdtdh="http://schemas.microsoft.com/office/word/2020/wordml/sdtdatahash" xmlns:w16sdtfl="http://schemas.microsoft.com/office/word/2024/wordml/sdtformatlock" xmlns:w16se="http://schemas.microsoft.com/office/word/2015/wordml/symex" xmlns:w16du="http://schemas.microsoft.com/office/word/2023/wordml/word16du" xmlns:wne="http://schemas.microsoft.com/office/word/2006/wordml" mc:Ignorable="w14 w15 w16se w16cid w16 w16cex w16sdtdh w16sdtfl w16du wp14">
   <w:abstractNum w:abstractNumId="0" w15:restartNumberingAfterBreak="0">
     <w:nsid w:val="FFFFFF89"/>
     <w:multiLevelType w:val="singleLevel"/>
@@ -12927,7 +12870,7 @@
 </file>
 
 <file path=word/styles.xml><?xml version="1.0" encoding="utf-8"?>
-<w:styles xmlns:mc="http://schemas.openxmlformats.org/markup-compatibility/2006" xmlns:r="http://schemas.openxmlformats.org/officeDocument/2006/relationships" xmlns:w="http://schemas.openxmlformats.org/wordprocessingml/2006/main" xmlns:w14="http://schemas.microsoft.com/office/word/2010/wordml" xmlns:w15="http://schemas.microsoft.com/office/word/2012/wordml" xmlns:w16cex="http://schemas.microsoft.com/office/word/2018/wordml/cex" xmlns:w16cid="http://schemas.microsoft.com/office/word/2016/wordml/cid" xmlns:w16="http://schemas.microsoft.com/office/word/2018/wordml" xmlns:w16du="http://schemas.microsoft.com/office/word/2023/wordml/word16du" xmlns:w16sdtdh="http://schemas.microsoft.com/office/word/2020/wordml/sdtdatahash" xmlns:w16sdtfl="http://schemas.microsoft.com/office/word/2024/wordml/sdtformatlock" xmlns:w16se="http://schemas.microsoft.com/office/word/2015/wordml/symex" mc:Ignorable="w14 w15 w16se w16cid w16 w16cex w16sdtdh w16sdtfl w16du">
+<w:styles xmlns:mc="http://schemas.openxmlformats.org/markup-compatibility/2006" xmlns:r="http://schemas.openxmlformats.org/officeDocument/2006/relationships" xmlns:w="http://schemas.openxmlformats.org/wordprocessingml/2006/main" xmlns:w14="http://schemas.microsoft.com/office/word/2010/wordml" xmlns:w15="http://schemas.microsoft.com/office/word/2012/wordml" xmlns:w16cex="http://schemas.microsoft.com/office/word/2018/wordml/cex" xmlns:w16cid="http://schemas.microsoft.com/office/word/2016/wordml/cid" xmlns:w16="http://schemas.microsoft.com/office/word/2018/wordml" xmlns:w16sdtdh="http://schemas.microsoft.com/office/word/2020/wordml/sdtdatahash" xmlns:w16sdtfl="http://schemas.microsoft.com/office/word/2024/wordml/sdtformatlock" xmlns:w16se="http://schemas.microsoft.com/office/word/2015/wordml/symex" xmlns:w16du="http://schemas.microsoft.com/office/word/2023/wordml/word16du" mc:Ignorable="w14 w15 w16se w16cid w16 w16cex w16sdtdh w16sdtfl w16du">
   <w:docDefaults>
     <w:rPrDefault>
       <w:rPr>
@@ -14909,7 +14852,14 @@
 </file>
 
 <file path=customXml/item2.xml><?xml version="1.0" encoding="utf-8"?>
-<b:Sources xmlns:b="http://schemas.openxmlformats.org/officeDocument/2006/bibliography" xmlns="http://schemas.openxmlformats.org/officeDocument/2006/bibliography" SelectedStyle="\APASixthEditionOfficeOnline.xsl" StyleName="APA" Version="6"/>
+<p:properties xmlns:p="http://schemas.microsoft.com/office/2006/metadata/properties" xmlns:xsi="http://www.w3.org/2001/XMLSchema-instance" xmlns:pc="http://schemas.microsoft.com/office/infopath/2007/PartnerControls">
+  <documentManagement>
+    <TaxCatchAll xmlns="67a0edcd-0de5-43ed-8c27-e32f38a00c91" xsi:nil="true"/>
+    <lcf76f155ced4ddcb4097134ff3c332f xmlns="42760c81-fd8e-4d59-8953-7cdb9f38b14f">
+      <Terms xmlns="http://schemas.microsoft.com/office/infopath/2007/PartnerControls"/>
+    </lcf76f155ced4ddcb4097134ff3c332f>
+  </documentManagement>
+</p:properties>
 </file>
 
 <file path=customXml/item3.xml><?xml version="1.0" encoding="utf-8"?>
@@ -14922,24 +14872,35 @@
 </file>
 
 <file path=customXml/item4.xml><?xml version="1.0" encoding="utf-8"?>
-<p:properties xmlns:p="http://schemas.microsoft.com/office/2006/metadata/properties" xmlns:xsi="http://www.w3.org/2001/XMLSchema-instance" xmlns:pc="http://schemas.microsoft.com/office/infopath/2007/PartnerControls">
-  <documentManagement>
-    <TaxCatchAll xmlns="67a0edcd-0de5-43ed-8c27-e32f38a00c91" xsi:nil="true"/>
-    <lcf76f155ced4ddcb4097134ff3c332f xmlns="42760c81-fd8e-4d59-8953-7cdb9f38b14f">
-      <Terms xmlns="http://schemas.microsoft.com/office/infopath/2007/PartnerControls"/>
-    </lcf76f155ced4ddcb4097134ff3c332f>
-  </documentManagement>
-</p:properties>
+<b:Sources xmlns:b="http://schemas.openxmlformats.org/officeDocument/2006/bibliography" xmlns="http://schemas.openxmlformats.org/officeDocument/2006/bibliography" SelectedStyle="\APASixthEditionOfficeOnline.xsl" StyleName="APA" Version="6"/>
 </file>
 
 <file path=customXml/itemProps1.xml><?xml version="1.0" encoding="utf-8"?>
-<ds:datastoreItem xmlns:ds="http://schemas.openxmlformats.org/officeDocument/2006/customXml" ds:itemID="{7A385573-6CCE-47EF-8B25-9DE76ADC61C2}"/>
+<ds:datastoreItem xmlns:ds="http://schemas.openxmlformats.org/officeDocument/2006/customXml" ds:itemID="{7A385573-6CCE-47EF-8B25-9DE76ADC61C2}">
+  <ds:schemaRefs>
+    <ds:schemaRef ds:uri="http://schemas.microsoft.com/office/2006/metadata/contentType"/>
+    <ds:schemaRef ds:uri="http://schemas.microsoft.com/office/2006/metadata/properties/metaAttributes"/>
+    <ds:schemaRef ds:uri="http://www.w3.org/2001/XMLSchema"/>
+    <ds:schemaRef ds:uri="http://schemas.microsoft.com/office/2006/metadata/properties"/>
+    <ds:schemaRef ds:uri="42760c81-fd8e-4d59-8953-7cdb9f38b14f"/>
+    <ds:schemaRef ds:uri="67a0edcd-0de5-43ed-8c27-e32f38a00c91"/>
+    <ds:schemaRef ds:uri="http://schemas.microsoft.com/office/2006/documentManagement/types"/>
+    <ds:schemaRef ds:uri="http://schemas.microsoft.com/office/infopath/2007/PartnerControls"/>
+    <ds:schemaRef ds:uri="http://schemas.openxmlformats.org/package/2006/metadata/core-properties"/>
+    <ds:schemaRef ds:uri="http://purl.org/dc/elements/1.1/"/>
+    <ds:schemaRef ds:uri="http://purl.org/dc/terms/"/>
+    <ds:schemaRef ds:uri="http://schemas.microsoft.com/internal/obd"/>
+  </ds:schemaRefs>
+</ds:datastoreItem>
 </file>
 
 <file path=customXml/itemProps2.xml><?xml version="1.0" encoding="utf-8"?>
-<ds:datastoreItem xmlns:ds="http://schemas.openxmlformats.org/officeDocument/2006/customXml" ds:itemID="{EAE431FD-7059-4C09-804B-C9D69EB7B213}">
+<ds:datastoreItem xmlns:ds="http://schemas.openxmlformats.org/officeDocument/2006/customXml" ds:itemID="{1279454D-02BE-4A9C-A117-DCD1573E2608}">
   <ds:schemaRefs>
-    <ds:schemaRef ds:uri="http://schemas.openxmlformats.org/officeDocument/2006/bibliography"/>
+    <ds:schemaRef ds:uri="http://schemas.microsoft.com/office/2006/metadata/properties"/>
+    <ds:schemaRef ds:uri="http://schemas.microsoft.com/office/infopath/2007/PartnerControls"/>
+    <ds:schemaRef ds:uri="67a0edcd-0de5-43ed-8c27-e32f38a00c91"/>
+    <ds:schemaRef ds:uri="42760c81-fd8e-4d59-8953-7cdb9f38b14f"/>
   </ds:schemaRefs>
 </ds:datastoreItem>
 </file>
@@ -14953,12 +14914,9 @@
 </file>
 
 <file path=customXml/itemProps4.xml><?xml version="1.0" encoding="utf-8"?>
-<ds:datastoreItem xmlns:ds="http://schemas.openxmlformats.org/officeDocument/2006/customXml" ds:itemID="{1279454D-02BE-4A9C-A117-DCD1573E2608}">
+<ds:datastoreItem xmlns:ds="http://schemas.openxmlformats.org/officeDocument/2006/customXml" ds:itemID="{EAE431FD-7059-4C09-804B-C9D69EB7B213}">
   <ds:schemaRefs>
-    <ds:schemaRef ds:uri="http://schemas.microsoft.com/office/2006/metadata/properties"/>
-    <ds:schemaRef ds:uri="http://schemas.microsoft.com/office/infopath/2007/PartnerControls"/>
-    <ds:schemaRef ds:uri="67a0edcd-0de5-43ed-8c27-e32f38a00c91"/>
-    <ds:schemaRef ds:uri="42760c81-fd8e-4d59-8953-7cdb9f38b14f"/>
+    <ds:schemaRef ds:uri="http://schemas.openxmlformats.org/officeDocument/2006/bibliography"/>
   </ds:schemaRefs>
 </ds:datastoreItem>
 </file>
--- a/fuentes/08140000_CF01_CFA.docx
+++ b/fuentes/08140000_CF01_CFA.docx
@@ -1,6 +1,6 @@
 
 <file path=word/document.xml><?xml version="1.0" encoding="utf-8"?>
-<w:document xmlns:wpc="http://schemas.microsoft.com/office/word/2010/wordprocessingCanvas" xmlns:cx="http://schemas.microsoft.com/office/drawing/2014/chartex" xmlns:cx1="http://schemas.microsoft.com/office/drawing/2015/9/8/chartex" xmlns:cx2="http://schemas.microsoft.com/office/drawing/2015/10/21/chartex" xmlns:cx3="http://schemas.microsoft.com/office/drawing/2016/5/9/chartex" xmlns:cx4="http://schemas.microsoft.com/office/drawing/2016/5/10/chartex" xmlns:cx5="http://schemas.microsoft.com/office/drawing/2016/5/11/chartex" xmlns:cx6="http://schemas.microsoft.com/office/drawing/2016/5/12/chartex" xmlns:cx7="http://schemas.microsoft.com/office/drawing/2016/5/13/chartex" xmlns:cx8="http://schemas.microsoft.com/office/drawing/2016/5/14/chartex" xmlns:mc="http://schemas.openxmlformats.org/markup-compatibility/2006" xmlns:m="http://schemas.openxmlformats.org/officeDocument/2006/math" xmlns:aink="http://schemas.microsoft.com/office/drawing/2016/ink" xmlns:am3d="http://schemas.microsoft.com/office/drawing/2017/model3d" xmlns:oel="http://schemas.microsoft.com/office/2019/extlst" xmlns:r="http://schemas.openxmlformats.org/officeDocument/2006/relationships" xmlns:wp14="http://schemas.microsoft.com/office/word/2010/wordprocessingDrawing" xmlns:wp="http://schemas.openxmlformats.org/drawingml/2006/wordprocessingDrawing" xmlns:wpg="http://schemas.microsoft.com/office/word/2010/wordprocessingGroup" xmlns:wpi="http://schemas.microsoft.com/office/word/2010/wordprocessingInk" xmlns:wps="http://schemas.microsoft.com/office/word/2010/wordprocessingShape" xmlns:o="urn:schemas-microsoft-com:office:office" xmlns:v="urn:schemas-microsoft-com:vml" xmlns:w10="urn:schemas-microsoft-com:office:word" xmlns:w="http://schemas.openxmlformats.org/wordprocessingml/2006/main" xmlns:w14="http://schemas.microsoft.com/office/word/2010/wordml" xmlns:w15="http://schemas.microsoft.com/office/word/2012/wordml" xmlns:w16cex="http://schemas.microsoft.com/office/word/2018/wordml/cex" xmlns:w16cid="http://schemas.microsoft.com/office/word/2016/wordml/cid" xmlns:w16="http://schemas.microsoft.com/office/word/2018/wordml" xmlns:w16sdtdh="http://schemas.microsoft.com/office/word/2020/wordml/sdtdatahash" xmlns:w16sdtfl="http://schemas.microsoft.com/office/word/2024/wordml/sdtformatlock" xmlns:w16se="http://schemas.microsoft.com/office/word/2015/wordml/symex" xmlns:w16du="http://schemas.microsoft.com/office/word/2023/wordml/word16du" xmlns:wne="http://schemas.microsoft.com/office/word/2006/wordml" mc:Ignorable="w14 w15 w16se w16cid w16 w16cex w16sdtdh w16sdtfl w16du wp14">
+<w:document xmlns:wpc="http://schemas.microsoft.com/office/word/2010/wordprocessingCanvas" xmlns:cx="http://schemas.microsoft.com/office/drawing/2014/chartex" xmlns:cx1="http://schemas.microsoft.com/office/drawing/2015/9/8/chartex" xmlns:cx2="http://schemas.microsoft.com/office/drawing/2015/10/21/chartex" xmlns:cx3="http://schemas.microsoft.com/office/drawing/2016/5/9/chartex" xmlns:cx4="http://schemas.microsoft.com/office/drawing/2016/5/10/chartex" xmlns:cx5="http://schemas.microsoft.com/office/drawing/2016/5/11/chartex" xmlns:cx6="http://schemas.microsoft.com/office/drawing/2016/5/12/chartex" xmlns:cx7="http://schemas.microsoft.com/office/drawing/2016/5/13/chartex" xmlns:cx8="http://schemas.microsoft.com/office/drawing/2016/5/14/chartex" xmlns:mc="http://schemas.openxmlformats.org/markup-compatibility/2006" xmlns:aink="http://schemas.microsoft.com/office/drawing/2016/ink" xmlns:am3d="http://schemas.microsoft.com/office/drawing/2017/model3d" xmlns:o="urn:schemas-microsoft-com:office:office" xmlns:r="http://schemas.openxmlformats.org/officeDocument/2006/relationships" xmlns:m="http://schemas.openxmlformats.org/officeDocument/2006/math" xmlns:v="urn:schemas-microsoft-com:vml" xmlns:wp14="http://schemas.microsoft.com/office/word/2010/wordprocessingDrawing" xmlns:wp="http://schemas.openxmlformats.org/drawingml/2006/wordprocessingDrawing" xmlns:w10="urn:schemas-microsoft-com:office:word" xmlns:w="http://schemas.openxmlformats.org/wordprocessingml/2006/main" xmlns:w14="http://schemas.microsoft.com/office/word/2010/wordml" xmlns:w15="http://schemas.microsoft.com/office/word/2012/wordml" xmlns:w16cex="http://schemas.microsoft.com/office/word/2018/wordml/cex" xmlns:w16cid="http://schemas.microsoft.com/office/word/2016/wordml/cid" xmlns:w16="http://schemas.microsoft.com/office/word/2018/wordml" xmlns:w16sdtdh="http://schemas.microsoft.com/office/word/2020/wordml/sdtdatahash" xmlns:w16se="http://schemas.microsoft.com/office/word/2015/wordml/symex" xmlns:wpg="http://schemas.microsoft.com/office/word/2010/wordprocessingGroup" xmlns:wpi="http://schemas.microsoft.com/office/word/2010/wordprocessingInk" xmlns:wne="http://schemas.microsoft.com/office/word/2006/wordml" xmlns:wps="http://schemas.microsoft.com/office/word/2010/wordprocessingShape" mc:Ignorable="w14 w15 w16se w16cid w16 w16cex w16sdtdh wp14">
   <w:body>
     <w:p>
       <w:pPr>
@@ -205,7 +205,7 @@
               </wp:anchor>
             </w:drawing>
           </mc:Choice>
-          <mc:Fallback xmlns:w16cei="http://schemas.microsoft.com/office/word/2026/wordml/cei">
+          <mc:Fallback xmlns:w16cei="http://schemas.microsoft.com/office/word/2026/wordml/cei" xmlns:w16sdtfl="http://schemas.microsoft.com/office/word/2024/wordml/sdtformatlock" xmlns:w16du="http://schemas.microsoft.com/office/word/2023/wordml/word16du" xmlns:oel="http://schemas.microsoft.com/office/2019/extlst">
             <w:pict>
               <v:rect w14:anchorId="4C256C62" id="Rectángulo 3" o:spid="_x0000_s1026" alt="&quot;&quot;" style="position:absolute;margin-left:-55.95pt;margin-top:26.4pt;width:613.85pt;height:164.25pt;z-index:-251655168;visibility:visible;mso-wrap-style:square;mso-height-percent:0;mso-wrap-distance-left:9pt;mso-wrap-distance-top:0;mso-wrap-distance-right:9pt;mso-wrap-distance-bottom:0;mso-position-horizontal:absolute;mso-position-horizontal-relative:text;mso-position-vertical:absolute;mso-position-vertical-relative:text;mso-height-percent:0;mso-height-relative:margin;v-text-anchor:middle" o:gfxdata="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" fillcolor="#00314d" stroked="f" strokeweight="1pt"/>
             </w:pict>
@@ -318,7 +318,7 @@
                 <v:stroke joinstyle="miter"/>
                 <v:path gradientshapeok="t" o:connecttype="rect"/>
               </v:shapetype>
-              <v:shape id="Cuadro de texto 2" o:spid="_x0000_s1026" type="#_x0000_t202" alt="&quot;&quot;" style="position:absolute;left:0;text-align:left;margin-left:-25.2pt;margin-top:35.55pt;width:549pt;height:102.95pt;z-index:251663360;visibility:visible;mso-wrap-style:square;mso-width-percent:0;mso-height-percent:0;mso-wrap-distance-left:9pt;mso-wrap-distance-top:3.6pt;mso-wrap-distance-right:9pt;mso-wrap-distance-bottom:3.6pt;mso-position-horizontal:absolute;mso-position-horizontal-relative:margin;mso-position-vertical:absolute;mso-position-vertical-relative:text;mso-width-percent:0;mso-height-percent:0;mso-width-relative:margin;mso-height-relative:margin;v-text-anchor:top" o:gfxdata="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" filled="f" stroked="f">
+              <v:shape id="Cuadro de texto 2" o:spid="_x0000_s1026" type="#_x0000_t202" alt="&quot;&quot;" style="position:absolute;left:0;text-align:left;margin-left:-25.2pt;margin-top:35.55pt;width:549pt;height:102.95pt;z-index:251663360;visibility:visible;mso-wrap-style:square;mso-width-percent:0;mso-height-percent:0;mso-wrap-distance-left:9pt;mso-wrap-distance-top:3.6pt;mso-wrap-distance-right:9pt;mso-wrap-distance-bottom:3.6pt;mso-position-horizontal:absolute;mso-position-horizontal-relative:margin;mso-position-vertical:absolute;mso-position-vertical-relative:text;mso-width-percent:0;mso-height-percent:0;mso-width-relative:margin;mso-height-relative:margin;v-text-anchor:top" o:gfxdata="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" filled="f" stroked="f">
                 <v:textbox>
                   <w:txbxContent>
                     <w:p>
@@ -527,6 +527,7 @@
           <w:docPartUnique/>
         </w:docPartObj>
       </w:sdtPr>
+      <w:sdtEndPr/>
       <w:sdtContent>
         <w:p>
           <w:pPr>
@@ -548,9 +549,10 @@
             <w:rPr>
               <w:rFonts w:eastAsiaTheme="minorEastAsia"/>
               <w:noProof/>
-              <w:sz w:val="24"/>
-              <w:szCs w:val="24"/>
+              <w:kern w:val="0"/>
+              <w:sz w:val="22"/>
               <w:lang w:eastAsia="es-CO"/>
+              <w14:ligatures w14:val="none"/>
             </w:rPr>
           </w:pPr>
           <w:r>
@@ -562,7 +564,7 @@
           <w:r>
             <w:fldChar w:fldCharType="separate"/>
           </w:r>
-          <w:hyperlink w:anchor="_Toc241672797" w:history="1">
+          <w:hyperlink w:anchor="_Toc243410661" w:history="1">
             <w:r>
               <w:rPr>
                 <w:rStyle w:val="Hipervnculo"/>
@@ -589,7 +591,7 @@
                 <w:noProof/>
                 <w:webHidden/>
               </w:rPr>
-              <w:instrText xml:space="preserve"> PAGEREF _Toc241672797 \h </w:instrText>
+              <w:instrText xml:space="preserve"> PAGEREF _Toc243410661 \h </w:instrText>
             </w:r>
             <w:r>
               <w:rPr>
@@ -629,12 +631,13 @@
             <w:rPr>
               <w:rFonts w:eastAsiaTheme="minorEastAsia"/>
               <w:noProof/>
-              <w:sz w:val="24"/>
-              <w:szCs w:val="24"/>
+              <w:kern w:val="0"/>
+              <w:sz w:val="22"/>
               <w:lang w:eastAsia="es-CO"/>
+              <w14:ligatures w14:val="none"/>
             </w:rPr>
           </w:pPr>
-          <w:hyperlink w:anchor="_Toc241672798" w:history="1">
+          <w:hyperlink w:anchor="_Toc243410662" w:history="1">
             <w:r>
               <w:rPr>
                 <w:rStyle w:val="Hipervnculo"/>
@@ -661,7 +664,7 @@
                 <w:noProof/>
                 <w:webHidden/>
               </w:rPr>
-              <w:instrText xml:space="preserve"> PAGEREF _Toc241672798 \h </w:instrText>
+              <w:instrText xml:space="preserve"> PAGEREF _Toc243410662 \h </w:instrText>
             </w:r>
             <w:r>
               <w:rPr>
@@ -701,12 +704,13 @@
             <w:rPr>
               <w:rFonts w:eastAsiaTheme="minorEastAsia"/>
               <w:noProof/>
-              <w:sz w:val="24"/>
-              <w:szCs w:val="24"/>
+              <w:kern w:val="0"/>
+              <w:sz w:val="22"/>
               <w:lang w:eastAsia="es-CO"/>
+              <w14:ligatures w14:val="none"/>
             </w:rPr>
           </w:pPr>
-          <w:hyperlink w:anchor="_Toc241672799" w:history="1">
+          <w:hyperlink w:anchor="_Toc243410663" w:history="1">
             <w:r>
               <w:rPr>
                 <w:rStyle w:val="Hipervnculo"/>
@@ -733,7 +737,7 @@
                 <w:noProof/>
                 <w:webHidden/>
               </w:rPr>
-              <w:instrText xml:space="preserve"> PAGEREF _Toc241672799 \h </w:instrText>
+              <w:instrText xml:space="preserve"> PAGEREF _Toc243410663 \h </w:instrText>
             </w:r>
             <w:r>
               <w:rPr>
@@ -773,12 +777,13 @@
             <w:rPr>
               <w:rFonts w:eastAsiaTheme="minorEastAsia"/>
               <w:noProof/>
-              <w:sz w:val="24"/>
-              <w:szCs w:val="24"/>
+              <w:kern w:val="0"/>
+              <w:sz w:val="22"/>
               <w:lang w:eastAsia="es-CO"/>
+              <w14:ligatures w14:val="none"/>
             </w:rPr>
           </w:pPr>
-          <w:hyperlink w:anchor="_Toc241672800" w:history="1">
+          <w:hyperlink w:anchor="_Toc243410664" w:history="1">
             <w:r>
               <w:rPr>
                 <w:rStyle w:val="Hipervnculo"/>
@@ -793,7 +798,28 @@
                 <w:spacing w:val="20"/>
                 <w:lang w:val="en-US"/>
               </w:rPr>
-              <w:t xml:space="preserve"> Supply Chain Management</w:t>
+              <w:t xml:space="preserve"> </w:t>
+            </w:r>
+            <w:r>
+              <w:rPr>
+                <w:rStyle w:val="Extranjerismo"/>
+                <w:noProof/>
+              </w:rPr>
+              <w:t>Supply Chain Manageme</w:t>
+            </w:r>
+            <w:r>
+              <w:rPr>
+                <w:rStyle w:val="Extranjerismo"/>
+                <w:noProof/>
+              </w:rPr>
+              <w:t>n</w:t>
+            </w:r>
+            <w:r>
+              <w:rPr>
+                <w:rStyle w:val="Extranjerismo"/>
+                <w:noProof/>
+              </w:rPr>
+              <w:t>t</w:t>
             </w:r>
             <w:r>
               <w:rPr>
@@ -821,7 +847,7 @@
                 <w:noProof/>
                 <w:webHidden/>
               </w:rPr>
-              <w:instrText xml:space="preserve"> PAGEREF _Toc241672800 \h </w:instrText>
+              <w:instrText xml:space="preserve"> PAGEREF _Toc243410664 \h </w:instrText>
             </w:r>
             <w:r>
               <w:rPr>
@@ -861,12 +887,13 @@
             <w:rPr>
               <w:rFonts w:eastAsiaTheme="minorEastAsia"/>
               <w:noProof/>
-              <w:sz w:val="24"/>
-              <w:szCs w:val="24"/>
+              <w:kern w:val="0"/>
+              <w:sz w:val="22"/>
               <w:lang w:eastAsia="es-CO"/>
+              <w14:ligatures w14:val="none"/>
             </w:rPr>
           </w:pPr>
-          <w:hyperlink w:anchor="_Toc241672801" w:history="1">
+          <w:hyperlink w:anchor="_Toc243410665" w:history="1">
             <w:r>
               <w:rPr>
                 <w:rStyle w:val="Hipervnculo"/>
@@ -893,7 +920,7 @@
                 <w:noProof/>
                 <w:webHidden/>
               </w:rPr>
-              <w:instrText xml:space="preserve"> PAGEREF _Toc241672801 \h </w:instrText>
+              <w:instrText xml:space="preserve"> PAGEREF _Toc243410665 \h </w:instrText>
             </w:r>
             <w:r>
               <w:rPr>
@@ -933,12 +960,13 @@
             <w:rPr>
               <w:rFonts w:eastAsiaTheme="minorEastAsia"/>
               <w:noProof/>
-              <w:sz w:val="24"/>
-              <w:szCs w:val="24"/>
+              <w:kern w:val="0"/>
+              <w:sz w:val="22"/>
               <w:lang w:eastAsia="es-CO"/>
+              <w14:ligatures w14:val="none"/>
             </w:rPr>
           </w:pPr>
-          <w:hyperlink w:anchor="_Toc241672802" w:history="1">
+          <w:hyperlink w:anchor="_Toc243410666" w:history="1">
             <w:r>
               <w:rPr>
                 <w:rStyle w:val="Hipervnculo"/>
@@ -965,7 +993,7 @@
                 <w:noProof/>
                 <w:webHidden/>
               </w:rPr>
-              <w:instrText xml:space="preserve"> PAGEREF _Toc241672802 \h </w:instrText>
+              <w:instrText xml:space="preserve"> PAGEREF _Toc243410666 \h </w:instrText>
             </w:r>
             <w:r>
               <w:rPr>
@@ -1005,12 +1033,13 @@
             <w:rPr>
               <w:rFonts w:eastAsiaTheme="minorEastAsia"/>
               <w:noProof/>
-              <w:sz w:val="24"/>
-              <w:szCs w:val="24"/>
+              <w:kern w:val="0"/>
+              <w:sz w:val="22"/>
               <w:lang w:eastAsia="es-CO"/>
+              <w14:ligatures w14:val="none"/>
             </w:rPr>
           </w:pPr>
-          <w:hyperlink w:anchor="_Toc241672803" w:history="1">
+          <w:hyperlink w:anchor="_Toc243410667" w:history="1">
             <w:r>
               <w:rPr>
                 <w:rStyle w:val="Hipervnculo"/>
@@ -1037,7 +1066,7 @@
                 <w:noProof/>
                 <w:webHidden/>
               </w:rPr>
-              <w:instrText xml:space="preserve"> PAGEREF _Toc241672803 \h </w:instrText>
+              <w:instrText xml:space="preserve"> PAGEREF _Toc243410667 \h </w:instrText>
             </w:r>
             <w:r>
               <w:rPr>
@@ -1077,12 +1106,13 @@
             <w:rPr>
               <w:rFonts w:eastAsiaTheme="minorEastAsia"/>
               <w:noProof/>
-              <w:sz w:val="24"/>
-              <w:szCs w:val="24"/>
+              <w:kern w:val="0"/>
+              <w:sz w:val="22"/>
               <w:lang w:eastAsia="es-CO"/>
+              <w14:ligatures w14:val="none"/>
             </w:rPr>
           </w:pPr>
-          <w:hyperlink w:anchor="_Toc241672804" w:history="1">
+          <w:hyperlink w:anchor="_Toc243410668" w:history="1">
             <w:r>
               <w:rPr>
                 <w:rStyle w:val="Hipervnculo"/>
@@ -1109,7 +1139,7 @@
                 <w:noProof/>
                 <w:webHidden/>
               </w:rPr>
-              <w:instrText xml:space="preserve"> PAGEREF _Toc241672804 \h </w:instrText>
+              <w:instrText xml:space="preserve"> PAGEREF _Toc243410668 \h </w:instrText>
             </w:r>
             <w:r>
               <w:rPr>
@@ -1149,12 +1179,13 @@
             <w:rPr>
               <w:rFonts w:eastAsiaTheme="minorEastAsia"/>
               <w:noProof/>
-              <w:sz w:val="24"/>
-              <w:szCs w:val="24"/>
+              <w:kern w:val="0"/>
+              <w:sz w:val="22"/>
               <w:lang w:eastAsia="es-CO"/>
+              <w14:ligatures w14:val="none"/>
             </w:rPr>
           </w:pPr>
-          <w:hyperlink w:anchor="_Toc241672805" w:history="1">
+          <w:hyperlink w:anchor="_Toc243410669" w:history="1">
             <w:r>
               <w:rPr>
                 <w:rStyle w:val="Hipervnculo"/>
@@ -1181,7 +1212,7 @@
                 <w:noProof/>
                 <w:webHidden/>
               </w:rPr>
-              <w:instrText xml:space="preserve"> PAGEREF _Toc241672805 \h </w:instrText>
+              <w:instrText xml:space="preserve"> PAGEREF _Toc243410669 \h </w:instrText>
             </w:r>
             <w:r>
               <w:rPr>
@@ -1221,12 +1252,13 @@
             <w:rPr>
               <w:rFonts w:eastAsiaTheme="minorEastAsia"/>
               <w:noProof/>
-              <w:sz w:val="24"/>
-              <w:szCs w:val="24"/>
+              <w:kern w:val="0"/>
+              <w:sz w:val="22"/>
               <w:lang w:eastAsia="es-CO"/>
+              <w14:ligatures w14:val="none"/>
             </w:rPr>
           </w:pPr>
-          <w:hyperlink w:anchor="_Toc241672806" w:history="1">
+          <w:hyperlink w:anchor="_Toc243410670" w:history="1">
             <w:r>
               <w:rPr>
                 <w:rStyle w:val="Hipervnculo"/>
@@ -1236,17 +1268,14 @@
             </w:r>
             <w:r>
               <w:rPr>
+                <w:rStyle w:val="Extranjerismo"/>
+              </w:rPr>
+              <w:t>lead time</w:t>
+            </w:r>
+            <w:r>
+              <w:rPr>
                 <w:rStyle w:val="Hipervnculo"/>
                 <w:noProof/>
-                <w:spacing w:val="20"/>
-                <w:lang w:val="en-US"/>
-              </w:rPr>
-              <w:t>lead time</w:t>
-            </w:r>
-            <w:r>
-              <w:rPr>
-                <w:rStyle w:val="Hipervnculo"/>
-                <w:noProof/>
               </w:rPr>
               <w:t xml:space="preserve"> de pedido y entrega</w:t>
             </w:r>
@@ -1269,7 +1298,7 @@
                 <w:noProof/>
                 <w:webHidden/>
               </w:rPr>
-              <w:instrText xml:space="preserve"> PAGEREF _Toc241672806 \h </w:instrText>
+              <w:instrText xml:space="preserve"> PAGEREF _Toc243410670 \h </w:instrText>
             </w:r>
             <w:r>
               <w:rPr>
@@ -1309,12 +1338,13 @@
             <w:rPr>
               <w:rFonts w:eastAsiaTheme="minorEastAsia"/>
               <w:noProof/>
-              <w:sz w:val="24"/>
-              <w:szCs w:val="24"/>
+              <w:kern w:val="0"/>
+              <w:sz w:val="22"/>
               <w:lang w:eastAsia="es-CO"/>
+              <w14:ligatures w14:val="none"/>
             </w:rPr>
           </w:pPr>
-          <w:hyperlink w:anchor="_Toc241672807" w:history="1">
+          <w:hyperlink w:anchor="_Toc243410671" w:history="1">
             <w:r>
               <w:rPr>
                 <w:rStyle w:val="Hipervnculo"/>
@@ -1341,7 +1371,7 @@
                 <w:noProof/>
                 <w:webHidden/>
               </w:rPr>
-              <w:instrText xml:space="preserve"> PAGEREF _Toc241672807 \h </w:instrText>
+              <w:instrText xml:space="preserve"> PAGEREF _Toc243410671 \h </w:instrText>
             </w:r>
             <w:r>
               <w:rPr>
@@ -1381,12 +1411,13 @@
             <w:rPr>
               <w:rFonts w:eastAsiaTheme="minorEastAsia"/>
               <w:noProof/>
-              <w:sz w:val="24"/>
-              <w:szCs w:val="24"/>
+              <w:kern w:val="0"/>
+              <w:sz w:val="22"/>
               <w:lang w:eastAsia="es-CO"/>
+              <w14:ligatures w14:val="none"/>
             </w:rPr>
           </w:pPr>
-          <w:hyperlink w:anchor="_Toc241672808" w:history="1">
+          <w:hyperlink w:anchor="_Toc243410672" w:history="1">
             <w:r>
               <w:rPr>
                 <w:rStyle w:val="Hipervnculo"/>
@@ -1413,7 +1444,7 @@
                 <w:noProof/>
                 <w:webHidden/>
               </w:rPr>
-              <w:instrText xml:space="preserve"> PAGEREF _Toc241672808 \h </w:instrText>
+              <w:instrText xml:space="preserve"> PAGEREF _Toc243410672 \h </w:instrText>
             </w:r>
             <w:r>
               <w:rPr>
@@ -1453,18 +1484,26 @@
             <w:rPr>
               <w:rFonts w:eastAsiaTheme="minorEastAsia"/>
               <w:noProof/>
-              <w:sz w:val="24"/>
-              <w:szCs w:val="24"/>
+              <w:kern w:val="0"/>
+              <w:sz w:val="22"/>
               <w:lang w:eastAsia="es-CO"/>
+              <w14:ligatures w14:val="none"/>
             </w:rPr>
           </w:pPr>
-          <w:hyperlink w:anchor="_Toc241672809" w:history="1">
+          <w:hyperlink w:anchor="_Toc243410673" w:history="1">
             <w:r>
               <w:rPr>
                 <w:rStyle w:val="Hipervnculo"/>
                 <w:noProof/>
               </w:rPr>
               <w:t xml:space="preserve">4.2. Distribución, DRP, </w:t>
+            </w:r>
+            <w:r>
+              <w:rPr>
+                <w:rStyle w:val="Extranjerismo"/>
+                <w:noProof/>
+              </w:rPr>
+              <w:t>marketing</w:t>
             </w:r>
             <w:r>
               <w:rPr>
@@ -1473,7 +1512,7 @@
                 <w:spacing w:val="20"/>
                 <w:lang w:val="en-US"/>
               </w:rPr>
-              <w:t xml:space="preserve">marketing </w:t>
+              <w:t xml:space="preserve"> </w:t>
             </w:r>
             <w:r>
               <w:rPr>
@@ -1501,7 +1540,7 @@
                 <w:noProof/>
                 <w:webHidden/>
               </w:rPr>
-              <w:instrText xml:space="preserve"> PAGEREF _Toc241672809 \h </w:instrText>
+              <w:instrText xml:space="preserve"> PAGEREF _Toc243410673 \h </w:instrText>
             </w:r>
             <w:r>
               <w:rPr>
@@ -1541,18 +1580,33 @@
             <w:rPr>
               <w:rFonts w:eastAsiaTheme="minorEastAsia"/>
               <w:noProof/>
-              <w:sz w:val="24"/>
-              <w:szCs w:val="24"/>
+              <w:kern w:val="0"/>
+              <w:sz w:val="22"/>
               <w:lang w:eastAsia="es-CO"/>
+              <w14:ligatures w14:val="none"/>
             </w:rPr>
           </w:pPr>
-          <w:hyperlink w:anchor="_Toc241672810" w:history="1">
+          <w:hyperlink w:anchor="_Toc243410674" w:history="1">
             <w:r>
               <w:rPr>
                 <w:rStyle w:val="Hipervnculo"/>
                 <w:noProof/>
               </w:rPr>
-              <w:t>5. Almacenamiento e inventarios</w:t>
+              <w:t>5. Almacenamiento e inven</w:t>
+            </w:r>
+            <w:r>
+              <w:rPr>
+                <w:rStyle w:val="Hipervnculo"/>
+                <w:noProof/>
+              </w:rPr>
+              <w:t>t</w:t>
+            </w:r>
+            <w:r>
+              <w:rPr>
+                <w:rStyle w:val="Hipervnculo"/>
+                <w:noProof/>
+              </w:rPr>
+              <w:t>arios</w:t>
             </w:r>
             <w:r>
               <w:rPr>
@@ -1573,7 +1627,7 @@
                 <w:noProof/>
                 <w:webHidden/>
               </w:rPr>
-              <w:instrText xml:space="preserve"> PAGEREF _Toc241672810 \h </w:instrText>
+              <w:instrText xml:space="preserve"> PAGEREF _Toc243410674 \h </w:instrText>
             </w:r>
             <w:r>
               <w:rPr>
@@ -1613,12 +1667,13 @@
             <w:rPr>
               <w:rFonts w:eastAsiaTheme="minorEastAsia"/>
               <w:noProof/>
-              <w:sz w:val="24"/>
-              <w:szCs w:val="24"/>
+              <w:kern w:val="0"/>
+              <w:sz w:val="22"/>
               <w:lang w:eastAsia="es-CO"/>
+              <w14:ligatures w14:val="none"/>
             </w:rPr>
           </w:pPr>
-          <w:hyperlink w:anchor="_Toc241672811" w:history="1">
+          <w:hyperlink w:anchor="_Toc243410675" w:history="1">
             <w:r>
               <w:rPr>
                 <w:rStyle w:val="Hipervnculo"/>
@@ -1645,7 +1700,7 @@
                 <w:noProof/>
                 <w:webHidden/>
               </w:rPr>
-              <w:instrText xml:space="preserve"> PAGEREF _Toc241672811 \h </w:instrText>
+              <w:instrText xml:space="preserve"> PAGEREF _Toc243410675 \h </w:instrText>
             </w:r>
             <w:r>
               <w:rPr>
@@ -1685,12 +1740,13 @@
             <w:rPr>
               <w:rFonts w:eastAsiaTheme="minorEastAsia"/>
               <w:noProof/>
-              <w:sz w:val="24"/>
-              <w:szCs w:val="24"/>
+              <w:kern w:val="0"/>
+              <w:sz w:val="22"/>
               <w:lang w:eastAsia="es-CO"/>
+              <w14:ligatures w14:val="none"/>
             </w:rPr>
           </w:pPr>
-          <w:hyperlink w:anchor="_Toc241672812" w:history="1">
+          <w:hyperlink w:anchor="_Toc243410676" w:history="1">
             <w:r>
               <w:rPr>
                 <w:rStyle w:val="Hipervnculo"/>
@@ -1717,7 +1773,7 @@
                 <w:noProof/>
                 <w:webHidden/>
               </w:rPr>
-              <w:instrText xml:space="preserve"> PAGEREF _Toc241672812 \h </w:instrText>
+              <w:instrText xml:space="preserve"> PAGEREF _Toc243410676 \h </w:instrText>
             </w:r>
             <w:r>
               <w:rPr>
@@ -1757,12 +1813,13 @@
             <w:rPr>
               <w:rFonts w:eastAsiaTheme="minorEastAsia"/>
               <w:noProof/>
-              <w:sz w:val="24"/>
-              <w:szCs w:val="24"/>
+              <w:kern w:val="0"/>
+              <w:sz w:val="22"/>
               <w:lang w:eastAsia="es-CO"/>
+              <w14:ligatures w14:val="none"/>
             </w:rPr>
           </w:pPr>
-          <w:hyperlink w:anchor="_Toc241672813" w:history="1">
+          <w:hyperlink w:anchor="_Toc243410677" w:history="1">
             <w:r>
               <w:rPr>
                 <w:rStyle w:val="Hipervnculo"/>
@@ -1789,7 +1846,7 @@
                 <w:noProof/>
                 <w:webHidden/>
               </w:rPr>
-              <w:instrText xml:space="preserve"> PAGEREF _Toc241672813 \h </w:instrText>
+              <w:instrText xml:space="preserve"> PAGEREF _Toc243410677 \h </w:instrText>
             </w:r>
             <w:r>
               <w:rPr>
@@ -1829,12 +1886,13 @@
             <w:rPr>
               <w:rFonts w:eastAsiaTheme="minorEastAsia"/>
               <w:noProof/>
-              <w:sz w:val="24"/>
-              <w:szCs w:val="24"/>
+              <w:kern w:val="0"/>
+              <w:sz w:val="22"/>
               <w:lang w:eastAsia="es-CO"/>
+              <w14:ligatures w14:val="none"/>
             </w:rPr>
           </w:pPr>
-          <w:hyperlink w:anchor="_Toc241672814" w:history="1">
+          <w:hyperlink w:anchor="_Toc243410678" w:history="1">
             <w:r>
               <w:rPr>
                 <w:rStyle w:val="Hipervnculo"/>
@@ -1861,7 +1919,7 @@
                 <w:noProof/>
                 <w:webHidden/>
               </w:rPr>
-              <w:instrText xml:space="preserve"> PAGEREF _Toc241672814 \h </w:instrText>
+              <w:instrText xml:space="preserve"> PAGEREF _Toc243410678 \h </w:instrText>
             </w:r>
             <w:r>
               <w:rPr>
@@ -1901,12 +1959,13 @@
             <w:rPr>
               <w:rFonts w:eastAsiaTheme="minorEastAsia"/>
               <w:noProof/>
-              <w:sz w:val="24"/>
-              <w:szCs w:val="24"/>
+              <w:kern w:val="0"/>
+              <w:sz w:val="22"/>
               <w:lang w:eastAsia="es-CO"/>
+              <w14:ligatures w14:val="none"/>
             </w:rPr>
           </w:pPr>
-          <w:hyperlink w:anchor="_Toc241672815" w:history="1">
+          <w:hyperlink w:anchor="_Toc243410679" w:history="1">
             <w:r>
               <w:rPr>
                 <w:rStyle w:val="Hipervnculo"/>
@@ -1933,7 +1992,7 @@
                 <w:noProof/>
                 <w:webHidden/>
               </w:rPr>
-              <w:instrText xml:space="preserve"> PAGEREF _Toc241672815 \h </w:instrText>
+              <w:instrText xml:space="preserve"> PAGEREF _Toc243410679 \h </w:instrText>
             </w:r>
             <w:r>
               <w:rPr>
@@ -1973,12 +2032,13 @@
             <w:rPr>
               <w:rFonts w:eastAsiaTheme="minorEastAsia"/>
               <w:noProof/>
-              <w:sz w:val="24"/>
-              <w:szCs w:val="24"/>
+              <w:kern w:val="0"/>
+              <w:sz w:val="22"/>
               <w:lang w:eastAsia="es-CO"/>
+              <w14:ligatures w14:val="none"/>
             </w:rPr>
           </w:pPr>
-          <w:hyperlink w:anchor="_Toc241672816" w:history="1">
+          <w:hyperlink w:anchor="_Toc243410680" w:history="1">
             <w:r>
               <w:rPr>
                 <w:rStyle w:val="Hipervnculo"/>
@@ -2005,7 +2065,7 @@
                 <w:noProof/>
                 <w:webHidden/>
               </w:rPr>
-              <w:instrText xml:space="preserve"> PAGEREF _Toc241672816 \h </w:instrText>
+              <w:instrText xml:space="preserve"> PAGEREF _Toc243410680 \h </w:instrText>
             </w:r>
             <w:r>
               <w:rPr>
@@ -2045,12 +2105,13 @@
             <w:rPr>
               <w:rFonts w:eastAsiaTheme="minorEastAsia"/>
               <w:noProof/>
-              <w:sz w:val="24"/>
-              <w:szCs w:val="24"/>
+              <w:kern w:val="0"/>
+              <w:sz w:val="22"/>
               <w:lang w:eastAsia="es-CO"/>
+              <w14:ligatures w14:val="none"/>
             </w:rPr>
           </w:pPr>
-          <w:hyperlink w:anchor="_Toc241672817" w:history="1">
+          <w:hyperlink w:anchor="_Toc243410681" w:history="1">
             <w:r>
               <w:rPr>
                 <w:rStyle w:val="Hipervnculo"/>
@@ -2077,7 +2138,7 @@
                 <w:noProof/>
                 <w:webHidden/>
               </w:rPr>
-              <w:instrText xml:space="preserve"> PAGEREF _Toc241672817 \h </w:instrText>
+              <w:instrText xml:space="preserve"> PAGEREF _Toc243410681 \h </w:instrText>
             </w:r>
             <w:r>
               <w:rPr>
@@ -2117,12 +2178,13 @@
             <w:rPr>
               <w:rFonts w:eastAsiaTheme="minorEastAsia"/>
               <w:noProof/>
-              <w:sz w:val="24"/>
-              <w:szCs w:val="24"/>
+              <w:kern w:val="0"/>
+              <w:sz w:val="22"/>
               <w:lang w:eastAsia="es-CO"/>
+              <w14:ligatures w14:val="none"/>
             </w:rPr>
           </w:pPr>
-          <w:hyperlink w:anchor="_Toc241672818" w:history="1">
+          <w:hyperlink w:anchor="_Toc243410682" w:history="1">
             <w:r>
               <w:rPr>
                 <w:rStyle w:val="Hipervnculo"/>
@@ -2149,7 +2211,7 @@
                 <w:noProof/>
                 <w:webHidden/>
               </w:rPr>
-              <w:instrText xml:space="preserve"> PAGEREF _Toc241672818 \h </w:instrText>
+              <w:instrText xml:space="preserve"> PAGEREF _Toc243410682 \h </w:instrText>
             </w:r>
             <w:r>
               <w:rPr>
@@ -2189,12 +2251,13 @@
             <w:rPr>
               <w:rFonts w:eastAsiaTheme="minorEastAsia"/>
               <w:noProof/>
-              <w:sz w:val="24"/>
-              <w:szCs w:val="24"/>
+              <w:kern w:val="0"/>
+              <w:sz w:val="22"/>
               <w:lang w:eastAsia="es-CO"/>
+              <w14:ligatures w14:val="none"/>
             </w:rPr>
           </w:pPr>
-          <w:hyperlink w:anchor="_Toc241672819" w:history="1">
+          <w:hyperlink w:anchor="_Toc243410683" w:history="1">
             <w:r>
               <w:rPr>
                 <w:rStyle w:val="Hipervnculo"/>
@@ -2221,7 +2284,7 @@
                 <w:noProof/>
                 <w:webHidden/>
               </w:rPr>
-              <w:instrText xml:space="preserve"> PAGEREF _Toc241672819 \h </w:instrText>
+              <w:instrText xml:space="preserve"> PAGEREF _Toc243410683 \h </w:instrText>
             </w:r>
             <w:r>
               <w:rPr>
@@ -2269,7 +2332,7 @@
       <w:pPr>
         <w:pStyle w:val="Titulosgenerales"/>
       </w:pPr>
-      <w:bookmarkStart w:id="0" w:name="_Toc241672797"/>
+      <w:bookmarkStart w:id="0" w:name="_Toc243410661"/>
       <w:r>
         <w:lastRenderedPageBreak/>
         <w:t>Introducción</w:t>
@@ -2299,7 +2362,7 @@
       <w:pPr>
         <w:pStyle w:val="Ttulo1"/>
       </w:pPr>
-      <w:bookmarkStart w:id="1" w:name="_Toc241672798"/>
+      <w:bookmarkStart w:id="1" w:name="_Toc243410662"/>
       <w:r>
         <w:lastRenderedPageBreak/>
         <w:t>Redes de suministro y cadena de suministro</w:t>
@@ -2315,7 +2378,7 @@
       <w:pPr>
         <w:pStyle w:val="Ttulo2"/>
       </w:pPr>
-      <w:bookmarkStart w:id="2" w:name="_Toc241672799"/>
+      <w:bookmarkStart w:id="2" w:name="_Toc243410663"/>
       <w:r>
         <w:t>Concepto, nodos, y flujos logísticos</w:t>
       </w:r>
@@ -2983,7 +3046,12 @@
         <w:t>Ejemplo empresarial</w:t>
       </w:r>
       <w:r>
-        <w:t>. E</w:t>
+        <w:t>:</w:t>
+      </w:r>
+    </w:p>
+    <w:p>
+      <w:r>
+        <w:t>E</w:t>
       </w:r>
       <w:r>
         <w:t>n Grupo Nutresa, la red de suministro integra proveedores de materias primas e insumos, plantas de producción, centros de distribución, canales comerciales y puntos de venta. En esta operación, los proveedores, plantas, bodegas y distribuidores funcionan como nodos; mientras que las relaciones de abastecimiento, transformación, almacenamiento, transporte y entrega constituyen los eslabones de la cadena. A su vez, entre estos actores circulan flujos físicos de mercancías, flujos de información asociados a pedidos e inventarios, y flujos financieros relacionados con pagos y facturación.</w:t>
@@ -2993,7 +3061,7 @@
       <w:pPr>
         <w:pStyle w:val="Ttulo2"/>
       </w:pPr>
-      <w:bookmarkStart w:id="3" w:name="_Toc241672800"/>
+      <w:bookmarkStart w:id="3" w:name="_Toc243410664"/>
       <w:r>
         <w:rPr>
           <w:rStyle w:val="Extranjerismo"/>
@@ -3016,11 +3084,11 @@
         <w:t>Supply Chain Management</w:t>
       </w:r>
       <w:r>
-        <w:t xml:space="preserve"> (SCM) o gestión de la cadena de suministro es el enfoque estratégico orientado a planificar, coordinar, ejecutar y controlar de manera integral los procesos que intervienen en el flujo de bienes, servicios, información y recursos financieros a lo largo de la red de suministro. Su propósito es sincronizar las </w:t>
+        <w:t xml:space="preserve"> (SCM) o gestión de la cadena de suministro es el enfoque estratégico orientado a planificar, coordinar, ejecutar y controlar de manera integral los procesos que intervienen en el flujo de bienes, servicios, información y </w:t>
       </w:r>
       <w:r>
         <w:lastRenderedPageBreak/>
-        <w:t>actividades logísticas y operativas para responder a la demanda, optimizar recursos, reducir costos y generar valor para el cliente final.</w:t>
+        <w:t>recursos financieros a lo largo de la red de suministro. Su propósito es sincronizar las actividades logísticas y operativas para responder a la demanda, optimizar recursos, reducir costos y generar valor para el cliente final.</w:t>
       </w:r>
     </w:p>
     <w:p>
@@ -3420,7 +3488,15 @@
         <w:t>Ejemplo empresarial</w:t>
       </w:r>
       <w:r>
-        <w:t xml:space="preserve">: en Alkosto, la gestión de la cadena de suministro exige coordinar compras con múltiples proveedores, recibir mercancías en centros de distribución o tiendas, controlar inventarios, programar transporte y atender tanto el canal físico como el comercio electrónico. </w:t>
+        <w:t xml:space="preserve">: </w:t>
+      </w:r>
+    </w:p>
+    <w:p>
+      <w:r>
+        <w:t>E</w:t>
+      </w:r>
+      <w:r>
+        <w:t xml:space="preserve">n Alkosto, la gestión de la cadena de suministro exige coordinar compras con múltiples proveedores, recibir mercancías en centros de distribución o tiendas, controlar inventarios, programar transporte y atender tanto el canal físico como el comercio electrónico. </w:t>
       </w:r>
     </w:p>
     <w:p>
@@ -3452,6 +3528,12 @@
       </w:r>
     </w:p>
     <w:p>
+      <w:pPr>
+        <w:rPr>
+          <w:b/>
+          <w:bCs/>
+        </w:rPr>
+      </w:pPr>
       <w:hyperlink r:id="rId12" w:history="1">
         <w:r>
           <w:rPr>
@@ -3460,16 +3542,6 @@
           <w:t>https://www.youtube.com/watch?v=Y2PmCXeKe2U</w:t>
         </w:r>
       </w:hyperlink>
-    </w:p>
-    <w:p>
-      <w:pPr>
-        <w:spacing w:before="0" w:after="160" w:line="259" w:lineRule="auto"/>
-        <w:ind w:firstLine="0"/>
-        <w:rPr>
-          <w:b/>
-          <w:bCs/>
-        </w:rPr>
-      </w:pPr>
       <w:r>
         <w:rPr>
           <w:b/>
@@ -4028,7 +4100,7 @@
       <w:pPr>
         <w:pStyle w:val="Ttulo1"/>
       </w:pPr>
-      <w:bookmarkStart w:id="4" w:name="_Toc241672801"/>
+      <w:bookmarkStart w:id="4" w:name="_Toc243410665"/>
       <w:r>
         <w:lastRenderedPageBreak/>
         <w:t>Productos, servicios y demanda en la cadena de suministro</w:t>
@@ -4044,7 +4116,7 @@
       <w:pPr>
         <w:pStyle w:val="Ttulo2"/>
       </w:pPr>
-      <w:bookmarkStart w:id="5" w:name="_Toc241672802"/>
+      <w:bookmarkStart w:id="5" w:name="_Toc243410666"/>
       <w:r>
         <w:t>Productos, servicios, portafolio, empaque y embalaje</w:t>
       </w:r>
@@ -4718,7 +4790,7 @@
           <w:noProof/>
         </w:rPr>
         <w:drawing>
-          <wp:inline distT="0" distB="0" distL="0" distR="0" wp14:anchorId="6E6979DB" wp14:editId="4C80BA4C">
+          <wp:inline distT="0" distB="0" distL="0" distR="0" wp14:anchorId="6E6979DB" wp14:editId="0C25C136">
             <wp:extent cx="4680000" cy="3117600"/>
             <wp:effectExtent l="0" t="0" r="0" b="0"/>
             <wp:docPr id="2" name="Imagen 2" descr="La figura explica la relación entre el empaque y el embalaje dentro de la operación logística, mostrando cómo ambos contribuyen a proteger y conservar los productos durante su recorrido. La secuencia evidencia su integración desde el acondicionamiento inicial de las unidades hasta su agrupación, manipulación, almacenamiento, transporte y entrega. En conjunto, estas actividades facilitan el manejo de la carga, reducen riesgos de daños y favorecen que los productos lleguen al cliente en condiciones adecuadas. "/>
@@ -4778,7 +4850,12 @@
         <w:t>Ejemplo empresarial</w:t>
       </w:r>
       <w:r>
-        <w:t xml:space="preserve">: Grupo Nutresa administra un portafolio amplio de alimentos, entre ellos galletas, cafés, chocolates, cárnicos, helados y pastas. </w:t>
+        <w:t xml:space="preserve">: </w:t>
+      </w:r>
+    </w:p>
+    <w:p>
+      <w:r>
+        <w:t xml:space="preserve">Grupo Nutresa administra un portafolio amplio de alimentos, entre ellos galletas, cafés, chocolates, cárnicos, helados y pastas. </w:t>
       </w:r>
     </w:p>
     <w:p>
@@ -4790,7 +4867,7 @@
       <w:pPr>
         <w:pStyle w:val="Ttulo2"/>
       </w:pPr>
-      <w:bookmarkStart w:id="6" w:name="_Toc241672803"/>
+      <w:bookmarkStart w:id="6" w:name="_Toc243410667"/>
       <w:r>
         <w:t>Análisis y proyección de la demanda</w:t>
       </w:r>
@@ -4804,6 +4881,9 @@
     <w:p>
       <w:r>
         <w:t>La demanda puede clasificarse de distintas formas entre las cuales tenemos:</w:t>
+      </w:r>
+      <w:r>
+        <w:tab/>
       </w:r>
     </w:p>
     <w:p>
@@ -4819,6 +4899,7 @@
           <w:b/>
           <w:bCs/>
         </w:rPr>
+        <w:lastRenderedPageBreak/>
         <w:t>Demanda independiente</w:t>
       </w:r>
       <w:r>
@@ -4837,7 +4918,6 @@
           <w:b/>
           <w:bCs/>
         </w:rPr>
-        <w:lastRenderedPageBreak/>
         <w:t>Ejemplo</w:t>
       </w:r>
       <w:r>
@@ -4993,6 +5073,7 @@
           <w:b/>
           <w:bCs/>
         </w:rPr>
+        <w:lastRenderedPageBreak/>
         <w:t>Ejemplo</w:t>
       </w:r>
       <w:r>
@@ -5001,7 +5082,6 @@
     </w:p>
     <w:p>
       <w:r>
-        <w:lastRenderedPageBreak/>
         <w:t>Para responder de manera adecuada a estas variaciones, las organizaciones realizan proyecciones de demanda, entendidas como estimaciones sobre el comportamiento futuro de las ventas, los pedidos o el consumo. Estas proyecciones permiten anticipar necesidades de inventario, programar compras, asignar capacidad de almacenamiento, coordinar transporte y reducir riesgos asociados al desabastecimiento o al exceso de existencias. En este sentido, proyectar la demanda no solo es una tarea comercial, sino una herramienta esencial para la planeación logística y la sostenibilidad operativa del negocio.</w:t>
       </w:r>
     </w:p>
@@ -5052,6 +5132,23 @@
     </w:p>
     <w:p>
       <w:pPr>
+        <w:spacing w:before="0" w:after="160" w:line="259" w:lineRule="auto"/>
+        <w:ind w:firstLine="0"/>
+        <w:rPr>
+          <w:b/>
+          <w:bCs/>
+        </w:rPr>
+      </w:pPr>
+      <w:r>
+        <w:rPr>
+          <w:b/>
+          <w:bCs/>
+        </w:rPr>
+        <w:br w:type="page"/>
+      </w:r>
+    </w:p>
+    <w:p>
+      <w:pPr>
         <w:pStyle w:val="Prrafodelista"/>
         <w:numPr>
           <w:ilvl w:val="0"/>
@@ -5067,6 +5164,7 @@
           <w:b/>
           <w:bCs/>
         </w:rPr>
+        <w:lastRenderedPageBreak/>
         <w:t>Cualitativo</w:t>
       </w:r>
       <w:r>
@@ -5094,68 +5192,61 @@
           <w:b/>
           <w:bCs/>
         </w:rPr>
+        <w:t>Ejemplo</w:t>
+      </w:r>
+      <w:r>
+        <w:t>: a</w:t>
+      </w:r>
+      <w:r>
+        <w:t>ntes de lanzar un nuevo alimento, la empresa consulta expertos comerciales y clientes potenciales para estimar la aceptación y las cantidades que podría demandar el mercado.</w:t>
+      </w:r>
+    </w:p>
+    <w:p>
+      <w:r>
+        <w:t>La combinación de métodos cuantitativos y cualitativos fortalece la capacidad de la organización para interpretar el comportamiento de la demanda y tomar decisiones más acertadas. Una proyección inadecuada puede generar sobrecostos por exceso de inventario, incumplimientos por falta de producto, subutilización de recursos o deterioro del servicio al cliente. Por ello, el análisis de la demanda constituye un proceso clave para articular la cadena de suministro con las necesidades reales del mercado y mejorar la eficiencia de la operación logística.</w:t>
+      </w:r>
+    </w:p>
+    <w:p>
+      <w:r>
+        <w:rPr>
+          <w:b/>
+          <w:bCs/>
+        </w:rPr>
+        <w:t>Ejemplo empresarial</w:t>
+      </w:r>
+      <w:r>
+        <w:t xml:space="preserve">: </w:t>
+      </w:r>
+    </w:p>
+    <w:p>
+      <w:r>
+        <w:t>E</w:t>
+      </w:r>
+      <w:r>
+        <w:t xml:space="preserve">n Panamericana, la demanda de cuadernos, textos escolares, morrales y útiles aumenta significativamente en temporadas como el regreso a clases. </w:t>
+      </w:r>
+    </w:p>
+    <w:p>
+      <w:r>
+        <w:t xml:space="preserve">Para anticipar este comportamiento, la empresa debe revisar históricos de ventas, analizar tendencias estacionales y proyectar volúmenes de abastecimiento por sede o canal. Esta información permite programar compras, ajustar inventarios, </w:t>
+      </w:r>
+      <w:r>
         <w:lastRenderedPageBreak/>
-        <w:t>Ejemplo</w:t>
-      </w:r>
-      <w:r>
-        <w:t>: a</w:t>
-      </w:r>
-      <w:r>
-        <w:t>ntes de lanzar un nuevo alimento, la empresa consulta expertos comerciales y clientes potenciales para estimar la aceptación y las cantidades que podría demandar el mercado.</w:t>
-      </w:r>
-    </w:p>
-    <w:p>
-      <w:r>
-        <w:t>La combinación de métodos cuantitativos y cualitativos fortalece la capacidad de la organización para interpretar el comportamiento de la demanda y tomar decisiones más acertadas. Una proyección inadecuada puede generar sobrecostos por exceso de inventario, incumplimientos por falta de producto, subutilización de recursos o deterioro del servicio al cliente. Por ello, el análisis de la demanda constituye un proceso clave para articular la cadena de suministro con las necesidades reales del mercado y mejorar la eficiencia de la operación logística.</w:t>
-      </w:r>
-    </w:p>
-    <w:p>
-      <w:r>
-        <w:rPr>
-          <w:b/>
-          <w:bCs/>
-        </w:rPr>
-        <w:t>Ejemplo empresarial</w:t>
-      </w:r>
-      <w:r>
-        <w:t xml:space="preserve">: </w:t>
-      </w:r>
-    </w:p>
-    <w:p>
-      <w:r>
-        <w:t>E</w:t>
-      </w:r>
-      <w:r>
-        <w:t xml:space="preserve">n Panamericana, la demanda de cuadernos, textos escolares, morrales y útiles aumenta significativamente en temporadas como el regreso a clases. </w:t>
-      </w:r>
-    </w:p>
-    <w:p>
-      <w:r>
-        <w:t>Para anticipar este comportamiento, la empresa debe revisar históricos de ventas, analizar tendencias estacionales y proyectar volúmenes de abastecimiento por sede o canal. Esta información permite programar compras, ajustar inventarios, reservar espacio de almacenamiento y coordinar transporte de manera anticipada, reduciendo riesgos de faltantes o sobre inventarios durante la temporada alta.</w:t>
-      </w:r>
-    </w:p>
-    <w:p>
-      <w:pPr>
-        <w:spacing w:before="0" w:after="160" w:line="259" w:lineRule="auto"/>
-        <w:ind w:firstLine="0"/>
-      </w:pPr>
-      <w:r>
-        <w:br w:type="page"/>
-      </w:r>
-    </w:p>
-    <w:p>
-      <w:pPr>
-        <w:rPr>
-          <w:b/>
-          <w:bCs/>
-        </w:rPr>
-      </w:pPr>
-      <w:r>
-        <w:rPr>
-          <w:b/>
-          <w:bCs/>
-        </w:rPr>
-        <w:lastRenderedPageBreak/>
+        <w:t>reservar espacio de almacenamiento y coordinar transporte de manera anticipada, reduciendo riesgos de faltantes o sobre inventarios durante la temporada alta.</w:t>
+      </w:r>
+    </w:p>
+    <w:p>
+      <w:pPr>
+        <w:rPr>
+          <w:b/>
+          <w:bCs/>
+        </w:rPr>
+      </w:pPr>
+      <w:r>
+        <w:rPr>
+          <w:b/>
+          <w:bCs/>
+        </w:rPr>
         <w:t>Planeación de la demanda en la cadena de suministro</w:t>
       </w:r>
     </w:p>
@@ -5227,7 +5318,7 @@
       <w:pPr>
         <w:pStyle w:val="Ttulo1"/>
       </w:pPr>
-      <w:bookmarkStart w:id="7" w:name="_Toc241672804"/>
+      <w:bookmarkStart w:id="7" w:name="_Toc243410668"/>
       <w:r>
         <w:lastRenderedPageBreak/>
         <w:t>Proveedores, compras y abastecimiento</w:t>
@@ -5243,7 +5334,7 @@
       <w:pPr>
         <w:pStyle w:val="Ttulo2"/>
       </w:pPr>
-      <w:bookmarkStart w:id="8" w:name="_Toc241672805"/>
+      <w:bookmarkStart w:id="8" w:name="_Toc243410669"/>
       <w:r>
         <w:t>Proveedores, contratos y sistemas de entrega</w:t>
       </w:r>
@@ -5529,6 +5620,13 @@
         </w:rPr>
         <w:t>Ejemplo empresarial</w:t>
       </w:r>
+      <w:r>
+        <w:rPr>
+          <w:b/>
+          <w:bCs/>
+        </w:rPr>
+        <w:t>:</w:t>
+      </w:r>
     </w:p>
     <w:p>
       <w:r>
@@ -5551,7 +5649,7 @@
       <w:pPr>
         <w:pStyle w:val="Ttulo2"/>
       </w:pPr>
-      <w:bookmarkStart w:id="9" w:name="_Toc241672806"/>
+      <w:bookmarkStart w:id="9" w:name="_Toc243410670"/>
       <w:r>
         <w:t xml:space="preserve">Compras, abastecimiento y </w:t>
       </w:r>
@@ -5920,7 +6018,7 @@
       <w:pPr>
         <w:pStyle w:val="Ttulo1"/>
       </w:pPr>
-      <w:bookmarkStart w:id="10" w:name="_Toc241672807"/>
+      <w:bookmarkStart w:id="10" w:name="_Toc243410671"/>
       <w:r>
         <w:lastRenderedPageBreak/>
         <w:t>Transporte y distribución en la operación logística</w:t>
@@ -5939,7 +6037,7 @@
       <w:pPr>
         <w:pStyle w:val="Ttulo2"/>
       </w:pPr>
-      <w:bookmarkStart w:id="11" w:name="_Toc241672808"/>
+      <w:bookmarkStart w:id="11" w:name="_Toc243410672"/>
       <w:r>
         <w:t>Medios, modos, red y contrato de transporte</w:t>
       </w:r>
@@ -5982,7 +6080,7 @@
           <w:noProof/>
         </w:rPr>
         <w:drawing>
-          <wp:inline distT="0" distB="0" distL="0" distR="0" wp14:anchorId="46F46196" wp14:editId="0553967D">
+          <wp:inline distT="0" distB="0" distL="0" distR="0" wp14:anchorId="46F46196" wp14:editId="4798B38A">
             <wp:extent cx="4680000" cy="3121200"/>
             <wp:effectExtent l="0" t="0" r="0" b="0"/>
             <wp:docPr id="3" name="Imagen 3" descr="La figura presenta la integración entre los medios y modos de transporte utilizados para movilizar mercancías dentro de la cadena de suministro. Muestra cómo los diferentes vehículos operan sobre infraestructuras y sistemas específicos para conectar los puntos de origen y destino. Esta relación permite seleccionar alternativas de transporte acordes con las características de cada operación, considerando aspectos relacionados con distancia, capacidad de carga, oportunidad de entrega, infraestructura, costos y condiciones del mercado. &#10;"/>
@@ -6199,7 +6297,7 @@
       <w:pPr>
         <w:pStyle w:val="Ttulo2"/>
       </w:pPr>
-      <w:bookmarkStart w:id="12" w:name="_Toc241672809"/>
+      <w:bookmarkStart w:id="12" w:name="_Toc243410673"/>
       <w:r>
         <w:t xml:space="preserve">Distribución, DRP, </w:t>
       </w:r>
@@ -7185,7 +7283,7 @@
       <w:pPr>
         <w:pStyle w:val="Ttulo1"/>
       </w:pPr>
-      <w:bookmarkStart w:id="13" w:name="_Toc241672810"/>
+      <w:bookmarkStart w:id="13" w:name="_Toc243410674"/>
       <w:r>
         <w:lastRenderedPageBreak/>
         <w:t>Almacenamiento e inventarios</w:t>
@@ -7201,7 +7299,7 @@
       <w:pPr>
         <w:pStyle w:val="Ttulo2"/>
       </w:pPr>
-      <w:bookmarkStart w:id="14" w:name="_Toc241672811"/>
+      <w:bookmarkStart w:id="14" w:name="_Toc243410675"/>
       <w:r>
         <w:t>Almacenamiento y costos asociados</w:t>
       </w:r>
@@ -7732,15 +7830,14 @@
         </w:tc>
       </w:tr>
     </w:tbl>
-    <w:p/>
+    <w:p>
+      <w:r>
+        <w:t>Estos costos impactan directamente la rentabilidad de la operación logística, por lo que su control es clave para evitar sobrecostos y mantener el equilibrio entre disponibilidad de producto y eficiencia financiera.</w:t>
+      </w:r>
+    </w:p>
     <w:p>
       <w:r>
         <w:lastRenderedPageBreak/>
-        <w:t>Estos costos impactan directamente la rentabilidad de la operación logística, por lo que su control es clave para evitar sobrecostos y mantener el equilibrio entre disponibilidad de producto y eficiencia financiera.</w:t>
-      </w:r>
-    </w:p>
-    <w:p>
-      <w:r>
         <w:t>En consecuencia, el almacenamiento no debe entenderse como una actividad pasiva dentro de la cadena de suministro, sino como un proceso estratégico que influye en la continuidad del abastecimiento, la organización de inventarios, la preparación de pedidos y el cumplimiento de la promesa de servicio al cliente.</w:t>
       </w:r>
     </w:p>
@@ -7776,7 +7873,7 @@
       <w:pPr>
         <w:pStyle w:val="Ttulo2"/>
       </w:pPr>
-      <w:bookmarkStart w:id="15" w:name="_Toc241672812"/>
+      <w:bookmarkStart w:id="15" w:name="_Toc243410676"/>
       <w:r>
         <w:t>Sistemas de inventarios, recibo y despacho de mercancías</w:t>
       </w:r>
@@ -7784,15 +7881,12 @@
     </w:p>
     <w:p>
       <w:r>
-        <w:t xml:space="preserve">Los inventarios representan el conjunto de materiales, insumos, productos en proceso o productos terminados que una organización mantiene disponibles para atender las necesidades de su operación o del mercado. En la cadena de suministro, su función es equilibrar la relación entre abastecimiento y demanda, permitiendo que la </w:t>
-      </w:r>
+        <w:t>Los inventarios representan el conjunto de materiales, insumos, productos en proceso o productos terminados que una organización mantiene disponibles para atender las necesidades de su operación o del mercado. En la cadena de suministro, su función es equilibrar la relación entre abastecimiento y demanda, permitiendo que la empresa responda de manera oportuna a los requerimientos del cliente, mantenga la continuidad de sus procesos y reduzca el riesgo de desabastecimiento.</w:t>
+      </w:r>
+    </w:p>
+    <w:p>
       <w:r>
         <w:lastRenderedPageBreak/>
-        <w:t>empresa responda de manera oportuna a los requerimientos del cliente, mantenga la continuidad de sus procesos y reduzca el riesgo de desabastecimiento.</w:t>
-      </w:r>
-    </w:p>
-    <w:p>
-      <w:r>
         <w:t>La administración de inventarios exige la aplicación de sistemas de control, orientados a registrar, clasificar, ubicar y monitorear las existencias disponibles. Estos sistemas permiten conocer cantidades, rotación, niveles mínimos y máximos, puntos de reposición y condiciones de almacenamiento, facilitando la toma de decisiones sobre compras, abastecimiento y distribución. Dependiendo del tipo de operación, la organización puede aplicar alguno de los siguientes tipos de inventario:</w:t>
       </w:r>
     </w:p>
@@ -7928,7 +8022,6 @@
     </w:p>
     <w:p>
       <w:r>
-        <w:lastRenderedPageBreak/>
         <w:t>En este contexto, el proceso de recibo de mercancías constituye la entrada formal de productos al sistema logístico de la empresa. Este incluye actividades como:</w:t>
       </w:r>
     </w:p>
@@ -7945,6 +8038,7 @@
           <w:b/>
           <w:bCs/>
         </w:rPr>
+        <w:lastRenderedPageBreak/>
         <w:t>Verificar documentos</w:t>
       </w:r>
       <w:r>
@@ -8050,7 +8144,6 @@
           <w:b/>
           <w:bCs/>
         </w:rPr>
-        <w:lastRenderedPageBreak/>
         <w:t>Seleccionar referencias</w:t>
       </w:r>
       <w:r>
@@ -8092,6 +8185,7 @@
           <w:b/>
           <w:bCs/>
         </w:rPr>
+        <w:lastRenderedPageBreak/>
         <w:t>Validar cantidades</w:t>
       </w:r>
       <w:r>
@@ -8182,25 +8276,31 @@
     </w:p>
     <w:p>
       <w:r>
-        <w:t xml:space="preserve">Cuando un distribuidor o taller autorizado solicita un pedido, el sistema permite identificar existencias, preparar el despacho, validar referencias y generar los </w:t>
-      </w:r>
-      <w:r>
+        <w:t>Cuando un distribuidor o taller autorizado solicita un pedido, el sistema permite identificar existencias, preparar el despacho, validar referencias y generar los documentos de salida. Este control de inventarios fortalece la trazabilidad, reduce errores en el despacho y mejora el servicio al cliente.</w:t>
+      </w:r>
+    </w:p>
+    <w:p>
+      <w:pPr>
+        <w:spacing w:before="0" w:after="160" w:line="259" w:lineRule="auto"/>
+        <w:ind w:firstLine="0"/>
+      </w:pPr>
+      <w:r>
+        <w:br w:type="page"/>
+      </w:r>
+    </w:p>
+    <w:p>
+      <w:pPr>
+        <w:rPr>
+          <w:b/>
+          <w:bCs/>
+        </w:rPr>
+      </w:pPr>
+      <w:r>
+        <w:rPr>
+          <w:b/>
+          <w:bCs/>
+        </w:rPr>
         <w:lastRenderedPageBreak/>
-        <w:t>documentos de salida. Este control de inventarios fortalece la trazabilidad, reduce errores en el despacho y mejora el servicio al cliente.</w:t>
-      </w:r>
-    </w:p>
-    <w:p>
-      <w:pPr>
-        <w:rPr>
-          <w:b/>
-          <w:bCs/>
-        </w:rPr>
-      </w:pPr>
-      <w:r>
-        <w:rPr>
-          <w:b/>
-          <w:bCs/>
-        </w:rPr>
         <w:t>Curso gestión de almacenes e inventarios</w:t>
       </w:r>
     </w:p>
@@ -8262,7 +8362,7 @@
       <w:pPr>
         <w:pStyle w:val="Ttulo1"/>
       </w:pPr>
-      <w:bookmarkStart w:id="16" w:name="_Toc241672813"/>
+      <w:bookmarkStart w:id="16" w:name="_Toc243410677"/>
       <w:r>
         <w:lastRenderedPageBreak/>
         <w:t>Costos logísticos y eficiencia operativa</w:t>
@@ -8278,7 +8378,7 @@
       <w:pPr>
         <w:pStyle w:val="Ttulo2"/>
       </w:pPr>
-      <w:bookmarkStart w:id="17" w:name="_Toc241672814"/>
+      <w:bookmarkStart w:id="17" w:name="_Toc243410678"/>
       <w:r>
         <w:t>Costos y gastos logísticos: conceptos y clasificación</w:t>
       </w:r>
@@ -8324,7 +8424,7 @@
           <w:noProof/>
         </w:rPr>
         <w:drawing>
-          <wp:inline distT="0" distB="0" distL="0" distR="0" wp14:anchorId="4C43D8BB" wp14:editId="2A9354A4">
+          <wp:inline distT="0" distB="0" distL="0" distR="0" wp14:anchorId="4C43D8BB" wp14:editId="400D1F80">
             <wp:extent cx="4680000" cy="3121200"/>
             <wp:effectExtent l="0" t="0" r="0" b="0"/>
             <wp:docPr id="4" name="Imagen 4" descr="La figura presenta la diferencia entre los costos y los gastos dentro de una organización, destacando su relación con la gestión logística. Los costos están vinculados directamente con las actividades necesarias para movilizar, manipular, almacenar y proteger las mercancías, mientras que los gastos respaldan funciones administrativas, comerciales y financieras. Esta diferenciación permite comprender cómo ambos conceptos intervienen en el funcionamiento de la empresa y contribuyen al control de los recursos y a la sostenibilidad de sus operaciones. "/>
@@ -8604,7 +8704,7 @@
       <w:pPr>
         <w:pStyle w:val="Ttulo2"/>
       </w:pPr>
-      <w:bookmarkStart w:id="18" w:name="_Toc241672815"/>
+      <w:bookmarkStart w:id="18" w:name="_Toc243410679"/>
       <w:r>
         <w:lastRenderedPageBreak/>
         <w:t>Costeo basado en actividades (ABC) y análisis de eficiencia logística</w:t>
@@ -8919,8 +9019,9 @@
       <w:r>
         <w:t>Se invita al aprendiz a profundizar con costos logísticos y eficiencia operativa, a través del siguiente artículo:</w:t>
       </w:r>
-    </w:p>
-    <w:p>
+      <w:r>
+        <w:t xml:space="preserve"> </w:t>
+      </w:r>
       <w:hyperlink r:id="rId25" w:history="1">
         <w:r>
           <w:rPr>
@@ -8956,16 +9057,6 @@
         <w:t xml:space="preserve"> </w:t>
       </w:r>
     </w:p>
-    <w:p>
-      <w:pPr>
-        <w:spacing w:before="0" w:after="160" w:line="259" w:lineRule="auto"/>
-        <w:ind w:firstLine="0"/>
-      </w:pPr>
-      <w:r>
-        <w:br w:type="page"/>
-      </w:r>
-    </w:p>
-    <w:p/>
     <w:tbl>
       <w:tblPr>
         <w:tblStyle w:val="Tablaconcuadrcula"/>
@@ -9027,7 +9118,11 @@
               <w:t>Persona 1 (Don Campos):</w:t>
             </w:r>
             <w:r>
-              <w:t xml:space="preserve"> «¡Entregamos todo!», celebran en la bodega, mientras llega la cuenta: dos viajes adicionales, horas buscando mercancía y varios pedidos empacados otra vez. Cumplido, claro; falta averiguar si se vendió el producto o solo se patrocinó su paseo.</w:t>
+              <w:t xml:space="preserve"> «¡Entregamos todo!», celebran en la bodega, mientras llega la cuenta: dos viajes adicionales, horas buscando mercancía y varios </w:t>
+            </w:r>
+            <w:r>
+              <w:lastRenderedPageBreak/>
+              <w:t>pedidos empacados otra vez. Cumplido, claro; falta averiguar si se vendió el producto o solo se patrocinó su paseo.</w:t>
             </w:r>
           </w:p>
           <w:p>
@@ -9206,11 +9301,7 @@
               <w:t xml:space="preserve"> </w:t>
             </w:r>
             <w:r>
-              <w:t xml:space="preserve">Otra clasificación distingue los directos, asociados claramente a una operación, de los indirectos, que apoyan varias actividades y </w:t>
-            </w:r>
-            <w:r>
-              <w:lastRenderedPageBreak/>
-              <w:t>requieren distribución. Son dos maneras de mirar el gasto, útiles para reconocer dónde consumimos recursos.</w:t>
+              <w:t>Otra clasificación distingue los directos, asociados claramente a una operación, de los indirectos, que apoyan varias actividades y requieren distribución. Son dos maneras de mirar el gasto, útiles para reconocer dónde consumimos recursos.</w:t>
             </w:r>
           </w:p>
           <w:p>
@@ -9219,6 +9310,7 @@
                 <w:b/>
                 <w:bCs/>
               </w:rPr>
+              <w:lastRenderedPageBreak/>
               <w:t>Persona 1 (Don Campos):</w:t>
             </w:r>
             <w:r>
@@ -9436,7 +9528,6 @@
                 <w:b/>
                 <w:bCs/>
               </w:rPr>
-              <w:lastRenderedPageBreak/>
               <w:t>Persona</w:t>
             </w:r>
             <w:r>
@@ -9484,6 +9575,7 @@
                 <w:b/>
                 <w:bCs/>
               </w:rPr>
+              <w:lastRenderedPageBreak/>
               <w:t>Persona 1 (Don Campos):</w:t>
             </w:r>
             <w:r>
@@ -9563,7 +9655,7 @@
           <w:u w:val="single"/>
         </w:rPr>
       </w:pPr>
-      <w:bookmarkStart w:id="19" w:name="_Toc241672816"/>
+      <w:bookmarkStart w:id="19" w:name="_Toc243410680"/>
       <w:r>
         <w:lastRenderedPageBreak/>
         <w:t>Síntesis</w:t>
@@ -9657,7 +9749,7 @@
       <w:pPr>
         <w:pStyle w:val="Titulosgenerales"/>
       </w:pPr>
-      <w:bookmarkStart w:id="20" w:name="_Toc241672817"/>
+      <w:bookmarkStart w:id="20" w:name="_Toc243410681"/>
       <w:r>
         <w:lastRenderedPageBreak/>
         <w:t>Glosario</w:t>
@@ -9924,7 +10016,7 @@
       <w:pPr>
         <w:pStyle w:val="Titulosgenerales"/>
       </w:pPr>
-      <w:bookmarkStart w:id="21" w:name="_Toc241672818"/>
+      <w:bookmarkStart w:id="21" w:name="_Toc243410682"/>
       <w:r>
         <w:lastRenderedPageBreak/>
         <w:t>Referencias bibliográficas</w:t>
@@ -10042,7 +10134,7 @@
       <w:pPr>
         <w:pStyle w:val="Titulosgenerales"/>
       </w:pPr>
-      <w:bookmarkStart w:id="22" w:name="_Toc241672819"/>
+      <w:bookmarkStart w:id="22" w:name="_Toc243410683"/>
       <w:r>
         <w:lastRenderedPageBreak/>
         <w:t>Créditos</w:t>
@@ -10370,7 +10462,6 @@
                 <w:lang w:val="es-CO"/>
               </w:rPr>
             </w:pPr>
-            <w:proofErr w:type="spellStart"/>
             <w:r>
               <w:rPr>
                 <w:lang w:val="es-CO"/>
@@ -10381,7 +10472,7 @@
               <w:rPr>
                 <w:lang w:val="es-CO"/>
               </w:rPr>
-              <w:t>e</w:t>
+              <w:t>é</w:t>
             </w:r>
             <w:r>
               <w:rPr>
@@ -10389,7 +10480,6 @@
               </w:rPr>
               <w:t>s</w:t>
             </w:r>
-            <w:proofErr w:type="spellEnd"/>
             <w:r>
               <w:rPr>
                 <w:lang w:val="es-CO"/>
@@ -10494,7 +10584,7 @@
               <w:t>-</w:t>
             </w:r>
             <w:r>
-              <w:t xml:space="preserve"> Regional Atlántico       </w:t>
+              <w:t xml:space="preserve"> Regional Atlántico</w:t>
             </w:r>
           </w:p>
         </w:tc>
@@ -10550,7 +10640,7 @@
               <w:t>-</w:t>
             </w:r>
             <w:r>
-              <w:t xml:space="preserve"> Regional Atlántico       </w:t>
+              <w:t xml:space="preserve"> Regional Atlántico</w:t>
             </w:r>
           </w:p>
         </w:tc>
@@ -10603,7 +10693,7 @@
               <w:t>-</w:t>
             </w:r>
             <w:r>
-              <w:t xml:space="preserve"> Regional Atlántico       </w:t>
+              <w:t xml:space="preserve"> Regional Atlántico</w:t>
             </w:r>
           </w:p>
         </w:tc>
@@ -10678,12 +10768,9 @@
           <w:p>
             <w:pPr>
               <w:pStyle w:val="TextoTablas"/>
-              <w:rPr>
-                <w:lang w:val="es-CO"/>
-              </w:rPr>
             </w:pPr>
             <w:r>
-              <w:t>Luis Gabriel Urueta Álvarez</w:t>
+              <w:t>Luis Gabriel Urueta</w:t>
             </w:r>
           </w:p>
         </w:tc>
@@ -10694,9 +10781,6 @@
           <w:p>
             <w:pPr>
               <w:pStyle w:val="TextoTablas"/>
-              <w:rPr>
-                <w:lang w:val="es-CO"/>
-              </w:rPr>
             </w:pPr>
             <w:r>
               <w:t>Validador y vinculador de recursos educativos digitales</w:t>
@@ -10710,18 +10794,9 @@
           <w:p>
             <w:pPr>
               <w:pStyle w:val="TextoTablas"/>
-              <w:rPr>
-                <w:lang w:val="es-CO"/>
-              </w:rPr>
             </w:pPr>
             <w:r>
-              <w:t xml:space="preserve">Centro de Comercio y Servicios </w:t>
-            </w:r>
-            <w:r>
-              <w:t>-</w:t>
-            </w:r>
-            <w:r>
-              <w:t xml:space="preserve"> Regional Atlántico       </w:t>
+              <w:t>Centro de Comercio y Servicios - Regional Atlántico</w:t>
             </w:r>
           </w:p>
         </w:tc>
@@ -10758,19 +10833,7 @@
               </w:rPr>
             </w:pPr>
             <w:r>
-              <w:t>Validador</w:t>
-            </w:r>
-            <w:r>
-              <w:t>a</w:t>
-            </w:r>
-            <w:r>
-              <w:t xml:space="preserve"> y vinculador</w:t>
-            </w:r>
-            <w:r>
-              <w:t>a</w:t>
-            </w:r>
-            <w:r>
-              <w:t xml:space="preserve"> de recursos educativos digitales</w:t>
+              <w:t>Validadora y vinculadora de recursos educativos digitales</w:t>
             </w:r>
           </w:p>
         </w:tc>
@@ -10792,7 +10855,7 @@
               <w:t>-</w:t>
             </w:r>
             <w:r>
-              <w:t xml:space="preserve"> Regional Atlántico       </w:t>
+              <w:t xml:space="preserve"> Regional Atlántico</w:t>
             </w:r>
           </w:p>
         </w:tc>
@@ -10800,7 +10863,10 @@
     </w:tbl>
     <w:p>
       <w:pPr>
-        <w:rPr>
+        <w:ind w:firstLine="0"/>
+        <w:rPr>
+          <w:sz w:val="18"/>
+          <w:szCs w:val="14"/>
           <w:lang w:eastAsia="es-CO"/>
         </w:rPr>
       </w:pPr>
@@ -10820,7 +10886,7 @@
 </file>
 
 <file path=word/endnotes.xml><?xml version="1.0" encoding="utf-8"?>
-<w:endnotes xmlns:wpc="http://schemas.microsoft.com/office/word/2010/wordprocessingCanvas" xmlns:cx="http://schemas.microsoft.com/office/drawing/2014/chartex" xmlns:cx1="http://schemas.microsoft.com/office/drawing/2015/9/8/chartex" xmlns:cx2="http://schemas.microsoft.com/office/drawing/2015/10/21/chartex" xmlns:cx3="http://schemas.microsoft.com/office/drawing/2016/5/9/chartex" xmlns:cx4="http://schemas.microsoft.com/office/drawing/2016/5/10/chartex" xmlns:cx5="http://schemas.microsoft.com/office/drawing/2016/5/11/chartex" xmlns:cx6="http://schemas.microsoft.com/office/drawing/2016/5/12/chartex" xmlns:cx7="http://schemas.microsoft.com/office/drawing/2016/5/13/chartex" xmlns:cx8="http://schemas.microsoft.com/office/drawing/2016/5/14/chartex" xmlns:mc="http://schemas.openxmlformats.org/markup-compatibility/2006" xmlns:m="http://schemas.openxmlformats.org/officeDocument/2006/math" xmlns:aink="http://schemas.microsoft.com/office/drawing/2016/ink" xmlns:am3d="http://schemas.microsoft.com/office/drawing/2017/model3d" xmlns:oel="http://schemas.microsoft.com/office/2019/extlst" xmlns:r="http://schemas.openxmlformats.org/officeDocument/2006/relationships" xmlns:wp14="http://schemas.microsoft.com/office/word/2010/wordprocessingDrawing" xmlns:wp="http://schemas.openxmlformats.org/drawingml/2006/wordprocessingDrawing" xmlns:wpg="http://schemas.microsoft.com/office/word/2010/wordprocessingGroup" xmlns:wpi="http://schemas.microsoft.com/office/word/2010/wordprocessingInk" xmlns:wps="http://schemas.microsoft.com/office/word/2010/wordprocessingShape" xmlns:o="urn:schemas-microsoft-com:office:office" xmlns:v="urn:schemas-microsoft-com:vml" xmlns:w10="urn:schemas-microsoft-com:office:word" xmlns:w="http://schemas.openxmlformats.org/wordprocessingml/2006/main" xmlns:w14="http://schemas.microsoft.com/office/word/2010/wordml" xmlns:w15="http://schemas.microsoft.com/office/word/2012/wordml" xmlns:w16cex="http://schemas.microsoft.com/office/word/2018/wordml/cex" xmlns:w16cid="http://schemas.microsoft.com/office/word/2016/wordml/cid" xmlns:w16="http://schemas.microsoft.com/office/word/2018/wordml" xmlns:w16sdtdh="http://schemas.microsoft.com/office/word/2020/wordml/sdtdatahash" xmlns:w16sdtfl="http://schemas.microsoft.com/office/word/2024/wordml/sdtformatlock" xmlns:w16se="http://schemas.microsoft.com/office/word/2015/wordml/symex" xmlns:w16du="http://schemas.microsoft.com/office/word/2023/wordml/word16du" xmlns:wne="http://schemas.microsoft.com/office/word/2006/wordml" mc:Ignorable="w14 w15 w16se w16cid w16 w16cex w16sdtdh w16sdtfl w16du wp14">
+<w:endnotes xmlns:wpc="http://schemas.microsoft.com/office/word/2010/wordprocessingCanvas" xmlns:cx="http://schemas.microsoft.com/office/drawing/2014/chartex" xmlns:cx1="http://schemas.microsoft.com/office/drawing/2015/9/8/chartex" xmlns:cx2="http://schemas.microsoft.com/office/drawing/2015/10/21/chartex" xmlns:cx3="http://schemas.microsoft.com/office/drawing/2016/5/9/chartex" xmlns:cx4="http://schemas.microsoft.com/office/drawing/2016/5/10/chartex" xmlns:cx5="http://schemas.microsoft.com/office/drawing/2016/5/11/chartex" xmlns:cx6="http://schemas.microsoft.com/office/drawing/2016/5/12/chartex" xmlns:cx7="http://schemas.microsoft.com/office/drawing/2016/5/13/chartex" xmlns:cx8="http://schemas.microsoft.com/office/drawing/2016/5/14/chartex" xmlns:mc="http://schemas.openxmlformats.org/markup-compatibility/2006" xmlns:aink="http://schemas.microsoft.com/office/drawing/2016/ink" xmlns:am3d="http://schemas.microsoft.com/office/drawing/2017/model3d" xmlns:o="urn:schemas-microsoft-com:office:office" xmlns:r="http://schemas.openxmlformats.org/officeDocument/2006/relationships" xmlns:m="http://schemas.openxmlformats.org/officeDocument/2006/math" xmlns:v="urn:schemas-microsoft-com:vml" xmlns:wp14="http://schemas.microsoft.com/office/word/2010/wordprocessingDrawing" xmlns:wp="http://schemas.openxmlformats.org/drawingml/2006/wordprocessingDrawing" xmlns:w10="urn:schemas-microsoft-com:office:word" xmlns:w="http://schemas.openxmlformats.org/wordprocessingml/2006/main" xmlns:w14="http://schemas.microsoft.com/office/word/2010/wordml" xmlns:w15="http://schemas.microsoft.com/office/word/2012/wordml" xmlns:w16cex="http://schemas.microsoft.com/office/word/2018/wordml/cex" xmlns:w16cid="http://schemas.microsoft.com/office/word/2016/wordml/cid" xmlns:w16="http://schemas.microsoft.com/office/word/2018/wordml" xmlns:w16sdtdh="http://schemas.microsoft.com/office/word/2020/wordml/sdtdatahash" xmlns:w16se="http://schemas.microsoft.com/office/word/2015/wordml/symex" xmlns:wpg="http://schemas.microsoft.com/office/word/2010/wordprocessingGroup" xmlns:wpi="http://schemas.microsoft.com/office/word/2010/wordprocessingInk" xmlns:wne="http://schemas.microsoft.com/office/word/2006/wordml" xmlns:wps="http://schemas.microsoft.com/office/word/2010/wordprocessingShape" mc:Ignorable="w14 w15 w16se w16cid w16 w16cex w16sdtdh wp14">
   <w:endnote w:type="separator" w:id="-1">
     <w:p>
       <w:pPr>
@@ -10847,7 +10913,7 @@
 </file>
 
 <file path=word/footer1.xml><?xml version="1.0" encoding="utf-8"?>
-<w:ftr xmlns:wpc="http://schemas.microsoft.com/office/word/2010/wordprocessingCanvas" xmlns:cx="http://schemas.microsoft.com/office/drawing/2014/chartex" xmlns:cx1="http://schemas.microsoft.com/office/drawing/2015/9/8/chartex" xmlns:cx2="http://schemas.microsoft.com/office/drawing/2015/10/21/chartex" xmlns:cx3="http://schemas.microsoft.com/office/drawing/2016/5/9/chartex" xmlns:cx4="http://schemas.microsoft.com/office/drawing/2016/5/10/chartex" xmlns:cx5="http://schemas.microsoft.com/office/drawing/2016/5/11/chartex" xmlns:cx6="http://schemas.microsoft.com/office/drawing/2016/5/12/chartex" xmlns:cx7="http://schemas.microsoft.com/office/drawing/2016/5/13/chartex" xmlns:cx8="http://schemas.microsoft.com/office/drawing/2016/5/14/chartex" xmlns:mc="http://schemas.openxmlformats.org/markup-compatibility/2006" xmlns:m="http://schemas.openxmlformats.org/officeDocument/2006/math" xmlns:aink="http://schemas.microsoft.com/office/drawing/2016/ink" xmlns:am3d="http://schemas.microsoft.com/office/drawing/2017/model3d" xmlns:oel="http://schemas.microsoft.com/office/2019/extlst" xmlns:r="http://schemas.openxmlformats.org/officeDocument/2006/relationships" xmlns:wp14="http://schemas.microsoft.com/office/word/2010/wordprocessingDrawing" xmlns:wp="http://schemas.openxmlformats.org/drawingml/2006/wordprocessingDrawing" xmlns:wpg="http://schemas.microsoft.com/office/word/2010/wordprocessingGroup" xmlns:wpi="http://schemas.microsoft.com/office/word/2010/wordprocessingInk" xmlns:wps="http://schemas.microsoft.com/office/word/2010/wordprocessingShape" xmlns:o="urn:schemas-microsoft-com:office:office" xmlns:v="urn:schemas-microsoft-com:vml" xmlns:w10="urn:schemas-microsoft-com:office:word" xmlns:w="http://schemas.openxmlformats.org/wordprocessingml/2006/main" xmlns:w14="http://schemas.microsoft.com/office/word/2010/wordml" xmlns:w15="http://schemas.microsoft.com/office/word/2012/wordml" xmlns:w16cex="http://schemas.microsoft.com/office/word/2018/wordml/cex" xmlns:w16cid="http://schemas.microsoft.com/office/word/2016/wordml/cid" xmlns:w16="http://schemas.microsoft.com/office/word/2018/wordml" xmlns:w16sdtdh="http://schemas.microsoft.com/office/word/2020/wordml/sdtdatahash" xmlns:w16sdtfl="http://schemas.microsoft.com/office/word/2024/wordml/sdtformatlock" xmlns:w16se="http://schemas.microsoft.com/office/word/2015/wordml/symex" xmlns:w16du="http://schemas.microsoft.com/office/word/2023/wordml/word16du" xmlns:wne="http://schemas.microsoft.com/office/word/2006/wordml" mc:Ignorable="w14 w15 w16se w16cid w16 w16cex w16sdtdh w16sdtfl w16du wp14">
+<w:ftr xmlns:wpc="http://schemas.microsoft.com/office/word/2010/wordprocessingCanvas" xmlns:cx="http://schemas.microsoft.com/office/drawing/2014/chartex" xmlns:cx1="http://schemas.microsoft.com/office/drawing/2015/9/8/chartex" xmlns:cx2="http://schemas.microsoft.com/office/drawing/2015/10/21/chartex" xmlns:cx3="http://schemas.microsoft.com/office/drawing/2016/5/9/chartex" xmlns:cx4="http://schemas.microsoft.com/office/drawing/2016/5/10/chartex" xmlns:cx5="http://schemas.microsoft.com/office/drawing/2016/5/11/chartex" xmlns:cx6="http://schemas.microsoft.com/office/drawing/2016/5/12/chartex" xmlns:cx7="http://schemas.microsoft.com/office/drawing/2016/5/13/chartex" xmlns:cx8="http://schemas.microsoft.com/office/drawing/2016/5/14/chartex" xmlns:mc="http://schemas.openxmlformats.org/markup-compatibility/2006" xmlns:aink="http://schemas.microsoft.com/office/drawing/2016/ink" xmlns:am3d="http://schemas.microsoft.com/office/drawing/2017/model3d" xmlns:o="urn:schemas-microsoft-com:office:office" xmlns:r="http://schemas.openxmlformats.org/officeDocument/2006/relationships" xmlns:m="http://schemas.openxmlformats.org/officeDocument/2006/math" xmlns:v="urn:schemas-microsoft-com:vml" xmlns:wp14="http://schemas.microsoft.com/office/word/2010/wordprocessingDrawing" xmlns:wp="http://schemas.openxmlformats.org/drawingml/2006/wordprocessingDrawing" xmlns:w10="urn:schemas-microsoft-com:office:word" xmlns:w="http://schemas.openxmlformats.org/wordprocessingml/2006/main" xmlns:w14="http://schemas.microsoft.com/office/word/2010/wordml" xmlns:w15="http://schemas.microsoft.com/office/word/2012/wordml" xmlns:w16cex="http://schemas.microsoft.com/office/word/2018/wordml/cex" xmlns:w16cid="http://schemas.microsoft.com/office/word/2016/wordml/cid" xmlns:w16="http://schemas.microsoft.com/office/word/2018/wordml" xmlns:w16sdtdh="http://schemas.microsoft.com/office/word/2020/wordml/sdtdatahash" xmlns:w16se="http://schemas.microsoft.com/office/word/2015/wordml/symex" xmlns:wpg="http://schemas.microsoft.com/office/word/2010/wordprocessingGroup" xmlns:wpi="http://schemas.microsoft.com/office/word/2010/wordprocessingInk" xmlns:wne="http://schemas.microsoft.com/office/word/2006/wordml" xmlns:wps="http://schemas.microsoft.com/office/word/2010/wordprocessingShape" mc:Ignorable="w14 w15 w16se w16cid w16 w16cex w16sdtdh wp14">
   <w:sdt>
     <w:sdtPr>
       <w:id w:val="-1465197936"/>
@@ -10856,6 +10922,7 @@
         <w:docPartUnique/>
       </w:docPartObj>
     </w:sdtPr>
+    <w:sdtEndPr/>
     <w:sdtContent>
       <w:p>
         <w:pPr>
@@ -10875,13 +10942,7 @@
           <w:rPr>
             <w:noProof/>
           </w:rPr>
-          <w:t>1</w:t>
-        </w:r>
-        <w:r>
-          <w:rPr>
-            <w:noProof/>
-          </w:rPr>
-          <w:t>5</w:t>
+          <w:t>15</w:t>
         </w:r>
         <w:r>
           <w:fldChar w:fldCharType="end"/>
@@ -10899,7 +10960,7 @@
 </file>
 
 <file path=word/footnotes.xml><?xml version="1.0" encoding="utf-8"?>
-<w:footnotes xmlns:wpc="http://schemas.microsoft.com/office/word/2010/wordprocessingCanvas" xmlns:cx="http://schemas.microsoft.com/office/drawing/2014/chartex" xmlns:cx1="http://schemas.microsoft.com/office/drawing/2015/9/8/chartex" xmlns:cx2="http://schemas.microsoft.com/office/drawing/2015/10/21/chartex" xmlns:cx3="http://schemas.microsoft.com/office/drawing/2016/5/9/chartex" xmlns:cx4="http://schemas.microsoft.com/office/drawing/2016/5/10/chartex" xmlns:cx5="http://schemas.microsoft.com/office/drawing/2016/5/11/chartex" xmlns:cx6="http://schemas.microsoft.com/office/drawing/2016/5/12/chartex" xmlns:cx7="http://schemas.microsoft.com/office/drawing/2016/5/13/chartex" xmlns:cx8="http://schemas.microsoft.com/office/drawing/2016/5/14/chartex" xmlns:mc="http://schemas.openxmlformats.org/markup-compatibility/2006" xmlns:m="http://schemas.openxmlformats.org/officeDocument/2006/math" xmlns:aink="http://schemas.microsoft.com/office/drawing/2016/ink" xmlns:am3d="http://schemas.microsoft.com/office/drawing/2017/model3d" xmlns:oel="http://schemas.microsoft.com/office/2019/extlst" xmlns:r="http://schemas.openxmlformats.org/officeDocument/2006/relationships" xmlns:wp14="http://schemas.microsoft.com/office/word/2010/wordprocessingDrawing" xmlns:wp="http://schemas.openxmlformats.org/drawingml/2006/wordprocessingDrawing" xmlns:wpg="http://schemas.microsoft.com/office/word/2010/wordprocessingGroup" xmlns:wpi="http://schemas.microsoft.com/office/word/2010/wordprocessingInk" xmlns:wps="http://schemas.microsoft.com/office/word/2010/wordprocessingShape" xmlns:o="urn:schemas-microsoft-com:office:office" xmlns:v="urn:schemas-microsoft-com:vml" xmlns:w10="urn:schemas-microsoft-com:office:word" xmlns:w="http://schemas.openxmlformats.org/wordprocessingml/2006/main" xmlns:w14="http://schemas.microsoft.com/office/word/2010/wordml" xmlns:w15="http://schemas.microsoft.com/office/word/2012/wordml" xmlns:w16cex="http://schemas.microsoft.com/office/word/2018/wordml/cex" xmlns:w16cid="http://schemas.microsoft.com/office/word/2016/wordml/cid" xmlns:w16="http://schemas.microsoft.com/office/word/2018/wordml" xmlns:w16sdtdh="http://schemas.microsoft.com/office/word/2020/wordml/sdtdatahash" xmlns:w16sdtfl="http://schemas.microsoft.com/office/word/2024/wordml/sdtformatlock" xmlns:w16se="http://schemas.microsoft.com/office/word/2015/wordml/symex" xmlns:w16du="http://schemas.microsoft.com/office/word/2023/wordml/word16du" xmlns:wne="http://schemas.microsoft.com/office/word/2006/wordml" mc:Ignorable="w14 w15 w16se w16cid w16 w16cex w16sdtdh w16sdtfl w16du wp14">
+<w:footnotes xmlns:wpc="http://schemas.microsoft.com/office/word/2010/wordprocessingCanvas" xmlns:cx="http://schemas.microsoft.com/office/drawing/2014/chartex" xmlns:cx1="http://schemas.microsoft.com/office/drawing/2015/9/8/chartex" xmlns:cx2="http://schemas.microsoft.com/office/drawing/2015/10/21/chartex" xmlns:cx3="http://schemas.microsoft.com/office/drawing/2016/5/9/chartex" xmlns:cx4="http://schemas.microsoft.com/office/drawing/2016/5/10/chartex" xmlns:cx5="http://schemas.microsoft.com/office/drawing/2016/5/11/chartex" xmlns:cx6="http://schemas.microsoft.com/office/drawing/2016/5/12/chartex" xmlns:cx7="http://schemas.microsoft.com/office/drawing/2016/5/13/chartex" xmlns:cx8="http://schemas.microsoft.com/office/drawing/2016/5/14/chartex" xmlns:mc="http://schemas.openxmlformats.org/markup-compatibility/2006" xmlns:aink="http://schemas.microsoft.com/office/drawing/2016/ink" xmlns:am3d="http://schemas.microsoft.com/office/drawing/2017/model3d" xmlns:o="urn:schemas-microsoft-com:office:office" xmlns:r="http://schemas.openxmlformats.org/officeDocument/2006/relationships" xmlns:m="http://schemas.openxmlformats.org/officeDocument/2006/math" xmlns:v="urn:schemas-microsoft-com:vml" xmlns:wp14="http://schemas.microsoft.com/office/word/2010/wordprocessingDrawing" xmlns:wp="http://schemas.openxmlformats.org/drawingml/2006/wordprocessingDrawing" xmlns:w10="urn:schemas-microsoft-com:office:word" xmlns:w="http://schemas.openxmlformats.org/wordprocessingml/2006/main" xmlns:w14="http://schemas.microsoft.com/office/word/2010/wordml" xmlns:w15="http://schemas.microsoft.com/office/word/2012/wordml" xmlns:w16cex="http://schemas.microsoft.com/office/word/2018/wordml/cex" xmlns:w16cid="http://schemas.microsoft.com/office/word/2016/wordml/cid" xmlns:w16="http://schemas.microsoft.com/office/word/2018/wordml" xmlns:w16sdtdh="http://schemas.microsoft.com/office/word/2020/wordml/sdtdatahash" xmlns:w16se="http://schemas.microsoft.com/office/word/2015/wordml/symex" xmlns:wpg="http://schemas.microsoft.com/office/word/2010/wordprocessingGroup" xmlns:wpi="http://schemas.microsoft.com/office/word/2010/wordprocessingInk" xmlns:wne="http://schemas.microsoft.com/office/word/2006/wordml" xmlns:wps="http://schemas.microsoft.com/office/word/2010/wordprocessingShape" mc:Ignorable="w14 w15 w16se w16cid w16 w16cex w16sdtdh wp14">
   <w:footnote w:type="separator" w:id="-1">
     <w:p>
       <w:pPr>
@@ -10926,7 +10987,7 @@
 </file>
 
 <file path=word/header1.xml><?xml version="1.0" encoding="utf-8"?>
-<w:hdr xmlns:wpc="http://schemas.microsoft.com/office/word/2010/wordprocessingCanvas" xmlns:cx="http://schemas.microsoft.com/office/drawing/2014/chartex" xmlns:cx1="http://schemas.microsoft.com/office/drawing/2015/9/8/chartex" xmlns:cx2="http://schemas.microsoft.com/office/drawing/2015/10/21/chartex" xmlns:cx3="http://schemas.microsoft.com/office/drawing/2016/5/9/chartex" xmlns:cx4="http://schemas.microsoft.com/office/drawing/2016/5/10/chartex" xmlns:cx5="http://schemas.microsoft.com/office/drawing/2016/5/11/chartex" xmlns:cx6="http://schemas.microsoft.com/office/drawing/2016/5/12/chartex" xmlns:cx7="http://schemas.microsoft.com/office/drawing/2016/5/13/chartex" xmlns:cx8="http://schemas.microsoft.com/office/drawing/2016/5/14/chartex" xmlns:mc="http://schemas.openxmlformats.org/markup-compatibility/2006" xmlns:m="http://schemas.openxmlformats.org/officeDocument/2006/math" xmlns:aink="http://schemas.microsoft.com/office/drawing/2016/ink" xmlns:am3d="http://schemas.microsoft.com/office/drawing/2017/model3d" xmlns:oel="http://schemas.microsoft.com/office/2019/extlst" xmlns:r="http://schemas.openxmlformats.org/officeDocument/2006/relationships" xmlns:wp14="http://schemas.microsoft.com/office/word/2010/wordprocessingDrawing" xmlns:wp="http://schemas.openxmlformats.org/drawingml/2006/wordprocessingDrawing" xmlns:wpg="http://schemas.microsoft.com/office/word/2010/wordprocessingGroup" xmlns:wpi="http://schemas.microsoft.com/office/word/2010/wordprocessingInk" xmlns:wps="http://schemas.microsoft.com/office/word/2010/wordprocessingShape" xmlns:o="urn:schemas-microsoft-com:office:office" xmlns:v="urn:schemas-microsoft-com:vml" xmlns:w10="urn:schemas-microsoft-com:office:word" xmlns:w="http://schemas.openxmlformats.org/wordprocessingml/2006/main" xmlns:w14="http://schemas.microsoft.com/office/word/2010/wordml" xmlns:w15="http://schemas.microsoft.com/office/word/2012/wordml" xmlns:w16cex="http://schemas.microsoft.com/office/word/2018/wordml/cex" xmlns:w16cid="http://schemas.microsoft.com/office/word/2016/wordml/cid" xmlns:w16="http://schemas.microsoft.com/office/word/2018/wordml" xmlns:w16sdtdh="http://schemas.microsoft.com/office/word/2020/wordml/sdtdatahash" xmlns:w16sdtfl="http://schemas.microsoft.com/office/word/2024/wordml/sdtformatlock" xmlns:w16se="http://schemas.microsoft.com/office/word/2015/wordml/symex" xmlns:w16du="http://schemas.microsoft.com/office/word/2023/wordml/word16du" xmlns:wne="http://schemas.microsoft.com/office/word/2006/wordml" mc:Ignorable="w14 w15 w16se w16cid w16 w16cex w16sdtdh w16sdtfl w16du wp14">
+<w:hdr xmlns:wpc="http://schemas.microsoft.com/office/word/2010/wordprocessingCanvas" xmlns:cx="http://schemas.microsoft.com/office/drawing/2014/chartex" xmlns:cx1="http://schemas.microsoft.com/office/drawing/2015/9/8/chartex" xmlns:cx2="http://schemas.microsoft.com/office/drawing/2015/10/21/chartex" xmlns:cx3="http://schemas.microsoft.com/office/drawing/2016/5/9/chartex" xmlns:cx4="http://schemas.microsoft.com/office/drawing/2016/5/10/chartex" xmlns:cx5="http://schemas.microsoft.com/office/drawing/2016/5/11/chartex" xmlns:cx6="http://schemas.microsoft.com/office/drawing/2016/5/12/chartex" xmlns:cx7="http://schemas.microsoft.com/office/drawing/2016/5/13/chartex" xmlns:cx8="http://schemas.microsoft.com/office/drawing/2016/5/14/chartex" xmlns:mc="http://schemas.openxmlformats.org/markup-compatibility/2006" xmlns:aink="http://schemas.microsoft.com/office/drawing/2016/ink" xmlns:am3d="http://schemas.microsoft.com/office/drawing/2017/model3d" xmlns:o="urn:schemas-microsoft-com:office:office" xmlns:r="http://schemas.openxmlformats.org/officeDocument/2006/relationships" xmlns:m="http://schemas.openxmlformats.org/officeDocument/2006/math" xmlns:v="urn:schemas-microsoft-com:vml" xmlns:wp14="http://schemas.microsoft.com/office/word/2010/wordprocessingDrawing" xmlns:wp="http://schemas.openxmlformats.org/drawingml/2006/wordprocessingDrawing" xmlns:w10="urn:schemas-microsoft-com:office:word" xmlns:w="http://schemas.openxmlformats.org/wordprocessingml/2006/main" xmlns:w14="http://schemas.microsoft.com/office/word/2010/wordml" xmlns:w15="http://schemas.microsoft.com/office/word/2012/wordml" xmlns:w16cex="http://schemas.microsoft.com/office/word/2018/wordml/cex" xmlns:w16cid="http://schemas.microsoft.com/office/word/2016/wordml/cid" xmlns:w16="http://schemas.microsoft.com/office/word/2018/wordml" xmlns:w16sdtdh="http://schemas.microsoft.com/office/word/2020/wordml/sdtdatahash" xmlns:w16se="http://schemas.microsoft.com/office/word/2015/wordml/symex" xmlns:wpg="http://schemas.microsoft.com/office/word/2010/wordprocessingGroup" xmlns:wpi="http://schemas.microsoft.com/office/word/2010/wordprocessingInk" xmlns:wne="http://schemas.microsoft.com/office/word/2006/wordml" xmlns:wps="http://schemas.microsoft.com/office/word/2010/wordprocessingShape" mc:Ignorable="w14 w15 w16se w16cid w16 w16cex w16sdtdh wp14">
   <w:p>
     <w:pPr>
       <w:pStyle w:val="Encabezado"/>
@@ -11013,7 +11074,7 @@
 </file>
 
 <file path=word/numbering.xml><?xml version="1.0" encoding="utf-8"?>
-<w:numbering xmlns:wpc="http://schemas.microsoft.com/office/word/2010/wordprocessingCanvas" xmlns:cx="http://schemas.microsoft.com/office/drawing/2014/chartex" xmlns:cx1="http://schemas.microsoft.com/office/drawing/2015/9/8/chartex" xmlns:cx2="http://schemas.microsoft.com/office/drawing/2015/10/21/chartex" xmlns:cx3="http://schemas.microsoft.com/office/drawing/2016/5/9/chartex" xmlns:cx4="http://schemas.microsoft.com/office/drawing/2016/5/10/chartex" xmlns:cx5="http://schemas.microsoft.com/office/drawing/2016/5/11/chartex" xmlns:cx6="http://schemas.microsoft.com/office/drawing/2016/5/12/chartex" xmlns:cx7="http://schemas.microsoft.com/office/drawing/2016/5/13/chartex" xmlns:cx8="http://schemas.microsoft.com/office/drawing/2016/5/14/chartex" xmlns:mc="http://schemas.openxmlformats.org/markup-compatibility/2006" xmlns:m="http://schemas.openxmlformats.org/officeDocument/2006/math" xmlns:aink="http://schemas.microsoft.com/office/drawing/2016/ink" xmlns:am3d="http://schemas.microsoft.com/office/drawing/2017/model3d" xmlns:oel="http://schemas.microsoft.com/office/2019/extlst" xmlns:r="http://schemas.openxmlformats.org/officeDocument/2006/relationships" xmlns:wp14="http://schemas.microsoft.com/office/word/2010/wordprocessingDrawing" xmlns:wp="http://schemas.openxmlformats.org/drawingml/2006/wordprocessingDrawing" xmlns:wpg="http://schemas.microsoft.com/office/word/2010/wordprocessingGroup" xmlns:wpi="http://schemas.microsoft.com/office/word/2010/wordprocessingInk" xmlns:wps="http://schemas.microsoft.com/office/word/2010/wordprocessingShape" xmlns:o="urn:schemas-microsoft-com:office:office" xmlns:v="urn:schemas-microsoft-com:vml" xmlns:w10="urn:schemas-microsoft-com:office:word" xmlns:w="http://schemas.openxmlformats.org/wordprocessingml/2006/main" xmlns:w14="http://schemas.microsoft.com/office/word/2010/wordml" xmlns:w15="http://schemas.microsoft.com/office/word/2012/wordml" xmlns:w16cex="http://schemas.microsoft.com/office/word/2018/wordml/cex" xmlns:w16cid="http://schemas.microsoft.com/office/word/2016/wordml/cid" xmlns:w16="http://schemas.microsoft.com/office/word/2018/wordml" xmlns:w16sdtdh="http://schemas.microsoft.com/office/word/2020/wordml/sdtdatahash" xmlns:w16sdtfl="http://schemas.microsoft.com/office/word/2024/wordml/sdtformatlock" xmlns:w16se="http://schemas.microsoft.com/office/word/2015/wordml/symex" xmlns:w16du="http://schemas.microsoft.com/office/word/2023/wordml/word16du" xmlns:wne="http://schemas.microsoft.com/office/word/2006/wordml" mc:Ignorable="w14 w15 w16se w16cid w16 w16cex w16sdtdh w16sdtfl w16du wp14">
+<w:numbering xmlns:wpc="http://schemas.microsoft.com/office/word/2010/wordprocessingCanvas" xmlns:cx="http://schemas.microsoft.com/office/drawing/2014/chartex" xmlns:cx1="http://schemas.microsoft.com/office/drawing/2015/9/8/chartex" xmlns:cx2="http://schemas.microsoft.com/office/drawing/2015/10/21/chartex" xmlns:cx3="http://schemas.microsoft.com/office/drawing/2016/5/9/chartex" xmlns:cx4="http://schemas.microsoft.com/office/drawing/2016/5/10/chartex" xmlns:cx5="http://schemas.microsoft.com/office/drawing/2016/5/11/chartex" xmlns:cx6="http://schemas.microsoft.com/office/drawing/2016/5/12/chartex" xmlns:cx7="http://schemas.microsoft.com/office/drawing/2016/5/13/chartex" xmlns:cx8="http://schemas.microsoft.com/office/drawing/2016/5/14/chartex" xmlns:mc="http://schemas.openxmlformats.org/markup-compatibility/2006" xmlns:aink="http://schemas.microsoft.com/office/drawing/2016/ink" xmlns:am3d="http://schemas.microsoft.com/office/drawing/2017/model3d" xmlns:o="urn:schemas-microsoft-com:office:office" xmlns:r="http://schemas.openxmlformats.org/officeDocument/2006/relationships" xmlns:m="http://schemas.openxmlformats.org/officeDocument/2006/math" xmlns:v="urn:schemas-microsoft-com:vml" xmlns:wp14="http://schemas.microsoft.com/office/word/2010/wordprocessingDrawing" xmlns:wp="http://schemas.openxmlformats.org/drawingml/2006/wordprocessingDrawing" xmlns:w10="urn:schemas-microsoft-com:office:word" xmlns:w="http://schemas.openxmlformats.org/wordprocessingml/2006/main" xmlns:w14="http://schemas.microsoft.com/office/word/2010/wordml" xmlns:w15="http://schemas.microsoft.com/office/word/2012/wordml" xmlns:w16cex="http://schemas.microsoft.com/office/word/2018/wordml/cex" xmlns:w16cid="http://schemas.microsoft.com/office/word/2016/wordml/cid" xmlns:w16="http://schemas.microsoft.com/office/word/2018/wordml" xmlns:w16sdtdh="http://schemas.microsoft.com/office/word/2020/wordml/sdtdatahash" xmlns:w16se="http://schemas.microsoft.com/office/word/2015/wordml/symex" xmlns:wpg="http://schemas.microsoft.com/office/word/2010/wordprocessingGroup" xmlns:wpi="http://schemas.microsoft.com/office/word/2010/wordprocessingInk" xmlns:wne="http://schemas.microsoft.com/office/word/2006/wordml" xmlns:wps="http://schemas.microsoft.com/office/word/2010/wordprocessingShape" mc:Ignorable="w14 w15 w16se w16cid w16 w16cex w16sdtdh wp14">
   <w:abstractNum w:abstractNumId="0" w15:restartNumberingAfterBreak="0">
     <w:nsid w:val="FFFFFF89"/>
     <w:multiLevelType w:val="singleLevel"/>
@@ -12811,58 +12872,58 @@
       </w:rPr>
     </w:lvl>
   </w:abstractNum>
-  <w:num w:numId="1" w16cid:durableId="827672974">
+  <w:num w:numId="1">
     <w:abstractNumId w:val="0"/>
   </w:num>
-  <w:num w:numId="2" w16cid:durableId="1330332009">
+  <w:num w:numId="2">
     <w:abstractNumId w:val="3"/>
   </w:num>
-  <w:num w:numId="3" w16cid:durableId="773596412">
+  <w:num w:numId="3">
     <w:abstractNumId w:val="12"/>
   </w:num>
-  <w:num w:numId="4" w16cid:durableId="549876860">
+  <w:num w:numId="4">
     <w:abstractNumId w:val="5"/>
   </w:num>
-  <w:num w:numId="5" w16cid:durableId="731083449">
+  <w:num w:numId="5">
     <w:abstractNumId w:val="7"/>
   </w:num>
-  <w:num w:numId="6" w16cid:durableId="367873056">
+  <w:num w:numId="6">
     <w:abstractNumId w:val="15"/>
   </w:num>
-  <w:num w:numId="7" w16cid:durableId="1125123517">
+  <w:num w:numId="7">
     <w:abstractNumId w:val="11"/>
   </w:num>
-  <w:num w:numId="8" w16cid:durableId="863982673">
+  <w:num w:numId="8">
     <w:abstractNumId w:val="10"/>
   </w:num>
-  <w:num w:numId="9" w16cid:durableId="544680684">
+  <w:num w:numId="9">
     <w:abstractNumId w:val="17"/>
   </w:num>
-  <w:num w:numId="10" w16cid:durableId="1571771958">
+  <w:num w:numId="10">
     <w:abstractNumId w:val="13"/>
   </w:num>
-  <w:num w:numId="11" w16cid:durableId="2086563780">
+  <w:num w:numId="11">
     <w:abstractNumId w:val="9"/>
   </w:num>
-  <w:num w:numId="12" w16cid:durableId="1610232303">
+  <w:num w:numId="12">
     <w:abstractNumId w:val="14"/>
   </w:num>
-  <w:num w:numId="13" w16cid:durableId="813453711">
+  <w:num w:numId="13">
     <w:abstractNumId w:val="2"/>
   </w:num>
-  <w:num w:numId="14" w16cid:durableId="119156979">
+  <w:num w:numId="14">
     <w:abstractNumId w:val="8"/>
   </w:num>
-  <w:num w:numId="15" w16cid:durableId="1181359768">
+  <w:num w:numId="15">
     <w:abstractNumId w:val="16"/>
   </w:num>
-  <w:num w:numId="16" w16cid:durableId="485515990">
+  <w:num w:numId="16">
     <w:abstractNumId w:val="1"/>
   </w:num>
-  <w:num w:numId="17" w16cid:durableId="466364362">
+  <w:num w:numId="17">
     <w:abstractNumId w:val="6"/>
   </w:num>
-  <w:num w:numId="18" w16cid:durableId="1115061460">
+  <w:num w:numId="18">
     <w:abstractNumId w:val="4"/>
   </w:num>
   <w:numIdMacAtCleanup w:val="18"/>
@@ -12870,7 +12931,7 @@
 </file>
 
 <file path=word/styles.xml><?xml version="1.0" encoding="utf-8"?>
-<w:styles xmlns:mc="http://schemas.openxmlformats.org/markup-compatibility/2006" xmlns:r="http://schemas.openxmlformats.org/officeDocument/2006/relationships" xmlns:w="http://schemas.openxmlformats.org/wordprocessingml/2006/main" xmlns:w14="http://schemas.microsoft.com/office/word/2010/wordml" xmlns:w15="http://schemas.microsoft.com/office/word/2012/wordml" xmlns:w16cex="http://schemas.microsoft.com/office/word/2018/wordml/cex" xmlns:w16cid="http://schemas.microsoft.com/office/word/2016/wordml/cid" xmlns:w16="http://schemas.microsoft.com/office/word/2018/wordml" xmlns:w16sdtdh="http://schemas.microsoft.com/office/word/2020/wordml/sdtdatahash" xmlns:w16sdtfl="http://schemas.microsoft.com/office/word/2024/wordml/sdtformatlock" xmlns:w16se="http://schemas.microsoft.com/office/word/2015/wordml/symex" xmlns:w16du="http://schemas.microsoft.com/office/word/2023/wordml/word16du" mc:Ignorable="w14 w15 w16se w16cid w16 w16cex w16sdtdh w16sdtfl w16du">
+<w:styles xmlns:mc="http://schemas.openxmlformats.org/markup-compatibility/2006" xmlns:r="http://schemas.openxmlformats.org/officeDocument/2006/relationships" xmlns:w="http://schemas.openxmlformats.org/wordprocessingml/2006/main" xmlns:w14="http://schemas.microsoft.com/office/word/2010/wordml" xmlns:w15="http://schemas.microsoft.com/office/word/2012/wordml" xmlns:w16cex="http://schemas.microsoft.com/office/word/2018/wordml/cex" xmlns:w16cid="http://schemas.microsoft.com/office/word/2016/wordml/cid" xmlns:w16="http://schemas.microsoft.com/office/word/2018/wordml" xmlns:w16sdtdh="http://schemas.microsoft.com/office/word/2020/wordml/sdtdatahash" xmlns:w16se="http://schemas.microsoft.com/office/word/2015/wordml/symex" mc:Ignorable="w14 w15 w16se w16cid w16 w16cex w16sdtdh">
   <w:docDefaults>
     <w:rPrDefault>
       <w:rPr>
@@ -14218,7 +14279,7 @@
       </w:rPr>
     </w:tblStylePr>
   </w:style>
-  <w:style w:type="character" w:styleId="Fuerte">
+  <w:style w:type="character" w:styleId="Textoennegrita">
     <w:name w:val="Strong"/>
     <w:basedOn w:val="Fuentedeprrafopredeter"/>
     <w:uiPriority w:val="22"/>
@@ -14645,6 +14706,17 @@
 </file>
 
 <file path=customXml/item1.xml><?xml version="1.0" encoding="utf-8"?>
+<p:properties xmlns:p="http://schemas.microsoft.com/office/2006/metadata/properties" xmlns:xsi="http://www.w3.org/2001/XMLSchema-instance" xmlns:pc="http://schemas.microsoft.com/office/infopath/2007/PartnerControls">
+  <documentManagement>
+    <TaxCatchAll xmlns="67a0edcd-0de5-43ed-8c27-e32f38a00c91" xsi:nil="true"/>
+    <lcf76f155ced4ddcb4097134ff3c332f xmlns="42760c81-fd8e-4d59-8953-7cdb9f38b14f">
+      <Terms xmlns="http://schemas.microsoft.com/office/infopath/2007/PartnerControls"/>
+    </lcf76f155ced4ddcb4097134ff3c332f>
+  </documentManagement>
+</p:properties>
+</file>
+
+<file path=customXml/item2.xml><?xml version="1.0" encoding="utf-8"?>
 <ct:contentTypeSchema xmlns:ct="http://schemas.microsoft.com/office/2006/metadata/contentType" xmlns:ma="http://schemas.microsoft.com/office/2006/metadata/properties/metaAttributes" ct:_="" ma:_="" ma:contentTypeName="Documento" ma:contentTypeID="0x01010005252A1EF3BD024F856B47B579AB5244" ma:contentTypeVersion="13" ma:contentTypeDescription="Crear nuevo documento." ma:contentTypeScope="" ma:versionID="ddfaac56a287547bce89452cd31c5884">
   <xsd:schema xmlns:xsd="http://www.w3.org/2001/XMLSchema" xmlns:xs="http://www.w3.org/2001/XMLSchema" xmlns:p="http://schemas.microsoft.com/office/2006/metadata/properties" xmlns:ns2="42760c81-fd8e-4d59-8953-7cdb9f38b14f" xmlns:ns3="67a0edcd-0de5-43ed-8c27-e32f38a00c91" targetNamespace="http://schemas.microsoft.com/office/2006/metadata/properties" ma:root="true" ma:fieldsID="5ac878f7c8dbf4633d03f1982e859186" ns2:_="" ns3:_="">
     <xsd:import namespace="42760c81-fd8e-4d59-8953-7cdb9f38b14f"/>
@@ -14851,18 +14923,11 @@
 </ct:contentTypeSchema>
 </file>
 
-<file path=customXml/item2.xml><?xml version="1.0" encoding="utf-8"?>
-<p:properties xmlns:p="http://schemas.microsoft.com/office/2006/metadata/properties" xmlns:xsi="http://www.w3.org/2001/XMLSchema-instance" xmlns:pc="http://schemas.microsoft.com/office/infopath/2007/PartnerControls">
-  <documentManagement>
-    <TaxCatchAll xmlns="67a0edcd-0de5-43ed-8c27-e32f38a00c91" xsi:nil="true"/>
-    <lcf76f155ced4ddcb4097134ff3c332f xmlns="42760c81-fd8e-4d59-8953-7cdb9f38b14f">
-      <Terms xmlns="http://schemas.microsoft.com/office/infopath/2007/PartnerControls"/>
-    </lcf76f155ced4ddcb4097134ff3c332f>
-  </documentManagement>
-</p:properties>
+<file path=customXml/item3.xml><?xml version="1.0" encoding="utf-8"?>
+<b:Sources xmlns:b="http://schemas.openxmlformats.org/officeDocument/2006/bibliography" xmlns="http://schemas.openxmlformats.org/officeDocument/2006/bibliography" SelectedStyle="\APASixthEditionOfficeOnline.xsl" StyleName="APA" Version="6"/>
 </file>
 
-<file path=customXml/item3.xml><?xml version="1.0" encoding="utf-8"?>
+<file path=customXml/item4.xml><?xml version="1.0" encoding="utf-8"?>
 <?mso-contentType ?>
 <FormTemplates xmlns="http://schemas.microsoft.com/sharepoint/v3/contenttype/forms">
   <Display>DocumentLibraryForm</Display>
@@ -14871,12 +14936,19 @@
 </FormTemplates>
 </file>
 
-<file path=customXml/item4.xml><?xml version="1.0" encoding="utf-8"?>
-<b:Sources xmlns:b="http://schemas.openxmlformats.org/officeDocument/2006/bibliography" xmlns="http://schemas.openxmlformats.org/officeDocument/2006/bibliography" SelectedStyle="\APASixthEditionOfficeOnline.xsl" StyleName="APA" Version="6"/>
+<file path=customXml/itemProps1.xml><?xml version="1.0" encoding="utf-8"?>
+<ds:datastoreItem xmlns:ds="http://schemas.openxmlformats.org/officeDocument/2006/customXml" ds:itemID="{1279454D-02BE-4A9C-A117-DCD1573E2608}">
+  <ds:schemaRefs>
+    <ds:schemaRef ds:uri="http://schemas.microsoft.com/office/2006/metadata/properties"/>
+    <ds:schemaRef ds:uri="http://schemas.microsoft.com/office/infopath/2007/PartnerControls"/>
+    <ds:schemaRef ds:uri="67a0edcd-0de5-43ed-8c27-e32f38a00c91"/>
+    <ds:schemaRef ds:uri="42760c81-fd8e-4d59-8953-7cdb9f38b14f"/>
+  </ds:schemaRefs>
+</ds:datastoreItem>
 </file>
 
-<file path=customXml/itemProps1.xml><?xml version="1.0" encoding="utf-8"?>
-<ds:datastoreItem xmlns:ds="http://schemas.openxmlformats.org/officeDocument/2006/customXml" ds:itemID="{7A385573-6CCE-47EF-8B25-9DE76ADC61C2}">
+<file path=customXml/itemProps2.xml><?xml version="1.0" encoding="utf-8"?>
+<ds:datastoreItem xmlns:ds="http://schemas.openxmlformats.org/officeDocument/2006/customXml" ds:itemID="{545D58C5-F839-4B6F-BC7F-2B566AAE3719}">
   <ds:schemaRefs>
     <ds:schemaRef ds:uri="http://schemas.microsoft.com/office/2006/metadata/contentType"/>
     <ds:schemaRef ds:uri="http://schemas.microsoft.com/office/2006/metadata/properties/metaAttributes"/>
@@ -14894,29 +14966,18 @@
 </ds:datastoreItem>
 </file>
 
-<file path=customXml/itemProps2.xml><?xml version="1.0" encoding="utf-8"?>
-<ds:datastoreItem xmlns:ds="http://schemas.openxmlformats.org/officeDocument/2006/customXml" ds:itemID="{1279454D-02BE-4A9C-A117-DCD1573E2608}">
+<file path=customXml/itemProps3.xml><?xml version="1.0" encoding="utf-8"?>
+<ds:datastoreItem xmlns:ds="http://schemas.openxmlformats.org/officeDocument/2006/customXml" ds:itemID="{EAE431FD-7059-4C09-804B-C9D69EB7B213}">
   <ds:schemaRefs>
-    <ds:schemaRef ds:uri="http://schemas.microsoft.com/office/2006/metadata/properties"/>
-    <ds:schemaRef ds:uri="http://schemas.microsoft.com/office/infopath/2007/PartnerControls"/>
-    <ds:schemaRef ds:uri="67a0edcd-0de5-43ed-8c27-e32f38a00c91"/>
-    <ds:schemaRef ds:uri="42760c81-fd8e-4d59-8953-7cdb9f38b14f"/>
+    <ds:schemaRef ds:uri="http://schemas.openxmlformats.org/officeDocument/2006/bibliography"/>
   </ds:schemaRefs>
 </ds:datastoreItem>
 </file>
 
-<file path=customXml/itemProps3.xml><?xml version="1.0" encoding="utf-8"?>
+<file path=customXml/itemProps4.xml><?xml version="1.0" encoding="utf-8"?>
 <ds:datastoreItem xmlns:ds="http://schemas.openxmlformats.org/officeDocument/2006/customXml" ds:itemID="{10663269-2064-4804-8290-36D4A57F5557}">
   <ds:schemaRefs>
     <ds:schemaRef ds:uri="http://schemas.microsoft.com/sharepoint/v3/contenttype/forms"/>
   </ds:schemaRefs>
 </ds:datastoreItem>
-</file>
-
-<file path=customXml/itemProps4.xml><?xml version="1.0" encoding="utf-8"?>
-<ds:datastoreItem xmlns:ds="http://schemas.openxmlformats.org/officeDocument/2006/customXml" ds:itemID="{EAE431FD-7059-4C09-804B-C9D69EB7B213}">
-  <ds:schemaRefs>
-    <ds:schemaRef ds:uri="http://schemas.openxmlformats.org/officeDocument/2006/bibliography"/>
-  </ds:schemaRefs>
-</ds:datastoreItem>
 </file>